--- a/docs/2026/04-iscecoSoftwareModellierung.docx
+++ b/docs/2026/04-iscecoSoftwareModellierung.docx
@@ -928,6 +928,126 @@
                 <w:lang w:eastAsia="en-US"/>
               </w:rPr>
               <w:t>Jameleddine Ben Jemaa</w:t>
+            </w:r>
+          </w:p>
+        </w:tc>
+      </w:tr>
+      <w:tr>
+        <w:tc>
+          <w:tcPr>
+            <w:tcW w:w="1242" w:type="dxa"/>
+            <w:tcBorders>
+              <w:top w:val="single" w:sz="6" w:space="0" w:color="000000"/>
+              <w:left w:val="single" w:sz="6" w:space="0" w:color="000000"/>
+              <w:bottom w:val="single" w:sz="6" w:space="0" w:color="000000"/>
+              <w:right w:val="single" w:sz="6" w:space="0" w:color="000000"/>
+            </w:tcBorders>
+          </w:tcPr>
+          <w:p>
+            <w:pPr>
+              <w:keepLines/>
+              <w:widowControl w:val="0"/>
+              <w:spacing w:before="60" w:after="60" w:line="240" w:lineRule="atLeast"/>
+              <w:jc w:val="center"/>
+              <w:rPr>
+                <w:sz w:val="20"/>
+                <w:szCs w:val="20"/>
+                <w:lang w:eastAsia="en-US"/>
+              </w:rPr>
+            </w:pPr>
+            <w:r>
+              <w:rPr>
+                <w:sz w:val="20"/>
+                <w:szCs w:val="20"/>
+                <w:lang w:eastAsia="en-US"/>
+              </w:rPr>
+              <w:t>23.04.2026</w:t>
+            </w:r>
+          </w:p>
+        </w:tc>
+        <w:tc>
+          <w:tcPr>
+            <w:tcW w:w="993" w:type="dxa"/>
+            <w:tcBorders>
+              <w:top w:val="single" w:sz="6" w:space="0" w:color="000000"/>
+              <w:left w:val="single" w:sz="6" w:space="0" w:color="000000"/>
+              <w:bottom w:val="single" w:sz="6" w:space="0" w:color="000000"/>
+              <w:right w:val="single" w:sz="6" w:space="0" w:color="000000"/>
+            </w:tcBorders>
+          </w:tcPr>
+          <w:p>
+            <w:pPr>
+              <w:keepLines/>
+              <w:widowControl w:val="0"/>
+              <w:spacing w:before="60" w:after="60" w:line="240" w:lineRule="atLeast"/>
+              <w:jc w:val="center"/>
+              <w:rPr>
+                <w:sz w:val="20"/>
+                <w:szCs w:val="20"/>
+                <w:lang w:eastAsia="en-US"/>
+              </w:rPr>
+            </w:pPr>
+          </w:p>
+        </w:tc>
+        <w:tc>
+          <w:tcPr>
+            <w:tcW w:w="4742" w:type="dxa"/>
+            <w:tcBorders>
+              <w:top w:val="single" w:sz="6" w:space="0" w:color="000000"/>
+              <w:left w:val="single" w:sz="6" w:space="0" w:color="000000"/>
+              <w:bottom w:val="single" w:sz="6" w:space="0" w:color="000000"/>
+              <w:right w:val="single" w:sz="6" w:space="0" w:color="000000"/>
+            </w:tcBorders>
+          </w:tcPr>
+          <w:p>
+            <w:pPr>
+              <w:keepLines/>
+              <w:widowControl w:val="0"/>
+              <w:spacing w:before="60" w:after="60" w:line="240" w:lineRule="atLeast"/>
+              <w:rPr>
+                <w:sz w:val="20"/>
+                <w:szCs w:val="20"/>
+                <w:lang w:eastAsia="en-US"/>
+              </w:rPr>
+            </w:pPr>
+            <w:r>
+              <w:rPr>
+                <w:sz w:val="20"/>
+                <w:szCs w:val="20"/>
+                <w:lang w:eastAsia="en-US"/>
+              </w:rPr>
+              <w:t>Review</w:t>
+            </w:r>
+          </w:p>
+        </w:tc>
+        <w:tc>
+          <w:tcPr>
+            <w:tcW w:w="2491" w:type="dxa"/>
+            <w:tcBorders>
+              <w:top w:val="single" w:sz="6" w:space="0" w:color="000000"/>
+              <w:left w:val="single" w:sz="6" w:space="0" w:color="000000"/>
+              <w:bottom w:val="single" w:sz="6" w:space="0" w:color="000000"/>
+              <w:right w:val="single" w:sz="6" w:space="0" w:color="000000"/>
+            </w:tcBorders>
+          </w:tcPr>
+          <w:p>
+            <w:pPr>
+              <w:keepLines/>
+              <w:widowControl w:val="0"/>
+              <w:spacing w:before="60" w:after="60" w:line="240" w:lineRule="atLeast"/>
+              <w:rPr>
+                <w:sz w:val="20"/>
+                <w:szCs w:val="20"/>
+                <w:lang w:eastAsia="en-US"/>
+              </w:rPr>
+            </w:pPr>
+            <w:r>
+              <w:rPr>
+                <w:sz w:val="20"/>
+                <w:szCs w:val="20"/>
+                <w:lang w:eastAsia="en-US"/>
+              </w:rPr>
+              <w:t>Stephan Zigerli</w:t>
             </w:r>
           </w:p>
         </w:tc>
@@ -2865,7 +2985,7 @@
                 <w:noProof/>
                 <w:webHidden/>
               </w:rPr>
-              <w:t>19</w:t>
+              <w:t>18</w:t>
             </w:r>
             <w:r>
               <w:rPr>
@@ -6350,12 +6470,10 @@
       <w:pPr>
         <w:pStyle w:val="berschrift1"/>
       </w:pPr>
-      <w:bookmarkStart w:id="9" w:name="_Toc227830311"/>
       <w:r>
         <w:lastRenderedPageBreak/>
-        <w:t>Assessments</w:t>
+        <w:t>Aufgaben</w:t>
       </w:r>
-      <w:bookmarkEnd w:id="9"/>
     </w:p>
     <w:p>
       <w:pPr>
@@ -6423,17 +6541,17 @@
       <w:pPr>
         <w:pStyle w:val="berschrift2"/>
       </w:pPr>
-      <w:bookmarkStart w:id="10" w:name="_Toc227830312"/>
+      <w:bookmarkStart w:id="9" w:name="_Toc227830312"/>
       <w:r>
-        <w:t xml:space="preserve">Assessment 1 – </w:t>
+        <w:t>Aufgabe</w:t>
       </w:r>
       <w:r>
-        <w:t xml:space="preserve">Bon App - </w:t>
+        <w:t xml:space="preserve"> 1</w:t>
       </w:r>
       <w:r>
-        <w:t>Schwierigkeitsgrad: Leicht</w:t>
+        <w:t>: Wir kochen Spaghetti</w:t>
       </w:r>
-      <w:bookmarkEnd w:id="10"/>
+      <w:bookmarkEnd w:id="9"/>
     </w:p>
     <w:p>
       <w:pPr>
@@ -6869,12 +6987,12 @@
       <w:pPr>
         <w:pStyle w:val="berschrift3"/>
       </w:pPr>
-      <w:bookmarkStart w:id="11" w:name="_Toc227830313"/>
+      <w:bookmarkStart w:id="10" w:name="_Toc227830313"/>
       <w:r>
         <w:lastRenderedPageBreak/>
         <w:t>Flussdiagramm</w:t>
       </w:r>
-      <w:bookmarkEnd w:id="11"/>
+      <w:bookmarkEnd w:id="10"/>
       <w:r>
         <w:br w:type="page"/>
       </w:r>
@@ -6883,12 +7001,12 @@
       <w:pPr>
         <w:pStyle w:val="berschrift3"/>
       </w:pPr>
-      <w:bookmarkStart w:id="12" w:name="_Toc227830314"/>
+      <w:bookmarkStart w:id="11" w:name="_Toc227830314"/>
       <w:r>
         <w:lastRenderedPageBreak/>
         <w:t>Struktogramm</w:t>
       </w:r>
-      <w:bookmarkEnd w:id="12"/>
+      <w:bookmarkEnd w:id="11"/>
     </w:p>
     <w:p>
       <w:pPr>
@@ -6909,10 +7027,13 @@
       <w:pPr>
         <w:pStyle w:val="berschrift2"/>
       </w:pPr>
-      <w:bookmarkStart w:id="13" w:name="_Toc227830315"/>
+      <w:bookmarkStart w:id="12" w:name="_Toc227830315"/>
       <w:r>
         <w:lastRenderedPageBreak/>
-        <w:t xml:space="preserve">Assessment 2 – </w:t>
+        <w:t>Aufgabe</w:t>
+      </w:r>
+      <w:r>
+        <w:t xml:space="preserve"> 2 – </w:t>
       </w:r>
       <w:r>
         <w:t xml:space="preserve">Sport </w:t>
@@ -6921,15 +7042,9 @@
         <w:t>im</w:t>
       </w:r>
       <w:r>
-        <w:t xml:space="preserve"> Fitnessstudio - </w:t>
+        <w:t xml:space="preserve"> Fitnessstudio</w:t>
       </w:r>
-      <w:r>
-        <w:t>Schwierigkeitsgrad: Mittel</w:t>
-      </w:r>
-      <w:r>
-        <w:t>:</w:t>
-      </w:r>
-      <w:bookmarkEnd w:id="13"/>
+      <w:bookmarkEnd w:id="12"/>
     </w:p>
     <w:p>
       <w:pPr>
@@ -7036,11 +7151,11 @@
       <w:pPr>
         <w:pStyle w:val="berschrift3"/>
       </w:pPr>
-      <w:bookmarkStart w:id="14" w:name="_Toc227830316"/>
+      <w:bookmarkStart w:id="13" w:name="_Toc227830316"/>
       <w:r>
         <w:t>Flussdiagramm</w:t>
       </w:r>
-      <w:bookmarkEnd w:id="14"/>
+      <w:bookmarkEnd w:id="13"/>
       <w:r>
         <w:br w:type="page"/>
       </w:r>
@@ -7049,12 +7164,12 @@
       <w:pPr>
         <w:pStyle w:val="berschrift3"/>
       </w:pPr>
-      <w:bookmarkStart w:id="15" w:name="_Toc227830317"/>
+      <w:bookmarkStart w:id="14" w:name="_Toc227830317"/>
       <w:r>
         <w:lastRenderedPageBreak/>
         <w:t>Struktogramm</w:t>
       </w:r>
-      <w:bookmarkEnd w:id="15"/>
+      <w:bookmarkEnd w:id="14"/>
     </w:p>
     <w:p>
       <w:pPr>
@@ -7075,18 +7190,21 @@
       <w:pPr>
         <w:pStyle w:val="berschrift2"/>
       </w:pPr>
-      <w:bookmarkStart w:id="16" w:name="_Toc227830318"/>
+      <w:bookmarkStart w:id="15" w:name="_Toc227830318"/>
       <w:r>
         <w:lastRenderedPageBreak/>
-        <w:t xml:space="preserve">Assessment 3 – </w:t>
+        <w:t>Aufgabe</w:t>
       </w:r>
       <w:r>
-        <w:t xml:space="preserve">Ausgabe von ungeraden Zahlen  - </w:t>
+        <w:t xml:space="preserve"> 3 – </w:t>
       </w:r>
       <w:r>
-        <w:t>Schwierigkeitsgrad: schwer</w:t>
+        <w:t>Ausgabe von ungeraden Zahle</w:t>
       </w:r>
-      <w:bookmarkEnd w:id="16"/>
+      <w:bookmarkEnd w:id="15"/>
+      <w:r>
+        <w:t>n</w:t>
+      </w:r>
     </w:p>
     <w:p>
       <w:pPr>
@@ -7098,7 +7216,7 @@
         <w:rPr>
           <w:lang w:eastAsia="en-US"/>
         </w:rPr>
-        <w:t>Diese Aufgabe besteht ganz einfach darin, die ungeraden Zahlen zwischen 0 und 100 auszugeben. Dabei müssen folgende Bedingungen erfüllt sein:</w:t>
+        <w:t>Diese Aufgabe besteht darin, die ungeraden Zahlen zwischen 0 und 100 auszugeben. Dabei müssen folgende Bedingungen erfüllt sein:</w:t>
       </w:r>
     </w:p>
     <w:p>
@@ -7183,11 +7301,11 @@
       <w:pPr>
         <w:pStyle w:val="berschrift3"/>
       </w:pPr>
-      <w:bookmarkStart w:id="17" w:name="_Toc227830319"/>
+      <w:bookmarkStart w:id="16" w:name="_Toc227830319"/>
       <w:r>
         <w:t>Flussdiagramm</w:t>
       </w:r>
-      <w:bookmarkEnd w:id="17"/>
+      <w:bookmarkEnd w:id="16"/>
       <w:r>
         <w:br w:type="page"/>
       </w:r>
@@ -7196,12 +7314,12 @@
       <w:pPr>
         <w:pStyle w:val="berschrift3"/>
       </w:pPr>
-      <w:bookmarkStart w:id="18" w:name="_Toc227830320"/>
+      <w:bookmarkStart w:id="17" w:name="_Toc227830320"/>
       <w:r>
         <w:lastRenderedPageBreak/>
         <w:t>Struktogramm</w:t>
       </w:r>
-      <w:bookmarkEnd w:id="18"/>
+      <w:bookmarkEnd w:id="17"/>
     </w:p>
     <w:p>
       <w:pPr>
@@ -7221,7 +7339,7 @@
       <w:pPr>
         <w:pStyle w:val="berschrift3"/>
       </w:pPr>
-      <w:bookmarkStart w:id="19" w:name="_Toc227830321"/>
+      <w:bookmarkStart w:id="18" w:name="_Toc227830321"/>
       <w:r>
         <w:rPr>
           <w:noProof/>
@@ -7289,7 +7407,25 @@
                                 <w:color w:val="EE0000"/>
                                 <w:lang w:eastAsia="en-US"/>
                               </w:rPr>
-                              <w:t>Wie sieht das Flussdiagrammaus unter folgenden Bedingungen:</w:t>
+                              <w:t>Wie sieht das Flussdiagramm</w:t>
+                            </w:r>
+                            <w:r>
+                              <w:rPr>
+                                <w:b/>
+                                <w:bCs/>
+                                <w:color w:val="EE0000"/>
+                                <w:lang w:eastAsia="en-US"/>
+                              </w:rPr>
+                              <w:t xml:space="preserve"> </w:t>
+                            </w:r>
+                            <w:r>
+                              <w:rPr>
+                                <w:b/>
+                                <w:bCs/>
+                                <w:color w:val="EE0000"/>
+                                <w:lang w:eastAsia="en-US"/>
+                              </w:rPr>
+                              <w:t>aus unter folgenden Bedingungen:</w:t>
                             </w:r>
                           </w:p>
                           <w:p>
@@ -7361,7 +7497,7 @@
                                 <w:color w:val="EE0000"/>
                                 <w:lang w:eastAsia="en-US"/>
                               </w:rPr>
-                              <w:t>Die Zahl ist weder durch 3 noch durch 4, noch durch 1 teilbar</w:t>
+                              <w:t>Die Zahl ist weder durch 3 noch durch 4 noch durch 1 teilbar</w:t>
                             </w:r>
                           </w:p>
                           <w:p/>
@@ -7403,7 +7539,25 @@
                           <w:color w:val="EE0000"/>
                           <w:lang w:eastAsia="en-US"/>
                         </w:rPr>
-                        <w:t>Wie sieht das Flussdiagrammaus unter folgenden Bedingungen:</w:t>
+                        <w:t>Wie sieht das Flussdiagramm</w:t>
+                      </w:r>
+                      <w:r>
+                        <w:rPr>
+                          <w:b/>
+                          <w:bCs/>
+                          <w:color w:val="EE0000"/>
+                          <w:lang w:eastAsia="en-US"/>
+                        </w:rPr>
+                        <w:t xml:space="preserve"> </w:t>
+                      </w:r>
+                      <w:r>
+                        <w:rPr>
+                          <w:b/>
+                          <w:bCs/>
+                          <w:color w:val="EE0000"/>
+                          <w:lang w:eastAsia="en-US"/>
+                        </w:rPr>
+                        <w:t>aus unter folgenden Bedingungen:</w:t>
                       </w:r>
                     </w:p>
                     <w:p>
@@ -7475,7 +7629,7 @@
                           <w:color w:val="EE0000"/>
                           <w:lang w:eastAsia="en-US"/>
                         </w:rPr>
-                        <w:t>Die Zahl ist weder durch 3 noch durch 4, noch durch 1 teilbar</w:t>
+                        <w:t>Die Zahl ist weder durch 3 noch durch 4 noch durch 1 teilbar</w:t>
                       </w:r>
                     </w:p>
                     <w:p/>
@@ -7488,14 +7642,15 @@
         </mc:AlternateContent>
       </w:r>
       <w:r>
-        <w:t>Quizz-</w:t>
+        <w:t>Quizz-F</w:t>
       </w:r>
-      <w:proofErr w:type="spellStart"/>
       <w:r>
-        <w:t>Fage</w:t>
+        <w:t>r</w:t>
       </w:r>
-      <w:bookmarkEnd w:id="19"/>
-      <w:proofErr w:type="spellEnd"/>
+      <w:r>
+        <w:t>age</w:t>
+      </w:r>
+      <w:bookmarkEnd w:id="18"/>
       <w:r>
         <w:br w:type="page"/>
       </w:r>
@@ -7504,25 +7659,25 @@
       <w:pPr>
         <w:pStyle w:val="berschrift1"/>
       </w:pPr>
-      <w:bookmarkStart w:id="20" w:name="_Toc227830322"/>
+      <w:bookmarkStart w:id="19" w:name="_Toc227830322"/>
       <w:r>
         <w:lastRenderedPageBreak/>
-        <w:t>A</w:t>
+        <w:t>Aufgabenbe</w:t>
       </w:r>
       <w:r>
-        <w:t>ssessment-Bewertung</w:t>
+        <w:t>wertung</w:t>
       </w:r>
-      <w:bookmarkEnd w:id="20"/>
+      <w:bookmarkEnd w:id="19"/>
     </w:p>
     <w:p>
       <w:pPr>
         <w:pStyle w:val="berschrift2"/>
       </w:pPr>
-      <w:bookmarkStart w:id="21" w:name="_Toc227830323"/>
+      <w:bookmarkStart w:id="20" w:name="_Toc227830323"/>
       <w:r>
         <w:t>Bewertungskriterien</w:t>
       </w:r>
-      <w:bookmarkEnd w:id="21"/>
+      <w:bookmarkEnd w:id="20"/>
     </w:p>
     <w:p>
       <w:pPr>
@@ -8589,12 +8744,37 @@
     <w:p>
       <w:pPr>
         <w:pStyle w:val="berschrift2"/>
-      </w:pPr>
-      <w:bookmarkStart w:id="22" w:name="_Toc227830324"/>
+        <w:numPr>
+          <w:ilvl w:val="0"/>
+          <w:numId w:val="0"/>
+        </w:numPr>
+      </w:pPr>
+      <w:bookmarkStart w:id="21" w:name="_Toc227830324"/>
+    </w:p>
+    <w:p>
+      <w:pPr>
+        <w:suppressAutoHyphens/>
+        <w:spacing w:after="0"/>
+        <w:rPr>
+          <w:b/>
+          <w:sz w:val="24"/>
+          <w:szCs w:val="20"/>
+          <w:lang w:eastAsia="en-US"/>
+        </w:rPr>
+      </w:pPr>
       <w:r>
+        <w:br w:type="page"/>
+      </w:r>
+    </w:p>
+    <w:p>
+      <w:pPr>
+        <w:pStyle w:val="berschrift2"/>
+      </w:pPr>
+      <w:r>
+        <w:lastRenderedPageBreak/>
         <w:t>Bewertung</w:t>
       </w:r>
-      <w:bookmarkEnd w:id="22"/>
+      <w:bookmarkEnd w:id="21"/>
     </w:p>
     <w:p>
       <w:pPr>
@@ -8762,7 +8942,15 @@
                 <w:bCs/>
                 <w:lang w:eastAsia="en-US"/>
               </w:rPr>
-              <w:t>Assessment 1</w:t>
+              <w:t>Aufgabe</w:t>
+            </w:r>
+            <w:r>
+              <w:rPr>
+                <w:b/>
+                <w:bCs/>
+                <w:lang w:eastAsia="en-US"/>
+              </w:rPr>
+              <w:t xml:space="preserve"> 1</w:t>
             </w:r>
           </w:p>
         </w:tc>
@@ -9064,7 +9252,7 @@
                 <w:bCs/>
                 <w:lang w:eastAsia="en-US"/>
               </w:rPr>
-              <w:t>Assessment</w:t>
+              <w:t>Aufgabe</w:t>
             </w:r>
             <w:r>
               <w:rPr>
@@ -9382,7 +9570,23 @@
                 <w:bCs/>
                 <w:lang w:eastAsia="en-US"/>
               </w:rPr>
-              <w:t>Assessment 3</w:t>
+              <w:t>Aufgabe</w:t>
+            </w:r>
+            <w:r>
+              <w:rPr>
+                <w:b/>
+                <w:bCs/>
+                <w:lang w:eastAsia="en-US"/>
+              </w:rPr>
+              <w:t xml:space="preserve"> </w:t>
+            </w:r>
+            <w:r>
+              <w:rPr>
+                <w:b/>
+                <w:bCs/>
+                <w:lang w:eastAsia="en-US"/>
+              </w:rPr>
+              <w:t>3</w:t>
             </w:r>
           </w:p>
         </w:tc>
@@ -9776,22 +9980,28 @@
       <w:pPr>
         <w:pStyle w:val="berschrift1"/>
       </w:pPr>
-      <w:bookmarkStart w:id="23" w:name="_Toc227830325"/>
+      <w:bookmarkStart w:id="22" w:name="_Toc227830325"/>
       <w:r>
         <w:lastRenderedPageBreak/>
         <w:t>Anhang</w:t>
       </w:r>
-      <w:bookmarkEnd w:id="23"/>
+      <w:bookmarkEnd w:id="22"/>
     </w:p>
     <w:p>
       <w:pPr>
         <w:pStyle w:val="berschrift2"/>
       </w:pPr>
-      <w:bookmarkStart w:id="24" w:name="_Toc227830326"/>
+      <w:bookmarkStart w:id="23" w:name="_Toc227830326"/>
       <w:r>
-        <w:t>Assessment-Repo</w:t>
+        <w:t>Aufgaben</w:t>
       </w:r>
-      <w:bookmarkEnd w:id="24"/>
+      <w:r>
+        <w:t>-Repo</w:t>
+      </w:r>
+      <w:bookmarkEnd w:id="23"/>
+      <w:r>
+        <w:t>sitory</w:t>
+      </w:r>
     </w:p>
     <w:p>
       <w:pPr>
@@ -9799,16 +10009,39 @@
           <w:lang w:eastAsia="en-US"/>
         </w:rPr>
       </w:pPr>
+      <w:r>
+        <w:rPr>
+          <w:lang w:eastAsia="en-US"/>
+        </w:rPr>
+        <w:t xml:space="preserve">Diese Aufgaben sind öffentlich auf </w:t>
+      </w:r>
+      <w:hyperlink r:id="rId34" w:history="1">
+        <w:proofErr w:type="spellStart"/>
+        <w:r>
+          <w:rPr>
+            <w:rStyle w:val="Hyperlink"/>
+            <w:lang w:eastAsia="en-US"/>
+          </w:rPr>
+          <w:t>Github</w:t>
+        </w:r>
+        <w:proofErr w:type="spellEnd"/>
+      </w:hyperlink>
+      <w:r>
+        <w:rPr>
+          <w:lang w:eastAsia="en-US"/>
+        </w:rPr>
+        <w:t xml:space="preserve"> verfügbar.</w:t>
+      </w:r>
     </w:p>
     <w:p>
       <w:pPr>
         <w:pStyle w:val="berschrift2"/>
       </w:pPr>
-      <w:bookmarkStart w:id="25" w:name="_Toc227830327"/>
+      <w:bookmarkStart w:id="24" w:name="_Toc227830327"/>
       <w:r>
         <w:t>Glossar</w:t>
       </w:r>
-      <w:bookmarkEnd w:id="25"/>
+      <w:bookmarkEnd w:id="24"/>
     </w:p>
     <w:tbl>
       <w:tblPr>
@@ -10041,7 +10274,7 @@
                 <w:lang w:eastAsia="en-US"/>
               </w:rPr>
             </w:pPr>
-            <w:hyperlink r:id="rId34" w:history="1">
+            <w:hyperlink r:id="rId35" w:history="1">
               <w:r>
                 <w:rPr>
                   <w:rStyle w:val="Hyperlink"/>
@@ -10154,7 +10387,7 @@
                 <w:lang w:eastAsia="en-US"/>
               </w:rPr>
             </w:pPr>
-            <w:hyperlink r:id="rId35" w:history="1">
+            <w:hyperlink r:id="rId36" w:history="1">
               <w:r>
                 <w:rPr>
                   <w:rStyle w:val="Hyperlink"/>
@@ -10219,7 +10452,7 @@
                 <w:lang w:eastAsia="en-US"/>
               </w:rPr>
             </w:pPr>
-            <w:hyperlink r:id="rId36" w:history="1">
+            <w:hyperlink r:id="rId37" w:history="1">
               <w:r>
                 <w:rPr>
                   <w:rStyle w:val="Hyperlink"/>
@@ -10247,11 +10480,11 @@
       <w:pPr>
         <w:pStyle w:val="berschrift2"/>
       </w:pPr>
-      <w:bookmarkStart w:id="26" w:name="_Toc227830328"/>
+      <w:bookmarkStart w:id="25" w:name="_Toc227830328"/>
       <w:r>
         <w:t>Referenzen</w:t>
       </w:r>
-      <w:bookmarkEnd w:id="26"/>
+      <w:bookmarkEnd w:id="25"/>
     </w:p>
     <w:tbl>
       <w:tblPr>
@@ -10341,7 +10574,7 @@
                 <w:lang w:eastAsia="en-US"/>
               </w:rPr>
             </w:pPr>
-            <w:hyperlink r:id="rId37" w:history="1">
+            <w:hyperlink r:id="rId38" w:history="1">
               <w:r>
                 <w:rPr>
                   <w:rStyle w:val="Hyperlink"/>
@@ -10377,7 +10610,7 @@
                 <w:lang w:eastAsia="en-US"/>
               </w:rPr>
             </w:pPr>
-            <w:hyperlink r:id="rId38" w:history="1">
+            <w:hyperlink r:id="rId39" w:history="1">
               <w:r>
                 <w:rPr>
                   <w:rStyle w:val="Hyperlink"/>
@@ -10419,49 +10652,13 @@
                 <w:lang w:eastAsia="en-US"/>
               </w:rPr>
             </w:pPr>
-            <w:hyperlink r:id="rId39" w:history="1">
+            <w:hyperlink r:id="rId40" w:history="1">
               <w:r>
                 <w:rPr>
                   <w:rStyle w:val="Hyperlink"/>
                   <w:lang w:eastAsia="en-US"/>
                 </w:rPr>
                 <w:t>Struktogramme</w:t>
-              </w:r>
-            </w:hyperlink>
-          </w:p>
-        </w:tc>
-      </w:tr>
-      <w:tr>
-        <w:tc>
-          <w:tcPr>
-            <w:tcW w:w="3256" w:type="dxa"/>
-            <w:vMerge/>
-          </w:tcPr>
-          <w:p>
-            <w:pPr>
-              <w:rPr>
-                <w:lang w:eastAsia="en-US"/>
-              </w:rPr>
-            </w:pPr>
-          </w:p>
-        </w:tc>
-        <w:tc>
-          <w:tcPr>
-            <w:tcW w:w="5760" w:type="dxa"/>
-          </w:tcPr>
-          <w:p>
-            <w:pPr>
-              <w:rPr>
-                <w:lang w:eastAsia="en-US"/>
-              </w:rPr>
-            </w:pPr>
-            <w:hyperlink r:id="rId40" w:history="1">
-              <w:r>
-                <w:rPr>
-                  <w:rStyle w:val="Hyperlink"/>
-                  <w:lang w:eastAsia="en-US"/>
-                </w:rPr>
-                <w:t>Struktogramme lesen, verstehen und entwickeln</w:t>
               </w:r>
             </w:hyperlink>
           </w:p>
@@ -10533,6 +10730,42 @@
                   <w:rStyle w:val="Hyperlink"/>
                   <w:lang w:eastAsia="en-US"/>
                 </w:rPr>
+                <w:t>Struktogramme lesen, verstehen und entwickeln</w:t>
+              </w:r>
+            </w:hyperlink>
+          </w:p>
+        </w:tc>
+      </w:tr>
+      <w:tr>
+        <w:tc>
+          <w:tcPr>
+            <w:tcW w:w="3256" w:type="dxa"/>
+            <w:vMerge/>
+          </w:tcPr>
+          <w:p>
+            <w:pPr>
+              <w:rPr>
+                <w:lang w:eastAsia="en-US"/>
+              </w:rPr>
+            </w:pPr>
+          </w:p>
+        </w:tc>
+        <w:tc>
+          <w:tcPr>
+            <w:tcW w:w="5760" w:type="dxa"/>
+          </w:tcPr>
+          <w:p>
+            <w:pPr>
+              <w:rPr>
+                <w:lang w:eastAsia="en-US"/>
+              </w:rPr>
+            </w:pPr>
+            <w:hyperlink r:id="rId43" w:history="1">
+              <w:r>
+                <w:rPr>
+                  <w:rStyle w:val="Hyperlink"/>
+                  <w:lang w:eastAsia="en-US"/>
+                </w:rPr>
                 <w:t>Fachkonzept: Struktogramm [Wiki: Mathe und Info]</w:t>
               </w:r>
             </w:hyperlink>
@@ -10563,7 +10796,7 @@
                 <w:lang w:eastAsia="en-US"/>
               </w:rPr>
             </w:pPr>
-            <w:hyperlink r:id="rId43" w:history="1">
+            <w:hyperlink r:id="rId44" w:history="1">
               <w:r>
                 <w:rPr>
                   <w:rStyle w:val="Hyperlink"/>
@@ -10599,7 +10832,7 @@
                 <w:lang w:eastAsia="en-US"/>
               </w:rPr>
             </w:pPr>
-            <w:hyperlink r:id="rId44" w:history="1">
+            <w:hyperlink r:id="rId45" w:history="1">
               <w:r>
                 <w:rPr>
                   <w:rStyle w:val="Hyperlink"/>
@@ -10651,7 +10884,7 @@
                 <w:lang w:eastAsia="en-US"/>
               </w:rPr>
             </w:pPr>
-            <w:hyperlink r:id="rId45" w:history="1">
+            <w:hyperlink r:id="rId46" w:history="1">
               <w:r>
                 <w:rPr>
                   <w:rStyle w:val="Hyperlink"/>
@@ -10681,17 +10914,11 @@
     </w:p>
     <w:p>
       <w:pPr>
-        <w:rPr>
-          <w:lang w:eastAsia="en-US"/>
-        </w:rPr>
-      </w:pPr>
-    </w:p>
-    <w:p>
-      <w:pPr>
         <w:pStyle w:val="berschrift2"/>
       </w:pPr>
-      <w:bookmarkStart w:id="27" w:name="_Toc227830329"/>
+      <w:bookmarkStart w:id="26" w:name="_Toc227830329"/>
       <w:r>
+        <w:lastRenderedPageBreak/>
         <w:t xml:space="preserve">Weitere </w:t>
       </w:r>
       <w:r>
@@ -10700,7 +10927,7 @@
       <w:r>
         <w:t>riterien</w:t>
       </w:r>
-      <w:bookmarkEnd w:id="27"/>
+      <w:bookmarkEnd w:id="26"/>
     </w:p>
     <w:tbl>
       <w:tblPr>
@@ -11392,17 +11619,6 @@
     </w:tbl>
     <w:p>
       <w:pPr>
-        <w:pStyle w:val="Textkrper"/>
-        <w:rPr>
-          <w:rFonts w:cs="Arial"/>
-          <w:sz w:val="22"/>
-          <w:szCs w:val="22"/>
-          <w:lang w:val="de-CH"/>
-        </w:rPr>
-      </w:pPr>
-    </w:p>
-    <w:p>
-      <w:pPr>
         <w:suppressAutoHyphens/>
         <w:spacing w:after="0"/>
         <w:rPr>
@@ -11411,13 +11627,6 @@
           <w:lang w:eastAsia="en-US"/>
         </w:rPr>
       </w:pPr>
-      <w:r>
-        <w:rPr>
-          <w:rFonts w:cs="Arial"/>
-          <w:szCs w:val="22"/>
-        </w:rPr>
-        <w:br w:type="page"/>
-      </w:r>
     </w:p>
     <w:tbl>
       <w:tblPr>
@@ -11454,7 +11663,6 @@
                 <w:szCs w:val="22"/>
                 <w:lang w:val="de-CH"/>
               </w:rPr>
-              <w:lastRenderedPageBreak/>
               <w:t>I2</w:t>
             </w:r>
           </w:p>
@@ -11728,16 +11936,290 @@
           </w:p>
         </w:tc>
       </w:tr>
+      <w:tr>
+        <w:tc>
+          <w:tcPr>
+            <w:tcW w:w="1418" w:type="dxa"/>
+            <w:shd w:val="clear" w:color="auto" w:fill="D9D9D9" w:themeFill="background1" w:themeFillShade="D9"/>
+          </w:tcPr>
+          <w:p>
+            <w:pPr>
+              <w:pStyle w:val="Textkrper"/>
+              <w:ind w:left="0"/>
+              <w:rPr>
+                <w:rFonts w:cs="Arial"/>
+                <w:sz w:val="22"/>
+                <w:szCs w:val="22"/>
+                <w:lang w:val="de-CH"/>
+              </w:rPr>
+            </w:pPr>
+            <w:r>
+              <w:rPr>
+                <w:rFonts w:cs="Arial"/>
+                <w:sz w:val="22"/>
+                <w:szCs w:val="22"/>
+                <w:lang w:val="de-CH"/>
+              </w:rPr>
+              <w:lastRenderedPageBreak/>
+              <w:t>I5</w:t>
+            </w:r>
+          </w:p>
+        </w:tc>
+        <w:tc>
+          <w:tcPr>
+            <w:tcW w:w="7745" w:type="dxa"/>
+            <w:shd w:val="clear" w:color="auto" w:fill="D9D9D9" w:themeFill="background1" w:themeFillShade="D9"/>
+          </w:tcPr>
+          <w:p>
+            <w:pPr>
+              <w:rPr>
+                <w:rFonts w:cs="Arial"/>
+                <w:b/>
+                <w:bCs/>
+                <w:szCs w:val="22"/>
+              </w:rPr>
+            </w:pPr>
+            <w:proofErr w:type="spellStart"/>
+            <w:r>
+              <w:rPr>
+                <w:rFonts w:cs="Arial"/>
+                <w:b/>
+                <w:bCs/>
+                <w:szCs w:val="22"/>
+              </w:rPr>
+              <w:t>Codingstyle</w:t>
+            </w:r>
+            <w:proofErr w:type="spellEnd"/>
+            <w:r>
+              <w:rPr>
+                <w:rFonts w:cs="Arial"/>
+                <w:b/>
+                <w:bCs/>
+                <w:szCs w:val="22"/>
+              </w:rPr>
+              <w:t xml:space="preserve"> - lesbarer Code</w:t>
+            </w:r>
+          </w:p>
+          <w:p>
+            <w:pPr>
+              <w:rPr>
+                <w:rFonts w:cs="Arial"/>
+                <w:szCs w:val="22"/>
+              </w:rPr>
+            </w:pPr>
+            <w:r>
+              <w:rPr>
+                <w:rFonts w:cs="Arial"/>
+                <w:szCs w:val="22"/>
+              </w:rPr>
+              <w:t>Ist der Code lesbar geschrieben, gut gegliedert und ist die Namensgebung gut gewählt?</w:t>
+            </w:r>
+          </w:p>
+        </w:tc>
+      </w:tr>
+      <w:tr>
+        <w:tc>
+          <w:tcPr>
+            <w:tcW w:w="1418" w:type="dxa"/>
+          </w:tcPr>
+          <w:p>
+            <w:pPr>
+              <w:pStyle w:val="Textkrper"/>
+              <w:ind w:left="0"/>
+              <w:rPr>
+                <w:rFonts w:cs="Arial"/>
+                <w:sz w:val="22"/>
+                <w:szCs w:val="22"/>
+                <w:lang w:val="de-CH"/>
+              </w:rPr>
+            </w:pPr>
+            <w:r>
+              <w:rPr>
+                <w:rFonts w:cs="Arial"/>
+                <w:sz w:val="22"/>
+                <w:szCs w:val="22"/>
+                <w:lang w:val="de-CH"/>
+              </w:rPr>
+              <w:t xml:space="preserve">Gütestufe 3 </w:t>
+            </w:r>
+          </w:p>
+        </w:tc>
+        <w:tc>
+          <w:tcPr>
+            <w:tcW w:w="7745" w:type="dxa"/>
+          </w:tcPr>
+          <w:p>
+            <w:pPr>
+              <w:rPr>
+                <w:rFonts w:cs="Arial"/>
+                <w:szCs w:val="22"/>
+              </w:rPr>
+            </w:pPr>
+            <w:r>
+              <w:rPr>
+                <w:rFonts w:cs="Arial"/>
+                <w:szCs w:val="22"/>
+              </w:rPr>
+              <w:t>Die Namensgebung entspricht den Vorgaben oder ist einfach gut gewählt. Die Struktur des Codes ist ebenfalls gemäss möglicher Richtlinien oder einfach übersichtlich gemacht. Es ist eine gewisse Einheit zu sehen in der Art und Weise, wie der Code strukturiert ist (d.h. es ist überall etwa gleich gemacht).</w:t>
+            </w:r>
+          </w:p>
+        </w:tc>
+      </w:tr>
+      <w:tr>
+        <w:tc>
+          <w:tcPr>
+            <w:tcW w:w="1418" w:type="dxa"/>
+          </w:tcPr>
+          <w:p>
+            <w:pPr>
+              <w:pStyle w:val="Textkrper"/>
+              <w:ind w:left="0"/>
+              <w:rPr>
+                <w:rFonts w:cs="Arial"/>
+                <w:sz w:val="22"/>
+                <w:szCs w:val="22"/>
+                <w:lang w:val="de-CH"/>
+              </w:rPr>
+            </w:pPr>
+            <w:r>
+              <w:rPr>
+                <w:rFonts w:cs="Arial"/>
+                <w:sz w:val="22"/>
+                <w:szCs w:val="22"/>
+                <w:lang w:val="de-CH"/>
+              </w:rPr>
+              <w:t xml:space="preserve">Gütestufe 2 </w:t>
+            </w:r>
+          </w:p>
+        </w:tc>
+        <w:tc>
+          <w:tcPr>
+            <w:tcW w:w="7745" w:type="dxa"/>
+          </w:tcPr>
+          <w:p>
+            <w:pPr>
+              <w:pStyle w:val="Textkrper"/>
+              <w:ind w:left="0"/>
+              <w:rPr>
+                <w:rFonts w:cs="Arial"/>
+                <w:sz w:val="22"/>
+                <w:szCs w:val="22"/>
+                <w:lang w:val="de-CH"/>
+              </w:rPr>
+            </w:pPr>
+            <w:r>
+              <w:rPr>
+                <w:rFonts w:cs="Arial"/>
+                <w:sz w:val="22"/>
+                <w:szCs w:val="22"/>
+                <w:lang w:val="de-CH"/>
+              </w:rPr>
+              <w:t>Die Namensgebung ist ab und zu ungeschickt gewählt, Vorgaben sind teilweise berücksichtigt. Die Codestruktur ist uneinheitlich (so dass Lesbarkeit leidet).</w:t>
+            </w:r>
+          </w:p>
+        </w:tc>
+      </w:tr>
+      <w:tr>
+        <w:tc>
+          <w:tcPr>
+            <w:tcW w:w="1418" w:type="dxa"/>
+          </w:tcPr>
+          <w:p>
+            <w:pPr>
+              <w:pStyle w:val="Textkrper"/>
+              <w:ind w:left="0"/>
+              <w:rPr>
+                <w:rFonts w:cs="Arial"/>
+                <w:sz w:val="22"/>
+                <w:szCs w:val="22"/>
+                <w:lang w:val="de-CH"/>
+              </w:rPr>
+            </w:pPr>
+            <w:r>
+              <w:rPr>
+                <w:rFonts w:cs="Arial"/>
+                <w:sz w:val="22"/>
+                <w:szCs w:val="22"/>
+                <w:lang w:val="de-CH"/>
+              </w:rPr>
+              <w:t xml:space="preserve">Gütestufe 1 </w:t>
+            </w:r>
+          </w:p>
+        </w:tc>
+        <w:tc>
+          <w:tcPr>
+            <w:tcW w:w="7745" w:type="dxa"/>
+          </w:tcPr>
+          <w:p>
+            <w:pPr>
+              <w:rPr>
+                <w:rFonts w:cs="Arial"/>
+                <w:szCs w:val="22"/>
+              </w:rPr>
+            </w:pPr>
+            <w:r>
+              <w:rPr>
+                <w:rFonts w:cs="Arial"/>
+                <w:szCs w:val="22"/>
+              </w:rPr>
+              <w:t>Die Namensgebung ist öfters verwirrend oder unpräzise. Dem Code fehlt es an einigen Stellen an klarer Struktur. Vorgaben sind nicht berücksichtigt.</w:t>
+            </w:r>
+          </w:p>
+        </w:tc>
+      </w:tr>
+      <w:tr>
+        <w:tc>
+          <w:tcPr>
+            <w:tcW w:w="1418" w:type="dxa"/>
+          </w:tcPr>
+          <w:p>
+            <w:pPr>
+              <w:pStyle w:val="Textkrper"/>
+              <w:ind w:left="0"/>
+              <w:rPr>
+                <w:rFonts w:cs="Arial"/>
+                <w:sz w:val="22"/>
+                <w:szCs w:val="22"/>
+                <w:lang w:val="de-CH"/>
+              </w:rPr>
+            </w:pPr>
+            <w:r>
+              <w:rPr>
+                <w:rFonts w:cs="Arial"/>
+                <w:sz w:val="22"/>
+                <w:szCs w:val="22"/>
+                <w:lang w:val="de-CH"/>
+              </w:rPr>
+              <w:t xml:space="preserve">Gütestufe 0 </w:t>
+            </w:r>
+          </w:p>
+        </w:tc>
+        <w:tc>
+          <w:tcPr>
+            <w:tcW w:w="7745" w:type="dxa"/>
+          </w:tcPr>
+          <w:p>
+            <w:pPr>
+              <w:rPr>
+                <w:rFonts w:cs="Arial"/>
+                <w:szCs w:val="22"/>
+              </w:rPr>
+            </w:pPr>
+            <w:r>
+              <w:rPr>
+                <w:rFonts w:cs="Arial"/>
+                <w:szCs w:val="22"/>
+              </w:rPr>
+              <w:t>Die Namensgebung ist verwirrend oder unpräzise. Der Code ist schlecht lesbar.</w:t>
+            </w:r>
+          </w:p>
+        </w:tc>
+      </w:tr>
     </w:tbl>
     <w:p>
       <w:pPr>
-        <w:pStyle w:val="Textkrper"/>
-        <w:ind w:left="0"/>
-        <w:rPr>
-          <w:rFonts w:cs="Arial"/>
-          <w:sz w:val="22"/>
-          <w:szCs w:val="22"/>
-          <w:lang w:val="de-CH"/>
+        <w:rPr>
+          <w:lang w:eastAsia="en-US"/>
         </w:rPr>
       </w:pPr>
     </w:p>
@@ -11776,7 +12258,7 @@
                 <w:szCs w:val="22"/>
                 <w:lang w:val="de-CH"/>
               </w:rPr>
-              <w:t>I5</w:t>
+              <w:t>I6</w:t>
             </w:r>
           </w:p>
         </w:tc>
@@ -11789,45 +12271,45 @@
             <w:pPr>
               <w:rPr>
                 <w:rFonts w:cs="Arial"/>
-                <w:b/>
-                <w:bCs/>
                 <w:szCs w:val="22"/>
               </w:rPr>
             </w:pPr>
-            <w:proofErr w:type="spellStart"/>
-            <w:r>
-              <w:rPr>
-                <w:rFonts w:cs="Arial"/>
-                <w:b/>
-                <w:bCs/>
-                <w:szCs w:val="22"/>
-              </w:rPr>
-              <w:t>Codingstyle</w:t>
-            </w:r>
-            <w:proofErr w:type="spellEnd"/>
-            <w:r>
-              <w:rPr>
-                <w:rFonts w:cs="Arial"/>
-                <w:b/>
-                <w:bCs/>
-                <w:szCs w:val="22"/>
-              </w:rPr>
-              <w:t xml:space="preserve"> - lesbarer Code</w:t>
-            </w:r>
-          </w:p>
-          <w:p>
-            <w:pPr>
+            <w:r>
               <w:rPr>
                 <w:rFonts w:cs="Arial"/>
                 <w:szCs w:val="22"/>
               </w:rPr>
-            </w:pPr>
-            <w:r>
+              <w:t>Plausibilisierung der Benutzer-Eingaben</w:t>
+            </w:r>
+          </w:p>
+          <w:p>
+            <w:pPr>
               <w:rPr>
                 <w:rFonts w:cs="Arial"/>
                 <w:szCs w:val="22"/>
               </w:rPr>
-              <w:t>Ist der Code lesbar geschrieben, gut gegliedert und ist die Namensgebung gut gewählt?</w:t>
+            </w:pPr>
+            <w:r>
+              <w:rPr>
+                <w:rFonts w:cs="Arial"/>
+                <w:szCs w:val="22"/>
+              </w:rPr>
+              <w:t>Definition (Leitfrage)</w:t>
+            </w:r>
+          </w:p>
+          <w:p>
+            <w:pPr>
+              <w:rPr>
+                <w:rFonts w:cs="Arial"/>
+                <w:szCs w:val="22"/>
+              </w:rPr>
+            </w:pPr>
+            <w:r>
+              <w:rPr>
+                <w:rFonts w:cs="Arial"/>
+                <w:szCs w:val="22"/>
+              </w:rPr>
+              <w:t>Werden die Eingaben des Benutzers überprüft?</w:t>
             </w:r>
           </w:p>
         </w:tc>
@@ -11875,7 +12357,7 @@
                 <w:rFonts w:cs="Arial"/>
                 <w:szCs w:val="22"/>
               </w:rPr>
-              <w:t>Die Namensgebung entspricht den Vorgaben oder ist einfach gut gewählt. Die Struktur des Codes ist ebenfalls gemäss möglicher Richtlinien oder einfach übersichtlich gemacht. Es ist eine gewisse Einheit zu sehen in der Art und Weise, wie der Code strukturiert ist (d.h. es ist überall etwa gleich gemacht).</w:t>
+              <w:t>Alle Eingabefelder werden überprüft. Es ist eindeutig gekennzeichnet, welche Felder Pflichtfelder sind. Für den Benutzer ist ersichtlich, welche Wertebereiche zulässig sind. Findet die Plausibilisierung eine Fehleingabe, so wird der Benutzer mit konkreten Hinweisen geführt, das entsprechende Feld wird aktiviert.</w:t>
             </w:r>
           </w:p>
         </w:tc>
@@ -11913,6 +12395,28 @@
           </w:tcPr>
           <w:p>
             <w:pPr>
+              <w:rPr>
+                <w:rFonts w:cs="Arial"/>
+                <w:szCs w:val="22"/>
+              </w:rPr>
+            </w:pPr>
+            <w:r>
+              <w:rPr>
+                <w:rFonts w:cs="Arial"/>
+                <w:szCs w:val="22"/>
+              </w:rPr>
+              <w:t>Plausibilisierung findet statt, Feedback an Benutzer ist mangelhaft/nicht eindeutig/unvollständig. Nur korrekte Daten werden übermittelt.</w:t>
+            </w:r>
+          </w:p>
+        </w:tc>
+      </w:tr>
+      <w:tr>
+        <w:tc>
+          <w:tcPr>
+            <w:tcW w:w="1418" w:type="dxa"/>
+          </w:tcPr>
+          <w:p>
+            <w:pPr>
               <w:pStyle w:val="Textkrper"/>
               <w:ind w:left="0"/>
               <w:rPr>
@@ -11929,7 +12433,27 @@
                 <w:szCs w:val="22"/>
                 <w:lang w:val="de-CH"/>
               </w:rPr>
-              <w:t>Die Namensgebung ist ab und zu ungeschickt gewählt, Vorgaben sind teilweise berücksichtigt. Die Codestruktur ist uneinheitlich (so dass Lesbarkeit leidet).</w:t>
+              <w:t xml:space="preserve">Gütestufe 1 </w:t>
+            </w:r>
+          </w:p>
+        </w:tc>
+        <w:tc>
+          <w:tcPr>
+            <w:tcW w:w="7745" w:type="dxa"/>
+          </w:tcPr>
+          <w:p>
+            <w:pPr>
+              <w:rPr>
+                <w:rFonts w:cs="Arial"/>
+                <w:szCs w:val="22"/>
+              </w:rPr>
+            </w:pPr>
+            <w:r>
+              <w:rPr>
+                <w:rFonts w:cs="Arial"/>
+                <w:szCs w:val="22"/>
+              </w:rPr>
+              <w:t>Eingaben werden plausibilisiert, aber bei Fehlern oder fehlenden Eingaben sind die bisher gemachten Eingaben verloren oder die fehlerhaften Eingaben werden trotzdem übermittelt.</w:t>
             </w:r>
           </w:p>
         </w:tc>
@@ -11957,7 +12481,7 @@
                 <w:szCs w:val="22"/>
                 <w:lang w:val="de-CH"/>
               </w:rPr>
-              <w:t xml:space="preserve">Gütestufe 1 </w:t>
+              <w:t xml:space="preserve">Gütestufe 0 </w:t>
             </w:r>
           </w:p>
         </w:tc>
@@ -11977,55 +12501,7 @@
                 <w:rFonts w:cs="Arial"/>
                 <w:szCs w:val="22"/>
               </w:rPr>
-              <w:t>Die Namensgebung ist öfters verwirrend oder unpräzise. Dem Code fehlt es an einigen Stellen an klarer Struktur. Vorgaben sind nicht berücksichtigt.</w:t>
-            </w:r>
-          </w:p>
-        </w:tc>
-      </w:tr>
-      <w:tr>
-        <w:tc>
-          <w:tcPr>
-            <w:tcW w:w="1418" w:type="dxa"/>
-          </w:tcPr>
-          <w:p>
-            <w:pPr>
-              <w:pStyle w:val="Textkrper"/>
-              <w:ind w:left="0"/>
-              <w:rPr>
-                <w:rFonts w:cs="Arial"/>
-                <w:sz w:val="22"/>
-                <w:szCs w:val="22"/>
-                <w:lang w:val="de-CH"/>
-              </w:rPr>
-            </w:pPr>
-            <w:r>
-              <w:rPr>
-                <w:rFonts w:cs="Arial"/>
-                <w:sz w:val="22"/>
-                <w:szCs w:val="22"/>
-                <w:lang w:val="de-CH"/>
-              </w:rPr>
-              <w:t xml:space="preserve">Gütestufe 0 </w:t>
-            </w:r>
-          </w:p>
-        </w:tc>
-        <w:tc>
-          <w:tcPr>
-            <w:tcW w:w="7745" w:type="dxa"/>
-          </w:tcPr>
-          <w:p>
-            <w:pPr>
-              <w:rPr>
-                <w:rFonts w:cs="Arial"/>
-                <w:szCs w:val="22"/>
-              </w:rPr>
-            </w:pPr>
-            <w:r>
-              <w:rPr>
-                <w:rFonts w:cs="Arial"/>
-                <w:szCs w:val="22"/>
-              </w:rPr>
-              <w:t>Die Namensgebung ist verwirrend oder unpräzise. Der Code ist schlecht lesbar.</w:t>
+              <w:t>Es findet keine Plausibilisierung statt.</w:t>
             </w:r>
           </w:p>
         </w:tc>
@@ -12033,310 +12509,14 @@
     </w:tbl>
     <w:p>
       <w:pPr>
-        <w:pStyle w:val="Textkrper"/>
-        <w:ind w:left="0"/>
-        <w:rPr>
-          <w:rFonts w:cs="Arial"/>
-          <w:sz w:val="22"/>
-          <w:szCs w:val="22"/>
-          <w:lang w:val="de-CH"/>
-        </w:rPr>
-      </w:pPr>
-    </w:p>
-    <w:tbl>
-      <w:tblPr>
-        <w:tblStyle w:val="Tabellenraster"/>
-        <w:tblW w:w="0" w:type="auto"/>
-        <w:tblInd w:w="-147" w:type="dxa"/>
-        <w:tblLook w:val="04A0" w:firstRow="1" w:lastRow="0" w:firstColumn="1" w:lastColumn="0" w:noHBand="0" w:noVBand="1"/>
-      </w:tblPr>
-      <w:tblGrid>
-        <w:gridCol w:w="1418"/>
-        <w:gridCol w:w="7745"/>
-      </w:tblGrid>
-      <w:tr>
-        <w:tc>
-          <w:tcPr>
-            <w:tcW w:w="1418" w:type="dxa"/>
-            <w:shd w:val="clear" w:color="auto" w:fill="D9D9D9" w:themeFill="background1" w:themeFillShade="D9"/>
-          </w:tcPr>
-          <w:p>
-            <w:pPr>
-              <w:pStyle w:val="Textkrper"/>
-              <w:ind w:left="0"/>
-              <w:rPr>
-                <w:rFonts w:cs="Arial"/>
-                <w:sz w:val="22"/>
-                <w:szCs w:val="22"/>
-                <w:lang w:val="de-CH"/>
-              </w:rPr>
-            </w:pPr>
-            <w:r>
-              <w:rPr>
-                <w:rFonts w:cs="Arial"/>
-                <w:sz w:val="22"/>
-                <w:szCs w:val="22"/>
-                <w:lang w:val="de-CH"/>
-              </w:rPr>
-              <w:t>I6</w:t>
-            </w:r>
-          </w:p>
-        </w:tc>
-        <w:tc>
-          <w:tcPr>
-            <w:tcW w:w="7745" w:type="dxa"/>
-            <w:shd w:val="clear" w:color="auto" w:fill="D9D9D9" w:themeFill="background1" w:themeFillShade="D9"/>
-          </w:tcPr>
-          <w:p>
-            <w:pPr>
-              <w:rPr>
-                <w:rFonts w:cs="Arial"/>
-                <w:szCs w:val="22"/>
-              </w:rPr>
-            </w:pPr>
-            <w:r>
-              <w:rPr>
-                <w:rFonts w:cs="Arial"/>
-                <w:szCs w:val="22"/>
-              </w:rPr>
-              <w:t>Plausibilisierung der Benutzer-Eingaben</w:t>
-            </w:r>
-          </w:p>
-          <w:p>
-            <w:pPr>
-              <w:rPr>
-                <w:rFonts w:cs="Arial"/>
-                <w:szCs w:val="22"/>
-              </w:rPr>
-            </w:pPr>
-            <w:r>
-              <w:rPr>
-                <w:rFonts w:cs="Arial"/>
-                <w:szCs w:val="22"/>
-              </w:rPr>
-              <w:t>Definition (Leitfrage)</w:t>
-            </w:r>
-          </w:p>
-          <w:p>
-            <w:pPr>
-              <w:rPr>
-                <w:rFonts w:cs="Arial"/>
-                <w:szCs w:val="22"/>
-              </w:rPr>
-            </w:pPr>
-            <w:r>
-              <w:rPr>
-                <w:rFonts w:cs="Arial"/>
-                <w:szCs w:val="22"/>
-              </w:rPr>
-              <w:t>Werden die Eingaben des Benutzers überprüft?</w:t>
-            </w:r>
-          </w:p>
-        </w:tc>
-      </w:tr>
-      <w:tr>
-        <w:tc>
-          <w:tcPr>
-            <w:tcW w:w="1418" w:type="dxa"/>
-          </w:tcPr>
-          <w:p>
-            <w:pPr>
-              <w:pStyle w:val="Textkrper"/>
-              <w:ind w:left="0"/>
-              <w:rPr>
-                <w:rFonts w:cs="Arial"/>
-                <w:sz w:val="22"/>
-                <w:szCs w:val="22"/>
-                <w:lang w:val="de-CH"/>
-              </w:rPr>
-            </w:pPr>
-            <w:r>
-              <w:rPr>
-                <w:rFonts w:cs="Arial"/>
-                <w:sz w:val="22"/>
-                <w:szCs w:val="22"/>
-                <w:lang w:val="de-CH"/>
-              </w:rPr>
-              <w:t xml:space="preserve">Gütestufe 3 </w:t>
-            </w:r>
-          </w:p>
-        </w:tc>
-        <w:tc>
-          <w:tcPr>
-            <w:tcW w:w="7745" w:type="dxa"/>
-          </w:tcPr>
-          <w:p>
-            <w:pPr>
-              <w:rPr>
-                <w:rFonts w:cs="Arial"/>
-                <w:szCs w:val="22"/>
-              </w:rPr>
-            </w:pPr>
-            <w:r>
-              <w:rPr>
-                <w:rFonts w:cs="Arial"/>
-                <w:szCs w:val="22"/>
-              </w:rPr>
-              <w:t>Alle Eingabefelder werden überprüft. Es ist eindeutig gekennzeichnet, welche Felder Pflichtfelder sind. Für den Benutzer ist ersichtlich, welche Wertebereiche zulässig sind. Findet die Plausibilisierung eine Fehleingabe, so wird der Benutzer mit konkreten Hinweisen geführt, das entsprechende Feld wird aktiviert.</w:t>
-            </w:r>
-          </w:p>
-        </w:tc>
-      </w:tr>
-      <w:tr>
-        <w:tc>
-          <w:tcPr>
-            <w:tcW w:w="1418" w:type="dxa"/>
-          </w:tcPr>
-          <w:p>
-            <w:pPr>
-              <w:pStyle w:val="Textkrper"/>
-              <w:ind w:left="0"/>
-              <w:rPr>
-                <w:rFonts w:cs="Arial"/>
-                <w:sz w:val="22"/>
-                <w:szCs w:val="22"/>
-                <w:lang w:val="de-CH"/>
-              </w:rPr>
-            </w:pPr>
-            <w:r>
-              <w:rPr>
-                <w:rFonts w:cs="Arial"/>
-                <w:sz w:val="22"/>
-                <w:szCs w:val="22"/>
-                <w:lang w:val="de-CH"/>
-              </w:rPr>
-              <w:t xml:space="preserve">Gütestufe 2 </w:t>
-            </w:r>
-          </w:p>
-        </w:tc>
-        <w:tc>
-          <w:tcPr>
-            <w:tcW w:w="7745" w:type="dxa"/>
-          </w:tcPr>
-          <w:p>
-            <w:pPr>
-              <w:rPr>
-                <w:rFonts w:cs="Arial"/>
-                <w:szCs w:val="22"/>
-              </w:rPr>
-            </w:pPr>
-            <w:r>
-              <w:rPr>
-                <w:rFonts w:cs="Arial"/>
-                <w:szCs w:val="22"/>
-              </w:rPr>
-              <w:t>Plausibilisierung findet statt, Feedback an Benutzer ist mangelhaft/nicht eindeutig/unvollständig. Nur korrekte Daten werden übermittelt.</w:t>
-            </w:r>
-          </w:p>
-        </w:tc>
-      </w:tr>
-      <w:tr>
-        <w:tc>
-          <w:tcPr>
-            <w:tcW w:w="1418" w:type="dxa"/>
-          </w:tcPr>
-          <w:p>
-            <w:pPr>
-              <w:pStyle w:val="Textkrper"/>
-              <w:ind w:left="0"/>
-              <w:rPr>
-                <w:rFonts w:cs="Arial"/>
-                <w:sz w:val="22"/>
-                <w:szCs w:val="22"/>
-                <w:lang w:val="de-CH"/>
-              </w:rPr>
-            </w:pPr>
-            <w:r>
-              <w:rPr>
-                <w:rFonts w:cs="Arial"/>
-                <w:sz w:val="22"/>
-                <w:szCs w:val="22"/>
-                <w:lang w:val="de-CH"/>
-              </w:rPr>
-              <w:t xml:space="preserve">Gütestufe 1 </w:t>
-            </w:r>
-          </w:p>
-        </w:tc>
-        <w:tc>
-          <w:tcPr>
-            <w:tcW w:w="7745" w:type="dxa"/>
-          </w:tcPr>
-          <w:p>
-            <w:pPr>
-              <w:rPr>
-                <w:rFonts w:cs="Arial"/>
-                <w:szCs w:val="22"/>
-              </w:rPr>
-            </w:pPr>
-            <w:r>
-              <w:rPr>
-                <w:rFonts w:cs="Arial"/>
-                <w:szCs w:val="22"/>
-              </w:rPr>
-              <w:t>Eingaben werden plausibilisiert, aber bei Fehlern oder fehlenden Eingaben sind die bisher gemachten Eingaben verloren oder die fehlerhaften Eingaben werden trotzdem übermittelt.</w:t>
-            </w:r>
-          </w:p>
-        </w:tc>
-      </w:tr>
-      <w:tr>
-        <w:tc>
-          <w:tcPr>
-            <w:tcW w:w="1418" w:type="dxa"/>
-          </w:tcPr>
-          <w:p>
-            <w:pPr>
-              <w:pStyle w:val="Textkrper"/>
-              <w:ind w:left="0"/>
-              <w:rPr>
-                <w:rFonts w:cs="Arial"/>
-                <w:sz w:val="22"/>
-                <w:szCs w:val="22"/>
-                <w:lang w:val="de-CH"/>
-              </w:rPr>
-            </w:pPr>
-            <w:r>
-              <w:rPr>
-                <w:rFonts w:cs="Arial"/>
-                <w:sz w:val="22"/>
-                <w:szCs w:val="22"/>
-                <w:lang w:val="de-CH"/>
-              </w:rPr>
-              <w:t xml:space="preserve">Gütestufe 0 </w:t>
-            </w:r>
-          </w:p>
-        </w:tc>
-        <w:tc>
-          <w:tcPr>
-            <w:tcW w:w="7745" w:type="dxa"/>
-          </w:tcPr>
-          <w:p>
-            <w:pPr>
-              <w:rPr>
-                <w:rFonts w:cs="Arial"/>
-                <w:szCs w:val="22"/>
-              </w:rPr>
-            </w:pPr>
-            <w:r>
-              <w:rPr>
-                <w:rFonts w:cs="Arial"/>
-                <w:szCs w:val="22"/>
-              </w:rPr>
-              <w:t>Es findet keine Plausibilisierung statt.</w:t>
-            </w:r>
-          </w:p>
-        </w:tc>
-      </w:tr>
-    </w:tbl>
-    <w:p>
-      <w:pPr>
         <w:rPr>
           <w:lang w:eastAsia="en-US"/>
         </w:rPr>
       </w:pPr>
     </w:p>
     <w:sectPr>
-      <w:headerReference w:type="default" r:id="rId46"/>
-      <w:footerReference w:type="default" r:id="rId47"/>
+      <w:headerReference w:type="default" r:id="rId47"/>
+      <w:footerReference w:type="default" r:id="rId48"/>
       <w:pgSz w:w="11906" w:h="16838"/>
       <w:pgMar w:top="1440" w:right="1440" w:bottom="1440" w:left="1440" w:header="624" w:footer="510" w:gutter="0"/>
       <w:cols w:space="720"/>

--- a/docs/2026/04-iscecoSoftwareModellierung.docx
+++ b/docs/2026/04-iscecoSoftwareModellierung.docx
@@ -138,20 +138,7 @@
           <w:szCs w:val="56"/>
           <w:lang w:eastAsia="en-US"/>
         </w:rPr>
-        <w:t xml:space="preserve"> </w:t>
-      </w:r>
-      <w:proofErr w:type="spellStart"/>
-      <w:r>
-        <w:rPr>
-          <w:rFonts w:cs="Arial"/>
-          <w:color w:val="FF0000"/>
-          <w:spacing w:val="-10"/>
-          <w:kern w:val="28"/>
-          <w:sz w:val="56"/>
-          <w:szCs w:val="56"/>
-          <w:lang w:eastAsia="en-US"/>
-        </w:rPr>
-        <w:t>Le</w:t>
+        <w:t xml:space="preserve"> Le</w:t>
       </w:r>
       <w:r>
         <w:rPr>
@@ -178,7 +165,6 @@
         </w:rPr>
         <w:t>hub</w:t>
       </w:r>
-      <w:proofErr w:type="spellEnd"/>
       <w:r>
         <w:rPr>
           <w:rFonts w:cs="Arial"/>
@@ -267,7 +253,7 @@
           <w:lang w:eastAsia="en-US"/>
         </w:rPr>
       </w:pPr>
-      <w:bookmarkStart w:id="0" w:name="_Toc227830305"/>
+      <w:bookmarkStart w:id="0" w:name="_Toc227842687"/>
       <w:r>
         <w:rPr>
           <w:rFonts w:cs="Arial"/>
@@ -315,7 +301,6 @@
                 <w:lang w:eastAsia="en-US"/>
               </w:rPr>
             </w:pPr>
-            <w:proofErr w:type="spellStart"/>
             <w:r>
               <w:rPr>
                 <w:b/>
@@ -326,7 +311,6 @@
               </w:rPr>
               <w:t>Document</w:t>
             </w:r>
-            <w:proofErr w:type="spellEnd"/>
           </w:p>
         </w:tc>
         <w:tc>
@@ -356,19 +340,8 @@
                 <w:szCs w:val="20"/>
                 <w:lang w:eastAsia="en-US"/>
               </w:rPr>
-              <w:t xml:space="preserve">In </w:t>
-            </w:r>
-            <w:proofErr w:type="spellStart"/>
-            <w:r>
-              <w:rPr>
-                <w:rFonts w:eastAsia="Arial" w:cs="Arial"/>
-                <w:sz w:val="20"/>
-                <w:szCs w:val="20"/>
-                <w:lang w:eastAsia="en-US"/>
-              </w:rPr>
-              <w:t>Process</w:t>
-            </w:r>
-            <w:proofErr w:type="spellEnd"/>
+              <w:t>In Process</w:t>
+            </w:r>
           </w:p>
         </w:tc>
       </w:tr>
@@ -503,18 +476,8 @@
                 <w:szCs w:val="20"/>
                 <w:lang w:eastAsia="en-US"/>
               </w:rPr>
-              <w:t xml:space="preserve">In </w:t>
-            </w:r>
-            <w:proofErr w:type="spellStart"/>
-            <w:r>
-              <w:rPr>
-                <w:sz w:val="20"/>
-                <w:szCs w:val="20"/>
-                <w:lang w:eastAsia="en-US"/>
-              </w:rPr>
-              <w:t>Process</w:t>
-            </w:r>
-            <w:proofErr w:type="spellEnd"/>
+              <w:t>In Process</w:t>
+            </w:r>
           </w:p>
         </w:tc>
       </w:tr>
@@ -612,7 +575,7 @@
           <w:lang w:eastAsia="en-US"/>
         </w:rPr>
       </w:pPr>
-      <w:bookmarkStart w:id="1" w:name="_Toc227830306"/>
+      <w:bookmarkStart w:id="1" w:name="_Toc227842688"/>
       <w:r>
         <w:rPr>
           <w:rFonts w:cs="Arial"/>
@@ -1138,7 +1101,7 @@
               <w:noProof/>
               <w:kern w:val="2"/>
               <w:sz w:val="24"/>
-              <w:lang w:eastAsia="de-CH"/>
+              <w:lang w:val="de-DE"/>
               <w14:ligatures w14:val="standardContextual"/>
             </w:rPr>
           </w:pPr>
@@ -1169,7 +1132,7 @@
             </w:rPr>
             <w:fldChar w:fldCharType="separate"/>
           </w:r>
-          <w:hyperlink w:anchor="_Toc227830305" w:history="1">
+          <w:hyperlink w:anchor="_Toc227842687" w:history="1">
             <w:r>
               <w:rPr>
                 <w:rStyle w:val="Hyperlink"/>
@@ -1198,7 +1161,7 @@
                 <w:noProof/>
                 <w:webHidden/>
               </w:rPr>
-              <w:instrText xml:space="preserve"> PAGEREF _Toc227830305 \h </w:instrText>
+              <w:instrText xml:space="preserve"> PAGEREF _Toc227842687 \h </w:instrText>
             </w:r>
             <w:r>
               <w:rPr>
@@ -1242,11 +1205,11 @@
               <w:noProof/>
               <w:kern w:val="2"/>
               <w:sz w:val="24"/>
-              <w:lang w:eastAsia="de-CH"/>
+              <w:lang w:val="de-DE"/>
               <w14:ligatures w14:val="standardContextual"/>
             </w:rPr>
           </w:pPr>
-          <w:hyperlink w:anchor="_Toc227830306" w:history="1">
+          <w:hyperlink w:anchor="_Toc227842688" w:history="1">
             <w:r>
               <w:rPr>
                 <w:rStyle w:val="Hyperlink"/>
@@ -1275,7 +1238,7 @@
                 <w:noProof/>
                 <w:webHidden/>
               </w:rPr>
-              <w:instrText xml:space="preserve"> PAGEREF _Toc227830306 \h </w:instrText>
+              <w:instrText xml:space="preserve"> PAGEREF _Toc227842688 \h </w:instrText>
             </w:r>
             <w:r>
               <w:rPr>
@@ -1320,11 +1283,11 @@
               <w:noProof/>
               <w:kern w:val="2"/>
               <w:sz w:val="24"/>
-              <w:lang w:eastAsia="de-CH"/>
+              <w:lang w:val="de-DE"/>
               <w14:ligatures w14:val="standardContextual"/>
             </w:rPr>
           </w:pPr>
-          <w:hyperlink w:anchor="_Toc227830307" w:history="1">
+          <w:hyperlink w:anchor="_Toc227842689" w:history="1">
             <w:r>
               <w:rPr>
                 <w:rStyle w:val="Hyperlink"/>
@@ -1341,7 +1304,7 @@
                 <w:noProof/>
                 <w:kern w:val="2"/>
                 <w:sz w:val="24"/>
-                <w:lang w:eastAsia="de-CH"/>
+                <w:lang w:val="de-DE"/>
                 <w14:ligatures w14:val="standardContextual"/>
               </w:rPr>
               <w:tab/>
@@ -1373,7 +1336,7 @@
                 <w:noProof/>
                 <w:webHidden/>
               </w:rPr>
-              <w:instrText xml:space="preserve"> PAGEREF _Toc227830307 \h </w:instrText>
+              <w:instrText xml:space="preserve"> PAGEREF _Toc227842689 \h </w:instrText>
             </w:r>
             <w:r>
               <w:rPr>
@@ -1418,11 +1381,11 @@
               <w:noProof/>
               <w:kern w:val="2"/>
               <w:sz w:val="24"/>
-              <w:lang w:eastAsia="de-CH"/>
+              <w:lang w:val="de-DE"/>
               <w14:ligatures w14:val="standardContextual"/>
             </w:rPr>
           </w:pPr>
-          <w:hyperlink w:anchor="_Toc227830308" w:history="1">
+          <w:hyperlink w:anchor="_Toc227842690" w:history="1">
             <w:r>
               <w:rPr>
                 <w:rStyle w:val="Hyperlink"/>
@@ -1438,7 +1401,7 @@
                 <w:noProof/>
                 <w:kern w:val="2"/>
                 <w:sz w:val="24"/>
-                <w:lang w:eastAsia="de-CH"/>
+                <w:lang w:val="de-DE"/>
                 <w14:ligatures w14:val="standardContextual"/>
               </w:rPr>
               <w:tab/>
@@ -1469,7 +1432,7 @@
                 <w:noProof/>
                 <w:webHidden/>
               </w:rPr>
-              <w:instrText xml:space="preserve"> PAGEREF _Toc227830308 \h </w:instrText>
+              <w:instrText xml:space="preserve"> PAGEREF _Toc227842690 \h </w:instrText>
             </w:r>
             <w:r>
               <w:rPr>
@@ -1513,11 +1476,11 @@
               <w:noProof/>
               <w:kern w:val="2"/>
               <w:sz w:val="24"/>
-              <w:lang w:eastAsia="de-CH"/>
+              <w:lang w:val="de-DE"/>
               <w14:ligatures w14:val="standardContextual"/>
             </w:rPr>
           </w:pPr>
-          <w:hyperlink w:anchor="_Toc227830309" w:history="1">
+          <w:hyperlink w:anchor="_Toc227842691" w:history="1">
             <w:r>
               <w:rPr>
                 <w:rStyle w:val="Hyperlink"/>
@@ -1533,7 +1496,7 @@
                 <w:noProof/>
                 <w:kern w:val="2"/>
                 <w:sz w:val="24"/>
-                <w:lang w:eastAsia="de-CH"/>
+                <w:lang w:val="de-DE"/>
                 <w14:ligatures w14:val="standardContextual"/>
               </w:rPr>
               <w:tab/>
@@ -1565,7 +1528,7 @@
                 <w:noProof/>
                 <w:webHidden/>
               </w:rPr>
-              <w:instrText xml:space="preserve"> PAGEREF _Toc227830309 \h </w:instrText>
+              <w:instrText xml:space="preserve"> PAGEREF _Toc227842691 \h </w:instrText>
             </w:r>
             <w:r>
               <w:rPr>
@@ -1609,11 +1572,11 @@
               <w:noProof/>
               <w:kern w:val="2"/>
               <w:sz w:val="24"/>
-              <w:lang w:eastAsia="de-CH"/>
+              <w:lang w:val="de-DE"/>
               <w14:ligatures w14:val="standardContextual"/>
             </w:rPr>
           </w:pPr>
-          <w:hyperlink w:anchor="_Toc227830310" w:history="1">
+          <w:hyperlink w:anchor="_Toc227842692" w:history="1">
             <w:r>
               <w:rPr>
                 <w:rStyle w:val="Hyperlink"/>
@@ -1628,7 +1591,7 @@
                 <w:noProof/>
                 <w:kern w:val="2"/>
                 <w:sz w:val="24"/>
-                <w:lang w:eastAsia="de-CH"/>
+                <w:lang w:val="de-DE"/>
                 <w14:ligatures w14:val="standardContextual"/>
               </w:rPr>
               <w:tab/>
@@ -1659,7 +1622,7 @@
                 <w:noProof/>
                 <w:webHidden/>
               </w:rPr>
-              <w:instrText xml:space="preserve"> PAGEREF _Toc227830310 \h </w:instrText>
+              <w:instrText xml:space="preserve"> PAGEREF _Toc227842692 \h </w:instrText>
             </w:r>
             <w:r>
               <w:rPr>
@@ -1704,11 +1667,11 @@
               <w:noProof/>
               <w:kern w:val="2"/>
               <w:sz w:val="24"/>
-              <w:lang w:eastAsia="de-CH"/>
+              <w:lang w:val="de-DE"/>
               <w14:ligatures w14:val="standardContextual"/>
             </w:rPr>
           </w:pPr>
-          <w:hyperlink w:anchor="_Toc227830311" w:history="1">
+          <w:hyperlink w:anchor="_Toc227842693" w:history="1">
             <w:r>
               <w:rPr>
                 <w:rStyle w:val="Hyperlink"/>
@@ -1724,7 +1687,7 @@
                 <w:noProof/>
                 <w:kern w:val="2"/>
                 <w:sz w:val="24"/>
-                <w:lang w:eastAsia="de-CH"/>
+                <w:lang w:val="de-DE"/>
                 <w14:ligatures w14:val="standardContextual"/>
               </w:rPr>
               <w:tab/>
@@ -1734,7 +1697,7 @@
                 <w:rStyle w:val="Hyperlink"/>
                 <w:noProof/>
               </w:rPr>
-              <w:t>Assessments</w:t>
+              <w:t>Aufgaben</w:t>
             </w:r>
             <w:r>
               <w:rPr>
@@ -1755,7 +1718,7 @@
                 <w:noProof/>
                 <w:webHidden/>
               </w:rPr>
-              <w:instrText xml:space="preserve"> PAGEREF _Toc227830311 \h </w:instrText>
+              <w:instrText xml:space="preserve"> PAGEREF _Toc227842693 \h </w:instrText>
             </w:r>
             <w:r>
               <w:rPr>
@@ -1799,11 +1762,11 @@
               <w:noProof/>
               <w:kern w:val="2"/>
               <w:sz w:val="24"/>
-              <w:lang w:eastAsia="de-CH"/>
+              <w:lang w:val="de-DE"/>
               <w14:ligatures w14:val="standardContextual"/>
             </w:rPr>
           </w:pPr>
-          <w:hyperlink w:anchor="_Toc227830312" w:history="1">
+          <w:hyperlink w:anchor="_Toc227842694" w:history="1">
             <w:r>
               <w:rPr>
                 <w:rStyle w:val="Hyperlink"/>
@@ -1818,7 +1781,7 @@
                 <w:noProof/>
                 <w:kern w:val="2"/>
                 <w:sz w:val="24"/>
-                <w:lang w:eastAsia="de-CH"/>
+                <w:lang w:val="de-DE"/>
                 <w14:ligatures w14:val="standardContextual"/>
               </w:rPr>
               <w:tab/>
@@ -1828,7 +1791,7 @@
                 <w:rStyle w:val="Hyperlink"/>
                 <w:noProof/>
               </w:rPr>
-              <w:t>Assessment 1 – Bon App - Schwierigkeitsgrad: Leicht</w:t>
+              <w:t>Aufgabe 1: Wir kochen Spaghetti</w:t>
             </w:r>
             <w:r>
               <w:rPr>
@@ -1849,7 +1812,7 @@
                 <w:noProof/>
                 <w:webHidden/>
               </w:rPr>
-              <w:instrText xml:space="preserve"> PAGEREF _Toc227830312 \h </w:instrText>
+              <w:instrText xml:space="preserve"> PAGEREF _Toc227842694 \h </w:instrText>
             </w:r>
             <w:r>
               <w:rPr>
@@ -1892,11 +1855,11 @@
               <w:noProof/>
               <w:kern w:val="2"/>
               <w:sz w:val="24"/>
-              <w:lang w:eastAsia="de-CH"/>
+              <w:lang w:val="de-DE"/>
               <w14:ligatures w14:val="standardContextual"/>
             </w:rPr>
           </w:pPr>
-          <w:hyperlink w:anchor="_Toc227830313" w:history="1">
+          <w:hyperlink w:anchor="_Toc227842695" w:history="1">
             <w:r>
               <w:rPr>
                 <w:rStyle w:val="Hyperlink"/>
@@ -1910,7 +1873,7 @@
                 <w:noProof/>
                 <w:kern w:val="2"/>
                 <w:sz w:val="24"/>
-                <w:lang w:eastAsia="de-CH"/>
+                <w:lang w:val="de-DE"/>
                 <w14:ligatures w14:val="standardContextual"/>
               </w:rPr>
               <w:tab/>
@@ -1941,7 +1904,7 @@
                 <w:noProof/>
                 <w:webHidden/>
               </w:rPr>
-              <w:instrText xml:space="preserve"> PAGEREF _Toc227830313 \h </w:instrText>
+              <w:instrText xml:space="preserve"> PAGEREF _Toc227842695 \h </w:instrText>
             </w:r>
             <w:r>
               <w:rPr>
@@ -1984,11 +1947,11 @@
               <w:noProof/>
               <w:kern w:val="2"/>
               <w:sz w:val="24"/>
-              <w:lang w:eastAsia="de-CH"/>
+              <w:lang w:val="de-DE"/>
               <w14:ligatures w14:val="standardContextual"/>
             </w:rPr>
           </w:pPr>
-          <w:hyperlink w:anchor="_Toc227830314" w:history="1">
+          <w:hyperlink w:anchor="_Toc227842696" w:history="1">
             <w:r>
               <w:rPr>
                 <w:rStyle w:val="Hyperlink"/>
@@ -2002,7 +1965,7 @@
                 <w:noProof/>
                 <w:kern w:val="2"/>
                 <w:sz w:val="24"/>
-                <w:lang w:eastAsia="de-CH"/>
+                <w:lang w:val="de-DE"/>
                 <w14:ligatures w14:val="standardContextual"/>
               </w:rPr>
               <w:tab/>
@@ -2033,7 +1996,7 @@
                 <w:noProof/>
                 <w:webHidden/>
               </w:rPr>
-              <w:instrText xml:space="preserve"> PAGEREF _Toc227830314 \h </w:instrText>
+              <w:instrText xml:space="preserve"> PAGEREF _Toc227842696 \h </w:instrText>
             </w:r>
             <w:r>
               <w:rPr>
@@ -2077,11 +2040,11 @@
               <w:noProof/>
               <w:kern w:val="2"/>
               <w:sz w:val="24"/>
-              <w:lang w:eastAsia="de-CH"/>
+              <w:lang w:val="de-DE"/>
               <w14:ligatures w14:val="standardContextual"/>
             </w:rPr>
           </w:pPr>
-          <w:hyperlink w:anchor="_Toc227830315" w:history="1">
+          <w:hyperlink w:anchor="_Toc227842697" w:history="1">
             <w:r>
               <w:rPr>
                 <w:rStyle w:val="Hyperlink"/>
@@ -2096,7 +2059,7 @@
                 <w:noProof/>
                 <w:kern w:val="2"/>
                 <w:sz w:val="24"/>
-                <w:lang w:eastAsia="de-CH"/>
+                <w:lang w:val="de-DE"/>
                 <w14:ligatures w14:val="standardContextual"/>
               </w:rPr>
               <w:tab/>
@@ -2106,7 +2069,7 @@
                 <w:rStyle w:val="Hyperlink"/>
                 <w:noProof/>
               </w:rPr>
-              <w:t>Assessment 2 – Sport im Fitnessstudio - Schwierigkeitsgrad: Mittel:</w:t>
+              <w:t>Aufgabe 2 – Sport im Fitnessstudio</w:t>
             </w:r>
             <w:r>
               <w:rPr>
@@ -2127,7 +2090,7 @@
                 <w:noProof/>
                 <w:webHidden/>
               </w:rPr>
-              <w:instrText xml:space="preserve"> PAGEREF _Toc227830315 \h </w:instrText>
+              <w:instrText xml:space="preserve"> PAGEREF _Toc227842697 \h </w:instrText>
             </w:r>
             <w:r>
               <w:rPr>
@@ -2170,11 +2133,11 @@
               <w:noProof/>
               <w:kern w:val="2"/>
               <w:sz w:val="24"/>
-              <w:lang w:eastAsia="de-CH"/>
+              <w:lang w:val="de-DE"/>
               <w14:ligatures w14:val="standardContextual"/>
             </w:rPr>
           </w:pPr>
-          <w:hyperlink w:anchor="_Toc227830316" w:history="1">
+          <w:hyperlink w:anchor="_Toc227842698" w:history="1">
             <w:r>
               <w:rPr>
                 <w:rStyle w:val="Hyperlink"/>
@@ -2188,7 +2151,7 @@
                 <w:noProof/>
                 <w:kern w:val="2"/>
                 <w:sz w:val="24"/>
-                <w:lang w:eastAsia="de-CH"/>
+                <w:lang w:val="de-DE"/>
                 <w14:ligatures w14:val="standardContextual"/>
               </w:rPr>
               <w:tab/>
@@ -2219,7 +2182,7 @@
                 <w:noProof/>
                 <w:webHidden/>
               </w:rPr>
-              <w:instrText xml:space="preserve"> PAGEREF _Toc227830316 \h </w:instrText>
+              <w:instrText xml:space="preserve"> PAGEREF _Toc227842698 \h </w:instrText>
             </w:r>
             <w:r>
               <w:rPr>
@@ -2262,11 +2225,11 @@
               <w:noProof/>
               <w:kern w:val="2"/>
               <w:sz w:val="24"/>
-              <w:lang w:eastAsia="de-CH"/>
+              <w:lang w:val="de-DE"/>
               <w14:ligatures w14:val="standardContextual"/>
             </w:rPr>
           </w:pPr>
-          <w:hyperlink w:anchor="_Toc227830317" w:history="1">
+          <w:hyperlink w:anchor="_Toc227842699" w:history="1">
             <w:r>
               <w:rPr>
                 <w:rStyle w:val="Hyperlink"/>
@@ -2280,7 +2243,7 @@
                 <w:noProof/>
                 <w:kern w:val="2"/>
                 <w:sz w:val="24"/>
-                <w:lang w:eastAsia="de-CH"/>
+                <w:lang w:val="de-DE"/>
                 <w14:ligatures w14:val="standardContextual"/>
               </w:rPr>
               <w:tab/>
@@ -2311,7 +2274,7 @@
                 <w:noProof/>
                 <w:webHidden/>
               </w:rPr>
-              <w:instrText xml:space="preserve"> PAGEREF _Toc227830317 \h </w:instrText>
+              <w:instrText xml:space="preserve"> PAGEREF _Toc227842699 \h </w:instrText>
             </w:r>
             <w:r>
               <w:rPr>
@@ -2355,11 +2318,11 @@
               <w:noProof/>
               <w:kern w:val="2"/>
               <w:sz w:val="24"/>
-              <w:lang w:eastAsia="de-CH"/>
+              <w:lang w:val="de-DE"/>
               <w14:ligatures w14:val="standardContextual"/>
             </w:rPr>
           </w:pPr>
-          <w:hyperlink w:anchor="_Toc227830318" w:history="1">
+          <w:hyperlink w:anchor="_Toc227842700" w:history="1">
             <w:r>
               <w:rPr>
                 <w:rStyle w:val="Hyperlink"/>
@@ -2374,7 +2337,7 @@
                 <w:noProof/>
                 <w:kern w:val="2"/>
                 <w:sz w:val="24"/>
-                <w:lang w:eastAsia="de-CH"/>
+                <w:lang w:val="de-DE"/>
                 <w14:ligatures w14:val="standardContextual"/>
               </w:rPr>
               <w:tab/>
@@ -2384,7 +2347,7 @@
                 <w:rStyle w:val="Hyperlink"/>
                 <w:noProof/>
               </w:rPr>
-              <w:t>Assessment 3 – Ausgabe von ungeraden Zahlen  - Schwierigkeitsgrad: schwer</w:t>
+              <w:t>Aufgabe 3 – Ausgabe von ungeraden Zahlen</w:t>
             </w:r>
             <w:r>
               <w:rPr>
@@ -2405,7 +2368,7 @@
                 <w:noProof/>
                 <w:webHidden/>
               </w:rPr>
-              <w:instrText xml:space="preserve"> PAGEREF _Toc227830318 \h </w:instrText>
+              <w:instrText xml:space="preserve"> PAGEREF _Toc227842700 \h </w:instrText>
             </w:r>
             <w:r>
               <w:rPr>
@@ -2448,11 +2411,11 @@
               <w:noProof/>
               <w:kern w:val="2"/>
               <w:sz w:val="24"/>
-              <w:lang w:eastAsia="de-CH"/>
+              <w:lang w:val="de-DE"/>
               <w14:ligatures w14:val="standardContextual"/>
             </w:rPr>
           </w:pPr>
-          <w:hyperlink w:anchor="_Toc227830319" w:history="1">
+          <w:hyperlink w:anchor="_Toc227842701" w:history="1">
             <w:r>
               <w:rPr>
                 <w:rStyle w:val="Hyperlink"/>
@@ -2466,7 +2429,7 @@
                 <w:noProof/>
                 <w:kern w:val="2"/>
                 <w:sz w:val="24"/>
-                <w:lang w:eastAsia="de-CH"/>
+                <w:lang w:val="de-DE"/>
                 <w14:ligatures w14:val="standardContextual"/>
               </w:rPr>
               <w:tab/>
@@ -2497,7 +2460,7 @@
                 <w:noProof/>
                 <w:webHidden/>
               </w:rPr>
-              <w:instrText xml:space="preserve"> PAGEREF _Toc227830319 \h </w:instrText>
+              <w:instrText xml:space="preserve"> PAGEREF _Toc227842701 \h </w:instrText>
             </w:r>
             <w:r>
               <w:rPr>
@@ -2540,11 +2503,11 @@
               <w:noProof/>
               <w:kern w:val="2"/>
               <w:sz w:val="24"/>
-              <w:lang w:eastAsia="de-CH"/>
+              <w:lang w:val="de-DE"/>
               <w14:ligatures w14:val="standardContextual"/>
             </w:rPr>
           </w:pPr>
-          <w:hyperlink w:anchor="_Toc227830320" w:history="1">
+          <w:hyperlink w:anchor="_Toc227842702" w:history="1">
             <w:r>
               <w:rPr>
                 <w:rStyle w:val="Hyperlink"/>
@@ -2558,7 +2521,7 @@
                 <w:noProof/>
                 <w:kern w:val="2"/>
                 <w:sz w:val="24"/>
-                <w:lang w:eastAsia="de-CH"/>
+                <w:lang w:val="de-DE"/>
                 <w14:ligatures w14:val="standardContextual"/>
               </w:rPr>
               <w:tab/>
@@ -2589,7 +2552,7 @@
                 <w:noProof/>
                 <w:webHidden/>
               </w:rPr>
-              <w:instrText xml:space="preserve"> PAGEREF _Toc227830320 \h </w:instrText>
+              <w:instrText xml:space="preserve"> PAGEREF _Toc227842702 \h </w:instrText>
             </w:r>
             <w:r>
               <w:rPr>
@@ -2632,11 +2595,11 @@
               <w:noProof/>
               <w:kern w:val="2"/>
               <w:sz w:val="24"/>
-              <w:lang w:eastAsia="de-CH"/>
+              <w:lang w:val="de-DE"/>
               <w14:ligatures w14:val="standardContextual"/>
             </w:rPr>
           </w:pPr>
-          <w:hyperlink w:anchor="_Toc227830321" w:history="1">
+          <w:hyperlink w:anchor="_Toc227842703" w:history="1">
             <w:r>
               <w:rPr>
                 <w:rStyle w:val="Hyperlink"/>
@@ -2650,7 +2613,7 @@
                 <w:noProof/>
                 <w:kern w:val="2"/>
                 <w:sz w:val="24"/>
-                <w:lang w:eastAsia="de-CH"/>
+                <w:lang w:val="de-DE"/>
                 <w14:ligatures w14:val="standardContextual"/>
               </w:rPr>
               <w:tab/>
@@ -2660,7 +2623,7 @@
                 <w:rStyle w:val="Hyperlink"/>
                 <w:noProof/>
               </w:rPr>
-              <w:t>Quizz-Fage</w:t>
+              <w:t>Quizz-Frage</w:t>
             </w:r>
             <w:r>
               <w:rPr>
@@ -2681,7 +2644,7 @@
                 <w:noProof/>
                 <w:webHidden/>
               </w:rPr>
-              <w:instrText xml:space="preserve"> PAGEREF _Toc227830321 \h </w:instrText>
+              <w:instrText xml:space="preserve"> PAGEREF _Toc227842703 \h </w:instrText>
             </w:r>
             <w:r>
               <w:rPr>
@@ -2726,11 +2689,11 @@
               <w:noProof/>
               <w:kern w:val="2"/>
               <w:sz w:val="24"/>
-              <w:lang w:eastAsia="de-CH"/>
+              <w:lang w:val="de-DE"/>
               <w14:ligatures w14:val="standardContextual"/>
             </w:rPr>
           </w:pPr>
-          <w:hyperlink w:anchor="_Toc227830322" w:history="1">
+          <w:hyperlink w:anchor="_Toc227842704" w:history="1">
             <w:r>
               <w:rPr>
                 <w:rStyle w:val="Hyperlink"/>
@@ -2746,7 +2709,7 @@
                 <w:noProof/>
                 <w:kern w:val="2"/>
                 <w:sz w:val="24"/>
-                <w:lang w:eastAsia="de-CH"/>
+                <w:lang w:val="de-DE"/>
                 <w14:ligatures w14:val="standardContextual"/>
               </w:rPr>
               <w:tab/>
@@ -2756,7 +2719,7 @@
                 <w:rStyle w:val="Hyperlink"/>
                 <w:noProof/>
               </w:rPr>
-              <w:t>Assessment-Bewertung</w:t>
+              <w:t>Aufgabenbewertung</w:t>
             </w:r>
             <w:r>
               <w:rPr>
@@ -2777,7 +2740,7 @@
                 <w:noProof/>
                 <w:webHidden/>
               </w:rPr>
-              <w:instrText xml:space="preserve"> PAGEREF _Toc227830322 \h </w:instrText>
+              <w:instrText xml:space="preserve"> PAGEREF _Toc227842704 \h </w:instrText>
             </w:r>
             <w:r>
               <w:rPr>
@@ -2821,11 +2784,11 @@
               <w:noProof/>
               <w:kern w:val="2"/>
               <w:sz w:val="24"/>
-              <w:lang w:eastAsia="de-CH"/>
+              <w:lang w:val="de-DE"/>
               <w14:ligatures w14:val="standardContextual"/>
             </w:rPr>
           </w:pPr>
-          <w:hyperlink w:anchor="_Toc227830323" w:history="1">
+          <w:hyperlink w:anchor="_Toc227842705" w:history="1">
             <w:r>
               <w:rPr>
                 <w:rStyle w:val="Hyperlink"/>
@@ -2840,7 +2803,7 @@
                 <w:noProof/>
                 <w:kern w:val="2"/>
                 <w:sz w:val="24"/>
-                <w:lang w:eastAsia="de-CH"/>
+                <w:lang w:val="de-DE"/>
                 <w14:ligatures w14:val="standardContextual"/>
               </w:rPr>
               <w:tab/>
@@ -2871,7 +2834,7 @@
                 <w:noProof/>
                 <w:webHidden/>
               </w:rPr>
-              <w:instrText xml:space="preserve"> PAGEREF _Toc227830323 \h </w:instrText>
+              <w:instrText xml:space="preserve"> PAGEREF _Toc227842705 \h </w:instrText>
             </w:r>
             <w:r>
               <w:rPr>
@@ -2915,11 +2878,11 @@
               <w:noProof/>
               <w:kern w:val="2"/>
               <w:sz w:val="24"/>
-              <w:lang w:eastAsia="de-CH"/>
+              <w:lang w:val="de-DE"/>
               <w14:ligatures w14:val="standardContextual"/>
             </w:rPr>
           </w:pPr>
-          <w:hyperlink w:anchor="_Toc227830324" w:history="1">
+          <w:hyperlink w:anchor="_Toc227842706" w:history="1">
             <w:r>
               <w:rPr>
                 <w:rStyle w:val="Hyperlink"/>
@@ -2934,7 +2897,7 @@
                 <w:noProof/>
                 <w:kern w:val="2"/>
                 <w:sz w:val="24"/>
-                <w:lang w:eastAsia="de-CH"/>
+                <w:lang w:val="de-DE"/>
                 <w14:ligatures w14:val="standardContextual"/>
               </w:rPr>
               <w:tab/>
@@ -2965,7 +2928,7 @@
                 <w:noProof/>
                 <w:webHidden/>
               </w:rPr>
-              <w:instrText xml:space="preserve"> PAGEREF _Toc227830324 \h </w:instrText>
+              <w:instrText xml:space="preserve"> PAGEREF _Toc227842706 \h </w:instrText>
             </w:r>
             <w:r>
               <w:rPr>
@@ -2985,7 +2948,7 @@
                 <w:noProof/>
                 <w:webHidden/>
               </w:rPr>
-              <w:t>18</w:t>
+              <w:t>19</w:t>
             </w:r>
             <w:r>
               <w:rPr>
@@ -3010,11 +2973,11 @@
               <w:noProof/>
               <w:kern w:val="2"/>
               <w:sz w:val="24"/>
-              <w:lang w:eastAsia="de-CH"/>
+              <w:lang w:val="de-DE"/>
               <w14:ligatures w14:val="standardContextual"/>
             </w:rPr>
           </w:pPr>
-          <w:hyperlink w:anchor="_Toc227830325" w:history="1">
+          <w:hyperlink w:anchor="_Toc227842707" w:history="1">
             <w:r>
               <w:rPr>
                 <w:rStyle w:val="Hyperlink"/>
@@ -3030,7 +2993,7 @@
                 <w:noProof/>
                 <w:kern w:val="2"/>
                 <w:sz w:val="24"/>
-                <w:lang w:eastAsia="de-CH"/>
+                <w:lang w:val="de-DE"/>
                 <w14:ligatures w14:val="standardContextual"/>
               </w:rPr>
               <w:tab/>
@@ -3061,7 +3024,7 @@
                 <w:noProof/>
                 <w:webHidden/>
               </w:rPr>
-              <w:instrText xml:space="preserve"> PAGEREF _Toc227830325 \h </w:instrText>
+              <w:instrText xml:space="preserve"> PAGEREF _Toc227842707 \h </w:instrText>
             </w:r>
             <w:r>
               <w:rPr>
@@ -3105,11 +3068,11 @@
               <w:noProof/>
               <w:kern w:val="2"/>
               <w:sz w:val="24"/>
-              <w:lang w:eastAsia="de-CH"/>
+              <w:lang w:val="de-DE"/>
               <w14:ligatures w14:val="standardContextual"/>
             </w:rPr>
           </w:pPr>
-          <w:hyperlink w:anchor="_Toc227830326" w:history="1">
+          <w:hyperlink w:anchor="_Toc227842708" w:history="1">
             <w:r>
               <w:rPr>
                 <w:rStyle w:val="Hyperlink"/>
@@ -3124,7 +3087,7 @@
                 <w:noProof/>
                 <w:kern w:val="2"/>
                 <w:sz w:val="24"/>
-                <w:lang w:eastAsia="de-CH"/>
+                <w:lang w:val="de-DE"/>
                 <w14:ligatures w14:val="standardContextual"/>
               </w:rPr>
               <w:tab/>
@@ -3134,7 +3097,7 @@
                 <w:rStyle w:val="Hyperlink"/>
                 <w:noProof/>
               </w:rPr>
-              <w:t>Assessment-Repo</w:t>
+              <w:t>Aufgaben-Repository</w:t>
             </w:r>
             <w:r>
               <w:rPr>
@@ -3155,7 +3118,7 @@
                 <w:noProof/>
                 <w:webHidden/>
               </w:rPr>
-              <w:instrText xml:space="preserve"> PAGEREF _Toc227830326 \h </w:instrText>
+              <w:instrText xml:space="preserve"> PAGEREF _Toc227842708 \h </w:instrText>
             </w:r>
             <w:r>
               <w:rPr>
@@ -3199,11 +3162,11 @@
               <w:noProof/>
               <w:kern w:val="2"/>
               <w:sz w:val="24"/>
-              <w:lang w:eastAsia="de-CH"/>
+              <w:lang w:val="de-DE"/>
               <w14:ligatures w14:val="standardContextual"/>
             </w:rPr>
           </w:pPr>
-          <w:hyperlink w:anchor="_Toc227830327" w:history="1">
+          <w:hyperlink w:anchor="_Toc227842709" w:history="1">
             <w:r>
               <w:rPr>
                 <w:rStyle w:val="Hyperlink"/>
@@ -3218,7 +3181,7 @@
                 <w:noProof/>
                 <w:kern w:val="2"/>
                 <w:sz w:val="24"/>
-                <w:lang w:eastAsia="de-CH"/>
+                <w:lang w:val="de-DE"/>
                 <w14:ligatures w14:val="standardContextual"/>
               </w:rPr>
               <w:tab/>
@@ -3249,7 +3212,7 @@
                 <w:noProof/>
                 <w:webHidden/>
               </w:rPr>
-              <w:instrText xml:space="preserve"> PAGEREF _Toc227830327 \h </w:instrText>
+              <w:instrText xml:space="preserve"> PAGEREF _Toc227842709 \h </w:instrText>
             </w:r>
             <w:r>
               <w:rPr>
@@ -3293,11 +3256,11 @@
               <w:noProof/>
               <w:kern w:val="2"/>
               <w:sz w:val="24"/>
-              <w:lang w:eastAsia="de-CH"/>
+              <w:lang w:val="de-DE"/>
               <w14:ligatures w14:val="standardContextual"/>
             </w:rPr>
           </w:pPr>
-          <w:hyperlink w:anchor="_Toc227830328" w:history="1">
+          <w:hyperlink w:anchor="_Toc227842710" w:history="1">
             <w:r>
               <w:rPr>
                 <w:rStyle w:val="Hyperlink"/>
@@ -3312,7 +3275,7 @@
                 <w:noProof/>
                 <w:kern w:val="2"/>
                 <w:sz w:val="24"/>
-                <w:lang w:eastAsia="de-CH"/>
+                <w:lang w:val="de-DE"/>
                 <w14:ligatures w14:val="standardContextual"/>
               </w:rPr>
               <w:tab/>
@@ -3343,7 +3306,7 @@
                 <w:noProof/>
                 <w:webHidden/>
               </w:rPr>
-              <w:instrText xml:space="preserve"> PAGEREF _Toc227830328 \h </w:instrText>
+              <w:instrText xml:space="preserve"> PAGEREF _Toc227842710 \h </w:instrText>
             </w:r>
             <w:r>
               <w:rPr>
@@ -3387,11 +3350,11 @@
               <w:noProof/>
               <w:kern w:val="2"/>
               <w:sz w:val="24"/>
-              <w:lang w:eastAsia="de-CH"/>
+              <w:lang w:val="de-DE"/>
               <w14:ligatures w14:val="standardContextual"/>
             </w:rPr>
           </w:pPr>
-          <w:hyperlink w:anchor="_Toc227830329" w:history="1">
+          <w:hyperlink w:anchor="_Toc227842711" w:history="1">
             <w:r>
               <w:rPr>
                 <w:rStyle w:val="Hyperlink"/>
@@ -3406,7 +3369,7 @@
                 <w:noProof/>
                 <w:kern w:val="2"/>
                 <w:sz w:val="24"/>
-                <w:lang w:eastAsia="de-CH"/>
+                <w:lang w:val="de-DE"/>
                 <w14:ligatures w14:val="standardContextual"/>
               </w:rPr>
               <w:tab/>
@@ -3437,7 +3400,7 @@
                 <w:noProof/>
                 <w:webHidden/>
               </w:rPr>
-              <w:instrText xml:space="preserve"> PAGEREF _Toc227830329 \h </w:instrText>
+              <w:instrText xml:space="preserve"> PAGEREF _Toc227842711 \h </w:instrText>
             </w:r>
             <w:r>
               <w:rPr>
@@ -3522,7 +3485,7 @@
       <w:bookmarkStart w:id="2" w:name="_Hlk179438198"/>
       <w:bookmarkStart w:id="3" w:name="_Toc365292059"/>
       <w:bookmarkStart w:id="4" w:name="_Toc511835619"/>
-      <w:bookmarkStart w:id="5" w:name="_Toc227830307"/>
+      <w:bookmarkStart w:id="5" w:name="_Toc227842689"/>
       <w:r>
         <w:rPr>
           <w:rFonts w:cs="Arial"/>
@@ -3598,7 +3561,7 @@
       <w:pPr>
         <w:pStyle w:val="berschrift1"/>
       </w:pPr>
-      <w:bookmarkStart w:id="6" w:name="_Toc227830308"/>
+      <w:bookmarkStart w:id="6" w:name="_Toc227842690"/>
       <w:r>
         <w:lastRenderedPageBreak/>
         <w:t>Modellierung</w:t>
@@ -3718,21 +3681,7 @@
         <w:rPr>
           <w:lang w:eastAsia="en-US"/>
         </w:rPr>
-        <w:t xml:space="preserve">: </w:t>
-      </w:r>
-      <w:proofErr w:type="spellStart"/>
-      <w:r>
-        <w:rPr>
-          <w:lang w:eastAsia="en-US"/>
-        </w:rPr>
-        <w:t>Requirement</w:t>
-      </w:r>
-      <w:proofErr w:type="spellEnd"/>
-      <w:r>
-        <w:rPr>
-          <w:lang w:eastAsia="en-US"/>
-        </w:rPr>
-        <w:t xml:space="preserve"> Analysis</w:t>
+        <w:t>: Requirement Analysis</w:t>
       </w:r>
       <w:r>
         <w:rPr>
@@ -3842,7 +3791,7 @@
           <w:noProof/>
         </w:rPr>
         <w:drawing>
-          <wp:anchor distT="0" distB="0" distL="114300" distR="114300" simplePos="0" relativeHeight="251658240" behindDoc="0" locked="0" layoutInCell="1" allowOverlap="1" wp14:anchorId="573BD4E3" wp14:editId="34149DD7">
+          <wp:anchor distT="0" distB="0" distL="114300" distR="114300" simplePos="0" relativeHeight="251657216" behindDoc="0" locked="0" layoutInCell="1" allowOverlap="1" wp14:anchorId="573BD4E3" wp14:editId="5C82420F">
             <wp:simplePos x="0" y="0"/>
             <wp:positionH relativeFrom="margin">
               <wp:align>center</wp:align>
@@ -3917,24 +3866,14 @@
       <w:r>
         <w:t xml:space="preserve">Abbildung </w:t>
       </w:r>
-      <w:r>
-        <w:fldChar w:fldCharType="begin"/>
-      </w:r>
-      <w:r>
-        <w:instrText xml:space="preserve"> SEQ Abbildung \* ARABIC </w:instrText>
-      </w:r>
-      <w:r>
-        <w:fldChar w:fldCharType="separate"/>
-      </w:r>
-      <w:r>
-        <w:rPr>
-          <w:noProof/>
-        </w:rPr>
-        <w:t>1</w:t>
-      </w:r>
-      <w:r>
-        <w:fldChar w:fldCharType="end"/>
-      </w:r>
+      <w:fldSimple w:instr=" SEQ Abbildung \* ARABIC ">
+        <w:r>
+          <w:rPr>
+            <w:noProof/>
+          </w:rPr>
+          <w:t>1</w:t>
+        </w:r>
+      </w:fldSimple>
       <w:r>
         <w:rPr>
           <w:lang w:val="de-DE"/>
@@ -4035,7 +3974,7 @@
           <w:lang w:val="de-DE"/>
         </w:rPr>
       </w:pPr>
-      <w:bookmarkStart w:id="7" w:name="_Toc227830309"/>
+      <w:bookmarkStart w:id="7" w:name="_Toc227842691"/>
       <w:r>
         <w:rPr>
           <w:lang w:val="de-DE"/>
@@ -4109,7 +4048,7 @@
         </w:rPr>
         <w:lastRenderedPageBreak/>
         <w:drawing>
-          <wp:anchor distT="0" distB="0" distL="114300" distR="114300" simplePos="0" relativeHeight="251659264" behindDoc="0" locked="0" layoutInCell="1" allowOverlap="1" wp14:anchorId="2D2EA019" wp14:editId="1D78DCEA">
+          <wp:anchor distT="0" distB="0" distL="114300" distR="114300" simplePos="0" relativeHeight="251658240" behindDoc="0" locked="0" layoutInCell="1" allowOverlap="1" wp14:anchorId="2D2EA019" wp14:editId="0C2D1C82">
             <wp:simplePos x="0" y="0"/>
             <wp:positionH relativeFrom="margin">
               <wp:align>center</wp:align>
@@ -4269,7 +4208,7 @@
         <mc:AlternateContent>
           <mc:Choice Requires="wps">
             <w:drawing>
-              <wp:anchor distT="0" distB="0" distL="114300" distR="114300" simplePos="0" relativeHeight="251661312" behindDoc="0" locked="0" layoutInCell="1" allowOverlap="1" wp14:anchorId="680396C3" wp14:editId="07A30CFF">
+              <wp:anchor distT="0" distB="0" distL="114300" distR="114300" simplePos="0" relativeHeight="251660288" behindDoc="0" locked="0" layoutInCell="1" allowOverlap="1" wp14:anchorId="680396C3" wp14:editId="39AB5FA6">
                 <wp:simplePos x="0" y="0"/>
                 <wp:positionH relativeFrom="margin">
                   <wp:align>center</wp:align>
@@ -4314,24 +4253,14 @@
                             <w:r>
                               <w:t xml:space="preserve">Abbildung </w:t>
                             </w:r>
-                            <w:r>
-                              <w:fldChar w:fldCharType="begin"/>
-                            </w:r>
-                            <w:r>
-                              <w:instrText xml:space="preserve"> SEQ Abbildung \* ARABIC </w:instrText>
-                            </w:r>
-                            <w:r>
-                              <w:fldChar w:fldCharType="separate"/>
-                            </w:r>
-                            <w:r>
-                              <w:rPr>
-                                <w:noProof/>
-                              </w:rPr>
-                              <w:t>2</w:t>
-                            </w:r>
-                            <w:r>
-                              <w:fldChar w:fldCharType="end"/>
-                            </w:r>
+                            <w:fldSimple w:instr=" SEQ Abbildung \* ARABIC ">
+                              <w:r>
+                                <w:rPr>
+                                  <w:noProof/>
+                                </w:rPr>
+                                <w:t>2</w:t>
+                              </w:r>
+                            </w:fldSimple>
                             <w:r>
                               <w:rPr>
                                 <w:lang w:val="de-DE"/>
@@ -4359,7 +4288,7 @@
                 <v:stroke joinstyle="miter"/>
                 <v:path gradientshapeok="t" o:connecttype="rect"/>
               </v:shapetype>
-              <v:shape id="Textfeld 1" o:spid="_x0000_s1026" type="#_x0000_t202" style="position:absolute;margin-left:0;margin-top:.55pt;width:187.5pt;height:.05pt;z-index:251661312;visibility:visible;mso-wrap-style:square;mso-wrap-distance-left:9pt;mso-wrap-distance-top:0;mso-wrap-distance-right:9pt;mso-wrap-distance-bottom:0;mso-position-horizontal:center;mso-position-horizontal-relative:margin;mso-position-vertical:absolute;mso-position-vertical-relative:text;v-text-anchor:top" o:gfxdata="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" stroked="f">
+              <v:shape id="Textfeld 1" o:spid="_x0000_s1026" type="#_x0000_t202" style="position:absolute;margin-left:0;margin-top:.55pt;width:187.5pt;height:.05pt;z-index:251660288;visibility:visible;mso-wrap-style:square;mso-wrap-distance-left:9pt;mso-wrap-distance-top:0;mso-wrap-distance-right:9pt;mso-wrap-distance-bottom:0;mso-position-horizontal:center;mso-position-horizontal-relative:margin;mso-position-vertical:absolute;mso-position-vertical-relative:text;v-text-anchor:top" o:gfxdata="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" stroked="f">
                 <v:textbox style="mso-fit-shape-to-text:t" inset="0,0,0,0">
                   <w:txbxContent>
                     <w:p>
@@ -4373,24 +4302,14 @@
                       <w:r>
                         <w:t xml:space="preserve">Abbildung </w:t>
                       </w:r>
-                      <w:r>
-                        <w:fldChar w:fldCharType="begin"/>
-                      </w:r>
-                      <w:r>
-                        <w:instrText xml:space="preserve"> SEQ Abbildung \* ARABIC </w:instrText>
-                      </w:r>
-                      <w:r>
-                        <w:fldChar w:fldCharType="separate"/>
-                      </w:r>
-                      <w:r>
-                        <w:rPr>
-                          <w:noProof/>
-                        </w:rPr>
-                        <w:t>2</w:t>
-                      </w:r>
-                      <w:r>
-                        <w:fldChar w:fldCharType="end"/>
-                      </w:r>
+                      <w:fldSimple w:instr=" SEQ Abbildung \* ARABIC ">
+                        <w:r>
+                          <w:rPr>
+                            <w:noProof/>
+                          </w:rPr>
+                          <w:t>2</w:t>
+                        </w:r>
+                      </w:fldSimple>
                       <w:r>
                         <w:rPr>
                           <w:lang w:val="de-DE"/>
@@ -5184,7 +5103,7 @@
       <w:pPr>
         <w:pStyle w:val="berschrift2"/>
       </w:pPr>
-      <w:bookmarkStart w:id="8" w:name="_Toc227830310"/>
+      <w:bookmarkStart w:id="8" w:name="_Toc227842692"/>
       <w:r>
         <w:lastRenderedPageBreak/>
         <w:t>Struktogramm</w:t>
@@ -5201,21 +5120,7 @@
         <w:rPr>
           <w:lang w:eastAsia="en-US"/>
         </w:rPr>
-        <w:t>Ein Struktogramm stellt bildlich den Ablauf eines Programms dar. Analog Flussdiagramm, steht der Algorithmus selbst im Vordergrund und nicht die Programmiersprache. Im IT Fachjargon bezeichnet man Struktogramme auch mit Nassi-</w:t>
-      </w:r>
-      <w:proofErr w:type="spellStart"/>
-      <w:r>
-        <w:rPr>
-          <w:lang w:eastAsia="en-US"/>
-        </w:rPr>
-        <w:t>Shneiderman</w:t>
-      </w:r>
-      <w:proofErr w:type="spellEnd"/>
-      <w:r>
-        <w:rPr>
-          <w:lang w:eastAsia="en-US"/>
-        </w:rPr>
-        <w:t>-Diagramme, als Referenz zu den beiden Entwicklern Isaac Nassi und Ben Shneiderman.</w:t>
+        <w:t>Ein Struktogramm stellt bildlich den Ablauf eines Programms dar. Analog Flussdiagramm, steht der Algorithmus selbst im Vordergrund und nicht die Programmiersprache. Im IT Fachjargon bezeichnet man Struktogramme auch mit Nassi-Shneiderman-Diagramme, als Referenz zu den beiden Entwicklern Isaac Nassi und Ben Shneiderman.</w:t>
       </w:r>
     </w:p>
     <w:p>
@@ -5378,21 +5283,28 @@
                 <w:rFonts w:ascii="Noto Sans" w:hAnsi="Noto Sans" w:cs="Noto Sans"/>
                 <w:color w:val="15709B"/>
               </w:rPr>
-              <w:instrText xml:space="preserve"> </w:instrText>
+              <w:instrText xml:space="preserve"> INCLUDEPICTURE  "https://blog.assets.studyflix.de/wp-content/uploads/2022/11/Anweisung-1024x240.png" \* MERGEFORMATINET </w:instrText>
             </w:r>
             <w:r>
               <w:rPr>
                 <w:rFonts w:ascii="Noto Sans" w:hAnsi="Noto Sans" w:cs="Noto Sans"/>
                 <w:color w:val="15709B"/>
               </w:rPr>
-              <w:instrText>INCLUDEPICTURE  "https://blog.assets.studyflix.de/wp-content/uploads/2022/11/Anweisung-1024x240.png" \* MERGEFORMATINET</w:instrText>
+              <w:fldChar w:fldCharType="separate"/>
             </w:r>
             <w:r>
               <w:rPr>
                 <w:rFonts w:ascii="Noto Sans" w:hAnsi="Noto Sans" w:cs="Noto Sans"/>
                 <w:color w:val="15709B"/>
               </w:rPr>
-              <w:instrText xml:space="preserve"> </w:instrText>
+              <w:fldChar w:fldCharType="begin"/>
+            </w:r>
+            <w:r>
+              <w:rPr>
+                <w:rFonts w:ascii="Noto Sans" w:hAnsi="Noto Sans" w:cs="Noto Sans"/>
+                <w:color w:val="15709B"/>
+              </w:rPr>
+              <w:instrText xml:space="preserve"> INCLUDEPICTURE  "https://blog.assets.studyflix.de/wp-content/uploads/2022/11/Anweisung-1024x240.png" \* MERGEFORMATINET </w:instrText>
             </w:r>
             <w:r>
               <w:rPr>
@@ -5445,6 +5357,13 @@
               </w:rPr>
               <w:fldChar w:fldCharType="end"/>
             </w:r>
+            <w:r>
+              <w:rPr>
+                <w:rFonts w:ascii="Noto Sans" w:hAnsi="Noto Sans" w:cs="Noto Sans"/>
+                <w:color w:val="15709B"/>
+              </w:rPr>
+              <w:fldChar w:fldCharType="end"/>
+            </w:r>
           </w:p>
         </w:tc>
       </w:tr>
@@ -5539,21 +5458,28 @@
                 <w:rFonts w:ascii="Noto Sans" w:hAnsi="Noto Sans" w:cs="Noto Sans"/>
                 <w:color w:val="15709B"/>
               </w:rPr>
-              <w:instrText xml:space="preserve"> </w:instrText>
+              <w:instrText xml:space="preserve"> INCLUDEPICTURE  "https://blog.assets.studyflix.de/wp-content/uploads/2022/11/Sequenz-1024x333.png" \* MERGEFORMATINET </w:instrText>
             </w:r>
             <w:r>
               <w:rPr>
                 <w:rFonts w:ascii="Noto Sans" w:hAnsi="Noto Sans" w:cs="Noto Sans"/>
                 <w:color w:val="15709B"/>
               </w:rPr>
-              <w:instrText>INCLUDEPICTURE  "https://blog.assets.studyflix.de/wp-content/uploads/2022/11/Sequenz-1024x333.png" \* MERGEFORMATINET</w:instrText>
+              <w:fldChar w:fldCharType="separate"/>
             </w:r>
             <w:r>
               <w:rPr>
                 <w:rFonts w:ascii="Noto Sans" w:hAnsi="Noto Sans" w:cs="Noto Sans"/>
                 <w:color w:val="15709B"/>
               </w:rPr>
-              <w:instrText xml:space="preserve"> </w:instrText>
+              <w:fldChar w:fldCharType="begin"/>
+            </w:r>
+            <w:r>
+              <w:rPr>
+                <w:rFonts w:ascii="Noto Sans" w:hAnsi="Noto Sans" w:cs="Noto Sans"/>
+                <w:color w:val="15709B"/>
+              </w:rPr>
+              <w:instrText xml:space="preserve"> INCLUDEPICTURE  "https://blog.assets.studyflix.de/wp-content/uploads/2022/11/Sequenz-1024x333.png" \* MERGEFORMATINET </w:instrText>
             </w:r>
             <w:r>
               <w:rPr>
@@ -5572,6 +5498,13 @@
                   <v:imagedata r:id="rId21" r:href="rId22"/>
                 </v:shape>
               </w:pict>
+            </w:r>
+            <w:r>
+              <w:rPr>
+                <w:rFonts w:ascii="Noto Sans" w:hAnsi="Noto Sans" w:cs="Noto Sans"/>
+                <w:color w:val="15709B"/>
+              </w:rPr>
+              <w:fldChar w:fldCharType="end"/>
             </w:r>
             <w:r>
               <w:rPr>
@@ -5681,21 +5614,28 @@
                 <w:rFonts w:ascii="Noto Sans" w:hAnsi="Noto Sans" w:cs="Noto Sans"/>
                 <w:color w:val="15709B"/>
               </w:rPr>
-              <w:instrText xml:space="preserve"> </w:instrText>
+              <w:instrText xml:space="preserve"> INCLUDEPICTURE  "https://blog.assets.studyflix.de/wp-content/uploads/2022/11/Wiederholung_1-1024x333.png" \* MERGEFORMATINET </w:instrText>
             </w:r>
             <w:r>
               <w:rPr>
                 <w:rFonts w:ascii="Noto Sans" w:hAnsi="Noto Sans" w:cs="Noto Sans"/>
                 <w:color w:val="15709B"/>
               </w:rPr>
-              <w:instrText>INCLUDEPICTURE  "https://blog.assets.studyflix.de/wp-content/uploads/2022/11/Wiederholung_1-1024x333.png" \* MERGEFORMATINET</w:instrText>
+              <w:fldChar w:fldCharType="separate"/>
             </w:r>
             <w:r>
               <w:rPr>
                 <w:rFonts w:ascii="Noto Sans" w:hAnsi="Noto Sans" w:cs="Noto Sans"/>
                 <w:color w:val="15709B"/>
               </w:rPr>
-              <w:instrText xml:space="preserve"> </w:instrText>
+              <w:fldChar w:fldCharType="begin"/>
+            </w:r>
+            <w:r>
+              <w:rPr>
+                <w:rFonts w:ascii="Noto Sans" w:hAnsi="Noto Sans" w:cs="Noto Sans"/>
+                <w:color w:val="15709B"/>
+              </w:rPr>
+              <w:instrText xml:space="preserve"> INCLUDEPICTURE  "https://blog.assets.studyflix.de/wp-content/uploads/2022/11/Wiederholung_1-1024x333.png" \* MERGEFORMATINET </w:instrText>
             </w:r>
             <w:r>
               <w:rPr>
@@ -5714,6 +5654,13 @@
                   <v:imagedata r:id="rId23" r:href="rId24"/>
                 </v:shape>
               </w:pict>
+            </w:r>
+            <w:r>
+              <w:rPr>
+                <w:rFonts w:ascii="Noto Sans" w:hAnsi="Noto Sans" w:cs="Noto Sans"/>
+                <w:color w:val="15709B"/>
+              </w:rPr>
+              <w:fldChar w:fldCharType="end"/>
             </w:r>
             <w:r>
               <w:rPr>
@@ -5823,21 +5770,28 @@
                 <w:rFonts w:ascii="Noto Sans" w:hAnsi="Noto Sans" w:cs="Noto Sans"/>
                 <w:color w:val="15709B"/>
               </w:rPr>
-              <w:instrText xml:space="preserve"> </w:instrText>
+              <w:instrText xml:space="preserve"> INCLUDEPICTURE  "https://blog.assets.studyflix.de/wp-content/uploads/2022/11/Wiederholung_2-1024x333.png" \* MERGEFORMATINET </w:instrText>
             </w:r>
             <w:r>
               <w:rPr>
                 <w:rFonts w:ascii="Noto Sans" w:hAnsi="Noto Sans" w:cs="Noto Sans"/>
                 <w:color w:val="15709B"/>
               </w:rPr>
-              <w:instrText>INCLUDEPICTURE  "https://blog.assets.studyflix.de/wp-content/uploads/2022/11/Wiederholung_2-1024x333.png" \* MERGEFORMATINET</w:instrText>
+              <w:fldChar w:fldCharType="separate"/>
             </w:r>
             <w:r>
               <w:rPr>
                 <w:rFonts w:ascii="Noto Sans" w:hAnsi="Noto Sans" w:cs="Noto Sans"/>
                 <w:color w:val="15709B"/>
               </w:rPr>
-              <w:instrText xml:space="preserve"> </w:instrText>
+              <w:fldChar w:fldCharType="begin"/>
+            </w:r>
+            <w:r>
+              <w:rPr>
+                <w:rFonts w:ascii="Noto Sans" w:hAnsi="Noto Sans" w:cs="Noto Sans"/>
+                <w:color w:val="15709B"/>
+              </w:rPr>
+              <w:instrText xml:space="preserve"> INCLUDEPICTURE  "https://blog.assets.studyflix.de/wp-content/uploads/2022/11/Wiederholung_2-1024x333.png" \* MERGEFORMATINET </w:instrText>
             </w:r>
             <w:r>
               <w:rPr>
@@ -5856,6 +5810,13 @@
                   <v:imagedata r:id="rId25" r:href="rId26"/>
                 </v:shape>
               </w:pict>
+            </w:r>
+            <w:r>
+              <w:rPr>
+                <w:rFonts w:ascii="Noto Sans" w:hAnsi="Noto Sans" w:cs="Noto Sans"/>
+                <w:color w:val="15709B"/>
+              </w:rPr>
+              <w:fldChar w:fldCharType="end"/>
             </w:r>
             <w:r>
               <w:rPr>
@@ -5965,21 +5926,28 @@
                 <w:rFonts w:ascii="Noto Sans" w:hAnsi="Noto Sans" w:cs="Noto Sans"/>
                 <w:color w:val="15709B"/>
               </w:rPr>
-              <w:instrText xml:space="preserve"> </w:instrText>
+              <w:instrText xml:space="preserve"> INCLUDEPICTURE  "https://blog.assets.studyflix.de/wp-content/uploads/2022/11/Wiederholung_3-1024x333.png" \* MERGEFORMATINET </w:instrText>
             </w:r>
             <w:r>
               <w:rPr>
                 <w:rFonts w:ascii="Noto Sans" w:hAnsi="Noto Sans" w:cs="Noto Sans"/>
                 <w:color w:val="15709B"/>
               </w:rPr>
-              <w:instrText>INCLUDEPICTURE  "https://blog.assets.studyflix.de/wp-content/uploads/2022/11/Wiederholung_3-1024x333.png" \* MERGEFORMATINET</w:instrText>
+              <w:fldChar w:fldCharType="separate"/>
             </w:r>
             <w:r>
               <w:rPr>
                 <w:rFonts w:ascii="Noto Sans" w:hAnsi="Noto Sans" w:cs="Noto Sans"/>
                 <w:color w:val="15709B"/>
               </w:rPr>
-              <w:instrText xml:space="preserve"> </w:instrText>
+              <w:fldChar w:fldCharType="begin"/>
+            </w:r>
+            <w:r>
+              <w:rPr>
+                <w:rFonts w:ascii="Noto Sans" w:hAnsi="Noto Sans" w:cs="Noto Sans"/>
+                <w:color w:val="15709B"/>
+              </w:rPr>
+              <w:instrText xml:space="preserve"> INCLUDEPICTURE  "https://blog.assets.studyflix.de/wp-content/uploads/2022/11/Wiederholung_3-1024x333.png" \* MERGEFORMATINET </w:instrText>
             </w:r>
             <w:r>
               <w:rPr>
@@ -5998,6 +5966,13 @@
                   <v:imagedata r:id="rId27" r:href="rId28"/>
                 </v:shape>
               </w:pict>
+            </w:r>
+            <w:r>
+              <w:rPr>
+                <w:rFonts w:ascii="Noto Sans" w:hAnsi="Noto Sans" w:cs="Noto Sans"/>
+                <w:color w:val="15709B"/>
+              </w:rPr>
+              <w:fldChar w:fldCharType="end"/>
             </w:r>
             <w:r>
               <w:rPr>
@@ -6122,21 +6097,28 @@
                 <w:rFonts w:ascii="Noto Sans" w:hAnsi="Noto Sans" w:cs="Noto Sans"/>
                 <w:color w:val="115A7C"/>
               </w:rPr>
-              <w:instrText xml:space="preserve"> </w:instrText>
+              <w:instrText xml:space="preserve"> INCLUDEPICTURE  "https://blog.assets.studyflix.de/wp-content/uploads/2022/11/Verzweigung-ohne-Alternative-1024x327.png" \* MERGEFORMATINET </w:instrText>
             </w:r>
             <w:r>
               <w:rPr>
                 <w:rFonts w:ascii="Noto Sans" w:hAnsi="Noto Sans" w:cs="Noto Sans"/>
                 <w:color w:val="115A7C"/>
               </w:rPr>
-              <w:instrText>INCLUDEPICTURE  "https://blog.assets.studyflix.de/wp-content/uploads/2022/11/Verzweigung-ohne-Alternative-1024x327.png" \* MERGEFORMATINET</w:instrText>
+              <w:fldChar w:fldCharType="separate"/>
             </w:r>
             <w:r>
               <w:rPr>
                 <w:rFonts w:ascii="Noto Sans" w:hAnsi="Noto Sans" w:cs="Noto Sans"/>
                 <w:color w:val="115A7C"/>
               </w:rPr>
-              <w:instrText xml:space="preserve"> </w:instrText>
+              <w:fldChar w:fldCharType="begin"/>
+            </w:r>
+            <w:r>
+              <w:rPr>
+                <w:rFonts w:ascii="Noto Sans" w:hAnsi="Noto Sans" w:cs="Noto Sans"/>
+                <w:color w:val="115A7C"/>
+              </w:rPr>
+              <w:instrText xml:space="preserve"> INCLUDEPICTURE  "https://blog.assets.studyflix.de/wp-content/uploads/2022/11/Verzweigung-ohne-Alternative-1024x327.png" \* MERGEFORMATINET </w:instrText>
             </w:r>
             <w:r>
               <w:rPr>
@@ -6155,6 +6137,13 @@
                   <v:imagedata r:id="rId29" r:href="rId30"/>
                 </v:shape>
               </w:pict>
+            </w:r>
+            <w:r>
+              <w:rPr>
+                <w:rFonts w:ascii="Noto Sans" w:hAnsi="Noto Sans" w:cs="Noto Sans"/>
+                <w:color w:val="115A7C"/>
+              </w:rPr>
+              <w:fldChar w:fldCharType="end"/>
             </w:r>
             <w:r>
               <w:rPr>
@@ -6265,21 +6254,28 @@
                 <w:rFonts w:ascii="Noto Sans" w:hAnsi="Noto Sans" w:cs="Noto Sans"/>
                 <w:color w:val="115A7C"/>
               </w:rPr>
-              <w:instrText xml:space="preserve"> </w:instrText>
+              <w:instrText xml:space="preserve"> INCLUDEPICTURE  "https://blog.assets.studyflix.de/wp-content/uploads/2022/11/Verzweigung-ohne-Alternative-1024x327.png" \* MERGEFORMATINET </w:instrText>
             </w:r>
             <w:r>
               <w:rPr>
                 <w:rFonts w:ascii="Noto Sans" w:hAnsi="Noto Sans" w:cs="Noto Sans"/>
                 <w:color w:val="115A7C"/>
               </w:rPr>
-              <w:instrText>INCLUDEPICTURE  "https://blog.assets.studyflix.de/wp-content/uploads/2022/11/Verzweigung-ohne-Alternative-1024x327.png" \* MERGEFORMATINET</w:instrText>
+              <w:fldChar w:fldCharType="separate"/>
             </w:r>
             <w:r>
               <w:rPr>
                 <w:rFonts w:ascii="Noto Sans" w:hAnsi="Noto Sans" w:cs="Noto Sans"/>
                 <w:color w:val="115A7C"/>
               </w:rPr>
-              <w:instrText xml:space="preserve"> </w:instrText>
+              <w:fldChar w:fldCharType="begin"/>
+            </w:r>
+            <w:r>
+              <w:rPr>
+                <w:rFonts w:ascii="Noto Sans" w:hAnsi="Noto Sans" w:cs="Noto Sans"/>
+                <w:color w:val="115A7C"/>
+              </w:rPr>
+              <w:instrText xml:space="preserve"> INCLUDEPICTURE  "https://blog.assets.studyflix.de/wp-content/uploads/2022/11/Verzweigung-ohne-Alternative-1024x327.png" \* MERGEFORMATINET </w:instrText>
             </w:r>
             <w:r>
               <w:rPr>
@@ -6298,6 +6294,13 @@
                   <v:imagedata r:id="rId29" r:href="rId31"/>
                 </v:shape>
               </w:pict>
+            </w:r>
+            <w:r>
+              <w:rPr>
+                <w:rFonts w:ascii="Noto Sans" w:hAnsi="Noto Sans" w:cs="Noto Sans"/>
+                <w:color w:val="115A7C"/>
+              </w:rPr>
+              <w:fldChar w:fldCharType="end"/>
             </w:r>
             <w:r>
               <w:rPr>
@@ -6470,10 +6473,12 @@
       <w:pPr>
         <w:pStyle w:val="berschrift1"/>
       </w:pPr>
+      <w:bookmarkStart w:id="9" w:name="_Toc227842693"/>
       <w:r>
         <w:lastRenderedPageBreak/>
         <w:t>Aufgaben</w:t>
       </w:r>
+      <w:bookmarkEnd w:id="9"/>
     </w:p>
     <w:p>
       <w:pPr>
@@ -6541,7 +6546,7 @@
       <w:pPr>
         <w:pStyle w:val="berschrift2"/>
       </w:pPr>
-      <w:bookmarkStart w:id="9" w:name="_Toc227830312"/>
+      <w:bookmarkStart w:id="10" w:name="_Toc227842694"/>
       <w:r>
         <w:t>Aufgabe</w:t>
       </w:r>
@@ -6551,7 +6556,7 @@
       <w:r>
         <w:t>: Wir kochen Spaghetti</w:t>
       </w:r>
-      <w:bookmarkEnd w:id="9"/>
+      <w:bookmarkEnd w:id="10"/>
     </w:p>
     <w:p>
       <w:pPr>
@@ -6575,21 +6580,7 @@
         <w:rPr>
           <w:lang w:eastAsia="en-US"/>
         </w:rPr>
-        <w:t xml:space="preserve"> </w:t>
-      </w:r>
-      <w:proofErr w:type="gramStart"/>
-      <w:r>
-        <w:rPr>
-          <w:lang w:eastAsia="en-US"/>
-        </w:rPr>
-        <w:t>gewissen</w:t>
-      </w:r>
-      <w:proofErr w:type="gramEnd"/>
-      <w:r>
-        <w:rPr>
-          <w:lang w:eastAsia="en-US"/>
-        </w:rPr>
-        <w:t xml:space="preserve"> etwas gönnen und du bist auf diesem Gourmet Rezept gestossen</w:t>
+        <w:t xml:space="preserve"> gewissen etwas gönnen und du bist auf diesem Gourmet Rezept gestossen</w:t>
       </w:r>
       <w:r>
         <w:rPr>
@@ -6633,21 +6624,7 @@
         <w:rPr>
           <w:lang w:eastAsia="en-US"/>
         </w:rPr>
-        <w:t xml:space="preserve">Sind alle Zutaten vorhanden, </w:t>
-      </w:r>
-      <w:proofErr w:type="spellStart"/>
-      <w:r>
-        <w:rPr>
-          <w:lang w:eastAsia="en-US"/>
-        </w:rPr>
-        <w:t>bzw</w:t>
-      </w:r>
-      <w:proofErr w:type="spellEnd"/>
-      <w:r>
-        <w:rPr>
-          <w:lang w:eastAsia="en-US"/>
-        </w:rPr>
-        <w:t>, erhältlich</w:t>
+        <w:t>Sind alle Zutaten vorhanden, bzw, erhältlich</w:t>
       </w:r>
     </w:p>
     <w:p>
@@ -6701,16 +6678,8 @@
         <w:rPr>
           <w:lang w:eastAsia="en-US"/>
         </w:rPr>
-        <w:t xml:space="preserve">Sind die Nudeln </w:t>
+        <w:t>Sind die Nudeln aldente</w:t>
       </w:r>
-      <w:proofErr w:type="spellStart"/>
-      <w:r>
-        <w:rPr>
-          <w:lang w:eastAsia="en-US"/>
-        </w:rPr>
-        <w:t>aldente</w:t>
-      </w:r>
-      <w:proofErr w:type="spellEnd"/>
     </w:p>
     <w:p>
       <w:pPr>
@@ -6771,11 +6740,19 @@
       <w:pPr>
         <w:suppressAutoHyphens/>
         <w:spacing w:after="0"/>
-        <w:rPr>
-          <w:sz w:val="20"/>
-          <w:szCs w:val="20"/>
-          <w:lang w:eastAsia="en-US"/>
-        </w:rPr>
+        <w:sectPr>
+          <w:headerReference w:type="even" r:id="rId33"/>
+          <w:headerReference w:type="default" r:id="rId34"/>
+          <w:footerReference w:type="even" r:id="rId35"/>
+          <w:footerReference w:type="default" r:id="rId36"/>
+          <w:headerReference w:type="first" r:id="rId37"/>
+          <w:footerReference w:type="first" r:id="rId38"/>
+          <w:pgSz w:w="11906" w:h="16838"/>
+          <w:pgMar w:top="1440" w:right="1440" w:bottom="1440" w:left="1440" w:header="624" w:footer="510" w:gutter="0"/>
+          <w:cols w:space="720"/>
+          <w:formProt w:val="0"/>
+          <w:docGrid w:linePitch="360"/>
+        </w:sectPr>
       </w:pPr>
       <w:r>
         <w:rPr>
@@ -6785,7 +6762,7 @@
         <mc:AlternateContent>
           <mc:Choice Requires="wps">
             <w:drawing>
-              <wp:anchor distT="0" distB="0" distL="114300" distR="114300" simplePos="0" relativeHeight="251664384" behindDoc="0" locked="0" layoutInCell="1" allowOverlap="1" wp14:anchorId="54B19781" wp14:editId="041A2153">
+              <wp:anchor distT="0" distB="0" distL="114300" distR="114300" simplePos="0" relativeHeight="251663360" behindDoc="0" locked="0" layoutInCell="1" allowOverlap="1" wp14:anchorId="54B19781" wp14:editId="3DC8F4FC">
                 <wp:simplePos x="0" y="0"/>
                 <wp:positionH relativeFrom="column">
                   <wp:posOffset>17780</wp:posOffset>
@@ -6830,24 +6807,14 @@
                             <w:r>
                               <w:t xml:space="preserve">Abbildung </w:t>
                             </w:r>
-                            <w:r>
-                              <w:fldChar w:fldCharType="begin"/>
-                            </w:r>
-                            <w:r>
-                              <w:instrText xml:space="preserve"> SEQ Abbildung \* ARABIC </w:instrText>
-                            </w:r>
-                            <w:r>
-                              <w:fldChar w:fldCharType="separate"/>
-                            </w:r>
-                            <w:r>
-                              <w:rPr>
-                                <w:noProof/>
-                              </w:rPr>
-                              <w:t>3</w:t>
-                            </w:r>
-                            <w:r>
-                              <w:fldChar w:fldCharType="end"/>
-                            </w:r>
+                            <w:fldSimple w:instr=" SEQ Abbildung \* ARABIC ">
+                              <w:r>
+                                <w:rPr>
+                                  <w:noProof/>
+                                </w:rPr>
+                                <w:t>3</w:t>
+                              </w:r>
+                            </w:fldSimple>
                             <w:r>
                               <w:rPr>
                                 <w:lang w:val="de-DE"/>
@@ -6871,7 +6838,7 @@
           </mc:Choice>
           <mc:Fallback>
             <w:pict>
-              <v:shape w14:anchorId="54B19781" id="_x0000_s1027" type="#_x0000_t202" style="position:absolute;margin-left:1.4pt;margin-top:636.95pt;width:447.85pt;height:.05pt;z-index:251664384;visibility:visible;mso-wrap-style:square;mso-wrap-distance-left:9pt;mso-wrap-distance-top:0;mso-wrap-distance-right:9pt;mso-wrap-distance-bottom:0;mso-position-horizontal:absolute;mso-position-horizontal-relative:text;mso-position-vertical:absolute;mso-position-vertical-relative:text;v-text-anchor:top" o:gfxdata="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" stroked="f">
+              <v:shape w14:anchorId="54B19781" id="_x0000_s1027" type="#_x0000_t202" style="position:absolute;margin-left:1.4pt;margin-top:636.95pt;width:447.85pt;height:.05pt;z-index:251663360;visibility:visible;mso-wrap-style:square;mso-wrap-distance-left:9pt;mso-wrap-distance-top:0;mso-wrap-distance-right:9pt;mso-wrap-distance-bottom:0;mso-position-horizontal:absolute;mso-position-horizontal-relative:text;mso-position-vertical:absolute;mso-position-vertical-relative:text;v-text-anchor:top" o:gfxdata="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" stroked="f">
                 <v:textbox style="mso-fit-shape-to-text:t" inset="0,0,0,0">
                   <w:txbxContent>
                     <w:p>
@@ -6885,24 +6852,14 @@
                       <w:r>
                         <w:t xml:space="preserve">Abbildung </w:t>
                       </w:r>
-                      <w:r>
-                        <w:fldChar w:fldCharType="begin"/>
-                      </w:r>
-                      <w:r>
-                        <w:instrText xml:space="preserve"> SEQ Abbildung \* ARABIC </w:instrText>
-                      </w:r>
-                      <w:r>
-                        <w:fldChar w:fldCharType="separate"/>
-                      </w:r>
-                      <w:r>
-                        <w:rPr>
-                          <w:noProof/>
-                        </w:rPr>
-                        <w:t>3</w:t>
-                      </w:r>
-                      <w:r>
-                        <w:fldChar w:fldCharType="end"/>
-                      </w:r>
+                      <w:fldSimple w:instr=" SEQ Abbildung \* ARABIC ">
+                        <w:r>
+                          <w:rPr>
+                            <w:noProof/>
+                          </w:rPr>
+                          <w:t>3</w:t>
+                        </w:r>
+                      </w:fldSimple>
                       <w:r>
                         <w:rPr>
                           <w:lang w:val="de-DE"/>
@@ -6924,7 +6881,7 @@
           <w:lang w:eastAsia="en-US"/>
         </w:rPr>
         <w:drawing>
-          <wp:anchor distT="0" distB="0" distL="114300" distR="114300" simplePos="0" relativeHeight="251662336" behindDoc="0" locked="0" layoutInCell="1" allowOverlap="1" wp14:anchorId="6446694E" wp14:editId="797F5BD1">
+          <wp:anchor distT="0" distB="0" distL="114300" distR="114300" simplePos="0" relativeHeight="251661312" behindDoc="0" locked="0" layoutInCell="1" allowOverlap="1" wp14:anchorId="6446694E" wp14:editId="7E813486">
             <wp:simplePos x="0" y="0"/>
             <wp:positionH relativeFrom="margin">
               <wp:align>center</wp:align>
@@ -6947,7 +6904,7 @@
                     <pic:cNvPicPr/>
                   </pic:nvPicPr>
                   <pic:blipFill>
-                    <a:blip r:embed="rId33">
+                    <a:blip r:embed="rId39">
                       <a:extLst>
                         <a:ext uri="{28A0092B-C50C-407E-A947-70E740481C1C}">
                           <a14:useLocalDpi xmlns:a14="http://schemas.microsoft.com/office/drawing/2010/main" val="0"/>
@@ -6986,27 +6943,383 @@
     <w:p>
       <w:pPr>
         <w:pStyle w:val="berschrift3"/>
-      </w:pPr>
-      <w:bookmarkStart w:id="10" w:name="_Toc227830313"/>
+        <w:numPr>
+          <w:ilvl w:val="0"/>
+          <w:numId w:val="0"/>
+        </w:numPr>
+        <w:ind w:left="720" w:hanging="720"/>
+        <w:sectPr>
+          <w:pgSz w:w="11906" w:h="16838"/>
+          <w:pgMar w:top="1440" w:right="1440" w:bottom="1440" w:left="1440" w:header="624" w:footer="510" w:gutter="0"/>
+          <w:cols w:space="720"/>
+          <w:formProt w:val="0"/>
+          <w:docGrid w:linePitch="360"/>
+        </w:sectPr>
+      </w:pPr>
+      <w:bookmarkStart w:id="11" w:name="_Toc227842695"/>
+    </w:p>
+    <w:p>
+      <w:pPr>
+        <w:pStyle w:val="berschrift3"/>
+        <w:numPr>
+          <w:ilvl w:val="0"/>
+          <w:numId w:val="0"/>
+        </w:numPr>
+        <w:ind w:left="720" w:hanging="720"/>
+      </w:pPr>
+    </w:p>
+    <w:p>
+      <w:pPr>
+        <w:pStyle w:val="berschrift3"/>
+      </w:pPr>
       <w:r>
-        <w:lastRenderedPageBreak/>
         <w:t>Flussdiagramm</w:t>
       </w:r>
-      <w:bookmarkEnd w:id="10"/>
+      <w:bookmarkEnd w:id="11"/>
+    </w:p>
+    <w:p>
+      <w:pPr>
+        <w:suppressAutoHyphens/>
+        <w:spacing w:after="0"/>
+      </w:pPr>
+    </w:p>
+    <w:p>
+      <w:pPr>
+        <w:suppressAutoHyphens/>
+        <w:spacing w:after="0"/>
+      </w:pPr>
+    </w:p>
+    <w:p>
+      <w:pPr>
+        <w:suppressAutoHyphens/>
+        <w:spacing w:after="0"/>
+      </w:pPr>
+    </w:p>
+    <w:p>
+      <w:pPr>
+        <w:suppressAutoHyphens/>
+        <w:spacing w:after="0"/>
+      </w:pPr>
+    </w:p>
+    <w:p>
+      <w:pPr>
+        <w:suppressAutoHyphens/>
+        <w:spacing w:after="0"/>
+      </w:pPr>
+    </w:p>
+    <w:p>
+      <w:pPr>
+        <w:suppressAutoHyphens/>
+        <w:spacing w:after="0"/>
+      </w:pPr>
+    </w:p>
+    <w:p>
+      <w:pPr>
+        <w:suppressAutoHyphens/>
+        <w:spacing w:after="0"/>
+      </w:pPr>
+    </w:p>
+    <w:p>
+      <w:pPr>
+        <w:suppressAutoHyphens/>
+        <w:spacing w:after="0"/>
+      </w:pPr>
+    </w:p>
+    <w:p>
+      <w:pPr>
+        <w:suppressAutoHyphens/>
+        <w:spacing w:after="0"/>
+      </w:pPr>
+    </w:p>
+    <w:p>
+      <w:pPr>
+        <w:suppressAutoHyphens/>
+        <w:spacing w:after="0"/>
+      </w:pPr>
+    </w:p>
+    <w:p>
+      <w:pPr>
+        <w:suppressAutoHyphens/>
+        <w:spacing w:after="0"/>
+      </w:pPr>
+    </w:p>
+    <w:p>
+      <w:pPr>
+        <w:suppressAutoHyphens/>
+        <w:spacing w:after="0"/>
+      </w:pPr>
+    </w:p>
+    <w:p>
+      <w:pPr>
+        <w:suppressAutoHyphens/>
+        <w:spacing w:after="0"/>
+      </w:pPr>
+    </w:p>
+    <w:p>
+      <w:pPr>
+        <w:suppressAutoHyphens/>
+        <w:spacing w:after="0"/>
+      </w:pPr>
+    </w:p>
+    <w:p>
+      <w:pPr>
+        <w:suppressAutoHyphens/>
+        <w:spacing w:after="0"/>
+      </w:pPr>
+    </w:p>
+    <w:p>
+      <w:pPr>
+        <w:suppressAutoHyphens/>
+        <w:spacing w:after="0"/>
+      </w:pPr>
+    </w:p>
+    <w:p>
+      <w:pPr>
+        <w:suppressAutoHyphens/>
+        <w:spacing w:after="0"/>
+      </w:pPr>
+    </w:p>
+    <w:p>
+      <w:pPr>
+        <w:suppressAutoHyphens/>
+        <w:spacing w:after="0"/>
+      </w:pPr>
+    </w:p>
+    <w:p>
+      <w:pPr>
+        <w:suppressAutoHyphens/>
+        <w:spacing w:after="0"/>
+      </w:pPr>
+    </w:p>
+    <w:p>
+      <w:pPr>
+        <w:suppressAutoHyphens/>
+        <w:spacing w:after="0"/>
+      </w:pPr>
+    </w:p>
+    <w:p>
+      <w:pPr>
+        <w:suppressAutoHyphens/>
+        <w:spacing w:after="0"/>
+      </w:pPr>
+    </w:p>
+    <w:p>
+      <w:pPr>
+        <w:suppressAutoHyphens/>
+        <w:spacing w:after="0"/>
+      </w:pPr>
+    </w:p>
+    <w:p>
+      <w:pPr>
+        <w:suppressAutoHyphens/>
+        <w:spacing w:after="0"/>
+      </w:pPr>
+    </w:p>
+    <w:p>
+      <w:pPr>
+        <w:suppressAutoHyphens/>
+        <w:spacing w:after="0"/>
+      </w:pPr>
+    </w:p>
+    <w:p>
+      <w:pPr>
+        <w:suppressAutoHyphens/>
+        <w:spacing w:after="0"/>
+      </w:pPr>
+    </w:p>
+    <w:p>
+      <w:pPr>
+        <w:suppressAutoHyphens/>
+        <w:spacing w:after="0"/>
+      </w:pPr>
+    </w:p>
+    <w:p>
+      <w:pPr>
+        <w:suppressAutoHyphens/>
+        <w:spacing w:after="0"/>
+      </w:pPr>
+    </w:p>
+    <w:p>
+      <w:pPr>
+        <w:suppressAutoHyphens/>
+        <w:spacing w:after="0"/>
+      </w:pPr>
+    </w:p>
+    <w:p>
+      <w:pPr>
+        <w:suppressAutoHyphens/>
+        <w:spacing w:after="0"/>
+      </w:pPr>
+    </w:p>
+    <w:p>
+      <w:pPr>
+        <w:suppressAutoHyphens/>
+        <w:spacing w:after="0"/>
+      </w:pPr>
+    </w:p>
+    <w:p>
+      <w:pPr>
+        <w:suppressAutoHyphens/>
+        <w:spacing w:after="0"/>
+      </w:pPr>
+    </w:p>
+    <w:p>
+      <w:pPr>
+        <w:suppressAutoHyphens/>
+        <w:spacing w:after="0"/>
+      </w:pPr>
+    </w:p>
+    <w:p>
+      <w:pPr>
+        <w:suppressAutoHyphens/>
+        <w:spacing w:after="0"/>
+      </w:pPr>
+    </w:p>
+    <w:p>
+      <w:pPr>
+        <w:suppressAutoHyphens/>
+        <w:spacing w:after="0"/>
+      </w:pPr>
+    </w:p>
+    <w:p>
+      <w:pPr>
+        <w:suppressAutoHyphens/>
+        <w:spacing w:after="0"/>
+      </w:pPr>
+    </w:p>
+    <w:p>
+      <w:pPr>
+        <w:suppressAutoHyphens/>
+        <w:spacing w:after="0"/>
+      </w:pPr>
+    </w:p>
+    <w:p>
+      <w:pPr>
+        <w:suppressAutoHyphens/>
+        <w:spacing w:after="0"/>
+      </w:pPr>
+    </w:p>
+    <w:p>
+      <w:pPr>
+        <w:suppressAutoHyphens/>
+        <w:spacing w:after="0"/>
+      </w:pPr>
+    </w:p>
+    <w:p>
+      <w:pPr>
+        <w:suppressAutoHyphens/>
+        <w:spacing w:after="0"/>
+      </w:pPr>
+    </w:p>
+    <w:p>
+      <w:pPr>
+        <w:suppressAutoHyphens/>
+        <w:spacing w:after="0"/>
+      </w:pPr>
+    </w:p>
+    <w:p>
+      <w:pPr>
+        <w:suppressAutoHyphens/>
+        <w:spacing w:after="0"/>
+      </w:pPr>
+    </w:p>
+    <w:p>
+      <w:pPr>
+        <w:suppressAutoHyphens/>
+        <w:spacing w:after="0"/>
+      </w:pPr>
+    </w:p>
+    <w:p>
+      <w:pPr>
+        <w:suppressAutoHyphens/>
+        <w:spacing w:after="0"/>
+      </w:pPr>
+    </w:p>
+    <w:p>
+      <w:pPr>
+        <w:suppressAutoHyphens/>
+        <w:spacing w:after="0"/>
+        <w:sectPr>
+          <w:headerReference w:type="default" r:id="rId40"/>
+          <w:footerReference w:type="default" r:id="rId41"/>
+          <w:pgSz w:w="11906" w:h="16838"/>
+          <w:pgMar w:top="1440" w:right="1440" w:bottom="1440" w:left="1440" w:header="624" w:footer="510" w:gutter="0"/>
+          <w:cols w:space="720"/>
+          <w:formProt w:val="0"/>
+          <w:docGrid w:linePitch="360"/>
+        </w:sectPr>
+      </w:pPr>
+    </w:p>
+    <w:p>
+      <w:pPr>
+        <w:suppressAutoHyphens/>
+        <w:spacing w:after="0"/>
+      </w:pPr>
+    </w:p>
+    <w:p>
+      <w:pPr>
+        <w:suppressAutoHyphens/>
+        <w:spacing w:after="0"/>
+      </w:pPr>
+    </w:p>
+    <w:p>
+      <w:pPr>
+        <w:suppressAutoHyphens/>
+        <w:spacing w:after="0"/>
+      </w:pPr>
+    </w:p>
+    <w:p>
+      <w:pPr>
+        <w:suppressAutoHyphens/>
+        <w:spacing w:after="0"/>
+      </w:pPr>
+    </w:p>
+    <w:p>
+      <w:pPr>
+        <w:suppressAutoHyphens/>
+        <w:spacing w:after="0"/>
+        <w:rPr>
+          <w:sz w:val="20"/>
+          <w:szCs w:val="20"/>
+          <w:lang w:eastAsia="en-US"/>
+        </w:rPr>
+      </w:pPr>
+    </w:p>
+    <w:p>
+      <w:pPr>
+        <w:pStyle w:val="berschrift3"/>
+      </w:pPr>
+      <w:bookmarkStart w:id="12" w:name="_Toc227842696"/>
+      <w:r>
+        <w:t>Struktogramm</w:t>
+      </w:r>
+      <w:bookmarkEnd w:id="12"/>
+    </w:p>
+    <w:p>
+      <w:pPr>
+        <w:pStyle w:val="Textkrper"/>
+        <w:rPr>
+          <w:lang w:val="de-CH"/>
+        </w:rPr>
+      </w:pPr>
+    </w:p>
+    <w:p>
+      <w:pPr>
+        <w:suppressAutoHyphens/>
+        <w:spacing w:after="0"/>
+        <w:sectPr>
+          <w:headerReference w:type="default" r:id="rId42"/>
+          <w:footerReference w:type="default" r:id="rId43"/>
+          <w:pgSz w:w="11906" w:h="16838"/>
+          <w:pgMar w:top="1440" w:right="1440" w:bottom="1440" w:left="1440" w:header="624" w:footer="510" w:gutter="0"/>
+          <w:cols w:space="720"/>
+          <w:formProt w:val="0"/>
+          <w:docGrid w:linePitch="360"/>
+        </w:sectPr>
+      </w:pPr>
       <w:r>
         <w:br w:type="page"/>
       </w:r>
-    </w:p>
-    <w:p>
-      <w:pPr>
-        <w:pStyle w:val="berschrift3"/>
-      </w:pPr>
-      <w:bookmarkStart w:id="11" w:name="_Toc227830314"/>
-      <w:r>
-        <w:lastRenderedPageBreak/>
-        <w:t>Struktogramm</w:t>
-      </w:r>
-      <w:bookmarkEnd w:id="11"/>
     </w:p>
     <w:p>
       <w:pPr>
@@ -7018,18 +7331,35 @@
           <w:szCs w:val="20"/>
           <w:lang w:eastAsia="en-US"/>
         </w:rPr>
-      </w:pPr>
-      <w:r>
-        <w:br w:type="page"/>
-      </w:r>
+        <w:sectPr>
+          <w:headerReference w:type="default" r:id="rId44"/>
+          <w:footerReference w:type="default" r:id="rId45"/>
+          <w:pgSz w:w="11906" w:h="16838"/>
+          <w:pgMar w:top="1440" w:right="1440" w:bottom="1440" w:left="1440" w:header="624" w:footer="510" w:gutter="0"/>
+          <w:cols w:space="720"/>
+          <w:formProt w:val="0"/>
+          <w:docGrid w:linePitch="360"/>
+        </w:sectPr>
+      </w:pPr>
     </w:p>
     <w:p>
       <w:pPr>
+        <w:suppressAutoHyphens/>
+        <w:spacing w:after="0"/>
+        <w:rPr>
+          <w:b/>
+          <w:sz w:val="20"/>
+          <w:szCs w:val="20"/>
+          <w:lang w:eastAsia="en-US"/>
+        </w:rPr>
+      </w:pPr>
+    </w:p>
+    <w:p>
+      <w:pPr>
         <w:pStyle w:val="berschrift2"/>
       </w:pPr>
-      <w:bookmarkStart w:id="12" w:name="_Toc227830315"/>
+      <w:bookmarkStart w:id="13" w:name="_Toc227842697"/>
       <w:r>
-        <w:lastRenderedPageBreak/>
         <w:t>Aufgabe</w:t>
       </w:r>
       <w:r>
@@ -7044,7 +7374,7 @@
       <w:r>
         <w:t xml:space="preserve"> Fitnessstudio</w:t>
       </w:r>
-      <w:bookmarkEnd w:id="12"/>
+      <w:bookmarkEnd w:id="13"/>
     </w:p>
     <w:p>
       <w:pPr>
@@ -7150,12 +7480,21 @@
     <w:p>
       <w:pPr>
         <w:pStyle w:val="berschrift3"/>
-      </w:pPr>
-      <w:bookmarkStart w:id="13" w:name="_Toc227830316"/>
+        <w:sectPr>
+          <w:headerReference w:type="default" r:id="rId46"/>
+          <w:footerReference w:type="default" r:id="rId47"/>
+          <w:pgSz w:w="11906" w:h="16838"/>
+          <w:pgMar w:top="1440" w:right="1440" w:bottom="1440" w:left="1440" w:header="624" w:footer="510" w:gutter="0"/>
+          <w:cols w:space="720"/>
+          <w:formProt w:val="0"/>
+          <w:docGrid w:linePitch="360"/>
+        </w:sectPr>
+      </w:pPr>
+      <w:bookmarkStart w:id="14" w:name="_Toc227842698"/>
       <w:r>
         <w:t>Flussdiagramm</w:t>
       </w:r>
-      <w:bookmarkEnd w:id="13"/>
+      <w:bookmarkEnd w:id="14"/>
       <w:r>
         <w:br w:type="page"/>
       </w:r>
@@ -7163,13 +7502,57 @@
     <w:p>
       <w:pPr>
         <w:pStyle w:val="berschrift3"/>
-      </w:pPr>
-      <w:bookmarkStart w:id="14" w:name="_Toc227830317"/>
+        <w:numPr>
+          <w:ilvl w:val="0"/>
+          <w:numId w:val="0"/>
+        </w:numPr>
+        <w:sectPr>
+          <w:headerReference w:type="default" r:id="rId48"/>
+          <w:footerReference w:type="default" r:id="rId49"/>
+          <w:pgSz w:w="11906" w:h="16838"/>
+          <w:pgMar w:top="1440" w:right="1440" w:bottom="1440" w:left="1440" w:header="624" w:footer="510" w:gutter="0"/>
+          <w:cols w:space="720"/>
+          <w:formProt w:val="0"/>
+          <w:docGrid w:linePitch="360"/>
+        </w:sectPr>
+      </w:pPr>
+    </w:p>
+    <w:p>
+      <w:pPr>
+        <w:pStyle w:val="berschrift3"/>
+        <w:numPr>
+          <w:ilvl w:val="0"/>
+          <w:numId w:val="0"/>
+        </w:numPr>
+      </w:pPr>
+    </w:p>
+    <w:p>
+      <w:pPr>
+        <w:pStyle w:val="berschrift3"/>
+      </w:pPr>
+      <w:bookmarkStart w:id="15" w:name="_Toc227842699"/>
       <w:r>
-        <w:lastRenderedPageBreak/>
         <w:t>Struktogramm</w:t>
       </w:r>
-      <w:bookmarkEnd w:id="14"/>
+      <w:bookmarkEnd w:id="15"/>
+    </w:p>
+    <w:p>
+      <w:pPr>
+        <w:suppressAutoHyphens/>
+        <w:spacing w:after="0"/>
+        <w:sectPr>
+          <w:headerReference w:type="default" r:id="rId50"/>
+          <w:footerReference w:type="default" r:id="rId51"/>
+          <w:pgSz w:w="11906" w:h="16838"/>
+          <w:pgMar w:top="1440" w:right="1440" w:bottom="1440" w:left="1440" w:header="624" w:footer="510" w:gutter="0"/>
+          <w:cols w:space="720"/>
+          <w:formProt w:val="0"/>
+          <w:docGrid w:linePitch="360"/>
+        </w:sectPr>
+      </w:pPr>
+      <w:r>
+        <w:br w:type="page"/>
+      </w:r>
     </w:p>
     <w:p>
       <w:pPr>
@@ -7181,18 +7564,35 @@
           <w:szCs w:val="20"/>
           <w:lang w:eastAsia="en-US"/>
         </w:rPr>
-      </w:pPr>
-      <w:r>
-        <w:br w:type="page"/>
-      </w:r>
+        <w:sectPr>
+          <w:headerReference w:type="default" r:id="rId52"/>
+          <w:footerReference w:type="default" r:id="rId53"/>
+          <w:pgSz w:w="11906" w:h="16838"/>
+          <w:pgMar w:top="1440" w:right="1440" w:bottom="1440" w:left="1440" w:header="624" w:footer="510" w:gutter="0"/>
+          <w:cols w:space="720"/>
+          <w:formProt w:val="0"/>
+          <w:docGrid w:linePitch="360"/>
+        </w:sectPr>
+      </w:pPr>
     </w:p>
     <w:p>
       <w:pPr>
+        <w:suppressAutoHyphens/>
+        <w:spacing w:after="0"/>
+        <w:rPr>
+          <w:b/>
+          <w:sz w:val="20"/>
+          <w:szCs w:val="20"/>
+          <w:lang w:eastAsia="en-US"/>
+        </w:rPr>
+      </w:pPr>
+    </w:p>
+    <w:p>
+      <w:pPr>
         <w:pStyle w:val="berschrift2"/>
       </w:pPr>
-      <w:bookmarkStart w:id="15" w:name="_Toc227830318"/>
+      <w:bookmarkStart w:id="16" w:name="_Toc227842700"/>
       <w:r>
-        <w:lastRenderedPageBreak/>
         <w:t>Aufgabe</w:t>
       </w:r>
       <w:r>
@@ -7201,10 +7601,10 @@
       <w:r>
         <w:t>Ausgabe von ungeraden Zahle</w:t>
       </w:r>
-      <w:bookmarkEnd w:id="15"/>
       <w:r>
         <w:t>n</w:t>
       </w:r>
+      <w:bookmarkEnd w:id="16"/>
     </w:p>
     <w:p>
       <w:pPr>
@@ -7300,12 +7700,21 @@
     <w:p>
       <w:pPr>
         <w:pStyle w:val="berschrift3"/>
-      </w:pPr>
-      <w:bookmarkStart w:id="16" w:name="_Toc227830319"/>
+        <w:sectPr>
+          <w:headerReference w:type="default" r:id="rId54"/>
+          <w:footerReference w:type="default" r:id="rId55"/>
+          <w:pgSz w:w="11906" w:h="16838"/>
+          <w:pgMar w:top="1440" w:right="1440" w:bottom="1440" w:left="1440" w:header="624" w:footer="510" w:gutter="0"/>
+          <w:cols w:space="720"/>
+          <w:formProt w:val="0"/>
+          <w:docGrid w:linePitch="360"/>
+        </w:sectPr>
+      </w:pPr>
+      <w:bookmarkStart w:id="17" w:name="_Toc227842701"/>
       <w:r>
         <w:t>Flussdiagramm</w:t>
       </w:r>
-      <w:bookmarkEnd w:id="16"/>
+      <w:bookmarkEnd w:id="17"/>
       <w:r>
         <w:br w:type="page"/>
       </w:r>
@@ -7314,12 +7723,34 @@
       <w:pPr>
         <w:pStyle w:val="berschrift3"/>
       </w:pPr>
-      <w:bookmarkStart w:id="17" w:name="_Toc227830320"/>
+    </w:p>
+    <w:p>
+      <w:pPr>
+        <w:pStyle w:val="berschrift3"/>
+      </w:pPr>
+      <w:bookmarkStart w:id="18" w:name="_Toc227842702"/>
       <w:r>
-        <w:lastRenderedPageBreak/>
         <w:t>Struktogramm</w:t>
       </w:r>
-      <w:bookmarkEnd w:id="17"/>
+      <w:bookmarkEnd w:id="18"/>
+    </w:p>
+    <w:p>
+      <w:pPr>
+        <w:suppressAutoHyphens/>
+        <w:spacing w:after="0"/>
+        <w:sectPr>
+          <w:headerReference w:type="default" r:id="rId56"/>
+          <w:footerReference w:type="default" r:id="rId57"/>
+          <w:pgSz w:w="11906" w:h="16838"/>
+          <w:pgMar w:top="1440" w:right="1440" w:bottom="1440" w:left="1440" w:header="624" w:footer="510" w:gutter="0"/>
+          <w:cols w:space="720"/>
+          <w:formProt w:val="0"/>
+          <w:docGrid w:linePitch="360"/>
+        </w:sectPr>
+      </w:pPr>
+      <w:r>
+        <w:br w:type="page"/>
+      </w:r>
     </w:p>
     <w:p>
       <w:pPr>
@@ -7331,24 +7762,20 @@
           <w:lang w:eastAsia="en-US"/>
         </w:rPr>
       </w:pPr>
-      <w:r>
-        <w:br w:type="page"/>
-      </w:r>
     </w:p>
     <w:p>
       <w:pPr>
         <w:pStyle w:val="berschrift3"/>
       </w:pPr>
-      <w:bookmarkStart w:id="18" w:name="_Toc227830321"/>
+      <w:bookmarkStart w:id="19" w:name="_Toc227842703"/>
       <w:r>
         <w:rPr>
           <w:noProof/>
         </w:rPr>
-        <w:lastRenderedPageBreak/>
         <mc:AlternateContent>
           <mc:Choice Requires="wps">
             <w:drawing>
-              <wp:anchor distT="45720" distB="45720" distL="114300" distR="114300" simplePos="0" relativeHeight="251666432" behindDoc="0" locked="0" layoutInCell="1" allowOverlap="1" wp14:anchorId="7EF35A9C" wp14:editId="76D2A67B">
+              <wp:anchor distT="45720" distB="45720" distL="114300" distR="114300" simplePos="0" relativeHeight="251665408" behindDoc="0" locked="0" layoutInCell="1" allowOverlap="1" wp14:anchorId="7EF35A9C" wp14:editId="616B4E92">
                 <wp:simplePos x="0" y="0"/>
                 <wp:positionH relativeFrom="margin">
                   <wp:align>left</wp:align>
@@ -7520,7 +7947,7 @@
           </mc:Choice>
           <mc:Fallback>
             <w:pict>
-              <v:shape w14:anchorId="7EF35A9C" id="Textfeld 2" o:spid="_x0000_s1028" type="#_x0000_t202" style="position:absolute;left:0;text-align:left;margin-left:0;margin-top:27.5pt;width:449.75pt;height:72.9pt;z-index:251666432;visibility:visible;mso-wrap-style:square;mso-width-percent:0;mso-height-percent:0;mso-wrap-distance-left:9pt;mso-wrap-distance-top:3.6pt;mso-wrap-distance-right:9pt;mso-wrap-distance-bottom:3.6pt;mso-position-horizontal:left;mso-position-horizontal-relative:margin;mso-position-vertical:absolute;mso-position-vertical-relative:text;mso-width-percent:0;mso-height-percent:0;mso-width-relative:margin;mso-height-relative:margin;v-text-anchor:top" o:gfxdata="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" fillcolor="#f2f2f2 [3052]" stroked="f">
+              <v:shape w14:anchorId="7EF35A9C" id="Textfeld 2" o:spid="_x0000_s1028" type="#_x0000_t202" style="position:absolute;left:0;text-align:left;margin-left:0;margin-top:27.5pt;width:449.75pt;height:72.9pt;z-index:251665408;visibility:visible;mso-wrap-style:square;mso-width-percent:0;mso-height-percent:0;mso-wrap-distance-left:9pt;mso-wrap-distance-top:3.6pt;mso-wrap-distance-right:9pt;mso-wrap-distance-bottom:3.6pt;mso-position-horizontal:left;mso-position-horizontal-relative:margin;mso-position-vertical:absolute;mso-position-vertical-relative:text;mso-width-percent:0;mso-height-percent:0;mso-width-relative:margin;mso-height-relative:margin;v-text-anchor:top" o:gfxdata="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" fillcolor="#f2f2f2 [3052]" stroked="f">
                 <v:textbox>
                   <w:txbxContent>
                     <w:p>
@@ -7650,7 +8077,7 @@
       <w:r>
         <w:t>age</w:t>
       </w:r>
-      <w:bookmarkEnd w:id="18"/>
+      <w:bookmarkEnd w:id="19"/>
       <w:r>
         <w:br w:type="page"/>
       </w:r>
@@ -7659,7 +8086,7 @@
       <w:pPr>
         <w:pStyle w:val="berschrift1"/>
       </w:pPr>
-      <w:bookmarkStart w:id="19" w:name="_Toc227830322"/>
+      <w:bookmarkStart w:id="20" w:name="_Toc227842704"/>
       <w:r>
         <w:lastRenderedPageBreak/>
         <w:t>Aufgabenbe</w:t>
@@ -7667,17 +8094,17 @@
       <w:r>
         <w:t>wertung</w:t>
       </w:r>
-      <w:bookmarkEnd w:id="19"/>
+      <w:bookmarkEnd w:id="20"/>
     </w:p>
     <w:p>
       <w:pPr>
         <w:pStyle w:val="berschrift2"/>
       </w:pPr>
-      <w:bookmarkStart w:id="20" w:name="_Toc227830323"/>
+      <w:bookmarkStart w:id="21" w:name="_Toc227842705"/>
       <w:r>
         <w:t>Bewertungskriterien</w:t>
       </w:r>
-      <w:bookmarkEnd w:id="20"/>
+      <w:bookmarkEnd w:id="21"/>
     </w:p>
     <w:p>
       <w:pPr>
@@ -8465,16 +8892,7 @@
                 <w:szCs w:val="22"/>
                 <w:lang w:val="de-CH"/>
               </w:rPr>
-              <w:t xml:space="preserve">Für alle Assessments wurden richtige </w:t>
-            </w:r>
-            <w:r>
-              <w:rPr>
-                <w:rFonts w:cs="Arial"/>
-                <w:sz w:val="22"/>
-                <w:szCs w:val="22"/>
-                <w:lang w:val="de-CH"/>
-              </w:rPr>
-              <w:t>Diagramme erstellt</w:t>
+              <w:t>Für alle Assessments wurden richtige Diagramme erstellt</w:t>
             </w:r>
             <w:r>
               <w:rPr>
@@ -8546,25 +8964,7 @@
                 <w:szCs w:val="22"/>
                 <w:lang w:val="de-DE"/>
               </w:rPr>
-              <w:t xml:space="preserve">Bei zwei Assessments fehlen jeweils ein Diagramm oder </w:t>
-            </w:r>
-            <w:r>
-              <w:rPr>
-                <w:rFonts w:cs="Arial"/>
-                <w:sz w:val="22"/>
-                <w:szCs w:val="22"/>
-                <w:lang w:val="de-DE"/>
-              </w:rPr>
-              <w:t>ist</w:t>
-            </w:r>
-            <w:r>
-              <w:rPr>
-                <w:rFonts w:cs="Arial"/>
-                <w:sz w:val="22"/>
-                <w:szCs w:val="22"/>
-                <w:lang w:val="de-DE"/>
-              </w:rPr>
-              <w:t xml:space="preserve"> nicht korrekt</w:t>
+              <w:t>Bei zwei Assessments fehlen jeweils ein Diagramm oder ist nicht korrekt</w:t>
             </w:r>
           </w:p>
         </w:tc>
@@ -8636,34 +9036,7 @@
                 <w:szCs w:val="22"/>
                 <w:lang w:val="de-DE"/>
               </w:rPr>
-              <w:t xml:space="preserve"> </w:t>
-            </w:r>
-            <w:r>
-              <w:rPr>
-                <w:rFonts w:cs="Arial"/>
-                <w:sz w:val="22"/>
-                <w:szCs w:val="22"/>
-                <w:lang w:val="de-DE"/>
-              </w:rPr>
-              <w:t>Assessments fehl</w:t>
-            </w:r>
-            <w:r>
-              <w:rPr>
-                <w:rFonts w:cs="Arial"/>
-                <w:sz w:val="22"/>
-                <w:szCs w:val="22"/>
-                <w:lang w:val="de-DE"/>
-              </w:rPr>
-              <w:t>en</w:t>
-            </w:r>
-            <w:r>
-              <w:rPr>
-                <w:rFonts w:cs="Arial"/>
-                <w:sz w:val="22"/>
-                <w:szCs w:val="22"/>
-                <w:lang w:val="de-DE"/>
-              </w:rPr>
-              <w:t xml:space="preserve"> jeweils ein Diagramm oder </w:t>
+              <w:t xml:space="preserve"> Assessments fehlen jeweils ein Diagramm oder </w:t>
             </w:r>
             <w:r>
               <w:rPr>
@@ -8749,7 +9122,6 @@
           <w:numId w:val="0"/>
         </w:numPr>
       </w:pPr>
-      <w:bookmarkStart w:id="21" w:name="_Toc227830324"/>
     </w:p>
     <w:p>
       <w:pPr>
@@ -8770,11 +9142,12 @@
       <w:pPr>
         <w:pStyle w:val="berschrift2"/>
       </w:pPr>
+      <w:bookmarkStart w:id="22" w:name="_Toc227842706"/>
       <w:r>
         <w:lastRenderedPageBreak/>
         <w:t>Bewertung</w:t>
       </w:r>
-      <w:bookmarkEnd w:id="21"/>
+      <w:bookmarkEnd w:id="22"/>
     </w:p>
     <w:p>
       <w:pPr>
@@ -9980,28 +10353,28 @@
       <w:pPr>
         <w:pStyle w:val="berschrift1"/>
       </w:pPr>
-      <w:bookmarkStart w:id="22" w:name="_Toc227830325"/>
+      <w:bookmarkStart w:id="23" w:name="_Toc227842707"/>
       <w:r>
         <w:lastRenderedPageBreak/>
         <w:t>Anhang</w:t>
       </w:r>
-      <w:bookmarkEnd w:id="22"/>
+      <w:bookmarkEnd w:id="23"/>
     </w:p>
     <w:p>
       <w:pPr>
         <w:pStyle w:val="berschrift2"/>
       </w:pPr>
-      <w:bookmarkStart w:id="23" w:name="_Toc227830326"/>
+      <w:bookmarkStart w:id="24" w:name="_Toc227842708"/>
       <w:r>
         <w:t>Aufgaben</w:t>
       </w:r>
       <w:r>
         <w:t>-Repo</w:t>
       </w:r>
-      <w:bookmarkEnd w:id="23"/>
       <w:r>
         <w:t>sitory</w:t>
       </w:r>
+      <w:bookmarkEnd w:id="24"/>
     </w:p>
     <w:p>
       <w:pPr>
@@ -10015,8 +10388,7 @@
         </w:rPr>
         <w:t xml:space="preserve">Diese Aufgaben sind öffentlich auf </w:t>
       </w:r>
-      <w:hyperlink r:id="rId34" w:history="1">
-        <w:proofErr w:type="spellStart"/>
+      <w:hyperlink r:id="rId58" w:history="1">
         <w:r>
           <w:rPr>
             <w:rStyle w:val="Hyperlink"/>
@@ -10024,7 +10396,6 @@
           </w:rPr>
           <w:t>Github</w:t>
         </w:r>
-        <w:proofErr w:type="spellEnd"/>
       </w:hyperlink>
       <w:r>
         <w:rPr>
@@ -10037,11 +10408,11 @@
       <w:pPr>
         <w:pStyle w:val="berschrift2"/>
       </w:pPr>
-      <w:bookmarkStart w:id="24" w:name="_Toc227830327"/>
+      <w:bookmarkStart w:id="25" w:name="_Toc227842709"/>
       <w:r>
         <w:t>Glossar</w:t>
       </w:r>
-      <w:bookmarkEnd w:id="24"/>
+      <w:bookmarkEnd w:id="25"/>
     </w:p>
     <w:tbl>
       <w:tblPr>
@@ -10274,7 +10645,7 @@
                 <w:lang w:eastAsia="en-US"/>
               </w:rPr>
             </w:pPr>
-            <w:hyperlink r:id="rId35" w:history="1">
+            <w:hyperlink r:id="rId59" w:history="1">
               <w:r>
                 <w:rPr>
                   <w:rStyle w:val="Hyperlink"/>
@@ -10324,55 +10695,7 @@
                 <w:rFonts w:cs="Arial"/>
                 <w:lang w:eastAsia="en-US"/>
               </w:rPr>
-              <w:t>Ein Algorithmus (benannt nach dem Mathematiker und Universalgelehrten al-</w:t>
-            </w:r>
-            <w:proofErr w:type="spellStart"/>
-            <w:r>
-              <w:rPr>
-                <w:rFonts w:cs="Arial"/>
-                <w:lang w:eastAsia="en-US"/>
-              </w:rPr>
-              <w:t>Chwarizmi</w:t>
-            </w:r>
-            <w:proofErr w:type="spellEnd"/>
-            <w:r>
-              <w:rPr>
-                <w:rFonts w:cs="Arial"/>
-                <w:lang w:eastAsia="en-US"/>
-              </w:rPr>
-              <w:t xml:space="preserve">,, </w:t>
-            </w:r>
-            <w:proofErr w:type="spellStart"/>
-            <w:r>
-              <w:rPr>
-                <w:rFonts w:cs="Arial"/>
-                <w:lang w:eastAsia="en-US"/>
-              </w:rPr>
-              <w:t>auf deutsch</w:t>
-            </w:r>
-            <w:proofErr w:type="spellEnd"/>
-            <w:r>
-              <w:rPr>
-                <w:rFonts w:cs="Arial"/>
-                <w:lang w:eastAsia="en-US"/>
-              </w:rPr>
-              <w:t xml:space="preserve"> ‚der </w:t>
-            </w:r>
-            <w:proofErr w:type="spellStart"/>
-            <w:r>
-              <w:rPr>
-                <w:rFonts w:cs="Arial"/>
-                <w:lang w:eastAsia="en-US"/>
-              </w:rPr>
-              <w:t>Choresmier</w:t>
-            </w:r>
-            <w:proofErr w:type="spellEnd"/>
-            <w:r>
-              <w:rPr>
-                <w:rFonts w:cs="Arial"/>
-                <w:lang w:eastAsia="en-US"/>
-              </w:rPr>
-              <w:t>‘) ist eine eindeutige Handlungsvorschrift zur Lösung eines Problems oder einer Klasse von Problemen. Algorithmen bestehen aus endlich vielen, wohldefinierten Einzelschritten</w:t>
+              <w:t>Ein Algorithmus (benannt nach dem Mathematiker und Universalgelehrten al-Chwarizmi,, auf deutsch ‚der Choresmier‘) ist eine eindeutige Handlungsvorschrift zur Lösung eines Problems oder einer Klasse von Problemen. Algorithmen bestehen aus endlich vielen, wohldefinierten Einzelschritten</w:t>
             </w:r>
           </w:p>
         </w:tc>
@@ -10387,7 +10710,7 @@
                 <w:lang w:eastAsia="en-US"/>
               </w:rPr>
             </w:pPr>
-            <w:hyperlink r:id="rId36" w:history="1">
+            <w:hyperlink r:id="rId60" w:history="1">
               <w:r>
                 <w:rPr>
                   <w:rStyle w:val="Hyperlink"/>
@@ -10452,25 +10775,15 @@
                 <w:lang w:eastAsia="en-US"/>
               </w:rPr>
             </w:pPr>
-            <w:hyperlink r:id="rId37" w:history="1">
+            <w:hyperlink r:id="rId61" w:history="1">
               <w:r>
                 <w:rPr>
                   <w:rStyle w:val="Hyperlink"/>
                   <w:rFonts w:cs="Arial"/>
                   <w:lang w:eastAsia="en-US"/>
                 </w:rPr>
-                <w:t xml:space="preserve">Programmiersprache: Definition, Bedeutung und Anwendung | </w:t>
+                <w:t>Programmiersprache: Definition, Bedeutung und Anwendung | fecher</w:t>
               </w:r>
-              <w:proofErr w:type="spellStart"/>
-              <w:r>
-                <w:rPr>
-                  <w:rStyle w:val="Hyperlink"/>
-                  <w:rFonts w:cs="Arial"/>
-                  <w:lang w:eastAsia="en-US"/>
-                </w:rPr>
-                <w:t>fecher</w:t>
-              </w:r>
-              <w:proofErr w:type="spellEnd"/>
             </w:hyperlink>
           </w:p>
         </w:tc>
@@ -10480,11 +10793,11 @@
       <w:pPr>
         <w:pStyle w:val="berschrift2"/>
       </w:pPr>
-      <w:bookmarkStart w:id="25" w:name="_Toc227830328"/>
+      <w:bookmarkStart w:id="26" w:name="_Toc227842710"/>
       <w:r>
         <w:t>Referenzen</w:t>
       </w:r>
-      <w:bookmarkEnd w:id="25"/>
+      <w:bookmarkEnd w:id="26"/>
     </w:p>
     <w:tbl>
       <w:tblPr>
@@ -10574,7 +10887,7 @@
                 <w:lang w:eastAsia="en-US"/>
               </w:rPr>
             </w:pPr>
-            <w:hyperlink r:id="rId38" w:history="1">
+            <w:hyperlink r:id="rId62" w:history="1">
               <w:r>
                 <w:rPr>
                   <w:rStyle w:val="Hyperlink"/>
@@ -10610,7 +10923,7 @@
                 <w:lang w:eastAsia="en-US"/>
               </w:rPr>
             </w:pPr>
-            <w:hyperlink r:id="rId39" w:history="1">
+            <w:hyperlink r:id="rId63" w:history="1">
               <w:r>
                 <w:rPr>
                   <w:rStyle w:val="Hyperlink"/>
@@ -10652,7 +10965,7 @@
                 <w:lang w:eastAsia="en-US"/>
               </w:rPr>
             </w:pPr>
-            <w:hyperlink r:id="rId40" w:history="1">
+            <w:hyperlink r:id="rId64" w:history="1">
               <w:r>
                 <w:rPr>
                   <w:rStyle w:val="Hyperlink"/>
@@ -10688,7 +11001,7 @@
                 <w:lang w:eastAsia="en-US"/>
               </w:rPr>
             </w:pPr>
-            <w:hyperlink r:id="rId41" w:history="1">
+            <w:hyperlink r:id="rId65" w:history="1">
               <w:r>
                 <w:rPr>
                   <w:rStyle w:val="Hyperlink"/>
@@ -10724,7 +11037,7 @@
                 <w:lang w:eastAsia="en-US"/>
               </w:rPr>
             </w:pPr>
-            <w:hyperlink r:id="rId42" w:history="1">
+            <w:hyperlink r:id="rId66" w:history="1">
               <w:r>
                 <w:rPr>
                   <w:rStyle w:val="Hyperlink"/>
@@ -10760,7 +11073,7 @@
                 <w:lang w:eastAsia="en-US"/>
               </w:rPr>
             </w:pPr>
-            <w:hyperlink r:id="rId43" w:history="1">
+            <w:hyperlink r:id="rId67" w:history="1">
               <w:r>
                 <w:rPr>
                   <w:rStyle w:val="Hyperlink"/>
@@ -10796,7 +11109,7 @@
                 <w:lang w:eastAsia="en-US"/>
               </w:rPr>
             </w:pPr>
-            <w:hyperlink r:id="rId44" w:history="1">
+            <w:hyperlink r:id="rId68" w:history="1">
               <w:r>
                 <w:rPr>
                   <w:rStyle w:val="Hyperlink"/>
@@ -10832,29 +11145,13 @@
                 <w:lang w:eastAsia="en-US"/>
               </w:rPr>
             </w:pPr>
-            <w:hyperlink r:id="rId45" w:history="1">
+            <w:hyperlink r:id="rId69" w:history="1">
               <w:r>
                 <w:rPr>
                   <w:rStyle w:val="Hyperlink"/>
                   <w:lang w:eastAsia="en-US"/>
                 </w:rPr>
-                <w:t>Nassi-</w:t>
-              </w:r>
-              <w:proofErr w:type="spellStart"/>
-              <w:r>
-                <w:rPr>
-                  <w:rStyle w:val="Hyperlink"/>
-                  <w:lang w:eastAsia="en-US"/>
-                </w:rPr>
-                <w:t>Shneiderman</w:t>
-              </w:r>
-              <w:proofErr w:type="spellEnd"/>
-              <w:r>
-                <w:rPr>
-                  <w:rStyle w:val="Hyperlink"/>
-                  <w:lang w:eastAsia="en-US"/>
-                </w:rPr>
-                <w:t>-Diagramm – Wikipedia</w:t>
+                <w:t>Nassi-Shneiderman-Diagramm – Wikipedia</w:t>
               </w:r>
             </w:hyperlink>
           </w:p>
@@ -10884,7 +11181,7 @@
                 <w:lang w:eastAsia="en-US"/>
               </w:rPr>
             </w:pPr>
-            <w:hyperlink r:id="rId46" w:history="1">
+            <w:hyperlink r:id="rId70" w:history="1">
               <w:r>
                 <w:rPr>
                   <w:rStyle w:val="Hyperlink"/>
@@ -10916,7 +11213,7 @@
       <w:pPr>
         <w:pStyle w:val="berschrift2"/>
       </w:pPr>
-      <w:bookmarkStart w:id="26" w:name="_Toc227830329"/>
+      <w:bookmarkStart w:id="27" w:name="_Toc227842711"/>
       <w:r>
         <w:lastRenderedPageBreak/>
         <w:t xml:space="preserve">Weitere </w:t>
@@ -10927,7 +11224,7 @@
       <w:r>
         <w:t>riterien</w:t>
       </w:r>
-      <w:bookmarkEnd w:id="26"/>
+      <w:bookmarkEnd w:id="27"/>
     </w:p>
     <w:tbl>
       <w:tblPr>
@@ -11979,7 +12276,6 @@
                 <w:szCs w:val="22"/>
               </w:rPr>
             </w:pPr>
-            <w:proofErr w:type="spellStart"/>
             <w:r>
               <w:rPr>
                 <w:rFonts w:cs="Arial"/>
@@ -11987,17 +12283,7 @@
                 <w:bCs/>
                 <w:szCs w:val="22"/>
               </w:rPr>
-              <w:t>Codingstyle</w:t>
-            </w:r>
-            <w:proofErr w:type="spellEnd"/>
-            <w:r>
-              <w:rPr>
-                <w:rFonts w:cs="Arial"/>
-                <w:b/>
-                <w:bCs/>
-                <w:szCs w:val="22"/>
-              </w:rPr>
-              <w:t xml:space="preserve"> - lesbarer Code</w:t>
+              <w:t>Codingstyle - lesbarer Code</w:t>
             </w:r>
           </w:p>
           <w:p>
@@ -12515,8 +12801,8 @@
       </w:pPr>
     </w:p>
     <w:sectPr>
-      <w:headerReference w:type="default" r:id="rId47"/>
-      <w:footerReference w:type="default" r:id="rId48"/>
+      <w:headerReference w:type="default" r:id="rId71"/>
+      <w:footerReference w:type="default" r:id="rId72"/>
       <w:pgSz w:w="11906" w:h="16838"/>
       <w:pgMar w:top="1440" w:right="1440" w:bottom="1440" w:left="1440" w:header="624" w:footer="510" w:gutter="0"/>
       <w:cols w:space="720"/>
@@ -12553,6 +12839,16 @@
 </file>
 
 <file path=word/footer1.xml><?xml version="1.0" encoding="utf-8"?>
+<w:ftr xmlns:wpc="http://schemas.microsoft.com/office/word/2010/wordprocessingCanvas" xmlns:cx="http://schemas.microsoft.com/office/drawing/2014/chartex" xmlns:cx1="http://schemas.microsoft.com/office/drawing/2015/9/8/chartex" xmlns:cx2="http://schemas.microsoft.com/office/drawing/2015/10/21/chartex" xmlns:cx3="http://schemas.microsoft.com/office/drawing/2016/5/9/chartex" xmlns:cx4="http://schemas.microsoft.com/office/drawing/2016/5/10/chartex" xmlns:cx5="http://schemas.microsoft.com/office/drawing/2016/5/11/chartex" xmlns:cx6="http://schemas.microsoft.com/office/drawing/2016/5/12/chartex" xmlns:cx7="http://schemas.microsoft.com/office/drawing/2016/5/13/chartex" xmlns:cx8="http://schemas.microsoft.com/office/drawing/2016/5/14/chartex" xmlns:mc="http://schemas.openxmlformats.org/markup-compatibility/2006" xmlns:aink="http://schemas.microsoft.com/office/drawing/2016/ink" xmlns:am3d="http://schemas.microsoft.com/office/drawing/2017/model3d" xmlns:o="urn:schemas-microsoft-com:office:office" xmlns:oel="http://schemas.microsoft.com/office/2019/extlst" xmlns:r="http://schemas.openxmlformats.org/officeDocument/2006/relationships" xmlns:m="http://schemas.openxmlformats.org/officeDocument/2006/math" xmlns:v="urn:schemas-microsoft-com:vml" xmlns:wp14="http://schemas.microsoft.com/office/word/2010/wordprocessingDrawing" xmlns:wp="http://schemas.openxmlformats.org/drawingml/2006/wordprocessingDrawing" xmlns:w10="urn:schemas-microsoft-com:office:word" xmlns:w="http://schemas.openxmlformats.org/wordprocessingml/2006/main" xmlns:w14="http://schemas.microsoft.com/office/word/2010/wordml" xmlns:w15="http://schemas.microsoft.com/office/word/2012/wordml" xmlns:w16cex="http://schemas.microsoft.com/office/word/2018/wordml/cex" xmlns:w16cid="http://schemas.microsoft.com/office/word/2016/wordml/cid" xmlns:w16="http://schemas.microsoft.com/office/word/2018/wordml" xmlns:w16du="http://schemas.microsoft.com/office/word/2023/wordml/word16du" xmlns:w16sdtdh="http://schemas.microsoft.com/office/word/2020/wordml/sdtdatahash" xmlns:w16sdtfl="http://schemas.microsoft.com/office/word/2024/wordml/sdtformatlock" xmlns:w16se="http://schemas.microsoft.com/office/word/2015/wordml/symex" xmlns:wpg="http://schemas.microsoft.com/office/word/2010/wordprocessingGroup" xmlns:wpi="http://schemas.microsoft.com/office/word/2010/wordprocessingInk" xmlns:wne="http://schemas.microsoft.com/office/word/2006/wordml" xmlns:wps="http://schemas.microsoft.com/office/word/2010/wordprocessingShape" mc:Ignorable="w14 w15 w16se w16cid w16 w16cex w16sdtdh w16sdtfl w16du wp14">
+  <w:p>
+    <w:pPr>
+      <w:pStyle w:val="Fuzeile"/>
+    </w:pPr>
+  </w:p>
+</w:ftr>
+</file>
+
+<file path=word/footer10.xml><?xml version="1.0" encoding="utf-8"?>
 <w:ftr xmlns:wpc="http://schemas.microsoft.com/office/word/2010/wordprocessingCanvas" xmlns:cx="http://schemas.microsoft.com/office/drawing/2014/chartex" xmlns:cx1="http://schemas.microsoft.com/office/drawing/2015/9/8/chartex" xmlns:cx2="http://schemas.microsoft.com/office/drawing/2015/10/21/chartex" xmlns:cx3="http://schemas.microsoft.com/office/drawing/2016/5/9/chartex" xmlns:cx4="http://schemas.microsoft.com/office/drawing/2016/5/10/chartex" xmlns:cx5="http://schemas.microsoft.com/office/drawing/2016/5/11/chartex" xmlns:cx6="http://schemas.microsoft.com/office/drawing/2016/5/12/chartex" xmlns:cx7="http://schemas.microsoft.com/office/drawing/2016/5/13/chartex" xmlns:cx8="http://schemas.microsoft.com/office/drawing/2016/5/14/chartex" xmlns:mc="http://schemas.openxmlformats.org/markup-compatibility/2006" xmlns:aink="http://schemas.microsoft.com/office/drawing/2016/ink" xmlns:am3d="http://schemas.microsoft.com/office/drawing/2017/model3d" xmlns:o="urn:schemas-microsoft-com:office:office" xmlns:oel="http://schemas.microsoft.com/office/2019/extlst" xmlns:r="http://schemas.openxmlformats.org/officeDocument/2006/relationships" xmlns:m="http://schemas.openxmlformats.org/officeDocument/2006/math" xmlns:v="urn:schemas-microsoft-com:vml" xmlns:wp14="http://schemas.microsoft.com/office/word/2010/wordprocessingDrawing" xmlns:wp="http://schemas.openxmlformats.org/drawingml/2006/wordprocessingDrawing" xmlns:w10="urn:schemas-microsoft-com:office:word" xmlns:w="http://schemas.openxmlformats.org/wordprocessingml/2006/main" xmlns:w14="http://schemas.microsoft.com/office/word/2010/wordml" xmlns:w15="http://schemas.microsoft.com/office/word/2012/wordml" xmlns:w16cex="http://schemas.microsoft.com/office/word/2018/wordml/cex" xmlns:w16cid="http://schemas.microsoft.com/office/word/2016/wordml/cid" xmlns:w16="http://schemas.microsoft.com/office/word/2018/wordml" xmlns:w16du="http://schemas.microsoft.com/office/word/2023/wordml/word16du" xmlns:w16sdtdh="http://schemas.microsoft.com/office/word/2020/wordml/sdtdatahash" xmlns:w16sdtfl="http://schemas.microsoft.com/office/word/2024/wordml/sdtformatlock" xmlns:w16se="http://schemas.microsoft.com/office/word/2015/wordml/symex" xmlns:wpg="http://schemas.microsoft.com/office/word/2010/wordprocessingGroup" xmlns:wpi="http://schemas.microsoft.com/office/word/2010/wordprocessingInk" xmlns:wne="http://schemas.microsoft.com/office/word/2006/wordml" xmlns:wps="http://schemas.microsoft.com/office/word/2010/wordprocessingShape" mc:Ignorable="w14 w15 w16se w16cid w16 w16cex w16sdtdh w16sdtfl w16du wp14">
   <w:tbl>
     <w:tblPr>
@@ -12582,7 +12878,6 @@
               <w:rStyle w:val="Seitenzahl"/>
             </w:rPr>
           </w:pPr>
-          <w:proofErr w:type="spellStart"/>
           <w:r>
             <w:rPr>
               <w:rStyle w:val="Seitenzahl"/>
@@ -12602,7 +12897,6 @@
             </w:rPr>
             <w:t>@Work</w:t>
           </w:r>
-          <w:proofErr w:type="spellEnd"/>
         </w:p>
         <w:p>
           <w:pPr>
@@ -12649,6 +12943,838 @@
               <w:szCs w:val="24"/>
               <w:lang w:val="de-CH" w:eastAsia="de-DE"/>
             </w:rPr>
+            <w:t>ISCeco Lehrwerkstatt</w:t>
+          </w:r>
+        </w:p>
+      </w:tc>
+      <w:tc>
+        <w:tcPr>
+          <w:tcW w:w="2984" w:type="dxa"/>
+        </w:tcPr>
+        <w:p>
+          <w:pPr>
+            <w:widowControl w:val="0"/>
+            <w:tabs>
+              <w:tab w:val="right" w:pos="2727"/>
+            </w:tabs>
+            <w:spacing w:after="0"/>
+            <w:rPr>
+              <w:rStyle w:val="Seitenzahl"/>
+            </w:rPr>
+          </w:pPr>
+          <w:r>
+            <w:rPr>
+              <w:rStyle w:val="Seitenzahl"/>
+            </w:rPr>
+            <w:tab/>
+            <w:t xml:space="preserve">Seite </w:t>
+          </w:r>
+          <w:r>
+            <w:rPr>
+              <w:rStyle w:val="Seitenzahl"/>
+            </w:rPr>
+            <w:fldChar w:fldCharType="begin"/>
+          </w:r>
+          <w:r>
+            <w:rPr>
+              <w:rStyle w:val="Seitenzahl"/>
+            </w:rPr>
+            <w:instrText>PAGE</w:instrText>
+          </w:r>
+          <w:r>
+            <w:rPr>
+              <w:rStyle w:val="Seitenzahl"/>
+            </w:rPr>
+            <w:fldChar w:fldCharType="separate"/>
+          </w:r>
+          <w:r>
+            <w:rPr>
+              <w:rStyle w:val="Seitenzahl"/>
+            </w:rPr>
+            <w:t>2</w:t>
+          </w:r>
+          <w:r>
+            <w:rPr>
+              <w:rStyle w:val="Seitenzahl"/>
+            </w:rPr>
+            <w:fldChar w:fldCharType="end"/>
+          </w:r>
+          <w:r>
+            <w:rPr>
+              <w:rStyle w:val="Seitenzahl"/>
+            </w:rPr>
+            <w:t xml:space="preserve"> von </w:t>
+          </w:r>
+          <w:r>
+            <w:rPr>
+              <w:rStyle w:val="Seitenzahl"/>
+            </w:rPr>
+            <w:fldChar w:fldCharType="begin"/>
+          </w:r>
+          <w:r>
+            <w:rPr>
+              <w:rStyle w:val="Seitenzahl"/>
+            </w:rPr>
+            <w:instrText>NUMPAGES</w:instrText>
+          </w:r>
+          <w:r>
+            <w:rPr>
+              <w:rStyle w:val="Seitenzahl"/>
+            </w:rPr>
+            <w:fldChar w:fldCharType="separate"/>
+          </w:r>
+          <w:r>
+            <w:rPr>
+              <w:rStyle w:val="Seitenzahl"/>
+            </w:rPr>
+            <w:t>15</w:t>
+          </w:r>
+          <w:r>
+            <w:rPr>
+              <w:rStyle w:val="Seitenzahl"/>
+            </w:rPr>
+            <w:fldChar w:fldCharType="end"/>
+          </w:r>
+        </w:p>
+      </w:tc>
+    </w:tr>
+  </w:tbl>
+  <w:p>
+    <w:pPr>
+      <w:pStyle w:val="Fuzeile"/>
+      <w:tabs>
+        <w:tab w:val="left" w:pos="1320"/>
+        <w:tab w:val="right" w:pos="9026"/>
+      </w:tabs>
+      <w:rPr>
+        <w:rStyle w:val="Seitenzahl"/>
+        <w:szCs w:val="16"/>
+        <w:lang w:val="de-CH"/>
+      </w:rPr>
+    </w:pPr>
+  </w:p>
+</w:ftr>
+</file>
+
+<file path=word/footer11.xml><?xml version="1.0" encoding="utf-8"?>
+<w:ftr xmlns:wpc="http://schemas.microsoft.com/office/word/2010/wordprocessingCanvas" xmlns:cx="http://schemas.microsoft.com/office/drawing/2014/chartex" xmlns:cx1="http://schemas.microsoft.com/office/drawing/2015/9/8/chartex" xmlns:cx2="http://schemas.microsoft.com/office/drawing/2015/10/21/chartex" xmlns:cx3="http://schemas.microsoft.com/office/drawing/2016/5/9/chartex" xmlns:cx4="http://schemas.microsoft.com/office/drawing/2016/5/10/chartex" xmlns:cx5="http://schemas.microsoft.com/office/drawing/2016/5/11/chartex" xmlns:cx6="http://schemas.microsoft.com/office/drawing/2016/5/12/chartex" xmlns:cx7="http://schemas.microsoft.com/office/drawing/2016/5/13/chartex" xmlns:cx8="http://schemas.microsoft.com/office/drawing/2016/5/14/chartex" xmlns:mc="http://schemas.openxmlformats.org/markup-compatibility/2006" xmlns:aink="http://schemas.microsoft.com/office/drawing/2016/ink" xmlns:am3d="http://schemas.microsoft.com/office/drawing/2017/model3d" xmlns:o="urn:schemas-microsoft-com:office:office" xmlns:oel="http://schemas.microsoft.com/office/2019/extlst" xmlns:r="http://schemas.openxmlformats.org/officeDocument/2006/relationships" xmlns:m="http://schemas.openxmlformats.org/officeDocument/2006/math" xmlns:v="urn:schemas-microsoft-com:vml" xmlns:wp14="http://schemas.microsoft.com/office/word/2010/wordprocessingDrawing" xmlns:wp="http://schemas.openxmlformats.org/drawingml/2006/wordprocessingDrawing" xmlns:w10="urn:schemas-microsoft-com:office:word" xmlns:w="http://schemas.openxmlformats.org/wordprocessingml/2006/main" xmlns:w14="http://schemas.microsoft.com/office/word/2010/wordml" xmlns:w15="http://schemas.microsoft.com/office/word/2012/wordml" xmlns:w16cex="http://schemas.microsoft.com/office/word/2018/wordml/cex" xmlns:w16cid="http://schemas.microsoft.com/office/word/2016/wordml/cid" xmlns:w16="http://schemas.microsoft.com/office/word/2018/wordml" xmlns:w16du="http://schemas.microsoft.com/office/word/2023/wordml/word16du" xmlns:w16sdtdh="http://schemas.microsoft.com/office/word/2020/wordml/sdtdatahash" xmlns:w16sdtfl="http://schemas.microsoft.com/office/word/2024/wordml/sdtformatlock" xmlns:w16se="http://schemas.microsoft.com/office/word/2015/wordml/symex" xmlns:wpg="http://schemas.microsoft.com/office/word/2010/wordprocessingGroup" xmlns:wpi="http://schemas.microsoft.com/office/word/2010/wordprocessingInk" xmlns:wne="http://schemas.microsoft.com/office/word/2006/wordml" xmlns:wps="http://schemas.microsoft.com/office/word/2010/wordprocessingShape" mc:Ignorable="w14 w15 w16se w16cid w16 w16cex w16sdtdh w16sdtfl w16du wp14">
+  <w:tbl>
+    <w:tblPr>
+      <w:tblW w:w="9464" w:type="dxa"/>
+      <w:tblInd w:w="108" w:type="dxa"/>
+      <w:tblBorders>
+        <w:top w:val="single" w:sz="4" w:space="0" w:color="auto"/>
+      </w:tblBorders>
+      <w:tblLayout w:type="fixed"/>
+      <w:tblLook w:val="0000" w:firstRow="0" w:lastRow="0" w:firstColumn="0" w:lastColumn="0" w:noHBand="0" w:noVBand="0"/>
+    </w:tblPr>
+    <w:tblGrid>
+      <w:gridCol w:w="2727"/>
+      <w:gridCol w:w="3753"/>
+      <w:gridCol w:w="2984"/>
+    </w:tblGrid>
+    <w:tr>
+      <w:tc>
+        <w:tcPr>
+          <w:tcW w:w="2727" w:type="dxa"/>
+        </w:tcPr>
+        <w:p>
+          <w:pPr>
+            <w:widowControl w:val="0"/>
+            <w:spacing w:after="0"/>
+            <w:rPr>
+              <w:rStyle w:val="Seitenzahl"/>
+            </w:rPr>
+          </w:pPr>
+          <w:r>
+            <w:rPr>
+              <w:rStyle w:val="Seitenzahl"/>
+            </w:rPr>
+            <w:t>Learn</w:t>
+          </w:r>
+          <w:r>
+            <w:rPr>
+              <w:rStyle w:val="Seitenzahl"/>
+              <w:vertAlign w:val="superscript"/>
+            </w:rPr>
+            <w:t>hub</w:t>
+          </w:r>
+          <w:r>
+            <w:rPr>
+              <w:rStyle w:val="Seitenzahl"/>
+            </w:rPr>
+            <w:t>@Work</w:t>
+          </w:r>
+        </w:p>
+        <w:p>
+          <w:pPr>
+            <w:widowControl w:val="0"/>
+            <w:spacing w:after="0"/>
+            <w:rPr>
+              <w:rStyle w:val="Seitenzahl"/>
+            </w:rPr>
+          </w:pPr>
+          <w:r>
+            <w:rPr>
+              <w:rStyle w:val="Seitenzahl"/>
+            </w:rPr>
+            <w:t>Software-Modellierung</w:t>
+          </w:r>
+        </w:p>
+        <w:p>
+          <w:pPr>
+            <w:widowControl w:val="0"/>
+            <w:spacing w:after="0"/>
+            <w:rPr>
+              <w:rStyle w:val="Seitenzahl"/>
+            </w:rPr>
+          </w:pPr>
+        </w:p>
+      </w:tc>
+      <w:tc>
+        <w:tcPr>
+          <w:tcW w:w="3753" w:type="dxa"/>
+        </w:tcPr>
+        <w:p>
+          <w:pPr>
+            <w:pStyle w:val="Kopfzeile"/>
+            <w:jc w:val="center"/>
+            <w:rPr>
+              <w:rStyle w:val="Seitenzahl"/>
+              <w:szCs w:val="24"/>
+              <w:lang w:val="de-CH" w:eastAsia="de-DE"/>
+            </w:rPr>
+          </w:pPr>
+          <w:r>
+            <w:rPr>
+              <w:rStyle w:val="Seitenzahl"/>
+              <w:szCs w:val="24"/>
+              <w:lang w:val="de-CH" w:eastAsia="de-DE"/>
+            </w:rPr>
+            <w:t>ISCeco Lehrwerkstatt</w:t>
+          </w:r>
+        </w:p>
+      </w:tc>
+      <w:tc>
+        <w:tcPr>
+          <w:tcW w:w="2984" w:type="dxa"/>
+        </w:tcPr>
+        <w:p>
+          <w:pPr>
+            <w:widowControl w:val="0"/>
+            <w:tabs>
+              <w:tab w:val="right" w:pos="2727"/>
+            </w:tabs>
+            <w:spacing w:after="0"/>
+            <w:rPr>
+              <w:rStyle w:val="Seitenzahl"/>
+            </w:rPr>
+          </w:pPr>
+          <w:r>
+            <w:rPr>
+              <w:rStyle w:val="Seitenzahl"/>
+            </w:rPr>
+            <w:tab/>
+            <w:t xml:space="preserve">Seite </w:t>
+          </w:r>
+          <w:r>
+            <w:rPr>
+              <w:rStyle w:val="Seitenzahl"/>
+            </w:rPr>
+            <w:fldChar w:fldCharType="begin"/>
+          </w:r>
+          <w:r>
+            <w:rPr>
+              <w:rStyle w:val="Seitenzahl"/>
+            </w:rPr>
+            <w:instrText>PAGE</w:instrText>
+          </w:r>
+          <w:r>
+            <w:rPr>
+              <w:rStyle w:val="Seitenzahl"/>
+            </w:rPr>
+            <w:fldChar w:fldCharType="separate"/>
+          </w:r>
+          <w:r>
+            <w:rPr>
+              <w:rStyle w:val="Seitenzahl"/>
+            </w:rPr>
+            <w:t>2</w:t>
+          </w:r>
+          <w:r>
+            <w:rPr>
+              <w:rStyle w:val="Seitenzahl"/>
+            </w:rPr>
+            <w:fldChar w:fldCharType="end"/>
+          </w:r>
+          <w:r>
+            <w:rPr>
+              <w:rStyle w:val="Seitenzahl"/>
+            </w:rPr>
+            <w:t xml:space="preserve"> von </w:t>
+          </w:r>
+          <w:r>
+            <w:rPr>
+              <w:rStyle w:val="Seitenzahl"/>
+            </w:rPr>
+            <w:fldChar w:fldCharType="begin"/>
+          </w:r>
+          <w:r>
+            <w:rPr>
+              <w:rStyle w:val="Seitenzahl"/>
+            </w:rPr>
+            <w:instrText>NUMPAGES</w:instrText>
+          </w:r>
+          <w:r>
+            <w:rPr>
+              <w:rStyle w:val="Seitenzahl"/>
+            </w:rPr>
+            <w:fldChar w:fldCharType="separate"/>
+          </w:r>
+          <w:r>
+            <w:rPr>
+              <w:rStyle w:val="Seitenzahl"/>
+            </w:rPr>
+            <w:t>15</w:t>
+          </w:r>
+          <w:r>
+            <w:rPr>
+              <w:rStyle w:val="Seitenzahl"/>
+            </w:rPr>
+            <w:fldChar w:fldCharType="end"/>
+          </w:r>
+        </w:p>
+      </w:tc>
+    </w:tr>
+  </w:tbl>
+  <w:p>
+    <w:pPr>
+      <w:pStyle w:val="Fuzeile"/>
+      <w:tabs>
+        <w:tab w:val="left" w:pos="1320"/>
+        <w:tab w:val="right" w:pos="9026"/>
+      </w:tabs>
+      <w:rPr>
+        <w:rStyle w:val="Seitenzahl"/>
+        <w:szCs w:val="16"/>
+        <w:lang w:val="de-CH"/>
+      </w:rPr>
+    </w:pPr>
+  </w:p>
+</w:ftr>
+</file>
+
+<file path=word/footer12.xml><?xml version="1.0" encoding="utf-8"?>
+<w:ftr xmlns:wpc="http://schemas.microsoft.com/office/word/2010/wordprocessingCanvas" xmlns:cx="http://schemas.microsoft.com/office/drawing/2014/chartex" xmlns:cx1="http://schemas.microsoft.com/office/drawing/2015/9/8/chartex" xmlns:cx2="http://schemas.microsoft.com/office/drawing/2015/10/21/chartex" xmlns:cx3="http://schemas.microsoft.com/office/drawing/2016/5/9/chartex" xmlns:cx4="http://schemas.microsoft.com/office/drawing/2016/5/10/chartex" xmlns:cx5="http://schemas.microsoft.com/office/drawing/2016/5/11/chartex" xmlns:cx6="http://schemas.microsoft.com/office/drawing/2016/5/12/chartex" xmlns:cx7="http://schemas.microsoft.com/office/drawing/2016/5/13/chartex" xmlns:cx8="http://schemas.microsoft.com/office/drawing/2016/5/14/chartex" xmlns:mc="http://schemas.openxmlformats.org/markup-compatibility/2006" xmlns:aink="http://schemas.microsoft.com/office/drawing/2016/ink" xmlns:am3d="http://schemas.microsoft.com/office/drawing/2017/model3d" xmlns:o="urn:schemas-microsoft-com:office:office" xmlns:oel="http://schemas.microsoft.com/office/2019/extlst" xmlns:r="http://schemas.openxmlformats.org/officeDocument/2006/relationships" xmlns:m="http://schemas.openxmlformats.org/officeDocument/2006/math" xmlns:v="urn:schemas-microsoft-com:vml" xmlns:wp14="http://schemas.microsoft.com/office/word/2010/wordprocessingDrawing" xmlns:wp="http://schemas.openxmlformats.org/drawingml/2006/wordprocessingDrawing" xmlns:w10="urn:schemas-microsoft-com:office:word" xmlns:w="http://schemas.openxmlformats.org/wordprocessingml/2006/main" xmlns:w14="http://schemas.microsoft.com/office/word/2010/wordml" xmlns:w15="http://schemas.microsoft.com/office/word/2012/wordml" xmlns:w16cex="http://schemas.microsoft.com/office/word/2018/wordml/cex" xmlns:w16cid="http://schemas.microsoft.com/office/word/2016/wordml/cid" xmlns:w16="http://schemas.microsoft.com/office/word/2018/wordml" xmlns:w16du="http://schemas.microsoft.com/office/word/2023/wordml/word16du" xmlns:w16sdtdh="http://schemas.microsoft.com/office/word/2020/wordml/sdtdatahash" xmlns:w16sdtfl="http://schemas.microsoft.com/office/word/2024/wordml/sdtformatlock" xmlns:w16se="http://schemas.microsoft.com/office/word/2015/wordml/symex" xmlns:wpg="http://schemas.microsoft.com/office/word/2010/wordprocessingGroup" xmlns:wpi="http://schemas.microsoft.com/office/word/2010/wordprocessingInk" xmlns:wne="http://schemas.microsoft.com/office/word/2006/wordml" xmlns:wps="http://schemas.microsoft.com/office/word/2010/wordprocessingShape" mc:Ignorable="w14 w15 w16se w16cid w16 w16cex w16sdtdh w16sdtfl w16du wp14">
+  <w:tbl>
+    <w:tblPr>
+      <w:tblW w:w="9464" w:type="dxa"/>
+      <w:tblInd w:w="108" w:type="dxa"/>
+      <w:tblBorders>
+        <w:top w:val="single" w:sz="4" w:space="0" w:color="auto"/>
+      </w:tblBorders>
+      <w:tblLayout w:type="fixed"/>
+      <w:tblLook w:val="0000" w:firstRow="0" w:lastRow="0" w:firstColumn="0" w:lastColumn="0" w:noHBand="0" w:noVBand="0"/>
+    </w:tblPr>
+    <w:tblGrid>
+      <w:gridCol w:w="2727"/>
+      <w:gridCol w:w="3753"/>
+      <w:gridCol w:w="2984"/>
+    </w:tblGrid>
+    <w:tr>
+      <w:tc>
+        <w:tcPr>
+          <w:tcW w:w="2727" w:type="dxa"/>
+        </w:tcPr>
+        <w:p>
+          <w:pPr>
+            <w:widowControl w:val="0"/>
+            <w:spacing w:after="0"/>
+            <w:rPr>
+              <w:rStyle w:val="Seitenzahl"/>
+            </w:rPr>
+          </w:pPr>
+          <w:r>
+            <w:rPr>
+              <w:rStyle w:val="Seitenzahl"/>
+            </w:rPr>
+            <w:t>Learn</w:t>
+          </w:r>
+          <w:r>
+            <w:rPr>
+              <w:rStyle w:val="Seitenzahl"/>
+              <w:vertAlign w:val="superscript"/>
+            </w:rPr>
+            <w:t>hub</w:t>
+          </w:r>
+          <w:r>
+            <w:rPr>
+              <w:rStyle w:val="Seitenzahl"/>
+            </w:rPr>
+            <w:t>@Work</w:t>
+          </w:r>
+        </w:p>
+        <w:p>
+          <w:pPr>
+            <w:widowControl w:val="0"/>
+            <w:spacing w:after="0"/>
+            <w:rPr>
+              <w:rStyle w:val="Seitenzahl"/>
+            </w:rPr>
+          </w:pPr>
+          <w:r>
+            <w:rPr>
+              <w:rStyle w:val="Seitenzahl"/>
+            </w:rPr>
+            <w:t>Software-Modellierung</w:t>
+          </w:r>
+        </w:p>
+        <w:p>
+          <w:pPr>
+            <w:widowControl w:val="0"/>
+            <w:spacing w:after="0"/>
+            <w:rPr>
+              <w:rStyle w:val="Seitenzahl"/>
+            </w:rPr>
+          </w:pPr>
+        </w:p>
+      </w:tc>
+      <w:tc>
+        <w:tcPr>
+          <w:tcW w:w="3753" w:type="dxa"/>
+        </w:tcPr>
+        <w:p>
+          <w:pPr>
+            <w:pStyle w:val="Kopfzeile"/>
+            <w:jc w:val="center"/>
+            <w:rPr>
+              <w:rStyle w:val="Seitenzahl"/>
+              <w:szCs w:val="24"/>
+              <w:lang w:val="de-CH" w:eastAsia="de-DE"/>
+            </w:rPr>
+          </w:pPr>
+          <w:r>
+            <w:rPr>
+              <w:rStyle w:val="Seitenzahl"/>
+              <w:szCs w:val="24"/>
+              <w:lang w:val="de-CH" w:eastAsia="de-DE"/>
+            </w:rPr>
+            <w:t>ISCeco Lehrwerkstatt</w:t>
+          </w:r>
+        </w:p>
+      </w:tc>
+      <w:tc>
+        <w:tcPr>
+          <w:tcW w:w="2984" w:type="dxa"/>
+        </w:tcPr>
+        <w:p>
+          <w:pPr>
+            <w:widowControl w:val="0"/>
+            <w:tabs>
+              <w:tab w:val="right" w:pos="2727"/>
+            </w:tabs>
+            <w:spacing w:after="0"/>
+            <w:rPr>
+              <w:rStyle w:val="Seitenzahl"/>
+            </w:rPr>
+          </w:pPr>
+          <w:r>
+            <w:rPr>
+              <w:rStyle w:val="Seitenzahl"/>
+            </w:rPr>
+            <w:tab/>
+            <w:t xml:space="preserve">Seite </w:t>
+          </w:r>
+          <w:r>
+            <w:rPr>
+              <w:rStyle w:val="Seitenzahl"/>
+            </w:rPr>
+            <w:fldChar w:fldCharType="begin"/>
+          </w:r>
+          <w:r>
+            <w:rPr>
+              <w:rStyle w:val="Seitenzahl"/>
+            </w:rPr>
+            <w:instrText>PAGE</w:instrText>
+          </w:r>
+          <w:r>
+            <w:rPr>
+              <w:rStyle w:val="Seitenzahl"/>
+            </w:rPr>
+            <w:fldChar w:fldCharType="separate"/>
+          </w:r>
+          <w:r>
+            <w:rPr>
+              <w:rStyle w:val="Seitenzahl"/>
+            </w:rPr>
+            <w:t>2</w:t>
+          </w:r>
+          <w:r>
+            <w:rPr>
+              <w:rStyle w:val="Seitenzahl"/>
+            </w:rPr>
+            <w:fldChar w:fldCharType="end"/>
+          </w:r>
+          <w:r>
+            <w:rPr>
+              <w:rStyle w:val="Seitenzahl"/>
+            </w:rPr>
+            <w:t xml:space="preserve"> von </w:t>
+          </w:r>
+          <w:r>
+            <w:rPr>
+              <w:rStyle w:val="Seitenzahl"/>
+            </w:rPr>
+            <w:fldChar w:fldCharType="begin"/>
+          </w:r>
+          <w:r>
+            <w:rPr>
+              <w:rStyle w:val="Seitenzahl"/>
+            </w:rPr>
+            <w:instrText>NUMPAGES</w:instrText>
+          </w:r>
+          <w:r>
+            <w:rPr>
+              <w:rStyle w:val="Seitenzahl"/>
+            </w:rPr>
+            <w:fldChar w:fldCharType="separate"/>
+          </w:r>
+          <w:r>
+            <w:rPr>
+              <w:rStyle w:val="Seitenzahl"/>
+            </w:rPr>
+            <w:t>15</w:t>
+          </w:r>
+          <w:r>
+            <w:rPr>
+              <w:rStyle w:val="Seitenzahl"/>
+            </w:rPr>
+            <w:fldChar w:fldCharType="end"/>
+          </w:r>
+        </w:p>
+      </w:tc>
+    </w:tr>
+  </w:tbl>
+  <w:p>
+    <w:pPr>
+      <w:pStyle w:val="Fuzeile"/>
+      <w:tabs>
+        <w:tab w:val="left" w:pos="1320"/>
+        <w:tab w:val="right" w:pos="9026"/>
+      </w:tabs>
+      <w:rPr>
+        <w:rStyle w:val="Seitenzahl"/>
+        <w:szCs w:val="16"/>
+        <w:lang w:val="de-CH"/>
+      </w:rPr>
+    </w:pPr>
+  </w:p>
+</w:ftr>
+</file>
+
+<file path=word/footer13.xml><?xml version="1.0" encoding="utf-8"?>
+<w:ftr xmlns:wpc="http://schemas.microsoft.com/office/word/2010/wordprocessingCanvas" xmlns:cx="http://schemas.microsoft.com/office/drawing/2014/chartex" xmlns:cx1="http://schemas.microsoft.com/office/drawing/2015/9/8/chartex" xmlns:cx2="http://schemas.microsoft.com/office/drawing/2015/10/21/chartex" xmlns:cx3="http://schemas.microsoft.com/office/drawing/2016/5/9/chartex" xmlns:cx4="http://schemas.microsoft.com/office/drawing/2016/5/10/chartex" xmlns:cx5="http://schemas.microsoft.com/office/drawing/2016/5/11/chartex" xmlns:cx6="http://schemas.microsoft.com/office/drawing/2016/5/12/chartex" xmlns:cx7="http://schemas.microsoft.com/office/drawing/2016/5/13/chartex" xmlns:cx8="http://schemas.microsoft.com/office/drawing/2016/5/14/chartex" xmlns:mc="http://schemas.openxmlformats.org/markup-compatibility/2006" xmlns:aink="http://schemas.microsoft.com/office/drawing/2016/ink" xmlns:am3d="http://schemas.microsoft.com/office/drawing/2017/model3d" xmlns:o="urn:schemas-microsoft-com:office:office" xmlns:oel="http://schemas.microsoft.com/office/2019/extlst" xmlns:r="http://schemas.openxmlformats.org/officeDocument/2006/relationships" xmlns:m="http://schemas.openxmlformats.org/officeDocument/2006/math" xmlns:v="urn:schemas-microsoft-com:vml" xmlns:wp14="http://schemas.microsoft.com/office/word/2010/wordprocessingDrawing" xmlns:wp="http://schemas.openxmlformats.org/drawingml/2006/wordprocessingDrawing" xmlns:w10="urn:schemas-microsoft-com:office:word" xmlns:w="http://schemas.openxmlformats.org/wordprocessingml/2006/main" xmlns:w14="http://schemas.microsoft.com/office/word/2010/wordml" xmlns:w15="http://schemas.microsoft.com/office/word/2012/wordml" xmlns:w16cex="http://schemas.microsoft.com/office/word/2018/wordml/cex" xmlns:w16cid="http://schemas.microsoft.com/office/word/2016/wordml/cid" xmlns:w16="http://schemas.microsoft.com/office/word/2018/wordml" xmlns:w16du="http://schemas.microsoft.com/office/word/2023/wordml/word16du" xmlns:w16sdtdh="http://schemas.microsoft.com/office/word/2020/wordml/sdtdatahash" xmlns:w16sdtfl="http://schemas.microsoft.com/office/word/2024/wordml/sdtformatlock" xmlns:w16se="http://schemas.microsoft.com/office/word/2015/wordml/symex" xmlns:wpg="http://schemas.microsoft.com/office/word/2010/wordprocessingGroup" xmlns:wpi="http://schemas.microsoft.com/office/word/2010/wordprocessingInk" xmlns:wne="http://schemas.microsoft.com/office/word/2006/wordml" xmlns:wps="http://schemas.microsoft.com/office/word/2010/wordprocessingShape" mc:Ignorable="w14 w15 w16se w16cid w16 w16cex w16sdtdh w16sdtfl w16du wp14">
+  <w:tbl>
+    <w:tblPr>
+      <w:tblW w:w="9464" w:type="dxa"/>
+      <w:tblInd w:w="108" w:type="dxa"/>
+      <w:tblBorders>
+        <w:top w:val="single" w:sz="4" w:space="0" w:color="auto"/>
+      </w:tblBorders>
+      <w:tblLayout w:type="fixed"/>
+      <w:tblLook w:val="0000" w:firstRow="0" w:lastRow="0" w:firstColumn="0" w:lastColumn="0" w:noHBand="0" w:noVBand="0"/>
+    </w:tblPr>
+    <w:tblGrid>
+      <w:gridCol w:w="2727"/>
+      <w:gridCol w:w="3753"/>
+      <w:gridCol w:w="2984"/>
+    </w:tblGrid>
+    <w:tr>
+      <w:tc>
+        <w:tcPr>
+          <w:tcW w:w="2727" w:type="dxa"/>
+        </w:tcPr>
+        <w:p>
+          <w:pPr>
+            <w:widowControl w:val="0"/>
+            <w:spacing w:after="0"/>
+            <w:rPr>
+              <w:rStyle w:val="Seitenzahl"/>
+            </w:rPr>
+          </w:pPr>
+          <w:r>
+            <w:rPr>
+              <w:rStyle w:val="Seitenzahl"/>
+            </w:rPr>
+            <w:t>Learn</w:t>
+          </w:r>
+          <w:r>
+            <w:rPr>
+              <w:rStyle w:val="Seitenzahl"/>
+              <w:vertAlign w:val="superscript"/>
+            </w:rPr>
+            <w:t>hub</w:t>
+          </w:r>
+          <w:r>
+            <w:rPr>
+              <w:rStyle w:val="Seitenzahl"/>
+            </w:rPr>
+            <w:t>@Work</w:t>
+          </w:r>
+        </w:p>
+        <w:p>
+          <w:pPr>
+            <w:widowControl w:val="0"/>
+            <w:spacing w:after="0"/>
+            <w:rPr>
+              <w:rStyle w:val="Seitenzahl"/>
+            </w:rPr>
+          </w:pPr>
+          <w:r>
+            <w:rPr>
+              <w:rStyle w:val="Seitenzahl"/>
+            </w:rPr>
+            <w:t>Software-Modellierung</w:t>
+          </w:r>
+        </w:p>
+        <w:p>
+          <w:pPr>
+            <w:widowControl w:val="0"/>
+            <w:spacing w:after="0"/>
+            <w:rPr>
+              <w:rStyle w:val="Seitenzahl"/>
+            </w:rPr>
+          </w:pPr>
+        </w:p>
+      </w:tc>
+      <w:tc>
+        <w:tcPr>
+          <w:tcW w:w="3753" w:type="dxa"/>
+        </w:tcPr>
+        <w:p>
+          <w:pPr>
+            <w:pStyle w:val="Kopfzeile"/>
+            <w:jc w:val="center"/>
+            <w:rPr>
+              <w:rStyle w:val="Seitenzahl"/>
+              <w:szCs w:val="24"/>
+              <w:lang w:val="de-CH" w:eastAsia="de-DE"/>
+            </w:rPr>
+          </w:pPr>
+          <w:r>
+            <w:rPr>
+              <w:rStyle w:val="Seitenzahl"/>
+              <w:szCs w:val="24"/>
+              <w:lang w:val="de-CH" w:eastAsia="de-DE"/>
+            </w:rPr>
+            <w:t>ISCeco Lehrwerkstatt</w:t>
+          </w:r>
+        </w:p>
+      </w:tc>
+      <w:tc>
+        <w:tcPr>
+          <w:tcW w:w="2984" w:type="dxa"/>
+        </w:tcPr>
+        <w:p>
+          <w:pPr>
+            <w:widowControl w:val="0"/>
+            <w:tabs>
+              <w:tab w:val="right" w:pos="2727"/>
+            </w:tabs>
+            <w:spacing w:after="0"/>
+            <w:rPr>
+              <w:rStyle w:val="Seitenzahl"/>
+            </w:rPr>
+          </w:pPr>
+          <w:r>
+            <w:rPr>
+              <w:rStyle w:val="Seitenzahl"/>
+            </w:rPr>
+            <w:tab/>
+            <w:t xml:space="preserve">Seite </w:t>
+          </w:r>
+          <w:r>
+            <w:rPr>
+              <w:rStyle w:val="Seitenzahl"/>
+            </w:rPr>
+            <w:fldChar w:fldCharType="begin"/>
+          </w:r>
+          <w:r>
+            <w:rPr>
+              <w:rStyle w:val="Seitenzahl"/>
+            </w:rPr>
+            <w:instrText>PAGE</w:instrText>
+          </w:r>
+          <w:r>
+            <w:rPr>
+              <w:rStyle w:val="Seitenzahl"/>
+            </w:rPr>
+            <w:fldChar w:fldCharType="separate"/>
+          </w:r>
+          <w:r>
+            <w:rPr>
+              <w:rStyle w:val="Seitenzahl"/>
+            </w:rPr>
+            <w:t>2</w:t>
+          </w:r>
+          <w:r>
+            <w:rPr>
+              <w:rStyle w:val="Seitenzahl"/>
+            </w:rPr>
+            <w:fldChar w:fldCharType="end"/>
+          </w:r>
+          <w:r>
+            <w:rPr>
+              <w:rStyle w:val="Seitenzahl"/>
+            </w:rPr>
+            <w:t xml:space="preserve"> von </w:t>
+          </w:r>
+          <w:r>
+            <w:rPr>
+              <w:rStyle w:val="Seitenzahl"/>
+            </w:rPr>
+            <w:fldChar w:fldCharType="begin"/>
+          </w:r>
+          <w:r>
+            <w:rPr>
+              <w:rStyle w:val="Seitenzahl"/>
+            </w:rPr>
+            <w:instrText>NUMPAGES</w:instrText>
+          </w:r>
+          <w:r>
+            <w:rPr>
+              <w:rStyle w:val="Seitenzahl"/>
+            </w:rPr>
+            <w:fldChar w:fldCharType="separate"/>
+          </w:r>
+          <w:r>
+            <w:rPr>
+              <w:rStyle w:val="Seitenzahl"/>
+            </w:rPr>
+            <w:t>15</w:t>
+          </w:r>
+          <w:r>
+            <w:rPr>
+              <w:rStyle w:val="Seitenzahl"/>
+            </w:rPr>
+            <w:fldChar w:fldCharType="end"/>
+          </w:r>
+        </w:p>
+      </w:tc>
+    </w:tr>
+  </w:tbl>
+  <w:p>
+    <w:pPr>
+      <w:pStyle w:val="Fuzeile"/>
+      <w:tabs>
+        <w:tab w:val="left" w:pos="1320"/>
+        <w:tab w:val="right" w:pos="9026"/>
+      </w:tabs>
+      <w:rPr>
+        <w:rStyle w:val="Seitenzahl"/>
+        <w:szCs w:val="16"/>
+        <w:lang w:val="de-CH"/>
+      </w:rPr>
+    </w:pPr>
+  </w:p>
+</w:ftr>
+</file>
+
+<file path=word/footer2.xml><?xml version="1.0" encoding="utf-8"?>
+<w:ftr xmlns:wpc="http://schemas.microsoft.com/office/word/2010/wordprocessingCanvas" xmlns:cx="http://schemas.microsoft.com/office/drawing/2014/chartex" xmlns:cx1="http://schemas.microsoft.com/office/drawing/2015/9/8/chartex" xmlns:cx2="http://schemas.microsoft.com/office/drawing/2015/10/21/chartex" xmlns:cx3="http://schemas.microsoft.com/office/drawing/2016/5/9/chartex" xmlns:cx4="http://schemas.microsoft.com/office/drawing/2016/5/10/chartex" xmlns:cx5="http://schemas.microsoft.com/office/drawing/2016/5/11/chartex" xmlns:cx6="http://schemas.microsoft.com/office/drawing/2016/5/12/chartex" xmlns:cx7="http://schemas.microsoft.com/office/drawing/2016/5/13/chartex" xmlns:cx8="http://schemas.microsoft.com/office/drawing/2016/5/14/chartex" xmlns:mc="http://schemas.openxmlformats.org/markup-compatibility/2006" xmlns:aink="http://schemas.microsoft.com/office/drawing/2016/ink" xmlns:am3d="http://schemas.microsoft.com/office/drawing/2017/model3d" xmlns:o="urn:schemas-microsoft-com:office:office" xmlns:oel="http://schemas.microsoft.com/office/2019/extlst" xmlns:r="http://schemas.openxmlformats.org/officeDocument/2006/relationships" xmlns:m="http://schemas.openxmlformats.org/officeDocument/2006/math" xmlns:v="urn:schemas-microsoft-com:vml" xmlns:wp14="http://schemas.microsoft.com/office/word/2010/wordprocessingDrawing" xmlns:wp="http://schemas.openxmlformats.org/drawingml/2006/wordprocessingDrawing" xmlns:w10="urn:schemas-microsoft-com:office:word" xmlns:w="http://schemas.openxmlformats.org/wordprocessingml/2006/main" xmlns:w14="http://schemas.microsoft.com/office/word/2010/wordml" xmlns:w15="http://schemas.microsoft.com/office/word/2012/wordml" xmlns:w16cex="http://schemas.microsoft.com/office/word/2018/wordml/cex" xmlns:w16cid="http://schemas.microsoft.com/office/word/2016/wordml/cid" xmlns:w16="http://schemas.microsoft.com/office/word/2018/wordml" xmlns:w16du="http://schemas.microsoft.com/office/word/2023/wordml/word16du" xmlns:w16sdtdh="http://schemas.microsoft.com/office/word/2020/wordml/sdtdatahash" xmlns:w16sdtfl="http://schemas.microsoft.com/office/word/2024/wordml/sdtformatlock" xmlns:w16se="http://schemas.microsoft.com/office/word/2015/wordml/symex" xmlns:wpg="http://schemas.microsoft.com/office/word/2010/wordprocessingGroup" xmlns:wpi="http://schemas.microsoft.com/office/word/2010/wordprocessingInk" xmlns:wne="http://schemas.microsoft.com/office/word/2006/wordml" xmlns:wps="http://schemas.microsoft.com/office/word/2010/wordprocessingShape" mc:Ignorable="w14 w15 w16se w16cid w16 w16cex w16sdtdh w16sdtfl w16du wp14">
+  <w:tbl>
+    <w:tblPr>
+      <w:tblW w:w="9464" w:type="dxa"/>
+      <w:tblInd w:w="108" w:type="dxa"/>
+      <w:tblBorders>
+        <w:top w:val="single" w:sz="4" w:space="0" w:color="auto"/>
+      </w:tblBorders>
+      <w:tblLayout w:type="fixed"/>
+      <w:tblLook w:val="0000" w:firstRow="0" w:lastRow="0" w:firstColumn="0" w:lastColumn="0" w:noHBand="0" w:noVBand="0"/>
+    </w:tblPr>
+    <w:tblGrid>
+      <w:gridCol w:w="2727"/>
+      <w:gridCol w:w="3753"/>
+      <w:gridCol w:w="2984"/>
+    </w:tblGrid>
+    <w:tr>
+      <w:tc>
+        <w:tcPr>
+          <w:tcW w:w="2727" w:type="dxa"/>
+        </w:tcPr>
+        <w:p>
+          <w:pPr>
+            <w:widowControl w:val="0"/>
+            <w:spacing w:after="0"/>
+            <w:rPr>
+              <w:rStyle w:val="Seitenzahl"/>
+            </w:rPr>
+          </w:pPr>
+          <w:r>
+            <w:rPr>
+              <w:rStyle w:val="Seitenzahl"/>
+            </w:rPr>
+            <w:t>Learn</w:t>
+          </w:r>
+          <w:r>
+            <w:rPr>
+              <w:rStyle w:val="Seitenzahl"/>
+              <w:vertAlign w:val="superscript"/>
+            </w:rPr>
+            <w:t>hub</w:t>
+          </w:r>
+          <w:r>
+            <w:rPr>
+              <w:rStyle w:val="Seitenzahl"/>
+            </w:rPr>
+            <w:t>@Work</w:t>
+          </w:r>
+        </w:p>
+        <w:p>
+          <w:pPr>
+            <w:widowControl w:val="0"/>
+            <w:spacing w:after="0"/>
+            <w:rPr>
+              <w:rStyle w:val="Seitenzahl"/>
+            </w:rPr>
+          </w:pPr>
+          <w:r>
+            <w:rPr>
+              <w:rStyle w:val="Seitenzahl"/>
+            </w:rPr>
+            <w:t>Software-Modellierung</w:t>
+          </w:r>
+        </w:p>
+        <w:p>
+          <w:pPr>
+            <w:widowControl w:val="0"/>
+            <w:spacing w:after="0"/>
+            <w:rPr>
+              <w:rStyle w:val="Seitenzahl"/>
+            </w:rPr>
+          </w:pPr>
+        </w:p>
+      </w:tc>
+      <w:tc>
+        <w:tcPr>
+          <w:tcW w:w="3753" w:type="dxa"/>
+        </w:tcPr>
+        <w:p>
+          <w:pPr>
+            <w:pStyle w:val="Kopfzeile"/>
+            <w:jc w:val="center"/>
+            <w:rPr>
+              <w:rStyle w:val="Seitenzahl"/>
+              <w:szCs w:val="24"/>
+              <w:lang w:val="de-CH" w:eastAsia="de-DE"/>
+            </w:rPr>
+          </w:pPr>
+          <w:r>
+            <w:rPr>
+              <w:rStyle w:val="Seitenzahl"/>
+              <w:szCs w:val="24"/>
+              <w:lang w:val="de-CH" w:eastAsia="de-DE"/>
+            </w:rPr>
             <w:t>ISCeco</w:t>
           </w:r>
           <w:r>
@@ -12658,6 +13784,1264 @@
               <w:lang w:val="de-CH" w:eastAsia="de-DE"/>
             </w:rPr>
             <w:t xml:space="preserve"> Lehrwerkstatt</w:t>
+          </w:r>
+        </w:p>
+      </w:tc>
+      <w:tc>
+        <w:tcPr>
+          <w:tcW w:w="2984" w:type="dxa"/>
+        </w:tcPr>
+        <w:p>
+          <w:pPr>
+            <w:widowControl w:val="0"/>
+            <w:tabs>
+              <w:tab w:val="right" w:pos="2727"/>
+            </w:tabs>
+            <w:spacing w:after="0"/>
+            <w:rPr>
+              <w:rStyle w:val="Seitenzahl"/>
+            </w:rPr>
+          </w:pPr>
+          <w:r>
+            <w:rPr>
+              <w:rStyle w:val="Seitenzahl"/>
+            </w:rPr>
+            <w:tab/>
+            <w:t xml:space="preserve">Seite </w:t>
+          </w:r>
+          <w:r>
+            <w:rPr>
+              <w:rStyle w:val="Seitenzahl"/>
+            </w:rPr>
+            <w:fldChar w:fldCharType="begin"/>
+          </w:r>
+          <w:r>
+            <w:rPr>
+              <w:rStyle w:val="Seitenzahl"/>
+            </w:rPr>
+            <w:instrText>PAGE</w:instrText>
+          </w:r>
+          <w:r>
+            <w:rPr>
+              <w:rStyle w:val="Seitenzahl"/>
+            </w:rPr>
+            <w:fldChar w:fldCharType="separate"/>
+          </w:r>
+          <w:r>
+            <w:rPr>
+              <w:rStyle w:val="Seitenzahl"/>
+            </w:rPr>
+            <w:t>2</w:t>
+          </w:r>
+          <w:r>
+            <w:rPr>
+              <w:rStyle w:val="Seitenzahl"/>
+            </w:rPr>
+            <w:fldChar w:fldCharType="end"/>
+          </w:r>
+          <w:r>
+            <w:rPr>
+              <w:rStyle w:val="Seitenzahl"/>
+            </w:rPr>
+            <w:t xml:space="preserve"> von </w:t>
+          </w:r>
+          <w:r>
+            <w:rPr>
+              <w:rStyle w:val="Seitenzahl"/>
+            </w:rPr>
+            <w:fldChar w:fldCharType="begin"/>
+          </w:r>
+          <w:r>
+            <w:rPr>
+              <w:rStyle w:val="Seitenzahl"/>
+            </w:rPr>
+            <w:instrText>NUMPAGES</w:instrText>
+          </w:r>
+          <w:r>
+            <w:rPr>
+              <w:rStyle w:val="Seitenzahl"/>
+            </w:rPr>
+            <w:fldChar w:fldCharType="separate"/>
+          </w:r>
+          <w:r>
+            <w:rPr>
+              <w:rStyle w:val="Seitenzahl"/>
+            </w:rPr>
+            <w:t>15</w:t>
+          </w:r>
+          <w:r>
+            <w:rPr>
+              <w:rStyle w:val="Seitenzahl"/>
+            </w:rPr>
+            <w:fldChar w:fldCharType="end"/>
+          </w:r>
+        </w:p>
+      </w:tc>
+    </w:tr>
+  </w:tbl>
+  <w:p>
+    <w:pPr>
+      <w:pStyle w:val="Fuzeile"/>
+      <w:tabs>
+        <w:tab w:val="left" w:pos="1320"/>
+        <w:tab w:val="right" w:pos="9026"/>
+      </w:tabs>
+      <w:rPr>
+        <w:rStyle w:val="Seitenzahl"/>
+        <w:szCs w:val="16"/>
+        <w:lang w:val="de-CH"/>
+      </w:rPr>
+    </w:pPr>
+  </w:p>
+</w:ftr>
+</file>
+
+<file path=word/footer3.xml><?xml version="1.0" encoding="utf-8"?>
+<w:ftr xmlns:wpc="http://schemas.microsoft.com/office/word/2010/wordprocessingCanvas" xmlns:cx="http://schemas.microsoft.com/office/drawing/2014/chartex" xmlns:cx1="http://schemas.microsoft.com/office/drawing/2015/9/8/chartex" xmlns:cx2="http://schemas.microsoft.com/office/drawing/2015/10/21/chartex" xmlns:cx3="http://schemas.microsoft.com/office/drawing/2016/5/9/chartex" xmlns:cx4="http://schemas.microsoft.com/office/drawing/2016/5/10/chartex" xmlns:cx5="http://schemas.microsoft.com/office/drawing/2016/5/11/chartex" xmlns:cx6="http://schemas.microsoft.com/office/drawing/2016/5/12/chartex" xmlns:cx7="http://schemas.microsoft.com/office/drawing/2016/5/13/chartex" xmlns:cx8="http://schemas.microsoft.com/office/drawing/2016/5/14/chartex" xmlns:mc="http://schemas.openxmlformats.org/markup-compatibility/2006" xmlns:aink="http://schemas.microsoft.com/office/drawing/2016/ink" xmlns:am3d="http://schemas.microsoft.com/office/drawing/2017/model3d" xmlns:o="urn:schemas-microsoft-com:office:office" xmlns:oel="http://schemas.microsoft.com/office/2019/extlst" xmlns:r="http://schemas.openxmlformats.org/officeDocument/2006/relationships" xmlns:m="http://schemas.openxmlformats.org/officeDocument/2006/math" xmlns:v="urn:schemas-microsoft-com:vml" xmlns:wp14="http://schemas.microsoft.com/office/word/2010/wordprocessingDrawing" xmlns:wp="http://schemas.openxmlformats.org/drawingml/2006/wordprocessingDrawing" xmlns:w10="urn:schemas-microsoft-com:office:word" xmlns:w="http://schemas.openxmlformats.org/wordprocessingml/2006/main" xmlns:w14="http://schemas.microsoft.com/office/word/2010/wordml" xmlns:w15="http://schemas.microsoft.com/office/word/2012/wordml" xmlns:w16cex="http://schemas.microsoft.com/office/word/2018/wordml/cex" xmlns:w16cid="http://schemas.microsoft.com/office/word/2016/wordml/cid" xmlns:w16="http://schemas.microsoft.com/office/word/2018/wordml" xmlns:w16du="http://schemas.microsoft.com/office/word/2023/wordml/word16du" xmlns:w16sdtdh="http://schemas.microsoft.com/office/word/2020/wordml/sdtdatahash" xmlns:w16sdtfl="http://schemas.microsoft.com/office/word/2024/wordml/sdtformatlock" xmlns:w16se="http://schemas.microsoft.com/office/word/2015/wordml/symex" xmlns:wpg="http://schemas.microsoft.com/office/word/2010/wordprocessingGroup" xmlns:wpi="http://schemas.microsoft.com/office/word/2010/wordprocessingInk" xmlns:wne="http://schemas.microsoft.com/office/word/2006/wordml" xmlns:wps="http://schemas.microsoft.com/office/word/2010/wordprocessingShape" mc:Ignorable="w14 w15 w16se w16cid w16 w16cex w16sdtdh w16sdtfl w16du wp14">
+  <w:p>
+    <w:pPr>
+      <w:pStyle w:val="Fuzeile"/>
+    </w:pPr>
+  </w:p>
+</w:ftr>
+</file>
+
+<file path=word/footer4.xml><?xml version="1.0" encoding="utf-8"?>
+<w:ftr xmlns:wpc="http://schemas.microsoft.com/office/word/2010/wordprocessingCanvas" xmlns:cx="http://schemas.microsoft.com/office/drawing/2014/chartex" xmlns:cx1="http://schemas.microsoft.com/office/drawing/2015/9/8/chartex" xmlns:cx2="http://schemas.microsoft.com/office/drawing/2015/10/21/chartex" xmlns:cx3="http://schemas.microsoft.com/office/drawing/2016/5/9/chartex" xmlns:cx4="http://schemas.microsoft.com/office/drawing/2016/5/10/chartex" xmlns:cx5="http://schemas.microsoft.com/office/drawing/2016/5/11/chartex" xmlns:cx6="http://schemas.microsoft.com/office/drawing/2016/5/12/chartex" xmlns:cx7="http://schemas.microsoft.com/office/drawing/2016/5/13/chartex" xmlns:cx8="http://schemas.microsoft.com/office/drawing/2016/5/14/chartex" xmlns:mc="http://schemas.openxmlformats.org/markup-compatibility/2006" xmlns:aink="http://schemas.microsoft.com/office/drawing/2016/ink" xmlns:am3d="http://schemas.microsoft.com/office/drawing/2017/model3d" xmlns:o="urn:schemas-microsoft-com:office:office" xmlns:oel="http://schemas.microsoft.com/office/2019/extlst" xmlns:r="http://schemas.openxmlformats.org/officeDocument/2006/relationships" xmlns:m="http://schemas.openxmlformats.org/officeDocument/2006/math" xmlns:v="urn:schemas-microsoft-com:vml" xmlns:wp14="http://schemas.microsoft.com/office/word/2010/wordprocessingDrawing" xmlns:wp="http://schemas.openxmlformats.org/drawingml/2006/wordprocessingDrawing" xmlns:w10="urn:schemas-microsoft-com:office:word" xmlns:w="http://schemas.openxmlformats.org/wordprocessingml/2006/main" xmlns:w14="http://schemas.microsoft.com/office/word/2010/wordml" xmlns:w15="http://schemas.microsoft.com/office/word/2012/wordml" xmlns:w16cex="http://schemas.microsoft.com/office/word/2018/wordml/cex" xmlns:w16cid="http://schemas.microsoft.com/office/word/2016/wordml/cid" xmlns:w16="http://schemas.microsoft.com/office/word/2018/wordml" xmlns:w16du="http://schemas.microsoft.com/office/word/2023/wordml/word16du" xmlns:w16sdtdh="http://schemas.microsoft.com/office/word/2020/wordml/sdtdatahash" xmlns:w16sdtfl="http://schemas.microsoft.com/office/word/2024/wordml/sdtformatlock" xmlns:w16se="http://schemas.microsoft.com/office/word/2015/wordml/symex" xmlns:wpg="http://schemas.microsoft.com/office/word/2010/wordprocessingGroup" xmlns:wpi="http://schemas.microsoft.com/office/word/2010/wordprocessingInk" xmlns:wne="http://schemas.microsoft.com/office/word/2006/wordml" xmlns:wps="http://schemas.microsoft.com/office/word/2010/wordprocessingShape" mc:Ignorable="w14 w15 w16se w16cid w16 w16cex w16sdtdh w16sdtfl w16du wp14">
+  <w:tbl>
+    <w:tblPr>
+      <w:tblW w:w="9464" w:type="dxa"/>
+      <w:tblInd w:w="108" w:type="dxa"/>
+      <w:tblBorders>
+        <w:top w:val="single" w:sz="4" w:space="0" w:color="auto"/>
+      </w:tblBorders>
+      <w:tblLayout w:type="fixed"/>
+      <w:tblLook w:val="0000" w:firstRow="0" w:lastRow="0" w:firstColumn="0" w:lastColumn="0" w:noHBand="0" w:noVBand="0"/>
+    </w:tblPr>
+    <w:tblGrid>
+      <w:gridCol w:w="2727"/>
+      <w:gridCol w:w="3753"/>
+      <w:gridCol w:w="2984"/>
+    </w:tblGrid>
+    <w:tr>
+      <w:tc>
+        <w:tcPr>
+          <w:tcW w:w="2727" w:type="dxa"/>
+        </w:tcPr>
+        <w:p>
+          <w:pPr>
+            <w:widowControl w:val="0"/>
+            <w:spacing w:after="0"/>
+            <w:rPr>
+              <w:rStyle w:val="Seitenzahl"/>
+            </w:rPr>
+          </w:pPr>
+          <w:r>
+            <w:rPr>
+              <w:rStyle w:val="Seitenzahl"/>
+            </w:rPr>
+            <w:t>Learn</w:t>
+          </w:r>
+          <w:r>
+            <w:rPr>
+              <w:rStyle w:val="Seitenzahl"/>
+              <w:vertAlign w:val="superscript"/>
+            </w:rPr>
+            <w:t>hub</w:t>
+          </w:r>
+          <w:r>
+            <w:rPr>
+              <w:rStyle w:val="Seitenzahl"/>
+            </w:rPr>
+            <w:t>@Work</w:t>
+          </w:r>
+        </w:p>
+        <w:p>
+          <w:pPr>
+            <w:widowControl w:val="0"/>
+            <w:spacing w:after="0"/>
+            <w:rPr>
+              <w:rStyle w:val="Seitenzahl"/>
+            </w:rPr>
+          </w:pPr>
+          <w:r>
+            <w:rPr>
+              <w:rStyle w:val="Seitenzahl"/>
+            </w:rPr>
+            <w:t>Software-Modellierung</w:t>
+          </w:r>
+        </w:p>
+        <w:p>
+          <w:pPr>
+            <w:widowControl w:val="0"/>
+            <w:spacing w:after="0"/>
+            <w:rPr>
+              <w:rStyle w:val="Seitenzahl"/>
+            </w:rPr>
+          </w:pPr>
+        </w:p>
+      </w:tc>
+      <w:tc>
+        <w:tcPr>
+          <w:tcW w:w="3753" w:type="dxa"/>
+        </w:tcPr>
+        <w:p>
+          <w:pPr>
+            <w:pStyle w:val="Kopfzeile"/>
+            <w:jc w:val="center"/>
+            <w:rPr>
+              <w:rStyle w:val="Seitenzahl"/>
+              <w:szCs w:val="24"/>
+              <w:lang w:val="de-CH" w:eastAsia="de-DE"/>
+            </w:rPr>
+          </w:pPr>
+          <w:r>
+            <w:rPr>
+              <w:rStyle w:val="Seitenzahl"/>
+              <w:szCs w:val="24"/>
+              <w:lang w:val="de-CH" w:eastAsia="de-DE"/>
+            </w:rPr>
+            <w:t>ISCeco Lehrwerkstatt</w:t>
+          </w:r>
+        </w:p>
+      </w:tc>
+      <w:tc>
+        <w:tcPr>
+          <w:tcW w:w="2984" w:type="dxa"/>
+        </w:tcPr>
+        <w:p>
+          <w:pPr>
+            <w:widowControl w:val="0"/>
+            <w:tabs>
+              <w:tab w:val="right" w:pos="2727"/>
+            </w:tabs>
+            <w:spacing w:after="0"/>
+            <w:rPr>
+              <w:rStyle w:val="Seitenzahl"/>
+            </w:rPr>
+          </w:pPr>
+          <w:r>
+            <w:rPr>
+              <w:rStyle w:val="Seitenzahl"/>
+            </w:rPr>
+            <w:tab/>
+            <w:t xml:space="preserve">Seite </w:t>
+          </w:r>
+          <w:r>
+            <w:rPr>
+              <w:rStyle w:val="Seitenzahl"/>
+            </w:rPr>
+            <w:fldChar w:fldCharType="begin"/>
+          </w:r>
+          <w:r>
+            <w:rPr>
+              <w:rStyle w:val="Seitenzahl"/>
+            </w:rPr>
+            <w:instrText>PAGE</w:instrText>
+          </w:r>
+          <w:r>
+            <w:rPr>
+              <w:rStyle w:val="Seitenzahl"/>
+            </w:rPr>
+            <w:fldChar w:fldCharType="separate"/>
+          </w:r>
+          <w:r>
+            <w:rPr>
+              <w:rStyle w:val="Seitenzahl"/>
+            </w:rPr>
+            <w:t>2</w:t>
+          </w:r>
+          <w:r>
+            <w:rPr>
+              <w:rStyle w:val="Seitenzahl"/>
+            </w:rPr>
+            <w:fldChar w:fldCharType="end"/>
+          </w:r>
+          <w:r>
+            <w:rPr>
+              <w:rStyle w:val="Seitenzahl"/>
+            </w:rPr>
+            <w:t xml:space="preserve"> von </w:t>
+          </w:r>
+          <w:r>
+            <w:rPr>
+              <w:rStyle w:val="Seitenzahl"/>
+            </w:rPr>
+            <w:fldChar w:fldCharType="begin"/>
+          </w:r>
+          <w:r>
+            <w:rPr>
+              <w:rStyle w:val="Seitenzahl"/>
+            </w:rPr>
+            <w:instrText>NUMPAGES</w:instrText>
+          </w:r>
+          <w:r>
+            <w:rPr>
+              <w:rStyle w:val="Seitenzahl"/>
+            </w:rPr>
+            <w:fldChar w:fldCharType="separate"/>
+          </w:r>
+          <w:r>
+            <w:rPr>
+              <w:rStyle w:val="Seitenzahl"/>
+            </w:rPr>
+            <w:t>15</w:t>
+          </w:r>
+          <w:r>
+            <w:rPr>
+              <w:rStyle w:val="Seitenzahl"/>
+            </w:rPr>
+            <w:fldChar w:fldCharType="end"/>
+          </w:r>
+        </w:p>
+      </w:tc>
+    </w:tr>
+  </w:tbl>
+  <w:p>
+    <w:pPr>
+      <w:pStyle w:val="Fuzeile"/>
+      <w:tabs>
+        <w:tab w:val="left" w:pos="1320"/>
+        <w:tab w:val="right" w:pos="9026"/>
+      </w:tabs>
+      <w:rPr>
+        <w:rStyle w:val="Seitenzahl"/>
+        <w:szCs w:val="16"/>
+        <w:lang w:val="de-CH"/>
+      </w:rPr>
+    </w:pPr>
+  </w:p>
+</w:ftr>
+</file>
+
+<file path=word/footer5.xml><?xml version="1.0" encoding="utf-8"?>
+<w:ftr xmlns:wpc="http://schemas.microsoft.com/office/word/2010/wordprocessingCanvas" xmlns:cx="http://schemas.microsoft.com/office/drawing/2014/chartex" xmlns:cx1="http://schemas.microsoft.com/office/drawing/2015/9/8/chartex" xmlns:cx2="http://schemas.microsoft.com/office/drawing/2015/10/21/chartex" xmlns:cx3="http://schemas.microsoft.com/office/drawing/2016/5/9/chartex" xmlns:cx4="http://schemas.microsoft.com/office/drawing/2016/5/10/chartex" xmlns:cx5="http://schemas.microsoft.com/office/drawing/2016/5/11/chartex" xmlns:cx6="http://schemas.microsoft.com/office/drawing/2016/5/12/chartex" xmlns:cx7="http://schemas.microsoft.com/office/drawing/2016/5/13/chartex" xmlns:cx8="http://schemas.microsoft.com/office/drawing/2016/5/14/chartex" xmlns:mc="http://schemas.openxmlformats.org/markup-compatibility/2006" xmlns:aink="http://schemas.microsoft.com/office/drawing/2016/ink" xmlns:am3d="http://schemas.microsoft.com/office/drawing/2017/model3d" xmlns:o="urn:schemas-microsoft-com:office:office" xmlns:oel="http://schemas.microsoft.com/office/2019/extlst" xmlns:r="http://schemas.openxmlformats.org/officeDocument/2006/relationships" xmlns:m="http://schemas.openxmlformats.org/officeDocument/2006/math" xmlns:v="urn:schemas-microsoft-com:vml" xmlns:wp14="http://schemas.microsoft.com/office/word/2010/wordprocessingDrawing" xmlns:wp="http://schemas.openxmlformats.org/drawingml/2006/wordprocessingDrawing" xmlns:w10="urn:schemas-microsoft-com:office:word" xmlns:w="http://schemas.openxmlformats.org/wordprocessingml/2006/main" xmlns:w14="http://schemas.microsoft.com/office/word/2010/wordml" xmlns:w15="http://schemas.microsoft.com/office/word/2012/wordml" xmlns:w16cex="http://schemas.microsoft.com/office/word/2018/wordml/cex" xmlns:w16cid="http://schemas.microsoft.com/office/word/2016/wordml/cid" xmlns:w16="http://schemas.microsoft.com/office/word/2018/wordml" xmlns:w16du="http://schemas.microsoft.com/office/word/2023/wordml/word16du" xmlns:w16sdtdh="http://schemas.microsoft.com/office/word/2020/wordml/sdtdatahash" xmlns:w16sdtfl="http://schemas.microsoft.com/office/word/2024/wordml/sdtformatlock" xmlns:w16se="http://schemas.microsoft.com/office/word/2015/wordml/symex" xmlns:wpg="http://schemas.microsoft.com/office/word/2010/wordprocessingGroup" xmlns:wpi="http://schemas.microsoft.com/office/word/2010/wordprocessingInk" xmlns:wne="http://schemas.microsoft.com/office/word/2006/wordml" xmlns:wps="http://schemas.microsoft.com/office/word/2010/wordprocessingShape" mc:Ignorable="w14 w15 w16se w16cid w16 w16cex w16sdtdh w16sdtfl w16du wp14">
+  <w:tbl>
+    <w:tblPr>
+      <w:tblW w:w="9464" w:type="dxa"/>
+      <w:tblInd w:w="108" w:type="dxa"/>
+      <w:tblBorders>
+        <w:top w:val="single" w:sz="4" w:space="0" w:color="auto"/>
+      </w:tblBorders>
+      <w:tblLayout w:type="fixed"/>
+      <w:tblLook w:val="0000" w:firstRow="0" w:lastRow="0" w:firstColumn="0" w:lastColumn="0" w:noHBand="0" w:noVBand="0"/>
+    </w:tblPr>
+    <w:tblGrid>
+      <w:gridCol w:w="2727"/>
+      <w:gridCol w:w="3753"/>
+      <w:gridCol w:w="2984"/>
+    </w:tblGrid>
+    <w:tr>
+      <w:tc>
+        <w:tcPr>
+          <w:tcW w:w="2727" w:type="dxa"/>
+        </w:tcPr>
+        <w:p>
+          <w:pPr>
+            <w:widowControl w:val="0"/>
+            <w:spacing w:after="0"/>
+            <w:rPr>
+              <w:rStyle w:val="Seitenzahl"/>
+            </w:rPr>
+          </w:pPr>
+          <w:r>
+            <w:rPr>
+              <w:rStyle w:val="Seitenzahl"/>
+            </w:rPr>
+            <w:t>Learn</w:t>
+          </w:r>
+          <w:r>
+            <w:rPr>
+              <w:rStyle w:val="Seitenzahl"/>
+              <w:vertAlign w:val="superscript"/>
+            </w:rPr>
+            <w:t>hub</w:t>
+          </w:r>
+          <w:r>
+            <w:rPr>
+              <w:rStyle w:val="Seitenzahl"/>
+            </w:rPr>
+            <w:t>@Work</w:t>
+          </w:r>
+        </w:p>
+        <w:p>
+          <w:pPr>
+            <w:widowControl w:val="0"/>
+            <w:spacing w:after="0"/>
+            <w:rPr>
+              <w:rStyle w:val="Seitenzahl"/>
+            </w:rPr>
+          </w:pPr>
+          <w:r>
+            <w:rPr>
+              <w:rStyle w:val="Seitenzahl"/>
+            </w:rPr>
+            <w:t>Software-Modellierung</w:t>
+          </w:r>
+        </w:p>
+        <w:p>
+          <w:pPr>
+            <w:widowControl w:val="0"/>
+            <w:spacing w:after="0"/>
+            <w:rPr>
+              <w:rStyle w:val="Seitenzahl"/>
+            </w:rPr>
+          </w:pPr>
+        </w:p>
+      </w:tc>
+      <w:tc>
+        <w:tcPr>
+          <w:tcW w:w="3753" w:type="dxa"/>
+        </w:tcPr>
+        <w:p>
+          <w:pPr>
+            <w:pStyle w:val="Kopfzeile"/>
+            <w:jc w:val="center"/>
+            <w:rPr>
+              <w:rStyle w:val="Seitenzahl"/>
+              <w:szCs w:val="24"/>
+              <w:lang w:val="de-CH" w:eastAsia="de-DE"/>
+            </w:rPr>
+          </w:pPr>
+          <w:r>
+            <w:rPr>
+              <w:rStyle w:val="Seitenzahl"/>
+              <w:szCs w:val="24"/>
+              <w:lang w:val="de-CH" w:eastAsia="de-DE"/>
+            </w:rPr>
+            <w:t>ISCeco Lehrwerkstatt</w:t>
+          </w:r>
+        </w:p>
+      </w:tc>
+      <w:tc>
+        <w:tcPr>
+          <w:tcW w:w="2984" w:type="dxa"/>
+        </w:tcPr>
+        <w:p>
+          <w:pPr>
+            <w:widowControl w:val="0"/>
+            <w:tabs>
+              <w:tab w:val="right" w:pos="2727"/>
+            </w:tabs>
+            <w:spacing w:after="0"/>
+            <w:rPr>
+              <w:rStyle w:val="Seitenzahl"/>
+            </w:rPr>
+          </w:pPr>
+          <w:r>
+            <w:rPr>
+              <w:rStyle w:val="Seitenzahl"/>
+            </w:rPr>
+            <w:tab/>
+            <w:t xml:space="preserve">Seite </w:t>
+          </w:r>
+          <w:r>
+            <w:rPr>
+              <w:rStyle w:val="Seitenzahl"/>
+            </w:rPr>
+            <w:fldChar w:fldCharType="begin"/>
+          </w:r>
+          <w:r>
+            <w:rPr>
+              <w:rStyle w:val="Seitenzahl"/>
+            </w:rPr>
+            <w:instrText>PAGE</w:instrText>
+          </w:r>
+          <w:r>
+            <w:rPr>
+              <w:rStyle w:val="Seitenzahl"/>
+            </w:rPr>
+            <w:fldChar w:fldCharType="separate"/>
+          </w:r>
+          <w:r>
+            <w:rPr>
+              <w:rStyle w:val="Seitenzahl"/>
+            </w:rPr>
+            <w:t>2</w:t>
+          </w:r>
+          <w:r>
+            <w:rPr>
+              <w:rStyle w:val="Seitenzahl"/>
+            </w:rPr>
+            <w:fldChar w:fldCharType="end"/>
+          </w:r>
+          <w:r>
+            <w:rPr>
+              <w:rStyle w:val="Seitenzahl"/>
+            </w:rPr>
+            <w:t xml:space="preserve"> von </w:t>
+          </w:r>
+          <w:r>
+            <w:rPr>
+              <w:rStyle w:val="Seitenzahl"/>
+            </w:rPr>
+            <w:fldChar w:fldCharType="begin"/>
+          </w:r>
+          <w:r>
+            <w:rPr>
+              <w:rStyle w:val="Seitenzahl"/>
+            </w:rPr>
+            <w:instrText>NUMPAGES</w:instrText>
+          </w:r>
+          <w:r>
+            <w:rPr>
+              <w:rStyle w:val="Seitenzahl"/>
+            </w:rPr>
+            <w:fldChar w:fldCharType="separate"/>
+          </w:r>
+          <w:r>
+            <w:rPr>
+              <w:rStyle w:val="Seitenzahl"/>
+            </w:rPr>
+            <w:t>15</w:t>
+          </w:r>
+          <w:r>
+            <w:rPr>
+              <w:rStyle w:val="Seitenzahl"/>
+            </w:rPr>
+            <w:fldChar w:fldCharType="end"/>
+          </w:r>
+        </w:p>
+      </w:tc>
+    </w:tr>
+  </w:tbl>
+  <w:p>
+    <w:pPr>
+      <w:pStyle w:val="Fuzeile"/>
+      <w:tabs>
+        <w:tab w:val="left" w:pos="1320"/>
+        <w:tab w:val="right" w:pos="9026"/>
+      </w:tabs>
+      <w:rPr>
+        <w:rStyle w:val="Seitenzahl"/>
+        <w:szCs w:val="16"/>
+        <w:lang w:val="de-CH"/>
+      </w:rPr>
+    </w:pPr>
+  </w:p>
+</w:ftr>
+</file>
+
+<file path=word/footer6.xml><?xml version="1.0" encoding="utf-8"?>
+<w:ftr xmlns:wpc="http://schemas.microsoft.com/office/word/2010/wordprocessingCanvas" xmlns:cx="http://schemas.microsoft.com/office/drawing/2014/chartex" xmlns:cx1="http://schemas.microsoft.com/office/drawing/2015/9/8/chartex" xmlns:cx2="http://schemas.microsoft.com/office/drawing/2015/10/21/chartex" xmlns:cx3="http://schemas.microsoft.com/office/drawing/2016/5/9/chartex" xmlns:cx4="http://schemas.microsoft.com/office/drawing/2016/5/10/chartex" xmlns:cx5="http://schemas.microsoft.com/office/drawing/2016/5/11/chartex" xmlns:cx6="http://schemas.microsoft.com/office/drawing/2016/5/12/chartex" xmlns:cx7="http://schemas.microsoft.com/office/drawing/2016/5/13/chartex" xmlns:cx8="http://schemas.microsoft.com/office/drawing/2016/5/14/chartex" xmlns:mc="http://schemas.openxmlformats.org/markup-compatibility/2006" xmlns:aink="http://schemas.microsoft.com/office/drawing/2016/ink" xmlns:am3d="http://schemas.microsoft.com/office/drawing/2017/model3d" xmlns:o="urn:schemas-microsoft-com:office:office" xmlns:oel="http://schemas.microsoft.com/office/2019/extlst" xmlns:r="http://schemas.openxmlformats.org/officeDocument/2006/relationships" xmlns:m="http://schemas.openxmlformats.org/officeDocument/2006/math" xmlns:v="urn:schemas-microsoft-com:vml" xmlns:wp14="http://schemas.microsoft.com/office/word/2010/wordprocessingDrawing" xmlns:wp="http://schemas.openxmlformats.org/drawingml/2006/wordprocessingDrawing" xmlns:w10="urn:schemas-microsoft-com:office:word" xmlns:w="http://schemas.openxmlformats.org/wordprocessingml/2006/main" xmlns:w14="http://schemas.microsoft.com/office/word/2010/wordml" xmlns:w15="http://schemas.microsoft.com/office/word/2012/wordml" xmlns:w16cex="http://schemas.microsoft.com/office/word/2018/wordml/cex" xmlns:w16cid="http://schemas.microsoft.com/office/word/2016/wordml/cid" xmlns:w16="http://schemas.microsoft.com/office/word/2018/wordml" xmlns:w16du="http://schemas.microsoft.com/office/word/2023/wordml/word16du" xmlns:w16sdtdh="http://schemas.microsoft.com/office/word/2020/wordml/sdtdatahash" xmlns:w16sdtfl="http://schemas.microsoft.com/office/word/2024/wordml/sdtformatlock" xmlns:w16se="http://schemas.microsoft.com/office/word/2015/wordml/symex" xmlns:wpg="http://schemas.microsoft.com/office/word/2010/wordprocessingGroup" xmlns:wpi="http://schemas.microsoft.com/office/word/2010/wordprocessingInk" xmlns:wne="http://schemas.microsoft.com/office/word/2006/wordml" xmlns:wps="http://schemas.microsoft.com/office/word/2010/wordprocessingShape" mc:Ignorable="w14 w15 w16se w16cid w16 w16cex w16sdtdh w16sdtfl w16du wp14">
+  <w:tbl>
+    <w:tblPr>
+      <w:tblW w:w="9464" w:type="dxa"/>
+      <w:tblInd w:w="108" w:type="dxa"/>
+      <w:tblBorders>
+        <w:top w:val="single" w:sz="4" w:space="0" w:color="auto"/>
+      </w:tblBorders>
+      <w:tblLayout w:type="fixed"/>
+      <w:tblLook w:val="0000" w:firstRow="0" w:lastRow="0" w:firstColumn="0" w:lastColumn="0" w:noHBand="0" w:noVBand="0"/>
+    </w:tblPr>
+    <w:tblGrid>
+      <w:gridCol w:w="2727"/>
+      <w:gridCol w:w="3753"/>
+      <w:gridCol w:w="2984"/>
+    </w:tblGrid>
+    <w:tr>
+      <w:tc>
+        <w:tcPr>
+          <w:tcW w:w="2727" w:type="dxa"/>
+        </w:tcPr>
+        <w:p>
+          <w:pPr>
+            <w:widowControl w:val="0"/>
+            <w:spacing w:after="0"/>
+            <w:rPr>
+              <w:rStyle w:val="Seitenzahl"/>
+            </w:rPr>
+          </w:pPr>
+          <w:r>
+            <w:rPr>
+              <w:rStyle w:val="Seitenzahl"/>
+            </w:rPr>
+            <w:t>Learn</w:t>
+          </w:r>
+          <w:r>
+            <w:rPr>
+              <w:rStyle w:val="Seitenzahl"/>
+              <w:vertAlign w:val="superscript"/>
+            </w:rPr>
+            <w:t>hub</w:t>
+          </w:r>
+          <w:r>
+            <w:rPr>
+              <w:rStyle w:val="Seitenzahl"/>
+            </w:rPr>
+            <w:t>@Work</w:t>
+          </w:r>
+        </w:p>
+        <w:p>
+          <w:pPr>
+            <w:widowControl w:val="0"/>
+            <w:spacing w:after="0"/>
+            <w:rPr>
+              <w:rStyle w:val="Seitenzahl"/>
+            </w:rPr>
+          </w:pPr>
+          <w:r>
+            <w:rPr>
+              <w:rStyle w:val="Seitenzahl"/>
+            </w:rPr>
+            <w:t>Software-Modellierung</w:t>
+          </w:r>
+        </w:p>
+        <w:p>
+          <w:pPr>
+            <w:widowControl w:val="0"/>
+            <w:spacing w:after="0"/>
+            <w:rPr>
+              <w:rStyle w:val="Seitenzahl"/>
+            </w:rPr>
+          </w:pPr>
+        </w:p>
+      </w:tc>
+      <w:tc>
+        <w:tcPr>
+          <w:tcW w:w="3753" w:type="dxa"/>
+        </w:tcPr>
+        <w:p>
+          <w:pPr>
+            <w:pStyle w:val="Kopfzeile"/>
+            <w:jc w:val="center"/>
+            <w:rPr>
+              <w:rStyle w:val="Seitenzahl"/>
+              <w:szCs w:val="24"/>
+              <w:lang w:val="de-CH" w:eastAsia="de-DE"/>
+            </w:rPr>
+          </w:pPr>
+          <w:r>
+            <w:rPr>
+              <w:rStyle w:val="Seitenzahl"/>
+              <w:szCs w:val="24"/>
+              <w:lang w:val="de-CH" w:eastAsia="de-DE"/>
+            </w:rPr>
+            <w:t>ISCeco Lehrwerkstatt</w:t>
+          </w:r>
+        </w:p>
+      </w:tc>
+      <w:tc>
+        <w:tcPr>
+          <w:tcW w:w="2984" w:type="dxa"/>
+        </w:tcPr>
+        <w:p>
+          <w:pPr>
+            <w:widowControl w:val="0"/>
+            <w:tabs>
+              <w:tab w:val="right" w:pos="2727"/>
+            </w:tabs>
+            <w:spacing w:after="0"/>
+            <w:rPr>
+              <w:rStyle w:val="Seitenzahl"/>
+            </w:rPr>
+          </w:pPr>
+          <w:r>
+            <w:rPr>
+              <w:rStyle w:val="Seitenzahl"/>
+            </w:rPr>
+            <w:tab/>
+            <w:t xml:space="preserve">Seite </w:t>
+          </w:r>
+          <w:r>
+            <w:rPr>
+              <w:rStyle w:val="Seitenzahl"/>
+            </w:rPr>
+            <w:fldChar w:fldCharType="begin"/>
+          </w:r>
+          <w:r>
+            <w:rPr>
+              <w:rStyle w:val="Seitenzahl"/>
+            </w:rPr>
+            <w:instrText>PAGE</w:instrText>
+          </w:r>
+          <w:r>
+            <w:rPr>
+              <w:rStyle w:val="Seitenzahl"/>
+            </w:rPr>
+            <w:fldChar w:fldCharType="separate"/>
+          </w:r>
+          <w:r>
+            <w:rPr>
+              <w:rStyle w:val="Seitenzahl"/>
+            </w:rPr>
+            <w:t>2</w:t>
+          </w:r>
+          <w:r>
+            <w:rPr>
+              <w:rStyle w:val="Seitenzahl"/>
+            </w:rPr>
+            <w:fldChar w:fldCharType="end"/>
+          </w:r>
+          <w:r>
+            <w:rPr>
+              <w:rStyle w:val="Seitenzahl"/>
+            </w:rPr>
+            <w:t xml:space="preserve"> von </w:t>
+          </w:r>
+          <w:r>
+            <w:rPr>
+              <w:rStyle w:val="Seitenzahl"/>
+            </w:rPr>
+            <w:fldChar w:fldCharType="begin"/>
+          </w:r>
+          <w:r>
+            <w:rPr>
+              <w:rStyle w:val="Seitenzahl"/>
+            </w:rPr>
+            <w:instrText>NUMPAGES</w:instrText>
+          </w:r>
+          <w:r>
+            <w:rPr>
+              <w:rStyle w:val="Seitenzahl"/>
+            </w:rPr>
+            <w:fldChar w:fldCharType="separate"/>
+          </w:r>
+          <w:r>
+            <w:rPr>
+              <w:rStyle w:val="Seitenzahl"/>
+            </w:rPr>
+            <w:t>15</w:t>
+          </w:r>
+          <w:r>
+            <w:rPr>
+              <w:rStyle w:val="Seitenzahl"/>
+            </w:rPr>
+            <w:fldChar w:fldCharType="end"/>
+          </w:r>
+        </w:p>
+      </w:tc>
+    </w:tr>
+  </w:tbl>
+  <w:p>
+    <w:pPr>
+      <w:pStyle w:val="Fuzeile"/>
+      <w:tabs>
+        <w:tab w:val="left" w:pos="1320"/>
+        <w:tab w:val="right" w:pos="9026"/>
+      </w:tabs>
+      <w:rPr>
+        <w:rStyle w:val="Seitenzahl"/>
+        <w:szCs w:val="16"/>
+        <w:lang w:val="de-CH"/>
+      </w:rPr>
+    </w:pPr>
+  </w:p>
+</w:ftr>
+</file>
+
+<file path=word/footer7.xml><?xml version="1.0" encoding="utf-8"?>
+<w:ftr xmlns:wpc="http://schemas.microsoft.com/office/word/2010/wordprocessingCanvas" xmlns:cx="http://schemas.microsoft.com/office/drawing/2014/chartex" xmlns:cx1="http://schemas.microsoft.com/office/drawing/2015/9/8/chartex" xmlns:cx2="http://schemas.microsoft.com/office/drawing/2015/10/21/chartex" xmlns:cx3="http://schemas.microsoft.com/office/drawing/2016/5/9/chartex" xmlns:cx4="http://schemas.microsoft.com/office/drawing/2016/5/10/chartex" xmlns:cx5="http://schemas.microsoft.com/office/drawing/2016/5/11/chartex" xmlns:cx6="http://schemas.microsoft.com/office/drawing/2016/5/12/chartex" xmlns:cx7="http://schemas.microsoft.com/office/drawing/2016/5/13/chartex" xmlns:cx8="http://schemas.microsoft.com/office/drawing/2016/5/14/chartex" xmlns:mc="http://schemas.openxmlformats.org/markup-compatibility/2006" xmlns:aink="http://schemas.microsoft.com/office/drawing/2016/ink" xmlns:am3d="http://schemas.microsoft.com/office/drawing/2017/model3d" xmlns:o="urn:schemas-microsoft-com:office:office" xmlns:oel="http://schemas.microsoft.com/office/2019/extlst" xmlns:r="http://schemas.openxmlformats.org/officeDocument/2006/relationships" xmlns:m="http://schemas.openxmlformats.org/officeDocument/2006/math" xmlns:v="urn:schemas-microsoft-com:vml" xmlns:wp14="http://schemas.microsoft.com/office/word/2010/wordprocessingDrawing" xmlns:wp="http://schemas.openxmlformats.org/drawingml/2006/wordprocessingDrawing" xmlns:w10="urn:schemas-microsoft-com:office:word" xmlns:w="http://schemas.openxmlformats.org/wordprocessingml/2006/main" xmlns:w14="http://schemas.microsoft.com/office/word/2010/wordml" xmlns:w15="http://schemas.microsoft.com/office/word/2012/wordml" xmlns:w16cex="http://schemas.microsoft.com/office/word/2018/wordml/cex" xmlns:w16cid="http://schemas.microsoft.com/office/word/2016/wordml/cid" xmlns:w16="http://schemas.microsoft.com/office/word/2018/wordml" xmlns:w16du="http://schemas.microsoft.com/office/word/2023/wordml/word16du" xmlns:w16sdtdh="http://schemas.microsoft.com/office/word/2020/wordml/sdtdatahash" xmlns:w16sdtfl="http://schemas.microsoft.com/office/word/2024/wordml/sdtformatlock" xmlns:w16se="http://schemas.microsoft.com/office/word/2015/wordml/symex" xmlns:wpg="http://schemas.microsoft.com/office/word/2010/wordprocessingGroup" xmlns:wpi="http://schemas.microsoft.com/office/word/2010/wordprocessingInk" xmlns:wne="http://schemas.microsoft.com/office/word/2006/wordml" xmlns:wps="http://schemas.microsoft.com/office/word/2010/wordprocessingShape" mc:Ignorable="w14 w15 w16se w16cid w16 w16cex w16sdtdh w16sdtfl w16du wp14">
+  <w:tbl>
+    <w:tblPr>
+      <w:tblW w:w="9464" w:type="dxa"/>
+      <w:tblInd w:w="108" w:type="dxa"/>
+      <w:tblBorders>
+        <w:top w:val="single" w:sz="4" w:space="0" w:color="auto"/>
+      </w:tblBorders>
+      <w:tblLayout w:type="fixed"/>
+      <w:tblLook w:val="0000" w:firstRow="0" w:lastRow="0" w:firstColumn="0" w:lastColumn="0" w:noHBand="0" w:noVBand="0"/>
+    </w:tblPr>
+    <w:tblGrid>
+      <w:gridCol w:w="2727"/>
+      <w:gridCol w:w="3753"/>
+      <w:gridCol w:w="2984"/>
+    </w:tblGrid>
+    <w:tr>
+      <w:tc>
+        <w:tcPr>
+          <w:tcW w:w="2727" w:type="dxa"/>
+        </w:tcPr>
+        <w:p>
+          <w:pPr>
+            <w:widowControl w:val="0"/>
+            <w:spacing w:after="0"/>
+            <w:rPr>
+              <w:rStyle w:val="Seitenzahl"/>
+            </w:rPr>
+          </w:pPr>
+          <w:r>
+            <w:rPr>
+              <w:rStyle w:val="Seitenzahl"/>
+            </w:rPr>
+            <w:t>Learn</w:t>
+          </w:r>
+          <w:r>
+            <w:rPr>
+              <w:rStyle w:val="Seitenzahl"/>
+              <w:vertAlign w:val="superscript"/>
+            </w:rPr>
+            <w:t>hub</w:t>
+          </w:r>
+          <w:r>
+            <w:rPr>
+              <w:rStyle w:val="Seitenzahl"/>
+            </w:rPr>
+            <w:t>@Work</w:t>
+          </w:r>
+        </w:p>
+        <w:p>
+          <w:pPr>
+            <w:widowControl w:val="0"/>
+            <w:spacing w:after="0"/>
+            <w:rPr>
+              <w:rStyle w:val="Seitenzahl"/>
+            </w:rPr>
+          </w:pPr>
+          <w:r>
+            <w:rPr>
+              <w:rStyle w:val="Seitenzahl"/>
+            </w:rPr>
+            <w:t>Software-Modellierung</w:t>
+          </w:r>
+        </w:p>
+        <w:p>
+          <w:pPr>
+            <w:widowControl w:val="0"/>
+            <w:spacing w:after="0"/>
+            <w:rPr>
+              <w:rStyle w:val="Seitenzahl"/>
+            </w:rPr>
+          </w:pPr>
+        </w:p>
+      </w:tc>
+      <w:tc>
+        <w:tcPr>
+          <w:tcW w:w="3753" w:type="dxa"/>
+        </w:tcPr>
+        <w:p>
+          <w:pPr>
+            <w:pStyle w:val="Kopfzeile"/>
+            <w:jc w:val="center"/>
+            <w:rPr>
+              <w:rStyle w:val="Seitenzahl"/>
+              <w:szCs w:val="24"/>
+              <w:lang w:val="de-CH" w:eastAsia="de-DE"/>
+            </w:rPr>
+          </w:pPr>
+          <w:r>
+            <w:rPr>
+              <w:rStyle w:val="Seitenzahl"/>
+              <w:szCs w:val="24"/>
+              <w:lang w:val="de-CH" w:eastAsia="de-DE"/>
+            </w:rPr>
+            <w:t>ISCeco Lehrwerkstatt</w:t>
+          </w:r>
+        </w:p>
+      </w:tc>
+      <w:tc>
+        <w:tcPr>
+          <w:tcW w:w="2984" w:type="dxa"/>
+        </w:tcPr>
+        <w:p>
+          <w:pPr>
+            <w:widowControl w:val="0"/>
+            <w:tabs>
+              <w:tab w:val="right" w:pos="2727"/>
+            </w:tabs>
+            <w:spacing w:after="0"/>
+            <w:rPr>
+              <w:rStyle w:val="Seitenzahl"/>
+            </w:rPr>
+          </w:pPr>
+          <w:r>
+            <w:rPr>
+              <w:rStyle w:val="Seitenzahl"/>
+            </w:rPr>
+            <w:tab/>
+            <w:t xml:space="preserve">Seite </w:t>
+          </w:r>
+          <w:r>
+            <w:rPr>
+              <w:rStyle w:val="Seitenzahl"/>
+            </w:rPr>
+            <w:fldChar w:fldCharType="begin"/>
+          </w:r>
+          <w:r>
+            <w:rPr>
+              <w:rStyle w:val="Seitenzahl"/>
+            </w:rPr>
+            <w:instrText>PAGE</w:instrText>
+          </w:r>
+          <w:r>
+            <w:rPr>
+              <w:rStyle w:val="Seitenzahl"/>
+            </w:rPr>
+            <w:fldChar w:fldCharType="separate"/>
+          </w:r>
+          <w:r>
+            <w:rPr>
+              <w:rStyle w:val="Seitenzahl"/>
+            </w:rPr>
+            <w:t>2</w:t>
+          </w:r>
+          <w:r>
+            <w:rPr>
+              <w:rStyle w:val="Seitenzahl"/>
+            </w:rPr>
+            <w:fldChar w:fldCharType="end"/>
+          </w:r>
+          <w:r>
+            <w:rPr>
+              <w:rStyle w:val="Seitenzahl"/>
+            </w:rPr>
+            <w:t xml:space="preserve"> von </w:t>
+          </w:r>
+          <w:r>
+            <w:rPr>
+              <w:rStyle w:val="Seitenzahl"/>
+            </w:rPr>
+            <w:fldChar w:fldCharType="begin"/>
+          </w:r>
+          <w:r>
+            <w:rPr>
+              <w:rStyle w:val="Seitenzahl"/>
+            </w:rPr>
+            <w:instrText>NUMPAGES</w:instrText>
+          </w:r>
+          <w:r>
+            <w:rPr>
+              <w:rStyle w:val="Seitenzahl"/>
+            </w:rPr>
+            <w:fldChar w:fldCharType="separate"/>
+          </w:r>
+          <w:r>
+            <w:rPr>
+              <w:rStyle w:val="Seitenzahl"/>
+            </w:rPr>
+            <w:t>15</w:t>
+          </w:r>
+          <w:r>
+            <w:rPr>
+              <w:rStyle w:val="Seitenzahl"/>
+            </w:rPr>
+            <w:fldChar w:fldCharType="end"/>
+          </w:r>
+        </w:p>
+      </w:tc>
+    </w:tr>
+  </w:tbl>
+  <w:p>
+    <w:pPr>
+      <w:pStyle w:val="Fuzeile"/>
+      <w:tabs>
+        <w:tab w:val="left" w:pos="1320"/>
+        <w:tab w:val="right" w:pos="9026"/>
+      </w:tabs>
+      <w:rPr>
+        <w:rStyle w:val="Seitenzahl"/>
+        <w:szCs w:val="16"/>
+        <w:lang w:val="de-CH"/>
+      </w:rPr>
+    </w:pPr>
+  </w:p>
+</w:ftr>
+</file>
+
+<file path=word/footer8.xml><?xml version="1.0" encoding="utf-8"?>
+<w:ftr xmlns:wpc="http://schemas.microsoft.com/office/word/2010/wordprocessingCanvas" xmlns:cx="http://schemas.microsoft.com/office/drawing/2014/chartex" xmlns:cx1="http://schemas.microsoft.com/office/drawing/2015/9/8/chartex" xmlns:cx2="http://schemas.microsoft.com/office/drawing/2015/10/21/chartex" xmlns:cx3="http://schemas.microsoft.com/office/drawing/2016/5/9/chartex" xmlns:cx4="http://schemas.microsoft.com/office/drawing/2016/5/10/chartex" xmlns:cx5="http://schemas.microsoft.com/office/drawing/2016/5/11/chartex" xmlns:cx6="http://schemas.microsoft.com/office/drawing/2016/5/12/chartex" xmlns:cx7="http://schemas.microsoft.com/office/drawing/2016/5/13/chartex" xmlns:cx8="http://schemas.microsoft.com/office/drawing/2016/5/14/chartex" xmlns:mc="http://schemas.openxmlformats.org/markup-compatibility/2006" xmlns:aink="http://schemas.microsoft.com/office/drawing/2016/ink" xmlns:am3d="http://schemas.microsoft.com/office/drawing/2017/model3d" xmlns:o="urn:schemas-microsoft-com:office:office" xmlns:oel="http://schemas.microsoft.com/office/2019/extlst" xmlns:r="http://schemas.openxmlformats.org/officeDocument/2006/relationships" xmlns:m="http://schemas.openxmlformats.org/officeDocument/2006/math" xmlns:v="urn:schemas-microsoft-com:vml" xmlns:wp14="http://schemas.microsoft.com/office/word/2010/wordprocessingDrawing" xmlns:wp="http://schemas.openxmlformats.org/drawingml/2006/wordprocessingDrawing" xmlns:w10="urn:schemas-microsoft-com:office:word" xmlns:w="http://schemas.openxmlformats.org/wordprocessingml/2006/main" xmlns:w14="http://schemas.microsoft.com/office/word/2010/wordml" xmlns:w15="http://schemas.microsoft.com/office/word/2012/wordml" xmlns:w16cex="http://schemas.microsoft.com/office/word/2018/wordml/cex" xmlns:w16cid="http://schemas.microsoft.com/office/word/2016/wordml/cid" xmlns:w16="http://schemas.microsoft.com/office/word/2018/wordml" xmlns:w16du="http://schemas.microsoft.com/office/word/2023/wordml/word16du" xmlns:w16sdtdh="http://schemas.microsoft.com/office/word/2020/wordml/sdtdatahash" xmlns:w16sdtfl="http://schemas.microsoft.com/office/word/2024/wordml/sdtformatlock" xmlns:w16se="http://schemas.microsoft.com/office/word/2015/wordml/symex" xmlns:wpg="http://schemas.microsoft.com/office/word/2010/wordprocessingGroup" xmlns:wpi="http://schemas.microsoft.com/office/word/2010/wordprocessingInk" xmlns:wne="http://schemas.microsoft.com/office/word/2006/wordml" xmlns:wps="http://schemas.microsoft.com/office/word/2010/wordprocessingShape" mc:Ignorable="w14 w15 w16se w16cid w16 w16cex w16sdtdh w16sdtfl w16du wp14">
+  <w:tbl>
+    <w:tblPr>
+      <w:tblW w:w="9464" w:type="dxa"/>
+      <w:tblInd w:w="108" w:type="dxa"/>
+      <w:tblBorders>
+        <w:top w:val="single" w:sz="4" w:space="0" w:color="auto"/>
+      </w:tblBorders>
+      <w:tblLayout w:type="fixed"/>
+      <w:tblLook w:val="0000" w:firstRow="0" w:lastRow="0" w:firstColumn="0" w:lastColumn="0" w:noHBand="0" w:noVBand="0"/>
+    </w:tblPr>
+    <w:tblGrid>
+      <w:gridCol w:w="2727"/>
+      <w:gridCol w:w="3753"/>
+      <w:gridCol w:w="2984"/>
+    </w:tblGrid>
+    <w:tr>
+      <w:tc>
+        <w:tcPr>
+          <w:tcW w:w="2727" w:type="dxa"/>
+        </w:tcPr>
+        <w:p>
+          <w:pPr>
+            <w:widowControl w:val="0"/>
+            <w:spacing w:after="0"/>
+            <w:rPr>
+              <w:rStyle w:val="Seitenzahl"/>
+            </w:rPr>
+          </w:pPr>
+          <w:r>
+            <w:rPr>
+              <w:rStyle w:val="Seitenzahl"/>
+            </w:rPr>
+            <w:t>Learn</w:t>
+          </w:r>
+          <w:r>
+            <w:rPr>
+              <w:rStyle w:val="Seitenzahl"/>
+              <w:vertAlign w:val="superscript"/>
+            </w:rPr>
+            <w:t>hub</w:t>
+          </w:r>
+          <w:r>
+            <w:rPr>
+              <w:rStyle w:val="Seitenzahl"/>
+            </w:rPr>
+            <w:t>@Work</w:t>
+          </w:r>
+        </w:p>
+        <w:p>
+          <w:pPr>
+            <w:widowControl w:val="0"/>
+            <w:spacing w:after="0"/>
+            <w:rPr>
+              <w:rStyle w:val="Seitenzahl"/>
+            </w:rPr>
+          </w:pPr>
+          <w:r>
+            <w:rPr>
+              <w:rStyle w:val="Seitenzahl"/>
+            </w:rPr>
+            <w:t>Software-Modellierung</w:t>
+          </w:r>
+        </w:p>
+        <w:p>
+          <w:pPr>
+            <w:widowControl w:val="0"/>
+            <w:spacing w:after="0"/>
+            <w:rPr>
+              <w:rStyle w:val="Seitenzahl"/>
+            </w:rPr>
+          </w:pPr>
+        </w:p>
+      </w:tc>
+      <w:tc>
+        <w:tcPr>
+          <w:tcW w:w="3753" w:type="dxa"/>
+        </w:tcPr>
+        <w:p>
+          <w:pPr>
+            <w:pStyle w:val="Kopfzeile"/>
+            <w:jc w:val="center"/>
+            <w:rPr>
+              <w:rStyle w:val="Seitenzahl"/>
+              <w:szCs w:val="24"/>
+              <w:lang w:val="de-CH" w:eastAsia="de-DE"/>
+            </w:rPr>
+          </w:pPr>
+          <w:r>
+            <w:rPr>
+              <w:rStyle w:val="Seitenzahl"/>
+              <w:szCs w:val="24"/>
+              <w:lang w:val="de-CH" w:eastAsia="de-DE"/>
+            </w:rPr>
+            <w:t>ISCeco Lehrwerkstatt</w:t>
+          </w:r>
+        </w:p>
+      </w:tc>
+      <w:tc>
+        <w:tcPr>
+          <w:tcW w:w="2984" w:type="dxa"/>
+        </w:tcPr>
+        <w:p>
+          <w:pPr>
+            <w:widowControl w:val="0"/>
+            <w:tabs>
+              <w:tab w:val="right" w:pos="2727"/>
+            </w:tabs>
+            <w:spacing w:after="0"/>
+            <w:rPr>
+              <w:rStyle w:val="Seitenzahl"/>
+            </w:rPr>
+          </w:pPr>
+          <w:r>
+            <w:rPr>
+              <w:rStyle w:val="Seitenzahl"/>
+            </w:rPr>
+            <w:tab/>
+            <w:t xml:space="preserve">Seite </w:t>
+          </w:r>
+          <w:r>
+            <w:rPr>
+              <w:rStyle w:val="Seitenzahl"/>
+            </w:rPr>
+            <w:fldChar w:fldCharType="begin"/>
+          </w:r>
+          <w:r>
+            <w:rPr>
+              <w:rStyle w:val="Seitenzahl"/>
+            </w:rPr>
+            <w:instrText>PAGE</w:instrText>
+          </w:r>
+          <w:r>
+            <w:rPr>
+              <w:rStyle w:val="Seitenzahl"/>
+            </w:rPr>
+            <w:fldChar w:fldCharType="separate"/>
+          </w:r>
+          <w:r>
+            <w:rPr>
+              <w:rStyle w:val="Seitenzahl"/>
+            </w:rPr>
+            <w:t>2</w:t>
+          </w:r>
+          <w:r>
+            <w:rPr>
+              <w:rStyle w:val="Seitenzahl"/>
+            </w:rPr>
+            <w:fldChar w:fldCharType="end"/>
+          </w:r>
+          <w:r>
+            <w:rPr>
+              <w:rStyle w:val="Seitenzahl"/>
+            </w:rPr>
+            <w:t xml:space="preserve"> von </w:t>
+          </w:r>
+          <w:r>
+            <w:rPr>
+              <w:rStyle w:val="Seitenzahl"/>
+            </w:rPr>
+            <w:fldChar w:fldCharType="begin"/>
+          </w:r>
+          <w:r>
+            <w:rPr>
+              <w:rStyle w:val="Seitenzahl"/>
+            </w:rPr>
+            <w:instrText>NUMPAGES</w:instrText>
+          </w:r>
+          <w:r>
+            <w:rPr>
+              <w:rStyle w:val="Seitenzahl"/>
+            </w:rPr>
+            <w:fldChar w:fldCharType="separate"/>
+          </w:r>
+          <w:r>
+            <w:rPr>
+              <w:rStyle w:val="Seitenzahl"/>
+            </w:rPr>
+            <w:t>15</w:t>
+          </w:r>
+          <w:r>
+            <w:rPr>
+              <w:rStyle w:val="Seitenzahl"/>
+            </w:rPr>
+            <w:fldChar w:fldCharType="end"/>
+          </w:r>
+        </w:p>
+      </w:tc>
+    </w:tr>
+  </w:tbl>
+  <w:p>
+    <w:pPr>
+      <w:pStyle w:val="Fuzeile"/>
+      <w:tabs>
+        <w:tab w:val="left" w:pos="1320"/>
+        <w:tab w:val="right" w:pos="9026"/>
+      </w:tabs>
+      <w:rPr>
+        <w:rStyle w:val="Seitenzahl"/>
+        <w:szCs w:val="16"/>
+        <w:lang w:val="de-CH"/>
+      </w:rPr>
+    </w:pPr>
+  </w:p>
+</w:ftr>
+</file>
+
+<file path=word/footer9.xml><?xml version="1.0" encoding="utf-8"?>
+<w:ftr xmlns:wpc="http://schemas.microsoft.com/office/word/2010/wordprocessingCanvas" xmlns:cx="http://schemas.microsoft.com/office/drawing/2014/chartex" xmlns:cx1="http://schemas.microsoft.com/office/drawing/2015/9/8/chartex" xmlns:cx2="http://schemas.microsoft.com/office/drawing/2015/10/21/chartex" xmlns:cx3="http://schemas.microsoft.com/office/drawing/2016/5/9/chartex" xmlns:cx4="http://schemas.microsoft.com/office/drawing/2016/5/10/chartex" xmlns:cx5="http://schemas.microsoft.com/office/drawing/2016/5/11/chartex" xmlns:cx6="http://schemas.microsoft.com/office/drawing/2016/5/12/chartex" xmlns:cx7="http://schemas.microsoft.com/office/drawing/2016/5/13/chartex" xmlns:cx8="http://schemas.microsoft.com/office/drawing/2016/5/14/chartex" xmlns:mc="http://schemas.openxmlformats.org/markup-compatibility/2006" xmlns:aink="http://schemas.microsoft.com/office/drawing/2016/ink" xmlns:am3d="http://schemas.microsoft.com/office/drawing/2017/model3d" xmlns:o="urn:schemas-microsoft-com:office:office" xmlns:oel="http://schemas.microsoft.com/office/2019/extlst" xmlns:r="http://schemas.openxmlformats.org/officeDocument/2006/relationships" xmlns:m="http://schemas.openxmlformats.org/officeDocument/2006/math" xmlns:v="urn:schemas-microsoft-com:vml" xmlns:wp14="http://schemas.microsoft.com/office/word/2010/wordprocessingDrawing" xmlns:wp="http://schemas.openxmlformats.org/drawingml/2006/wordprocessingDrawing" xmlns:w10="urn:schemas-microsoft-com:office:word" xmlns:w="http://schemas.openxmlformats.org/wordprocessingml/2006/main" xmlns:w14="http://schemas.microsoft.com/office/word/2010/wordml" xmlns:w15="http://schemas.microsoft.com/office/word/2012/wordml" xmlns:w16cex="http://schemas.microsoft.com/office/word/2018/wordml/cex" xmlns:w16cid="http://schemas.microsoft.com/office/word/2016/wordml/cid" xmlns:w16="http://schemas.microsoft.com/office/word/2018/wordml" xmlns:w16du="http://schemas.microsoft.com/office/word/2023/wordml/word16du" xmlns:w16sdtdh="http://schemas.microsoft.com/office/word/2020/wordml/sdtdatahash" xmlns:w16sdtfl="http://schemas.microsoft.com/office/word/2024/wordml/sdtformatlock" xmlns:w16se="http://schemas.microsoft.com/office/word/2015/wordml/symex" xmlns:wpg="http://schemas.microsoft.com/office/word/2010/wordprocessingGroup" xmlns:wpi="http://schemas.microsoft.com/office/word/2010/wordprocessingInk" xmlns:wne="http://schemas.microsoft.com/office/word/2006/wordml" xmlns:wps="http://schemas.microsoft.com/office/word/2010/wordprocessingShape" mc:Ignorable="w14 w15 w16se w16cid w16 w16cex w16sdtdh w16sdtfl w16du wp14">
+  <w:tbl>
+    <w:tblPr>
+      <w:tblW w:w="9464" w:type="dxa"/>
+      <w:tblInd w:w="108" w:type="dxa"/>
+      <w:tblBorders>
+        <w:top w:val="single" w:sz="4" w:space="0" w:color="auto"/>
+      </w:tblBorders>
+      <w:tblLayout w:type="fixed"/>
+      <w:tblLook w:val="0000" w:firstRow="0" w:lastRow="0" w:firstColumn="0" w:lastColumn="0" w:noHBand="0" w:noVBand="0"/>
+    </w:tblPr>
+    <w:tblGrid>
+      <w:gridCol w:w="2727"/>
+      <w:gridCol w:w="3753"/>
+      <w:gridCol w:w="2984"/>
+    </w:tblGrid>
+    <w:tr>
+      <w:tc>
+        <w:tcPr>
+          <w:tcW w:w="2727" w:type="dxa"/>
+        </w:tcPr>
+        <w:p>
+          <w:pPr>
+            <w:widowControl w:val="0"/>
+            <w:spacing w:after="0"/>
+            <w:rPr>
+              <w:rStyle w:val="Seitenzahl"/>
+            </w:rPr>
+          </w:pPr>
+          <w:r>
+            <w:rPr>
+              <w:rStyle w:val="Seitenzahl"/>
+            </w:rPr>
+            <w:t>Learn</w:t>
+          </w:r>
+          <w:r>
+            <w:rPr>
+              <w:rStyle w:val="Seitenzahl"/>
+              <w:vertAlign w:val="superscript"/>
+            </w:rPr>
+            <w:t>hub</w:t>
+          </w:r>
+          <w:r>
+            <w:rPr>
+              <w:rStyle w:val="Seitenzahl"/>
+            </w:rPr>
+            <w:t>@Work</w:t>
+          </w:r>
+        </w:p>
+        <w:p>
+          <w:pPr>
+            <w:widowControl w:val="0"/>
+            <w:spacing w:after="0"/>
+            <w:rPr>
+              <w:rStyle w:val="Seitenzahl"/>
+            </w:rPr>
+          </w:pPr>
+          <w:r>
+            <w:rPr>
+              <w:rStyle w:val="Seitenzahl"/>
+            </w:rPr>
+            <w:t>Software-Modellierung</w:t>
+          </w:r>
+        </w:p>
+        <w:p>
+          <w:pPr>
+            <w:widowControl w:val="0"/>
+            <w:spacing w:after="0"/>
+            <w:rPr>
+              <w:rStyle w:val="Seitenzahl"/>
+            </w:rPr>
+          </w:pPr>
+        </w:p>
+      </w:tc>
+      <w:tc>
+        <w:tcPr>
+          <w:tcW w:w="3753" w:type="dxa"/>
+        </w:tcPr>
+        <w:p>
+          <w:pPr>
+            <w:pStyle w:val="Kopfzeile"/>
+            <w:jc w:val="center"/>
+            <w:rPr>
+              <w:rStyle w:val="Seitenzahl"/>
+              <w:szCs w:val="24"/>
+              <w:lang w:val="de-CH" w:eastAsia="de-DE"/>
+            </w:rPr>
+          </w:pPr>
+          <w:r>
+            <w:rPr>
+              <w:rStyle w:val="Seitenzahl"/>
+              <w:szCs w:val="24"/>
+              <w:lang w:val="de-CH" w:eastAsia="de-DE"/>
+            </w:rPr>
+            <w:t>ISCeco Lehrwerkstatt</w:t>
           </w:r>
         </w:p>
       </w:tc>
@@ -12840,21 +15224,12 @@
         <w:t xml:space="preserve"> Quelle: </w:t>
       </w:r>
       <w:hyperlink r:id="rId2" w:history="1">
-        <w:proofErr w:type="spellStart"/>
         <w:r>
           <w:rPr>
             <w:rStyle w:val="Hyperlink"/>
             <w:lang w:val="it-CH"/>
           </w:rPr>
-          <w:t>Programmablaufplan</w:t>
-        </w:r>
-        <w:proofErr w:type="spellEnd"/>
-        <w:r>
-          <w:rPr>
-            <w:rStyle w:val="Hyperlink"/>
-            <w:lang w:val="it-CH"/>
-          </w:rPr>
-          <w:t xml:space="preserve"> – Wikipedia</w:t>
+          <w:t>Programmablaufplan – Wikipedia</w:t>
         </w:r>
       </w:hyperlink>
     </w:p>
@@ -12885,33 +15260,8 @@
             <w:rStyle w:val="Hyperlink"/>
             <w:lang w:val="it-CH"/>
           </w:rPr>
-          <w:t xml:space="preserve">Spaghetti bolognese - </w:t>
+          <w:t>Spaghetti bolognese - Rezept | Swissmilk</w:t>
         </w:r>
-        <w:proofErr w:type="spellStart"/>
-        <w:r>
-          <w:rPr>
-            <w:rStyle w:val="Hyperlink"/>
-            <w:lang w:val="it-CH"/>
-          </w:rPr>
-          <w:t>Rezept</w:t>
-        </w:r>
-        <w:proofErr w:type="spellEnd"/>
-        <w:r>
-          <w:rPr>
-            <w:rStyle w:val="Hyperlink"/>
-            <w:lang w:val="it-CH"/>
-          </w:rPr>
-          <w:t xml:space="preserve"> | </w:t>
-        </w:r>
-        <w:proofErr w:type="spellStart"/>
-        <w:r>
-          <w:rPr>
-            <w:rStyle w:val="Hyperlink"/>
-            <w:lang w:val="it-CH"/>
-          </w:rPr>
-          <w:t>Swissmilk</w:t>
-        </w:r>
-        <w:proofErr w:type="spellEnd"/>
       </w:hyperlink>
     </w:p>
   </w:footnote>
@@ -12919,6 +15269,16 @@
 </file>
 
 <file path=word/header1.xml><?xml version="1.0" encoding="utf-8"?>
+<w:hdr xmlns:wpc="http://schemas.microsoft.com/office/word/2010/wordprocessingCanvas" xmlns:cx="http://schemas.microsoft.com/office/drawing/2014/chartex" xmlns:cx1="http://schemas.microsoft.com/office/drawing/2015/9/8/chartex" xmlns:cx2="http://schemas.microsoft.com/office/drawing/2015/10/21/chartex" xmlns:cx3="http://schemas.microsoft.com/office/drawing/2016/5/9/chartex" xmlns:cx4="http://schemas.microsoft.com/office/drawing/2016/5/10/chartex" xmlns:cx5="http://schemas.microsoft.com/office/drawing/2016/5/11/chartex" xmlns:cx6="http://schemas.microsoft.com/office/drawing/2016/5/12/chartex" xmlns:cx7="http://schemas.microsoft.com/office/drawing/2016/5/13/chartex" xmlns:cx8="http://schemas.microsoft.com/office/drawing/2016/5/14/chartex" xmlns:mc="http://schemas.openxmlformats.org/markup-compatibility/2006" xmlns:aink="http://schemas.microsoft.com/office/drawing/2016/ink" xmlns:am3d="http://schemas.microsoft.com/office/drawing/2017/model3d" xmlns:o="urn:schemas-microsoft-com:office:office" xmlns:oel="http://schemas.microsoft.com/office/2019/extlst" xmlns:r="http://schemas.openxmlformats.org/officeDocument/2006/relationships" xmlns:m="http://schemas.openxmlformats.org/officeDocument/2006/math" xmlns:v="urn:schemas-microsoft-com:vml" xmlns:wp14="http://schemas.microsoft.com/office/word/2010/wordprocessingDrawing" xmlns:wp="http://schemas.openxmlformats.org/drawingml/2006/wordprocessingDrawing" xmlns:w10="urn:schemas-microsoft-com:office:word" xmlns:w="http://schemas.openxmlformats.org/wordprocessingml/2006/main" xmlns:w14="http://schemas.microsoft.com/office/word/2010/wordml" xmlns:w15="http://schemas.microsoft.com/office/word/2012/wordml" xmlns:w16cex="http://schemas.microsoft.com/office/word/2018/wordml/cex" xmlns:w16cid="http://schemas.microsoft.com/office/word/2016/wordml/cid" xmlns:w16="http://schemas.microsoft.com/office/word/2018/wordml" xmlns:w16du="http://schemas.microsoft.com/office/word/2023/wordml/word16du" xmlns:w16sdtdh="http://schemas.microsoft.com/office/word/2020/wordml/sdtdatahash" xmlns:w16sdtfl="http://schemas.microsoft.com/office/word/2024/wordml/sdtformatlock" xmlns:w16se="http://schemas.microsoft.com/office/word/2015/wordml/symex" xmlns:wpg="http://schemas.microsoft.com/office/word/2010/wordprocessingGroup" xmlns:wpi="http://schemas.microsoft.com/office/word/2010/wordprocessingInk" xmlns:wne="http://schemas.microsoft.com/office/word/2006/wordml" xmlns:wps="http://schemas.microsoft.com/office/word/2010/wordprocessingShape" mc:Ignorable="w14 w15 w16se w16cid w16 w16cex w16sdtdh w16sdtfl w16du wp14">
+  <w:p>
+    <w:pPr>
+      <w:pStyle w:val="Kopfzeile"/>
+    </w:pPr>
+  </w:p>
+</w:hdr>
+</file>
+
+<file path=word/header10.xml><?xml version="1.0" encoding="utf-8"?>
 <w:hdr xmlns:wpc="http://schemas.microsoft.com/office/word/2010/wordprocessingCanvas" xmlns:cx="http://schemas.microsoft.com/office/drawing/2014/chartex" xmlns:cx1="http://schemas.microsoft.com/office/drawing/2015/9/8/chartex" xmlns:cx2="http://schemas.microsoft.com/office/drawing/2015/10/21/chartex" xmlns:cx3="http://schemas.microsoft.com/office/drawing/2016/5/9/chartex" xmlns:cx4="http://schemas.microsoft.com/office/drawing/2016/5/10/chartex" xmlns:cx5="http://schemas.microsoft.com/office/drawing/2016/5/11/chartex" xmlns:cx6="http://schemas.microsoft.com/office/drawing/2016/5/12/chartex" xmlns:cx7="http://schemas.microsoft.com/office/drawing/2016/5/13/chartex" xmlns:cx8="http://schemas.microsoft.com/office/drawing/2016/5/14/chartex" xmlns:mc="http://schemas.openxmlformats.org/markup-compatibility/2006" xmlns:aink="http://schemas.microsoft.com/office/drawing/2016/ink" xmlns:am3d="http://schemas.microsoft.com/office/drawing/2017/model3d" xmlns:o="urn:schemas-microsoft-com:office:office" xmlns:oel="http://schemas.microsoft.com/office/2019/extlst" xmlns:r="http://schemas.openxmlformats.org/officeDocument/2006/relationships" xmlns:m="http://schemas.openxmlformats.org/officeDocument/2006/math" xmlns:v="urn:schemas-microsoft-com:vml" xmlns:wp14="http://schemas.microsoft.com/office/word/2010/wordprocessingDrawing" xmlns:wp="http://schemas.openxmlformats.org/drawingml/2006/wordprocessingDrawing" xmlns:w10="urn:schemas-microsoft-com:office:word" xmlns:w="http://schemas.openxmlformats.org/wordprocessingml/2006/main" xmlns:w14="http://schemas.microsoft.com/office/word/2010/wordml" xmlns:w15="http://schemas.microsoft.com/office/word/2012/wordml" xmlns:w16cex="http://schemas.microsoft.com/office/word/2018/wordml/cex" xmlns:w16cid="http://schemas.microsoft.com/office/word/2016/wordml/cid" xmlns:w16="http://schemas.microsoft.com/office/word/2018/wordml" xmlns:w16du="http://schemas.microsoft.com/office/word/2023/wordml/word16du" xmlns:w16sdtdh="http://schemas.microsoft.com/office/word/2020/wordml/sdtdatahash" xmlns:w16sdtfl="http://schemas.microsoft.com/office/word/2024/wordml/sdtformatlock" xmlns:w16se="http://schemas.microsoft.com/office/word/2015/wordml/symex" xmlns:wpg="http://schemas.microsoft.com/office/word/2010/wordprocessingGroup" xmlns:wpi="http://schemas.microsoft.com/office/word/2010/wordprocessingInk" xmlns:wne="http://schemas.microsoft.com/office/word/2006/wordml" xmlns:wps="http://schemas.microsoft.com/office/word/2010/wordprocessingShape" mc:Ignorable="w14 w15 w16se w16cid w16 w16cex w16sdtdh w16sdtfl w16du wp14">
   <w:tbl>
     <w:tblPr>
@@ -12951,10 +15311,1178 @@
               <w:noProof/>
             </w:rPr>
             <w:drawing>
+              <wp:inline distT="0" distB="0" distL="0" distR="0" wp14:anchorId="0F83B61B" wp14:editId="4AEDF064">
+                <wp:extent cx="1971675" cy="647700"/>
+                <wp:effectExtent l="0" t="0" r="0" b="0"/>
+                <wp:docPr id="1063397715" name="Grafik 1063397715" descr="logo"/>
+                <wp:cNvGraphicFramePr>
+                  <a:graphicFrameLocks xmlns:a="http://schemas.openxmlformats.org/drawingml/2006/main" noChangeAspect="1"/>
+                </wp:cNvGraphicFramePr>
+                <a:graphic xmlns:a="http://schemas.openxmlformats.org/drawingml/2006/main">
+                  <a:graphicData uri="http://schemas.openxmlformats.org/drawingml/2006/picture">
+                    <pic:pic xmlns:pic="http://schemas.openxmlformats.org/drawingml/2006/picture">
+                      <pic:nvPicPr>
+                        <pic:cNvPr id="80" name="Image 1" descr="logo"/>
+                        <pic:cNvPicPr>
+                          <a:picLocks noChangeAspect="1" noChangeArrowheads="1"/>
+                        </pic:cNvPicPr>
+                      </pic:nvPicPr>
+                      <pic:blipFill>
+                        <a:blip r:embed="rId1"/>
+                        <a:stretch>
+                          <a:fillRect/>
+                        </a:stretch>
+                      </pic:blipFill>
+                      <pic:spPr bwMode="auto">
+                        <a:xfrm>
+                          <a:off x="0" y="0"/>
+                          <a:ext cx="1971675" cy="647700"/>
+                        </a:xfrm>
+                        <a:prstGeom prst="rect">
+                          <a:avLst/>
+                        </a:prstGeom>
+                      </pic:spPr>
+                    </pic:pic>
+                  </a:graphicData>
+                </a:graphic>
+              </wp:inline>
+            </w:drawing>
+          </w:r>
+        </w:p>
+      </w:tc>
+      <w:tc>
+        <w:tcPr>
+          <w:tcW w:w="4512" w:type="dxa"/>
+        </w:tcPr>
+        <w:p>
+          <w:pPr>
+            <w:pStyle w:val="KopfFett"/>
+            <w:jc w:val="right"/>
+            <w:rPr>
+              <w:lang w:val="de-CH"/>
+            </w:rPr>
+          </w:pPr>
+          <w:r>
+            <w:rPr>
+              <w:lang w:val="de-CH"/>
+            </w:rPr>
+            <w:t>ISCeco, Information Service Center WBF</w:t>
+          </w:r>
+        </w:p>
+      </w:tc>
+    </w:tr>
+  </w:tbl>
+  <w:p>
+    <w:pPr>
+      <w:pStyle w:val="Kopfzeile"/>
+      <w:rPr>
+        <w:lang w:val="de-CH"/>
+      </w:rPr>
+    </w:pPr>
+  </w:p>
+</w:hdr>
+</file>
+
+<file path=word/header11.xml><?xml version="1.0" encoding="utf-8"?>
+<w:hdr xmlns:wpc="http://schemas.microsoft.com/office/word/2010/wordprocessingCanvas" xmlns:cx="http://schemas.microsoft.com/office/drawing/2014/chartex" xmlns:cx1="http://schemas.microsoft.com/office/drawing/2015/9/8/chartex" xmlns:cx2="http://schemas.microsoft.com/office/drawing/2015/10/21/chartex" xmlns:cx3="http://schemas.microsoft.com/office/drawing/2016/5/9/chartex" xmlns:cx4="http://schemas.microsoft.com/office/drawing/2016/5/10/chartex" xmlns:cx5="http://schemas.microsoft.com/office/drawing/2016/5/11/chartex" xmlns:cx6="http://schemas.microsoft.com/office/drawing/2016/5/12/chartex" xmlns:cx7="http://schemas.microsoft.com/office/drawing/2016/5/13/chartex" xmlns:cx8="http://schemas.microsoft.com/office/drawing/2016/5/14/chartex" xmlns:mc="http://schemas.openxmlformats.org/markup-compatibility/2006" xmlns:aink="http://schemas.microsoft.com/office/drawing/2016/ink" xmlns:am3d="http://schemas.microsoft.com/office/drawing/2017/model3d" xmlns:o="urn:schemas-microsoft-com:office:office" xmlns:oel="http://schemas.microsoft.com/office/2019/extlst" xmlns:r="http://schemas.openxmlformats.org/officeDocument/2006/relationships" xmlns:m="http://schemas.openxmlformats.org/officeDocument/2006/math" xmlns:v="urn:schemas-microsoft-com:vml" xmlns:wp14="http://schemas.microsoft.com/office/word/2010/wordprocessingDrawing" xmlns:wp="http://schemas.openxmlformats.org/drawingml/2006/wordprocessingDrawing" xmlns:w10="urn:schemas-microsoft-com:office:word" xmlns:w="http://schemas.openxmlformats.org/wordprocessingml/2006/main" xmlns:w14="http://schemas.microsoft.com/office/word/2010/wordml" xmlns:w15="http://schemas.microsoft.com/office/word/2012/wordml" xmlns:w16cex="http://schemas.microsoft.com/office/word/2018/wordml/cex" xmlns:w16cid="http://schemas.microsoft.com/office/word/2016/wordml/cid" xmlns:w16="http://schemas.microsoft.com/office/word/2018/wordml" xmlns:w16du="http://schemas.microsoft.com/office/word/2023/wordml/word16du" xmlns:w16sdtdh="http://schemas.microsoft.com/office/word/2020/wordml/sdtdatahash" xmlns:w16sdtfl="http://schemas.microsoft.com/office/word/2024/wordml/sdtformatlock" xmlns:w16se="http://schemas.microsoft.com/office/word/2015/wordml/symex" xmlns:wpg="http://schemas.microsoft.com/office/word/2010/wordprocessingGroup" xmlns:wpi="http://schemas.microsoft.com/office/word/2010/wordprocessingInk" xmlns:wne="http://schemas.microsoft.com/office/word/2006/wordml" xmlns:wps="http://schemas.microsoft.com/office/word/2010/wordprocessingShape" mc:Ignorable="w14 w15 w16se w16cid w16 w16cex w16sdtdh w16sdtfl w16du wp14">
+  <w:tbl>
+    <w:tblPr>
+      <w:tblW w:w="9026" w:type="dxa"/>
+      <w:tblLayout w:type="fixed"/>
+      <w:tblCellMar>
+        <w:left w:w="0" w:type="dxa"/>
+        <w:right w:w="0" w:type="dxa"/>
+      </w:tblCellMar>
+      <w:tblLook w:val="04A0" w:firstRow="1" w:lastRow="0" w:firstColumn="1" w:lastColumn="0" w:noHBand="0" w:noVBand="1"/>
+    </w:tblPr>
+    <w:tblGrid>
+      <w:gridCol w:w="4514"/>
+      <w:gridCol w:w="4512"/>
+    </w:tblGrid>
+    <w:tr>
+      <w:trPr>
+        <w:trHeight w:val="1128"/>
+      </w:trPr>
+      <w:tc>
+        <w:tcPr>
+          <w:tcW w:w="4513" w:type="dxa"/>
+        </w:tcPr>
+        <w:p>
+          <w:pPr>
+            <w:pStyle w:val="Tabelleninhalt"/>
+          </w:pPr>
+          <w:r>
+            <w:rPr>
+              <w:noProof/>
+            </w:rPr>
+            <w:drawing>
+              <wp:inline distT="0" distB="0" distL="0" distR="0" wp14:anchorId="5448C027" wp14:editId="0600899D">
+                <wp:extent cx="1971675" cy="647700"/>
+                <wp:effectExtent l="0" t="0" r="0" b="0"/>
+                <wp:docPr id="2058953228" name="Grafik 2058953228" descr="logo"/>
+                <wp:cNvGraphicFramePr>
+                  <a:graphicFrameLocks xmlns:a="http://schemas.openxmlformats.org/drawingml/2006/main" noChangeAspect="1"/>
+                </wp:cNvGraphicFramePr>
+                <a:graphic xmlns:a="http://schemas.openxmlformats.org/drawingml/2006/main">
+                  <a:graphicData uri="http://schemas.openxmlformats.org/drawingml/2006/picture">
+                    <pic:pic xmlns:pic="http://schemas.openxmlformats.org/drawingml/2006/picture">
+                      <pic:nvPicPr>
+                        <pic:cNvPr id="80" name="Image 1" descr="logo"/>
+                        <pic:cNvPicPr>
+                          <a:picLocks noChangeAspect="1" noChangeArrowheads="1"/>
+                        </pic:cNvPicPr>
+                      </pic:nvPicPr>
+                      <pic:blipFill>
+                        <a:blip r:embed="rId1"/>
+                        <a:stretch>
+                          <a:fillRect/>
+                        </a:stretch>
+                      </pic:blipFill>
+                      <pic:spPr bwMode="auto">
+                        <a:xfrm>
+                          <a:off x="0" y="0"/>
+                          <a:ext cx="1971675" cy="647700"/>
+                        </a:xfrm>
+                        <a:prstGeom prst="rect">
+                          <a:avLst/>
+                        </a:prstGeom>
+                      </pic:spPr>
+                    </pic:pic>
+                  </a:graphicData>
+                </a:graphic>
+              </wp:inline>
+            </w:drawing>
+          </w:r>
+        </w:p>
+      </w:tc>
+      <w:tc>
+        <w:tcPr>
+          <w:tcW w:w="4512" w:type="dxa"/>
+        </w:tcPr>
+        <w:p>
+          <w:pPr>
+            <w:pStyle w:val="KopfFett"/>
+            <w:jc w:val="right"/>
+            <w:rPr>
+              <w:lang w:val="de-CH"/>
+            </w:rPr>
+          </w:pPr>
+          <w:r>
+            <w:rPr>
+              <w:lang w:val="de-CH"/>
+            </w:rPr>
+            <w:t>ISCeco, Information Service Center WBF</w:t>
+          </w:r>
+        </w:p>
+      </w:tc>
+    </w:tr>
+  </w:tbl>
+  <w:p>
+    <w:pPr>
+      <w:pStyle w:val="Kopfzeile"/>
+      <w:rPr>
+        <w:lang w:val="de-CH"/>
+      </w:rPr>
+    </w:pPr>
+  </w:p>
+</w:hdr>
+</file>
+
+<file path=word/header12.xml><?xml version="1.0" encoding="utf-8"?>
+<w:hdr xmlns:wpc="http://schemas.microsoft.com/office/word/2010/wordprocessingCanvas" xmlns:cx="http://schemas.microsoft.com/office/drawing/2014/chartex" xmlns:cx1="http://schemas.microsoft.com/office/drawing/2015/9/8/chartex" xmlns:cx2="http://schemas.microsoft.com/office/drawing/2015/10/21/chartex" xmlns:cx3="http://schemas.microsoft.com/office/drawing/2016/5/9/chartex" xmlns:cx4="http://schemas.microsoft.com/office/drawing/2016/5/10/chartex" xmlns:cx5="http://schemas.microsoft.com/office/drawing/2016/5/11/chartex" xmlns:cx6="http://schemas.microsoft.com/office/drawing/2016/5/12/chartex" xmlns:cx7="http://schemas.microsoft.com/office/drawing/2016/5/13/chartex" xmlns:cx8="http://schemas.microsoft.com/office/drawing/2016/5/14/chartex" xmlns:mc="http://schemas.openxmlformats.org/markup-compatibility/2006" xmlns:aink="http://schemas.microsoft.com/office/drawing/2016/ink" xmlns:am3d="http://schemas.microsoft.com/office/drawing/2017/model3d" xmlns:o="urn:schemas-microsoft-com:office:office" xmlns:oel="http://schemas.microsoft.com/office/2019/extlst" xmlns:r="http://schemas.openxmlformats.org/officeDocument/2006/relationships" xmlns:m="http://schemas.openxmlformats.org/officeDocument/2006/math" xmlns:v="urn:schemas-microsoft-com:vml" xmlns:wp14="http://schemas.microsoft.com/office/word/2010/wordprocessingDrawing" xmlns:wp="http://schemas.openxmlformats.org/drawingml/2006/wordprocessingDrawing" xmlns:w10="urn:schemas-microsoft-com:office:word" xmlns:w="http://schemas.openxmlformats.org/wordprocessingml/2006/main" xmlns:w14="http://schemas.microsoft.com/office/word/2010/wordml" xmlns:w15="http://schemas.microsoft.com/office/word/2012/wordml" xmlns:w16cex="http://schemas.microsoft.com/office/word/2018/wordml/cex" xmlns:w16cid="http://schemas.microsoft.com/office/word/2016/wordml/cid" xmlns:w16="http://schemas.microsoft.com/office/word/2018/wordml" xmlns:w16du="http://schemas.microsoft.com/office/word/2023/wordml/word16du" xmlns:w16sdtdh="http://schemas.microsoft.com/office/word/2020/wordml/sdtdatahash" xmlns:w16sdtfl="http://schemas.microsoft.com/office/word/2024/wordml/sdtformatlock" xmlns:w16se="http://schemas.microsoft.com/office/word/2015/wordml/symex" xmlns:wpg="http://schemas.microsoft.com/office/word/2010/wordprocessingGroup" xmlns:wpi="http://schemas.microsoft.com/office/word/2010/wordprocessingInk" xmlns:wne="http://schemas.microsoft.com/office/word/2006/wordml" xmlns:wps="http://schemas.microsoft.com/office/word/2010/wordprocessingShape" mc:Ignorable="w14 w15 w16se w16cid w16 w16cex w16sdtdh w16sdtfl w16du wp14">
+  <w:tbl>
+    <w:tblPr>
+      <w:tblW w:w="9026" w:type="dxa"/>
+      <w:tblLayout w:type="fixed"/>
+      <w:tblCellMar>
+        <w:left w:w="0" w:type="dxa"/>
+        <w:right w:w="0" w:type="dxa"/>
+      </w:tblCellMar>
+      <w:tblLook w:val="04A0" w:firstRow="1" w:lastRow="0" w:firstColumn="1" w:lastColumn="0" w:noHBand="0" w:noVBand="1"/>
+    </w:tblPr>
+    <w:tblGrid>
+      <w:gridCol w:w="4514"/>
+      <w:gridCol w:w="4512"/>
+    </w:tblGrid>
+    <w:tr>
+      <w:trPr>
+        <w:trHeight w:val="1128"/>
+      </w:trPr>
+      <w:tc>
+        <w:tcPr>
+          <w:tcW w:w="4513" w:type="dxa"/>
+        </w:tcPr>
+        <w:p>
+          <w:pPr>
+            <w:pStyle w:val="Tabelleninhalt"/>
+          </w:pPr>
+          <w:r>
+            <w:rPr>
+              <w:noProof/>
+            </w:rPr>
+            <w:drawing>
+              <wp:inline distT="0" distB="0" distL="0" distR="0" wp14:anchorId="1EAB9D3F" wp14:editId="38BC46FD">
+                <wp:extent cx="1971675" cy="647700"/>
+                <wp:effectExtent l="0" t="0" r="0" b="0"/>
+                <wp:docPr id="399313425" name="Grafik 399313425" descr="logo"/>
+                <wp:cNvGraphicFramePr>
+                  <a:graphicFrameLocks xmlns:a="http://schemas.openxmlformats.org/drawingml/2006/main" noChangeAspect="1"/>
+                </wp:cNvGraphicFramePr>
+                <a:graphic xmlns:a="http://schemas.openxmlformats.org/drawingml/2006/main">
+                  <a:graphicData uri="http://schemas.openxmlformats.org/drawingml/2006/picture">
+                    <pic:pic xmlns:pic="http://schemas.openxmlformats.org/drawingml/2006/picture">
+                      <pic:nvPicPr>
+                        <pic:cNvPr id="80" name="Image 1" descr="logo"/>
+                        <pic:cNvPicPr>
+                          <a:picLocks noChangeAspect="1" noChangeArrowheads="1"/>
+                        </pic:cNvPicPr>
+                      </pic:nvPicPr>
+                      <pic:blipFill>
+                        <a:blip r:embed="rId1"/>
+                        <a:stretch>
+                          <a:fillRect/>
+                        </a:stretch>
+                      </pic:blipFill>
+                      <pic:spPr bwMode="auto">
+                        <a:xfrm>
+                          <a:off x="0" y="0"/>
+                          <a:ext cx="1971675" cy="647700"/>
+                        </a:xfrm>
+                        <a:prstGeom prst="rect">
+                          <a:avLst/>
+                        </a:prstGeom>
+                      </pic:spPr>
+                    </pic:pic>
+                  </a:graphicData>
+                </a:graphic>
+              </wp:inline>
+            </w:drawing>
+          </w:r>
+        </w:p>
+      </w:tc>
+      <w:tc>
+        <w:tcPr>
+          <w:tcW w:w="4512" w:type="dxa"/>
+        </w:tcPr>
+        <w:p>
+          <w:pPr>
+            <w:pStyle w:val="KopfFett"/>
+            <w:jc w:val="right"/>
+            <w:rPr>
+              <w:lang w:val="de-CH"/>
+            </w:rPr>
+          </w:pPr>
+          <w:r>
+            <w:rPr>
+              <w:lang w:val="de-CH"/>
+            </w:rPr>
+            <w:t>ISCeco, Information Service Center WBF</w:t>
+          </w:r>
+        </w:p>
+      </w:tc>
+    </w:tr>
+  </w:tbl>
+  <w:p>
+    <w:pPr>
+      <w:pStyle w:val="Kopfzeile"/>
+      <w:rPr>
+        <w:lang w:val="de-CH"/>
+      </w:rPr>
+    </w:pPr>
+  </w:p>
+</w:hdr>
+</file>
+
+<file path=word/header13.xml><?xml version="1.0" encoding="utf-8"?>
+<w:hdr xmlns:wpc="http://schemas.microsoft.com/office/word/2010/wordprocessingCanvas" xmlns:cx="http://schemas.microsoft.com/office/drawing/2014/chartex" xmlns:cx1="http://schemas.microsoft.com/office/drawing/2015/9/8/chartex" xmlns:cx2="http://schemas.microsoft.com/office/drawing/2015/10/21/chartex" xmlns:cx3="http://schemas.microsoft.com/office/drawing/2016/5/9/chartex" xmlns:cx4="http://schemas.microsoft.com/office/drawing/2016/5/10/chartex" xmlns:cx5="http://schemas.microsoft.com/office/drawing/2016/5/11/chartex" xmlns:cx6="http://schemas.microsoft.com/office/drawing/2016/5/12/chartex" xmlns:cx7="http://schemas.microsoft.com/office/drawing/2016/5/13/chartex" xmlns:cx8="http://schemas.microsoft.com/office/drawing/2016/5/14/chartex" xmlns:mc="http://schemas.openxmlformats.org/markup-compatibility/2006" xmlns:aink="http://schemas.microsoft.com/office/drawing/2016/ink" xmlns:am3d="http://schemas.microsoft.com/office/drawing/2017/model3d" xmlns:o="urn:schemas-microsoft-com:office:office" xmlns:oel="http://schemas.microsoft.com/office/2019/extlst" xmlns:r="http://schemas.openxmlformats.org/officeDocument/2006/relationships" xmlns:m="http://schemas.openxmlformats.org/officeDocument/2006/math" xmlns:v="urn:schemas-microsoft-com:vml" xmlns:wp14="http://schemas.microsoft.com/office/word/2010/wordprocessingDrawing" xmlns:wp="http://schemas.openxmlformats.org/drawingml/2006/wordprocessingDrawing" xmlns:w10="urn:schemas-microsoft-com:office:word" xmlns:w="http://schemas.openxmlformats.org/wordprocessingml/2006/main" xmlns:w14="http://schemas.microsoft.com/office/word/2010/wordml" xmlns:w15="http://schemas.microsoft.com/office/word/2012/wordml" xmlns:w16cex="http://schemas.microsoft.com/office/word/2018/wordml/cex" xmlns:w16cid="http://schemas.microsoft.com/office/word/2016/wordml/cid" xmlns:w16="http://schemas.microsoft.com/office/word/2018/wordml" xmlns:w16du="http://schemas.microsoft.com/office/word/2023/wordml/word16du" xmlns:w16sdtdh="http://schemas.microsoft.com/office/word/2020/wordml/sdtdatahash" xmlns:w16sdtfl="http://schemas.microsoft.com/office/word/2024/wordml/sdtformatlock" xmlns:w16se="http://schemas.microsoft.com/office/word/2015/wordml/symex" xmlns:wpg="http://schemas.microsoft.com/office/word/2010/wordprocessingGroup" xmlns:wpi="http://schemas.microsoft.com/office/word/2010/wordprocessingInk" xmlns:wne="http://schemas.microsoft.com/office/word/2006/wordml" xmlns:wps="http://schemas.microsoft.com/office/word/2010/wordprocessingShape" mc:Ignorable="w14 w15 w16se w16cid w16 w16cex w16sdtdh w16sdtfl w16du wp14">
+  <w:tbl>
+    <w:tblPr>
+      <w:tblW w:w="9026" w:type="dxa"/>
+      <w:tblLayout w:type="fixed"/>
+      <w:tblCellMar>
+        <w:left w:w="0" w:type="dxa"/>
+        <w:right w:w="0" w:type="dxa"/>
+      </w:tblCellMar>
+      <w:tblLook w:val="04A0" w:firstRow="1" w:lastRow="0" w:firstColumn="1" w:lastColumn="0" w:noHBand="0" w:noVBand="1"/>
+    </w:tblPr>
+    <w:tblGrid>
+      <w:gridCol w:w="4514"/>
+      <w:gridCol w:w="4512"/>
+    </w:tblGrid>
+    <w:tr>
+      <w:trPr>
+        <w:trHeight w:val="1128"/>
+      </w:trPr>
+      <w:tc>
+        <w:tcPr>
+          <w:tcW w:w="4513" w:type="dxa"/>
+        </w:tcPr>
+        <w:p>
+          <w:pPr>
+            <w:pStyle w:val="Tabelleninhalt"/>
+          </w:pPr>
+          <w:r>
+            <w:rPr>
+              <w:noProof/>
+            </w:rPr>
+            <w:drawing>
+              <wp:inline distT="0" distB="0" distL="0" distR="0" wp14:anchorId="01E85049" wp14:editId="485CC049">
+                <wp:extent cx="1971675" cy="647700"/>
+                <wp:effectExtent l="0" t="0" r="0" b="0"/>
+                <wp:docPr id="1906974574" name="Grafik 1906974574" descr="logo"/>
+                <wp:cNvGraphicFramePr>
+                  <a:graphicFrameLocks xmlns:a="http://schemas.openxmlformats.org/drawingml/2006/main" noChangeAspect="1"/>
+                </wp:cNvGraphicFramePr>
+                <a:graphic xmlns:a="http://schemas.openxmlformats.org/drawingml/2006/main">
+                  <a:graphicData uri="http://schemas.openxmlformats.org/drawingml/2006/picture">
+                    <pic:pic xmlns:pic="http://schemas.openxmlformats.org/drawingml/2006/picture">
+                      <pic:nvPicPr>
+                        <pic:cNvPr id="80" name="Image 1" descr="logo"/>
+                        <pic:cNvPicPr>
+                          <a:picLocks noChangeAspect="1" noChangeArrowheads="1"/>
+                        </pic:cNvPicPr>
+                      </pic:nvPicPr>
+                      <pic:blipFill>
+                        <a:blip r:embed="rId1"/>
+                        <a:stretch>
+                          <a:fillRect/>
+                        </a:stretch>
+                      </pic:blipFill>
+                      <pic:spPr bwMode="auto">
+                        <a:xfrm>
+                          <a:off x="0" y="0"/>
+                          <a:ext cx="1971675" cy="647700"/>
+                        </a:xfrm>
+                        <a:prstGeom prst="rect">
+                          <a:avLst/>
+                        </a:prstGeom>
+                      </pic:spPr>
+                    </pic:pic>
+                  </a:graphicData>
+                </a:graphic>
+              </wp:inline>
+            </w:drawing>
+          </w:r>
+        </w:p>
+      </w:tc>
+      <w:tc>
+        <w:tcPr>
+          <w:tcW w:w="4512" w:type="dxa"/>
+        </w:tcPr>
+        <w:p>
+          <w:pPr>
+            <w:pStyle w:val="KopfFett"/>
+            <w:jc w:val="right"/>
+            <w:rPr>
+              <w:lang w:val="de-CH"/>
+            </w:rPr>
+          </w:pPr>
+          <w:r>
+            <w:rPr>
+              <w:lang w:val="de-CH"/>
+            </w:rPr>
+            <w:t>ISCeco, Information Service Center WBF</w:t>
+          </w:r>
+        </w:p>
+      </w:tc>
+    </w:tr>
+  </w:tbl>
+  <w:p>
+    <w:pPr>
+      <w:pStyle w:val="Kopfzeile"/>
+      <w:rPr>
+        <w:lang w:val="de-CH"/>
+      </w:rPr>
+    </w:pPr>
+  </w:p>
+</w:hdr>
+</file>
+
+<file path=word/header2.xml><?xml version="1.0" encoding="utf-8"?>
+<w:hdr xmlns:wpc="http://schemas.microsoft.com/office/word/2010/wordprocessingCanvas" xmlns:cx="http://schemas.microsoft.com/office/drawing/2014/chartex" xmlns:cx1="http://schemas.microsoft.com/office/drawing/2015/9/8/chartex" xmlns:cx2="http://schemas.microsoft.com/office/drawing/2015/10/21/chartex" xmlns:cx3="http://schemas.microsoft.com/office/drawing/2016/5/9/chartex" xmlns:cx4="http://schemas.microsoft.com/office/drawing/2016/5/10/chartex" xmlns:cx5="http://schemas.microsoft.com/office/drawing/2016/5/11/chartex" xmlns:cx6="http://schemas.microsoft.com/office/drawing/2016/5/12/chartex" xmlns:cx7="http://schemas.microsoft.com/office/drawing/2016/5/13/chartex" xmlns:cx8="http://schemas.microsoft.com/office/drawing/2016/5/14/chartex" xmlns:mc="http://schemas.openxmlformats.org/markup-compatibility/2006" xmlns:aink="http://schemas.microsoft.com/office/drawing/2016/ink" xmlns:am3d="http://schemas.microsoft.com/office/drawing/2017/model3d" xmlns:o="urn:schemas-microsoft-com:office:office" xmlns:oel="http://schemas.microsoft.com/office/2019/extlst" xmlns:r="http://schemas.openxmlformats.org/officeDocument/2006/relationships" xmlns:m="http://schemas.openxmlformats.org/officeDocument/2006/math" xmlns:v="urn:schemas-microsoft-com:vml" xmlns:wp14="http://schemas.microsoft.com/office/word/2010/wordprocessingDrawing" xmlns:wp="http://schemas.openxmlformats.org/drawingml/2006/wordprocessingDrawing" xmlns:w10="urn:schemas-microsoft-com:office:word" xmlns:w="http://schemas.openxmlformats.org/wordprocessingml/2006/main" xmlns:w14="http://schemas.microsoft.com/office/word/2010/wordml" xmlns:w15="http://schemas.microsoft.com/office/word/2012/wordml" xmlns:w16cex="http://schemas.microsoft.com/office/word/2018/wordml/cex" xmlns:w16cid="http://schemas.microsoft.com/office/word/2016/wordml/cid" xmlns:w16="http://schemas.microsoft.com/office/word/2018/wordml" xmlns:w16du="http://schemas.microsoft.com/office/word/2023/wordml/word16du" xmlns:w16sdtdh="http://schemas.microsoft.com/office/word/2020/wordml/sdtdatahash" xmlns:w16sdtfl="http://schemas.microsoft.com/office/word/2024/wordml/sdtformatlock" xmlns:w16se="http://schemas.microsoft.com/office/word/2015/wordml/symex" xmlns:wpg="http://schemas.microsoft.com/office/word/2010/wordprocessingGroup" xmlns:wpi="http://schemas.microsoft.com/office/word/2010/wordprocessingInk" xmlns:wne="http://schemas.microsoft.com/office/word/2006/wordml" xmlns:wps="http://schemas.microsoft.com/office/word/2010/wordprocessingShape" mc:Ignorable="w14 w15 w16se w16cid w16 w16cex w16sdtdh w16sdtfl w16du wp14">
+  <w:tbl>
+    <w:tblPr>
+      <w:tblW w:w="9026" w:type="dxa"/>
+      <w:tblLayout w:type="fixed"/>
+      <w:tblCellMar>
+        <w:left w:w="0" w:type="dxa"/>
+        <w:right w:w="0" w:type="dxa"/>
+      </w:tblCellMar>
+      <w:tblLook w:val="04A0" w:firstRow="1" w:lastRow="0" w:firstColumn="1" w:lastColumn="0" w:noHBand="0" w:noVBand="1"/>
+    </w:tblPr>
+    <w:tblGrid>
+      <w:gridCol w:w="4514"/>
+      <w:gridCol w:w="4512"/>
+    </w:tblGrid>
+    <w:tr>
+      <w:trPr>
+        <w:trHeight w:val="1128"/>
+      </w:trPr>
+      <w:tc>
+        <w:tcPr>
+          <w:tcW w:w="4513" w:type="dxa"/>
+        </w:tcPr>
+        <w:p>
+          <w:pPr>
+            <w:pStyle w:val="Tabelleninhalt"/>
+          </w:pPr>
+          <w:r>
+            <w:rPr>
+              <w:noProof/>
+            </w:rPr>
+            <w:drawing>
               <wp:inline distT="0" distB="0" distL="0" distR="0" wp14:anchorId="4CB594BE" wp14:editId="6D180BC5">
                 <wp:extent cx="1971675" cy="647700"/>
                 <wp:effectExtent l="0" t="0" r="0" b="0"/>
-                <wp:docPr id="1727435679" name="Grafik 1727435679" descr="logo"/>
+                <wp:docPr id="1575337831" name="Grafik 1575337831" descr="logo"/>
+                <wp:cNvGraphicFramePr>
+                  <a:graphicFrameLocks xmlns:a="http://schemas.openxmlformats.org/drawingml/2006/main" noChangeAspect="1"/>
+                </wp:cNvGraphicFramePr>
+                <a:graphic xmlns:a="http://schemas.openxmlformats.org/drawingml/2006/main">
+                  <a:graphicData uri="http://schemas.openxmlformats.org/drawingml/2006/picture">
+                    <pic:pic xmlns:pic="http://schemas.openxmlformats.org/drawingml/2006/picture">
+                      <pic:nvPicPr>
+                        <pic:cNvPr id="80" name="Image 1" descr="logo"/>
+                        <pic:cNvPicPr>
+                          <a:picLocks noChangeAspect="1" noChangeArrowheads="1"/>
+                        </pic:cNvPicPr>
+                      </pic:nvPicPr>
+                      <pic:blipFill>
+                        <a:blip r:embed="rId1"/>
+                        <a:stretch>
+                          <a:fillRect/>
+                        </a:stretch>
+                      </pic:blipFill>
+                      <pic:spPr bwMode="auto">
+                        <a:xfrm>
+                          <a:off x="0" y="0"/>
+                          <a:ext cx="1971675" cy="647700"/>
+                        </a:xfrm>
+                        <a:prstGeom prst="rect">
+                          <a:avLst/>
+                        </a:prstGeom>
+                      </pic:spPr>
+                    </pic:pic>
+                  </a:graphicData>
+                </a:graphic>
+              </wp:inline>
+            </w:drawing>
+          </w:r>
+          <w:r>
+            <w:t>test</w:t>
+          </w:r>
+        </w:p>
+      </w:tc>
+      <w:tc>
+        <w:tcPr>
+          <w:tcW w:w="4512" w:type="dxa"/>
+        </w:tcPr>
+        <w:p>
+          <w:pPr>
+            <w:pStyle w:val="KopfFett"/>
+            <w:jc w:val="right"/>
+            <w:rPr>
+              <w:lang w:val="de-CH"/>
+            </w:rPr>
+          </w:pPr>
+          <w:r>
+            <w:rPr>
+              <w:lang w:val="de-CH"/>
+            </w:rPr>
+            <w:t>ISCeco, Information Service Center WBF</w:t>
+          </w:r>
+        </w:p>
+      </w:tc>
+    </w:tr>
+  </w:tbl>
+  <w:p>
+    <w:pPr>
+      <w:pStyle w:val="Kopfzeile"/>
+      <w:rPr>
+        <w:lang w:val="de-CH"/>
+      </w:rPr>
+    </w:pPr>
+  </w:p>
+</w:hdr>
+</file>
+
+<file path=word/header3.xml><?xml version="1.0" encoding="utf-8"?>
+<w:hdr xmlns:wpc="http://schemas.microsoft.com/office/word/2010/wordprocessingCanvas" xmlns:cx="http://schemas.microsoft.com/office/drawing/2014/chartex" xmlns:cx1="http://schemas.microsoft.com/office/drawing/2015/9/8/chartex" xmlns:cx2="http://schemas.microsoft.com/office/drawing/2015/10/21/chartex" xmlns:cx3="http://schemas.microsoft.com/office/drawing/2016/5/9/chartex" xmlns:cx4="http://schemas.microsoft.com/office/drawing/2016/5/10/chartex" xmlns:cx5="http://schemas.microsoft.com/office/drawing/2016/5/11/chartex" xmlns:cx6="http://schemas.microsoft.com/office/drawing/2016/5/12/chartex" xmlns:cx7="http://schemas.microsoft.com/office/drawing/2016/5/13/chartex" xmlns:cx8="http://schemas.microsoft.com/office/drawing/2016/5/14/chartex" xmlns:mc="http://schemas.openxmlformats.org/markup-compatibility/2006" xmlns:aink="http://schemas.microsoft.com/office/drawing/2016/ink" xmlns:am3d="http://schemas.microsoft.com/office/drawing/2017/model3d" xmlns:o="urn:schemas-microsoft-com:office:office" xmlns:oel="http://schemas.microsoft.com/office/2019/extlst" xmlns:r="http://schemas.openxmlformats.org/officeDocument/2006/relationships" xmlns:m="http://schemas.openxmlformats.org/officeDocument/2006/math" xmlns:v="urn:schemas-microsoft-com:vml" xmlns:wp14="http://schemas.microsoft.com/office/word/2010/wordprocessingDrawing" xmlns:wp="http://schemas.openxmlformats.org/drawingml/2006/wordprocessingDrawing" xmlns:w10="urn:schemas-microsoft-com:office:word" xmlns:w="http://schemas.openxmlformats.org/wordprocessingml/2006/main" xmlns:w14="http://schemas.microsoft.com/office/word/2010/wordml" xmlns:w15="http://schemas.microsoft.com/office/word/2012/wordml" xmlns:w16cex="http://schemas.microsoft.com/office/word/2018/wordml/cex" xmlns:w16cid="http://schemas.microsoft.com/office/word/2016/wordml/cid" xmlns:w16="http://schemas.microsoft.com/office/word/2018/wordml" xmlns:w16du="http://schemas.microsoft.com/office/word/2023/wordml/word16du" xmlns:w16sdtdh="http://schemas.microsoft.com/office/word/2020/wordml/sdtdatahash" xmlns:w16sdtfl="http://schemas.microsoft.com/office/word/2024/wordml/sdtformatlock" xmlns:w16se="http://schemas.microsoft.com/office/word/2015/wordml/symex" xmlns:wpg="http://schemas.microsoft.com/office/word/2010/wordprocessingGroup" xmlns:wpi="http://schemas.microsoft.com/office/word/2010/wordprocessingInk" xmlns:wne="http://schemas.microsoft.com/office/word/2006/wordml" xmlns:wps="http://schemas.microsoft.com/office/word/2010/wordprocessingShape" mc:Ignorable="w14 w15 w16se w16cid w16 w16cex w16sdtdh w16sdtfl w16du wp14">
+  <w:p>
+    <w:pPr>
+      <w:pStyle w:val="Kopfzeile"/>
+    </w:pPr>
+  </w:p>
+</w:hdr>
+</file>
+
+<file path=word/header4.xml><?xml version="1.0" encoding="utf-8"?>
+<w:hdr xmlns:wpc="http://schemas.microsoft.com/office/word/2010/wordprocessingCanvas" xmlns:cx="http://schemas.microsoft.com/office/drawing/2014/chartex" xmlns:cx1="http://schemas.microsoft.com/office/drawing/2015/9/8/chartex" xmlns:cx2="http://schemas.microsoft.com/office/drawing/2015/10/21/chartex" xmlns:cx3="http://schemas.microsoft.com/office/drawing/2016/5/9/chartex" xmlns:cx4="http://schemas.microsoft.com/office/drawing/2016/5/10/chartex" xmlns:cx5="http://schemas.microsoft.com/office/drawing/2016/5/11/chartex" xmlns:cx6="http://schemas.microsoft.com/office/drawing/2016/5/12/chartex" xmlns:cx7="http://schemas.microsoft.com/office/drawing/2016/5/13/chartex" xmlns:cx8="http://schemas.microsoft.com/office/drawing/2016/5/14/chartex" xmlns:mc="http://schemas.openxmlformats.org/markup-compatibility/2006" xmlns:aink="http://schemas.microsoft.com/office/drawing/2016/ink" xmlns:am3d="http://schemas.microsoft.com/office/drawing/2017/model3d" xmlns:o="urn:schemas-microsoft-com:office:office" xmlns:oel="http://schemas.microsoft.com/office/2019/extlst" xmlns:r="http://schemas.openxmlformats.org/officeDocument/2006/relationships" xmlns:m="http://schemas.openxmlformats.org/officeDocument/2006/math" xmlns:v="urn:schemas-microsoft-com:vml" xmlns:wp14="http://schemas.microsoft.com/office/word/2010/wordprocessingDrawing" xmlns:wp="http://schemas.openxmlformats.org/drawingml/2006/wordprocessingDrawing" xmlns:w10="urn:schemas-microsoft-com:office:word" xmlns:w="http://schemas.openxmlformats.org/wordprocessingml/2006/main" xmlns:w14="http://schemas.microsoft.com/office/word/2010/wordml" xmlns:w15="http://schemas.microsoft.com/office/word/2012/wordml" xmlns:w16cex="http://schemas.microsoft.com/office/word/2018/wordml/cex" xmlns:w16cid="http://schemas.microsoft.com/office/word/2016/wordml/cid" xmlns:w16="http://schemas.microsoft.com/office/word/2018/wordml" xmlns:w16du="http://schemas.microsoft.com/office/word/2023/wordml/word16du" xmlns:w16sdtdh="http://schemas.microsoft.com/office/word/2020/wordml/sdtdatahash" xmlns:w16sdtfl="http://schemas.microsoft.com/office/word/2024/wordml/sdtformatlock" xmlns:w16se="http://schemas.microsoft.com/office/word/2015/wordml/symex" xmlns:wpg="http://schemas.microsoft.com/office/word/2010/wordprocessingGroup" xmlns:wpi="http://schemas.microsoft.com/office/word/2010/wordprocessingInk" xmlns:wne="http://schemas.microsoft.com/office/word/2006/wordml" xmlns:wps="http://schemas.microsoft.com/office/word/2010/wordprocessingShape" mc:Ignorable="w14 w15 w16se w16cid w16 w16cex w16sdtdh w16sdtfl w16du wp14">
+  <w:tbl>
+    <w:tblPr>
+      <w:tblW w:w="9026" w:type="dxa"/>
+      <w:tblLayout w:type="fixed"/>
+      <w:tblCellMar>
+        <w:left w:w="0" w:type="dxa"/>
+        <w:right w:w="0" w:type="dxa"/>
+      </w:tblCellMar>
+      <w:tblLook w:val="04A0" w:firstRow="1" w:lastRow="0" w:firstColumn="1" w:lastColumn="0" w:noHBand="0" w:noVBand="1"/>
+    </w:tblPr>
+    <w:tblGrid>
+      <w:gridCol w:w="4514"/>
+      <w:gridCol w:w="4512"/>
+    </w:tblGrid>
+    <w:tr>
+      <w:trPr>
+        <w:trHeight w:val="1128"/>
+      </w:trPr>
+      <w:tc>
+        <w:tcPr>
+          <w:tcW w:w="4513" w:type="dxa"/>
+        </w:tcPr>
+        <w:p>
+          <w:pPr>
+            <w:pStyle w:val="Tabelleninhalt"/>
+          </w:pPr>
+          <w:r>
+            <w:rPr>
+              <w:noProof/>
+            </w:rPr>
+            <w:drawing>
+              <wp:inline distT="0" distB="0" distL="0" distR="0" wp14:anchorId="6B9CECC8" wp14:editId="7E34AAF7">
+                <wp:extent cx="1971675" cy="647700"/>
+                <wp:effectExtent l="0" t="0" r="0" b="0"/>
+                <wp:docPr id="560838380" name="Grafik 560838380" descr="logo"/>
+                <wp:cNvGraphicFramePr>
+                  <a:graphicFrameLocks xmlns:a="http://schemas.openxmlformats.org/drawingml/2006/main" noChangeAspect="1"/>
+                </wp:cNvGraphicFramePr>
+                <a:graphic xmlns:a="http://schemas.openxmlformats.org/drawingml/2006/main">
+                  <a:graphicData uri="http://schemas.openxmlformats.org/drawingml/2006/picture">
+                    <pic:pic xmlns:pic="http://schemas.openxmlformats.org/drawingml/2006/picture">
+                      <pic:nvPicPr>
+                        <pic:cNvPr id="80" name="Image 1" descr="logo"/>
+                        <pic:cNvPicPr>
+                          <a:picLocks noChangeAspect="1" noChangeArrowheads="1"/>
+                        </pic:cNvPicPr>
+                      </pic:nvPicPr>
+                      <pic:blipFill>
+                        <a:blip r:embed="rId1"/>
+                        <a:stretch>
+                          <a:fillRect/>
+                        </a:stretch>
+                      </pic:blipFill>
+                      <pic:spPr bwMode="auto">
+                        <a:xfrm>
+                          <a:off x="0" y="0"/>
+                          <a:ext cx="1971675" cy="647700"/>
+                        </a:xfrm>
+                        <a:prstGeom prst="rect">
+                          <a:avLst/>
+                        </a:prstGeom>
+                      </pic:spPr>
+                    </pic:pic>
+                  </a:graphicData>
+                </a:graphic>
+              </wp:inline>
+            </w:drawing>
+          </w:r>
+        </w:p>
+      </w:tc>
+      <w:tc>
+        <w:tcPr>
+          <w:tcW w:w="4512" w:type="dxa"/>
+        </w:tcPr>
+        <w:p>
+          <w:pPr>
+            <w:pStyle w:val="KopfFett"/>
+            <w:jc w:val="right"/>
+            <w:rPr>
+              <w:lang w:val="de-CH"/>
+            </w:rPr>
+          </w:pPr>
+          <w:r>
+            <w:rPr>
+              <w:lang w:val="de-CH"/>
+            </w:rPr>
+            <w:t>ISCeco, Service Center WBF</w:t>
+          </w:r>
+        </w:p>
+      </w:tc>
+    </w:tr>
+  </w:tbl>
+  <w:p>
+    <w:pPr>
+      <w:pStyle w:val="Kopfzeile"/>
+      <w:rPr>
+        <w:lang w:val="de-CH"/>
+      </w:rPr>
+    </w:pPr>
+    <w:r>
+      <w:rPr>
+        <w:noProof/>
+        <w:lang w:val="de-CH"/>
+      </w:rPr>
+      <w:drawing>
+        <wp:anchor distT="0" distB="0" distL="114300" distR="114300" simplePos="0" relativeHeight="251658240" behindDoc="1" locked="0" layoutInCell="1" allowOverlap="1" wp14:anchorId="7C28AE76" wp14:editId="1EEC5C40">
+          <wp:simplePos x="0" y="0"/>
+          <wp:positionH relativeFrom="margin">
+            <wp:align>right</wp:align>
+          </wp:positionH>
+          <wp:positionV relativeFrom="paragraph">
+            <wp:posOffset>1169616</wp:posOffset>
+          </wp:positionV>
+          <wp:extent cx="5738648" cy="3227990"/>
+          <wp:effectExtent l="19050" t="19050" r="14605" b="10795"/>
+          <wp:wrapNone/>
+          <wp:docPr id="784473791" name="Grafik 12"/>
+          <wp:cNvGraphicFramePr>
+            <a:graphicFrameLocks xmlns:a="http://schemas.openxmlformats.org/drawingml/2006/main" noChangeAspect="1"/>
+          </wp:cNvGraphicFramePr>
+          <a:graphic xmlns:a="http://schemas.openxmlformats.org/drawingml/2006/main">
+            <a:graphicData uri="http://schemas.openxmlformats.org/drawingml/2006/picture">
+              <pic:pic xmlns:pic="http://schemas.openxmlformats.org/drawingml/2006/picture">
+                <pic:nvPicPr>
+                  <pic:cNvPr id="784473791" name="Grafik 784473791"/>
+                  <pic:cNvPicPr/>
+                </pic:nvPicPr>
+                <pic:blipFill>
+                  <a:blip r:embed="rId2">
+                    <a:extLst>
+                      <a:ext uri="{28A0092B-C50C-407E-A947-70E740481C1C}">
+                        <a14:useLocalDpi xmlns:a14="http://schemas.microsoft.com/office/drawing/2010/main" val="0"/>
+                      </a:ext>
+                      <a:ext uri="{837473B0-CC2E-450A-ABE3-18F120FF3D39}">
+                        <a1611:picAttrSrcUrl xmlns:a1611="http://schemas.microsoft.com/office/drawing/2016/11/main" r:id="rId3"/>
+                      </a:ext>
+                    </a:extLst>
+                  </a:blip>
+                  <a:stretch>
+                    <a:fillRect/>
+                  </a:stretch>
+                </pic:blipFill>
+                <pic:spPr>
+                  <a:xfrm>
+                    <a:off x="0" y="0"/>
+                    <a:ext cx="5738648" cy="3227990"/>
+                  </a:xfrm>
+                  <a:prstGeom prst="rect">
+                    <a:avLst/>
+                  </a:prstGeom>
+                  <a:gradFill>
+                    <a:gsLst>
+                      <a:gs pos="0">
+                        <a:srgbClr val="E6EEF6">
+                          <a:alpha val="19000"/>
+                        </a:srgbClr>
+                      </a:gs>
+                      <a:gs pos="0">
+                        <a:schemeClr val="accent1">
+                          <a:lumMod val="5000"/>
+                          <a:lumOff val="95000"/>
+                        </a:schemeClr>
+                      </a:gs>
+                      <a:gs pos="74000">
+                        <a:schemeClr val="accent1">
+                          <a:lumMod val="45000"/>
+                          <a:lumOff val="55000"/>
+                        </a:schemeClr>
+                      </a:gs>
+                      <a:gs pos="83000">
+                        <a:schemeClr val="accent1">
+                          <a:lumMod val="45000"/>
+                          <a:lumOff val="55000"/>
+                        </a:schemeClr>
+                      </a:gs>
+                      <a:gs pos="100000">
+                        <a:schemeClr val="accent1">
+                          <a:lumMod val="30000"/>
+                          <a:lumOff val="70000"/>
+                        </a:schemeClr>
+                      </a:gs>
+                    </a:gsLst>
+                    <a:lin ang="5400000" scaled="1"/>
+                  </a:gradFill>
+                  <a:ln>
+                    <a:solidFill>
+                      <a:srgbClr val="000000">
+                        <a:alpha val="0"/>
+                      </a:srgbClr>
+                    </a:solidFill>
+                  </a:ln>
+                </pic:spPr>
+              </pic:pic>
+            </a:graphicData>
+          </a:graphic>
+          <wp14:sizeRelH relativeFrom="page">
+            <wp14:pctWidth>0</wp14:pctWidth>
+          </wp14:sizeRelH>
+          <wp14:sizeRelV relativeFrom="page">
+            <wp14:pctHeight>0</wp14:pctHeight>
+          </wp14:sizeRelV>
+        </wp:anchor>
+      </w:drawing>
+    </w:r>
+  </w:p>
+</w:hdr>
+</file>
+
+<file path=word/header5.xml><?xml version="1.0" encoding="utf-8"?>
+<w:hdr xmlns:wpc="http://schemas.microsoft.com/office/word/2010/wordprocessingCanvas" xmlns:cx="http://schemas.microsoft.com/office/drawing/2014/chartex" xmlns:cx1="http://schemas.microsoft.com/office/drawing/2015/9/8/chartex" xmlns:cx2="http://schemas.microsoft.com/office/drawing/2015/10/21/chartex" xmlns:cx3="http://schemas.microsoft.com/office/drawing/2016/5/9/chartex" xmlns:cx4="http://schemas.microsoft.com/office/drawing/2016/5/10/chartex" xmlns:cx5="http://schemas.microsoft.com/office/drawing/2016/5/11/chartex" xmlns:cx6="http://schemas.microsoft.com/office/drawing/2016/5/12/chartex" xmlns:cx7="http://schemas.microsoft.com/office/drawing/2016/5/13/chartex" xmlns:cx8="http://schemas.microsoft.com/office/drawing/2016/5/14/chartex" xmlns:mc="http://schemas.openxmlformats.org/markup-compatibility/2006" xmlns:aink="http://schemas.microsoft.com/office/drawing/2016/ink" xmlns:am3d="http://schemas.microsoft.com/office/drawing/2017/model3d" xmlns:o="urn:schemas-microsoft-com:office:office" xmlns:oel="http://schemas.microsoft.com/office/2019/extlst" xmlns:r="http://schemas.openxmlformats.org/officeDocument/2006/relationships" xmlns:m="http://schemas.openxmlformats.org/officeDocument/2006/math" xmlns:v="urn:schemas-microsoft-com:vml" xmlns:wp14="http://schemas.microsoft.com/office/word/2010/wordprocessingDrawing" xmlns:wp="http://schemas.openxmlformats.org/drawingml/2006/wordprocessingDrawing" xmlns:w10="urn:schemas-microsoft-com:office:word" xmlns:w="http://schemas.openxmlformats.org/wordprocessingml/2006/main" xmlns:w14="http://schemas.microsoft.com/office/word/2010/wordml" xmlns:w15="http://schemas.microsoft.com/office/word/2012/wordml" xmlns:w16cex="http://schemas.microsoft.com/office/word/2018/wordml/cex" xmlns:w16cid="http://schemas.microsoft.com/office/word/2016/wordml/cid" xmlns:w16="http://schemas.microsoft.com/office/word/2018/wordml" xmlns:w16du="http://schemas.microsoft.com/office/word/2023/wordml/word16du" xmlns:w16sdtdh="http://schemas.microsoft.com/office/word/2020/wordml/sdtdatahash" xmlns:w16sdtfl="http://schemas.microsoft.com/office/word/2024/wordml/sdtformatlock" xmlns:w16se="http://schemas.microsoft.com/office/word/2015/wordml/symex" xmlns:wpg="http://schemas.microsoft.com/office/word/2010/wordprocessingGroup" xmlns:wpi="http://schemas.microsoft.com/office/word/2010/wordprocessingInk" xmlns:wne="http://schemas.microsoft.com/office/word/2006/wordml" xmlns:wps="http://schemas.microsoft.com/office/word/2010/wordprocessingShape" mc:Ignorable="w14 w15 w16se w16cid w16 w16cex w16sdtdh w16sdtfl w16du wp14">
+  <w:tbl>
+    <w:tblPr>
+      <w:tblW w:w="9026" w:type="dxa"/>
+      <w:tblLayout w:type="fixed"/>
+      <w:tblCellMar>
+        <w:left w:w="0" w:type="dxa"/>
+        <w:right w:w="0" w:type="dxa"/>
+      </w:tblCellMar>
+      <w:tblLook w:val="04A0" w:firstRow="1" w:lastRow="0" w:firstColumn="1" w:lastColumn="0" w:noHBand="0" w:noVBand="1"/>
+    </w:tblPr>
+    <w:tblGrid>
+      <w:gridCol w:w="4514"/>
+      <w:gridCol w:w="4512"/>
+    </w:tblGrid>
+    <w:tr>
+      <w:trPr>
+        <w:trHeight w:val="1128"/>
+      </w:trPr>
+      <w:tc>
+        <w:tcPr>
+          <w:tcW w:w="4513" w:type="dxa"/>
+        </w:tcPr>
+        <w:p>
+          <w:pPr>
+            <w:pStyle w:val="Tabelleninhalt"/>
+          </w:pPr>
+          <w:r>
+            <w:rPr>
+              <w:noProof/>
+            </w:rPr>
+            <w:drawing>
+              <wp:inline distT="0" distB="0" distL="0" distR="0" wp14:anchorId="79D89164" wp14:editId="044E9C0C">
+                <wp:extent cx="1971675" cy="647700"/>
+                <wp:effectExtent l="0" t="0" r="0" b="0"/>
+                <wp:docPr id="1142271125" name="Grafik 1142271125" descr="logo"/>
+                <wp:cNvGraphicFramePr>
+                  <a:graphicFrameLocks xmlns:a="http://schemas.openxmlformats.org/drawingml/2006/main" noChangeAspect="1"/>
+                </wp:cNvGraphicFramePr>
+                <a:graphic xmlns:a="http://schemas.openxmlformats.org/drawingml/2006/main">
+                  <a:graphicData uri="http://schemas.openxmlformats.org/drawingml/2006/picture">
+                    <pic:pic xmlns:pic="http://schemas.openxmlformats.org/drawingml/2006/picture">
+                      <pic:nvPicPr>
+                        <pic:cNvPr id="80" name="Image 1" descr="logo"/>
+                        <pic:cNvPicPr>
+                          <a:picLocks noChangeAspect="1" noChangeArrowheads="1"/>
+                        </pic:cNvPicPr>
+                      </pic:nvPicPr>
+                      <pic:blipFill>
+                        <a:blip r:embed="rId1"/>
+                        <a:stretch>
+                          <a:fillRect/>
+                        </a:stretch>
+                      </pic:blipFill>
+                      <pic:spPr bwMode="auto">
+                        <a:xfrm>
+                          <a:off x="0" y="0"/>
+                          <a:ext cx="1971675" cy="647700"/>
+                        </a:xfrm>
+                        <a:prstGeom prst="rect">
+                          <a:avLst/>
+                        </a:prstGeom>
+                      </pic:spPr>
+                    </pic:pic>
+                  </a:graphicData>
+                </a:graphic>
+              </wp:inline>
+            </w:drawing>
+          </w:r>
+        </w:p>
+      </w:tc>
+      <w:tc>
+        <w:tcPr>
+          <w:tcW w:w="4512" w:type="dxa"/>
+        </w:tcPr>
+        <w:p>
+          <w:pPr>
+            <w:pStyle w:val="KopfFett"/>
+            <w:jc w:val="right"/>
+            <w:rPr>
+              <w:lang w:val="de-CH"/>
+            </w:rPr>
+          </w:pPr>
+          <w:r>
+            <w:rPr>
+              <w:lang w:val="de-CH"/>
+            </w:rPr>
+            <w:t>ISCeco, Information Service Center WBF</w:t>
+          </w:r>
+        </w:p>
+      </w:tc>
+    </w:tr>
+  </w:tbl>
+  <w:p>
+    <w:pPr>
+      <w:pStyle w:val="Kopfzeile"/>
+      <w:rPr>
+        <w:lang w:val="de-CH"/>
+      </w:rPr>
+    </w:pPr>
+  </w:p>
+</w:hdr>
+</file>
+
+<file path=word/header6.xml><?xml version="1.0" encoding="utf-8"?>
+<w:hdr xmlns:wpc="http://schemas.microsoft.com/office/word/2010/wordprocessingCanvas" xmlns:cx="http://schemas.microsoft.com/office/drawing/2014/chartex" xmlns:cx1="http://schemas.microsoft.com/office/drawing/2015/9/8/chartex" xmlns:cx2="http://schemas.microsoft.com/office/drawing/2015/10/21/chartex" xmlns:cx3="http://schemas.microsoft.com/office/drawing/2016/5/9/chartex" xmlns:cx4="http://schemas.microsoft.com/office/drawing/2016/5/10/chartex" xmlns:cx5="http://schemas.microsoft.com/office/drawing/2016/5/11/chartex" xmlns:cx6="http://schemas.microsoft.com/office/drawing/2016/5/12/chartex" xmlns:cx7="http://schemas.microsoft.com/office/drawing/2016/5/13/chartex" xmlns:cx8="http://schemas.microsoft.com/office/drawing/2016/5/14/chartex" xmlns:mc="http://schemas.openxmlformats.org/markup-compatibility/2006" xmlns:aink="http://schemas.microsoft.com/office/drawing/2016/ink" xmlns:am3d="http://schemas.microsoft.com/office/drawing/2017/model3d" xmlns:o="urn:schemas-microsoft-com:office:office" xmlns:oel="http://schemas.microsoft.com/office/2019/extlst" xmlns:r="http://schemas.openxmlformats.org/officeDocument/2006/relationships" xmlns:m="http://schemas.openxmlformats.org/officeDocument/2006/math" xmlns:v="urn:schemas-microsoft-com:vml" xmlns:wp14="http://schemas.microsoft.com/office/word/2010/wordprocessingDrawing" xmlns:wp="http://schemas.openxmlformats.org/drawingml/2006/wordprocessingDrawing" xmlns:w10="urn:schemas-microsoft-com:office:word" xmlns:w="http://schemas.openxmlformats.org/wordprocessingml/2006/main" xmlns:w14="http://schemas.microsoft.com/office/word/2010/wordml" xmlns:w15="http://schemas.microsoft.com/office/word/2012/wordml" xmlns:w16cex="http://schemas.microsoft.com/office/word/2018/wordml/cex" xmlns:w16cid="http://schemas.microsoft.com/office/word/2016/wordml/cid" xmlns:w16="http://schemas.microsoft.com/office/word/2018/wordml" xmlns:w16du="http://schemas.microsoft.com/office/word/2023/wordml/word16du" xmlns:w16sdtdh="http://schemas.microsoft.com/office/word/2020/wordml/sdtdatahash" xmlns:w16sdtfl="http://schemas.microsoft.com/office/word/2024/wordml/sdtformatlock" xmlns:w16se="http://schemas.microsoft.com/office/word/2015/wordml/symex" xmlns:wpg="http://schemas.microsoft.com/office/word/2010/wordprocessingGroup" xmlns:wpi="http://schemas.microsoft.com/office/word/2010/wordprocessingInk" xmlns:wne="http://schemas.microsoft.com/office/word/2006/wordml" xmlns:wps="http://schemas.microsoft.com/office/word/2010/wordprocessingShape" mc:Ignorable="w14 w15 w16se w16cid w16 w16cex w16sdtdh w16sdtfl w16du wp14">
+  <w:tbl>
+    <w:tblPr>
+      <w:tblW w:w="9026" w:type="dxa"/>
+      <w:tblLayout w:type="fixed"/>
+      <w:tblCellMar>
+        <w:left w:w="0" w:type="dxa"/>
+        <w:right w:w="0" w:type="dxa"/>
+      </w:tblCellMar>
+      <w:tblLook w:val="04A0" w:firstRow="1" w:lastRow="0" w:firstColumn="1" w:lastColumn="0" w:noHBand="0" w:noVBand="1"/>
+    </w:tblPr>
+    <w:tblGrid>
+      <w:gridCol w:w="4514"/>
+      <w:gridCol w:w="4512"/>
+    </w:tblGrid>
+    <w:tr>
+      <w:trPr>
+        <w:trHeight w:val="1128"/>
+      </w:trPr>
+      <w:tc>
+        <w:tcPr>
+          <w:tcW w:w="4513" w:type="dxa"/>
+        </w:tcPr>
+        <w:p>
+          <w:pPr>
+            <w:pStyle w:val="Tabelleninhalt"/>
+          </w:pPr>
+          <w:r>
+            <w:rPr>
+              <w:noProof/>
+            </w:rPr>
+            <w:drawing>
+              <wp:inline distT="0" distB="0" distL="0" distR="0" wp14:anchorId="039C922B" wp14:editId="28A035C4">
+                <wp:extent cx="1971675" cy="647700"/>
+                <wp:effectExtent l="0" t="0" r="0" b="0"/>
+                <wp:docPr id="1114791184" name="Grafik 1114791184" descr="logo"/>
+                <wp:cNvGraphicFramePr>
+                  <a:graphicFrameLocks xmlns:a="http://schemas.openxmlformats.org/drawingml/2006/main" noChangeAspect="1"/>
+                </wp:cNvGraphicFramePr>
+                <a:graphic xmlns:a="http://schemas.openxmlformats.org/drawingml/2006/main">
+                  <a:graphicData uri="http://schemas.openxmlformats.org/drawingml/2006/picture">
+                    <pic:pic xmlns:pic="http://schemas.openxmlformats.org/drawingml/2006/picture">
+                      <pic:nvPicPr>
+                        <pic:cNvPr id="80" name="Image 1" descr="logo"/>
+                        <pic:cNvPicPr>
+                          <a:picLocks noChangeAspect="1" noChangeArrowheads="1"/>
+                        </pic:cNvPicPr>
+                      </pic:nvPicPr>
+                      <pic:blipFill>
+                        <a:blip r:embed="rId1"/>
+                        <a:stretch>
+                          <a:fillRect/>
+                        </a:stretch>
+                      </pic:blipFill>
+                      <pic:spPr bwMode="auto">
+                        <a:xfrm>
+                          <a:off x="0" y="0"/>
+                          <a:ext cx="1971675" cy="647700"/>
+                        </a:xfrm>
+                        <a:prstGeom prst="rect">
+                          <a:avLst/>
+                        </a:prstGeom>
+                      </pic:spPr>
+                    </pic:pic>
+                  </a:graphicData>
+                </a:graphic>
+              </wp:inline>
+            </w:drawing>
+          </w:r>
+        </w:p>
+      </w:tc>
+      <w:tc>
+        <w:tcPr>
+          <w:tcW w:w="4512" w:type="dxa"/>
+        </w:tcPr>
+        <w:p>
+          <w:pPr>
+            <w:pStyle w:val="KopfFett"/>
+            <w:jc w:val="right"/>
+            <w:rPr>
+              <w:lang w:val="de-CH"/>
+            </w:rPr>
+          </w:pPr>
+          <w:r>
+            <w:rPr>
+              <w:lang w:val="de-CH"/>
+            </w:rPr>
+            <w:t>ISCeco, Information Service Center WBF</w:t>
+          </w:r>
+        </w:p>
+      </w:tc>
+    </w:tr>
+  </w:tbl>
+  <w:p>
+    <w:pPr>
+      <w:pStyle w:val="Kopfzeile"/>
+      <w:rPr>
+        <w:lang w:val="de-CH"/>
+      </w:rPr>
+    </w:pPr>
+  </w:p>
+</w:hdr>
+</file>
+
+<file path=word/header7.xml><?xml version="1.0" encoding="utf-8"?>
+<w:hdr xmlns:wpc="http://schemas.microsoft.com/office/word/2010/wordprocessingCanvas" xmlns:cx="http://schemas.microsoft.com/office/drawing/2014/chartex" xmlns:cx1="http://schemas.microsoft.com/office/drawing/2015/9/8/chartex" xmlns:cx2="http://schemas.microsoft.com/office/drawing/2015/10/21/chartex" xmlns:cx3="http://schemas.microsoft.com/office/drawing/2016/5/9/chartex" xmlns:cx4="http://schemas.microsoft.com/office/drawing/2016/5/10/chartex" xmlns:cx5="http://schemas.microsoft.com/office/drawing/2016/5/11/chartex" xmlns:cx6="http://schemas.microsoft.com/office/drawing/2016/5/12/chartex" xmlns:cx7="http://schemas.microsoft.com/office/drawing/2016/5/13/chartex" xmlns:cx8="http://schemas.microsoft.com/office/drawing/2016/5/14/chartex" xmlns:mc="http://schemas.openxmlformats.org/markup-compatibility/2006" xmlns:aink="http://schemas.microsoft.com/office/drawing/2016/ink" xmlns:am3d="http://schemas.microsoft.com/office/drawing/2017/model3d" xmlns:o="urn:schemas-microsoft-com:office:office" xmlns:oel="http://schemas.microsoft.com/office/2019/extlst" xmlns:r="http://schemas.openxmlformats.org/officeDocument/2006/relationships" xmlns:m="http://schemas.openxmlformats.org/officeDocument/2006/math" xmlns:v="urn:schemas-microsoft-com:vml" xmlns:wp14="http://schemas.microsoft.com/office/word/2010/wordprocessingDrawing" xmlns:wp="http://schemas.openxmlformats.org/drawingml/2006/wordprocessingDrawing" xmlns:w10="urn:schemas-microsoft-com:office:word" xmlns:w="http://schemas.openxmlformats.org/wordprocessingml/2006/main" xmlns:w14="http://schemas.microsoft.com/office/word/2010/wordml" xmlns:w15="http://schemas.microsoft.com/office/word/2012/wordml" xmlns:w16cex="http://schemas.microsoft.com/office/word/2018/wordml/cex" xmlns:w16cid="http://schemas.microsoft.com/office/word/2016/wordml/cid" xmlns:w16="http://schemas.microsoft.com/office/word/2018/wordml" xmlns:w16du="http://schemas.microsoft.com/office/word/2023/wordml/word16du" xmlns:w16sdtdh="http://schemas.microsoft.com/office/word/2020/wordml/sdtdatahash" xmlns:w16sdtfl="http://schemas.microsoft.com/office/word/2024/wordml/sdtformatlock" xmlns:w16se="http://schemas.microsoft.com/office/word/2015/wordml/symex" xmlns:wpg="http://schemas.microsoft.com/office/word/2010/wordprocessingGroup" xmlns:wpi="http://schemas.microsoft.com/office/word/2010/wordprocessingInk" xmlns:wne="http://schemas.microsoft.com/office/word/2006/wordml" xmlns:wps="http://schemas.microsoft.com/office/word/2010/wordprocessingShape" mc:Ignorable="w14 w15 w16se w16cid w16 w16cex w16sdtdh w16sdtfl w16du wp14">
+  <w:tbl>
+    <w:tblPr>
+      <w:tblW w:w="9026" w:type="dxa"/>
+      <w:tblLayout w:type="fixed"/>
+      <w:tblCellMar>
+        <w:left w:w="0" w:type="dxa"/>
+        <w:right w:w="0" w:type="dxa"/>
+      </w:tblCellMar>
+      <w:tblLook w:val="04A0" w:firstRow="1" w:lastRow="0" w:firstColumn="1" w:lastColumn="0" w:noHBand="0" w:noVBand="1"/>
+    </w:tblPr>
+    <w:tblGrid>
+      <w:gridCol w:w="4514"/>
+      <w:gridCol w:w="4512"/>
+    </w:tblGrid>
+    <w:tr>
+      <w:trPr>
+        <w:trHeight w:val="1128"/>
+      </w:trPr>
+      <w:tc>
+        <w:tcPr>
+          <w:tcW w:w="4513" w:type="dxa"/>
+        </w:tcPr>
+        <w:p>
+          <w:pPr>
+            <w:pStyle w:val="Tabelleninhalt"/>
+          </w:pPr>
+          <w:r>
+            <w:rPr>
+              <w:noProof/>
+            </w:rPr>
+            <w:drawing>
+              <wp:inline distT="0" distB="0" distL="0" distR="0" wp14:anchorId="12A17053" wp14:editId="565EE576">
+                <wp:extent cx="1971675" cy="647700"/>
+                <wp:effectExtent l="0" t="0" r="0" b="0"/>
+                <wp:docPr id="1485646526" name="Grafik 1485646526" descr="logo"/>
+                <wp:cNvGraphicFramePr>
+                  <a:graphicFrameLocks xmlns:a="http://schemas.openxmlformats.org/drawingml/2006/main" noChangeAspect="1"/>
+                </wp:cNvGraphicFramePr>
+                <a:graphic xmlns:a="http://schemas.openxmlformats.org/drawingml/2006/main">
+                  <a:graphicData uri="http://schemas.openxmlformats.org/drawingml/2006/picture">
+                    <pic:pic xmlns:pic="http://schemas.openxmlformats.org/drawingml/2006/picture">
+                      <pic:nvPicPr>
+                        <pic:cNvPr id="80" name="Image 1" descr="logo"/>
+                        <pic:cNvPicPr>
+                          <a:picLocks noChangeAspect="1" noChangeArrowheads="1"/>
+                        </pic:cNvPicPr>
+                      </pic:nvPicPr>
+                      <pic:blipFill>
+                        <a:blip r:embed="rId1"/>
+                        <a:stretch>
+                          <a:fillRect/>
+                        </a:stretch>
+                      </pic:blipFill>
+                      <pic:spPr bwMode="auto">
+                        <a:xfrm>
+                          <a:off x="0" y="0"/>
+                          <a:ext cx="1971675" cy="647700"/>
+                        </a:xfrm>
+                        <a:prstGeom prst="rect">
+                          <a:avLst/>
+                        </a:prstGeom>
+                      </pic:spPr>
+                    </pic:pic>
+                  </a:graphicData>
+                </a:graphic>
+              </wp:inline>
+            </w:drawing>
+          </w:r>
+        </w:p>
+      </w:tc>
+      <w:tc>
+        <w:tcPr>
+          <w:tcW w:w="4512" w:type="dxa"/>
+        </w:tcPr>
+        <w:p>
+          <w:pPr>
+            <w:pStyle w:val="KopfFett"/>
+            <w:jc w:val="right"/>
+            <w:rPr>
+              <w:lang w:val="de-CH"/>
+            </w:rPr>
+          </w:pPr>
+          <w:r>
+            <w:rPr>
+              <w:lang w:val="de-CH"/>
+            </w:rPr>
+            <w:t>ISCeco, Information Service Center WBF</w:t>
+          </w:r>
+        </w:p>
+      </w:tc>
+    </w:tr>
+  </w:tbl>
+  <w:p>
+    <w:pPr>
+      <w:pStyle w:val="Kopfzeile"/>
+      <w:rPr>
+        <w:lang w:val="de-CH"/>
+      </w:rPr>
+    </w:pPr>
+  </w:p>
+</w:hdr>
+</file>
+
+<file path=word/header8.xml><?xml version="1.0" encoding="utf-8"?>
+<w:hdr xmlns:wpc="http://schemas.microsoft.com/office/word/2010/wordprocessingCanvas" xmlns:cx="http://schemas.microsoft.com/office/drawing/2014/chartex" xmlns:cx1="http://schemas.microsoft.com/office/drawing/2015/9/8/chartex" xmlns:cx2="http://schemas.microsoft.com/office/drawing/2015/10/21/chartex" xmlns:cx3="http://schemas.microsoft.com/office/drawing/2016/5/9/chartex" xmlns:cx4="http://schemas.microsoft.com/office/drawing/2016/5/10/chartex" xmlns:cx5="http://schemas.microsoft.com/office/drawing/2016/5/11/chartex" xmlns:cx6="http://schemas.microsoft.com/office/drawing/2016/5/12/chartex" xmlns:cx7="http://schemas.microsoft.com/office/drawing/2016/5/13/chartex" xmlns:cx8="http://schemas.microsoft.com/office/drawing/2016/5/14/chartex" xmlns:mc="http://schemas.openxmlformats.org/markup-compatibility/2006" xmlns:aink="http://schemas.microsoft.com/office/drawing/2016/ink" xmlns:am3d="http://schemas.microsoft.com/office/drawing/2017/model3d" xmlns:o="urn:schemas-microsoft-com:office:office" xmlns:oel="http://schemas.microsoft.com/office/2019/extlst" xmlns:r="http://schemas.openxmlformats.org/officeDocument/2006/relationships" xmlns:m="http://schemas.openxmlformats.org/officeDocument/2006/math" xmlns:v="urn:schemas-microsoft-com:vml" xmlns:wp14="http://schemas.microsoft.com/office/word/2010/wordprocessingDrawing" xmlns:wp="http://schemas.openxmlformats.org/drawingml/2006/wordprocessingDrawing" xmlns:w10="urn:schemas-microsoft-com:office:word" xmlns:w="http://schemas.openxmlformats.org/wordprocessingml/2006/main" xmlns:w14="http://schemas.microsoft.com/office/word/2010/wordml" xmlns:w15="http://schemas.microsoft.com/office/word/2012/wordml" xmlns:w16cex="http://schemas.microsoft.com/office/word/2018/wordml/cex" xmlns:w16cid="http://schemas.microsoft.com/office/word/2016/wordml/cid" xmlns:w16="http://schemas.microsoft.com/office/word/2018/wordml" xmlns:w16du="http://schemas.microsoft.com/office/word/2023/wordml/word16du" xmlns:w16sdtdh="http://schemas.microsoft.com/office/word/2020/wordml/sdtdatahash" xmlns:w16sdtfl="http://schemas.microsoft.com/office/word/2024/wordml/sdtformatlock" xmlns:w16se="http://schemas.microsoft.com/office/word/2015/wordml/symex" xmlns:wpg="http://schemas.microsoft.com/office/word/2010/wordprocessingGroup" xmlns:wpi="http://schemas.microsoft.com/office/word/2010/wordprocessingInk" xmlns:wne="http://schemas.microsoft.com/office/word/2006/wordml" xmlns:wps="http://schemas.microsoft.com/office/word/2010/wordprocessingShape" mc:Ignorable="w14 w15 w16se w16cid w16 w16cex w16sdtdh w16sdtfl w16du wp14">
+  <w:tbl>
+    <w:tblPr>
+      <w:tblW w:w="9026" w:type="dxa"/>
+      <w:tblLayout w:type="fixed"/>
+      <w:tblCellMar>
+        <w:left w:w="0" w:type="dxa"/>
+        <w:right w:w="0" w:type="dxa"/>
+      </w:tblCellMar>
+      <w:tblLook w:val="04A0" w:firstRow="1" w:lastRow="0" w:firstColumn="1" w:lastColumn="0" w:noHBand="0" w:noVBand="1"/>
+    </w:tblPr>
+    <w:tblGrid>
+      <w:gridCol w:w="4514"/>
+      <w:gridCol w:w="4512"/>
+    </w:tblGrid>
+    <w:tr>
+      <w:trPr>
+        <w:trHeight w:val="1128"/>
+      </w:trPr>
+      <w:tc>
+        <w:tcPr>
+          <w:tcW w:w="4513" w:type="dxa"/>
+        </w:tcPr>
+        <w:p>
+          <w:pPr>
+            <w:pStyle w:val="Tabelleninhalt"/>
+          </w:pPr>
+          <w:r>
+            <w:rPr>
+              <w:noProof/>
+            </w:rPr>
+            <w:drawing>
+              <wp:inline distT="0" distB="0" distL="0" distR="0" wp14:anchorId="34BEDE20" wp14:editId="195C40C1">
+                <wp:extent cx="1971675" cy="647700"/>
+                <wp:effectExtent l="0" t="0" r="0" b="0"/>
+                <wp:docPr id="1540096298" name="Grafik 1540096298" descr="logo"/>
+                <wp:cNvGraphicFramePr>
+                  <a:graphicFrameLocks xmlns:a="http://schemas.openxmlformats.org/drawingml/2006/main" noChangeAspect="1"/>
+                </wp:cNvGraphicFramePr>
+                <a:graphic xmlns:a="http://schemas.openxmlformats.org/drawingml/2006/main">
+                  <a:graphicData uri="http://schemas.openxmlformats.org/drawingml/2006/picture">
+                    <pic:pic xmlns:pic="http://schemas.openxmlformats.org/drawingml/2006/picture">
+                      <pic:nvPicPr>
+                        <pic:cNvPr id="80" name="Image 1" descr="logo"/>
+                        <pic:cNvPicPr>
+                          <a:picLocks noChangeAspect="1" noChangeArrowheads="1"/>
+                        </pic:cNvPicPr>
+                      </pic:nvPicPr>
+                      <pic:blipFill>
+                        <a:blip r:embed="rId1"/>
+                        <a:stretch>
+                          <a:fillRect/>
+                        </a:stretch>
+                      </pic:blipFill>
+                      <pic:spPr bwMode="auto">
+                        <a:xfrm>
+                          <a:off x="0" y="0"/>
+                          <a:ext cx="1971675" cy="647700"/>
+                        </a:xfrm>
+                        <a:prstGeom prst="rect">
+                          <a:avLst/>
+                        </a:prstGeom>
+                      </pic:spPr>
+                    </pic:pic>
+                  </a:graphicData>
+                </a:graphic>
+              </wp:inline>
+            </w:drawing>
+          </w:r>
+        </w:p>
+      </w:tc>
+      <w:tc>
+        <w:tcPr>
+          <w:tcW w:w="4512" w:type="dxa"/>
+        </w:tcPr>
+        <w:p>
+          <w:pPr>
+            <w:pStyle w:val="KopfFett"/>
+            <w:jc w:val="right"/>
+            <w:rPr>
+              <w:lang w:val="de-CH"/>
+            </w:rPr>
+          </w:pPr>
+          <w:r>
+            <w:rPr>
+              <w:lang w:val="de-CH"/>
+            </w:rPr>
+            <w:t>ISCeco, Information Service Center WBF</w:t>
+          </w:r>
+        </w:p>
+      </w:tc>
+    </w:tr>
+  </w:tbl>
+  <w:p>
+    <w:pPr>
+      <w:pStyle w:val="Kopfzeile"/>
+      <w:rPr>
+        <w:lang w:val="de-CH"/>
+      </w:rPr>
+    </w:pPr>
+  </w:p>
+</w:hdr>
+</file>
+
+<file path=word/header9.xml><?xml version="1.0" encoding="utf-8"?>
+<w:hdr xmlns:wpc="http://schemas.microsoft.com/office/word/2010/wordprocessingCanvas" xmlns:cx="http://schemas.microsoft.com/office/drawing/2014/chartex" xmlns:cx1="http://schemas.microsoft.com/office/drawing/2015/9/8/chartex" xmlns:cx2="http://schemas.microsoft.com/office/drawing/2015/10/21/chartex" xmlns:cx3="http://schemas.microsoft.com/office/drawing/2016/5/9/chartex" xmlns:cx4="http://schemas.microsoft.com/office/drawing/2016/5/10/chartex" xmlns:cx5="http://schemas.microsoft.com/office/drawing/2016/5/11/chartex" xmlns:cx6="http://schemas.microsoft.com/office/drawing/2016/5/12/chartex" xmlns:cx7="http://schemas.microsoft.com/office/drawing/2016/5/13/chartex" xmlns:cx8="http://schemas.microsoft.com/office/drawing/2016/5/14/chartex" xmlns:mc="http://schemas.openxmlformats.org/markup-compatibility/2006" xmlns:aink="http://schemas.microsoft.com/office/drawing/2016/ink" xmlns:am3d="http://schemas.microsoft.com/office/drawing/2017/model3d" xmlns:o="urn:schemas-microsoft-com:office:office" xmlns:oel="http://schemas.microsoft.com/office/2019/extlst" xmlns:r="http://schemas.openxmlformats.org/officeDocument/2006/relationships" xmlns:m="http://schemas.openxmlformats.org/officeDocument/2006/math" xmlns:v="urn:schemas-microsoft-com:vml" xmlns:wp14="http://schemas.microsoft.com/office/word/2010/wordprocessingDrawing" xmlns:wp="http://schemas.openxmlformats.org/drawingml/2006/wordprocessingDrawing" xmlns:w10="urn:schemas-microsoft-com:office:word" xmlns:w="http://schemas.openxmlformats.org/wordprocessingml/2006/main" xmlns:w14="http://schemas.microsoft.com/office/word/2010/wordml" xmlns:w15="http://schemas.microsoft.com/office/word/2012/wordml" xmlns:w16cex="http://schemas.microsoft.com/office/word/2018/wordml/cex" xmlns:w16cid="http://schemas.microsoft.com/office/word/2016/wordml/cid" xmlns:w16="http://schemas.microsoft.com/office/word/2018/wordml" xmlns:w16du="http://schemas.microsoft.com/office/word/2023/wordml/word16du" xmlns:w16sdtdh="http://schemas.microsoft.com/office/word/2020/wordml/sdtdatahash" xmlns:w16sdtfl="http://schemas.microsoft.com/office/word/2024/wordml/sdtformatlock" xmlns:w16se="http://schemas.microsoft.com/office/word/2015/wordml/symex" xmlns:wpg="http://schemas.microsoft.com/office/word/2010/wordprocessingGroup" xmlns:wpi="http://schemas.microsoft.com/office/word/2010/wordprocessingInk" xmlns:wne="http://schemas.microsoft.com/office/word/2006/wordml" xmlns:wps="http://schemas.microsoft.com/office/word/2010/wordprocessingShape" mc:Ignorable="w14 w15 w16se w16cid w16 w16cex w16sdtdh w16sdtfl w16du wp14">
+  <w:tbl>
+    <w:tblPr>
+      <w:tblW w:w="9026" w:type="dxa"/>
+      <w:tblLayout w:type="fixed"/>
+      <w:tblCellMar>
+        <w:left w:w="0" w:type="dxa"/>
+        <w:right w:w="0" w:type="dxa"/>
+      </w:tblCellMar>
+      <w:tblLook w:val="04A0" w:firstRow="1" w:lastRow="0" w:firstColumn="1" w:lastColumn="0" w:noHBand="0" w:noVBand="1"/>
+    </w:tblPr>
+    <w:tblGrid>
+      <w:gridCol w:w="4514"/>
+      <w:gridCol w:w="4512"/>
+    </w:tblGrid>
+    <w:tr>
+      <w:trPr>
+        <w:trHeight w:val="1128"/>
+      </w:trPr>
+      <w:tc>
+        <w:tcPr>
+          <w:tcW w:w="4513" w:type="dxa"/>
+        </w:tcPr>
+        <w:p>
+          <w:pPr>
+            <w:pStyle w:val="Tabelleninhalt"/>
+          </w:pPr>
+          <w:r>
+            <w:rPr>
+              <w:noProof/>
+            </w:rPr>
+            <w:drawing>
+              <wp:inline distT="0" distB="0" distL="0" distR="0" wp14:anchorId="00E7DE9A" wp14:editId="5A535E82">
+                <wp:extent cx="1971675" cy="647700"/>
+                <wp:effectExtent l="0" t="0" r="0" b="0"/>
+                <wp:docPr id="1156496786" name="Grafik 1156496786" descr="logo"/>
                 <wp:cNvGraphicFramePr>
                   <a:graphicFrameLocks xmlns:a="http://schemas.openxmlformats.org/drawingml/2006/main" noChangeAspect="1"/>
                 </wp:cNvGraphicFramePr>
@@ -18766,6 +22294,7 @@
   <w:style w:type="character" w:default="1" w:styleId="Absatz-Standardschriftart">
     <w:name w:val="Default Paragraph Font"/>
     <w:uiPriority w:val="1"/>
+    <w:semiHidden/>
     <w:unhideWhenUsed/>
   </w:style>
   <w:style w:type="table" w:default="1" w:styleId="NormaleTabelle">
@@ -20430,20 +23959,15 @@
 </file>
 
 <file path=customXml/item1.xml><?xml version="1.0" encoding="utf-8"?>
-<b:Sources xmlns:b="http://schemas.openxmlformats.org/officeDocument/2006/bibliography" xmlns="http://schemas.openxmlformats.org/officeDocument/2006/bibliography" SelectedStyle="\APASixthEditionOfficeOnline.xsl" StyleName="APA" Version="6"/>
+<?mso-contentType ?>
+<FormTemplates xmlns="http://schemas.microsoft.com/sharepoint/v3/contenttype/forms">
+  <Display>DocumentLibraryForm</Display>
+  <Edit>DocumentLibraryForm</Edit>
+  <New>DocumentLibraryForm</New>
+</FormTemplates>
 </file>
 
 <file path=customXml/item2.xml><?xml version="1.0" encoding="utf-8"?>
-<p:properties xmlns:p="http://schemas.microsoft.com/office/2006/metadata/properties" xmlns:xsi="http://www.w3.org/2001/XMLSchema-instance" xmlns:pc="http://schemas.microsoft.com/office/infopath/2007/PartnerControls">
-  <documentManagement>
-    <Versionsdatum xmlns="558044cc-f176-4c91-a0e4-bc704674ebff">16.12.2015</Versionsdatum>
-    <Dokument_x0020_Status xmlns="558044cc-f176-4c91-a0e4-bc704674ebff">In Arbeit</Dokument_x0020_Status>
-    <Dokument_x0020_Version xmlns="558044cc-f176-4c91-a0e4-bc704674ebff">4.10</Dokument_x0020_Version>
-  </documentManagement>
-</p:properties>
-</file>
-
-<file path=customXml/item3.xml><?xml version="1.0" encoding="utf-8"?>
 <ct:contentTypeSchema xmlns:ct="http://schemas.microsoft.com/office/2006/metadata/contentType" xmlns:ma="http://schemas.microsoft.com/office/2006/metadata/properties/metaAttributes" ct:_="" ma:_="" ma:contentTypeName="Arbeitsdokumente" ma:contentTypeID="0x0101002F9FFC2F4692C040A9D99914B314900F007BFC8B622E1B5A4FAF4BEDD42511EDBF" ma:contentTypeVersion="" ma:contentTypeDescription="" ma:contentTypeScope="" ma:versionID="aadef5d2b0cdbc06db7f52dfc7035c5a">
   <xsd:schema xmlns:xsd="http://www.w3.org/2001/XMLSchema" xmlns:xs="http://www.w3.org/2001/XMLSchema" xmlns:p="http://schemas.microsoft.com/office/2006/metadata/properties" xmlns:ns2="558044cc-f176-4c91-a0e4-bc704674ebff" targetNamespace="http://schemas.microsoft.com/office/2006/metadata/properties" ma:root="true" ma:fieldsID="6bb5a7a37250ca7a50f16cda12dd59aa" ns2:_="">
     <xsd:import namespace="558044cc-f176-4c91-a0e4-bc704674ebff"/>
@@ -20590,34 +24114,29 @@
 </ct:contentTypeSchema>
 </file>
 
+<file path=customXml/item3.xml><?xml version="1.0" encoding="utf-8"?>
+<b:Sources xmlns:b="http://schemas.openxmlformats.org/officeDocument/2006/bibliography" xmlns="http://schemas.openxmlformats.org/officeDocument/2006/bibliography" SelectedStyle="\APASixthEditionOfficeOnline.xsl" StyleName="APA" Version="6"/>
+</file>
+
 <file path=customXml/item4.xml><?xml version="1.0" encoding="utf-8"?>
-<?mso-contentType ?>
-<FormTemplates xmlns="http://schemas.microsoft.com/sharepoint/v3/contenttype/forms">
-  <Display>DocumentLibraryForm</Display>
-  <Edit>DocumentLibraryForm</Edit>
-  <New>DocumentLibraryForm</New>
-</FormTemplates>
+<p:properties xmlns:p="http://schemas.microsoft.com/office/2006/metadata/properties" xmlns:xsi="http://www.w3.org/2001/XMLSchema-instance" xmlns:pc="http://schemas.microsoft.com/office/infopath/2007/PartnerControls">
+  <documentManagement>
+    <Versionsdatum xmlns="558044cc-f176-4c91-a0e4-bc704674ebff">16.12.2015</Versionsdatum>
+    <Dokument_x0020_Status xmlns="558044cc-f176-4c91-a0e4-bc704674ebff">In Arbeit</Dokument_x0020_Status>
+    <Dokument_x0020_Version xmlns="558044cc-f176-4c91-a0e4-bc704674ebff">4.10</Dokument_x0020_Version>
+  </documentManagement>
+</p:properties>
 </file>
 
 <file path=customXml/itemProps1.xml><?xml version="1.0" encoding="utf-8"?>
-<ds:datastoreItem xmlns:ds="http://schemas.openxmlformats.org/officeDocument/2006/customXml" ds:itemID="{D05AC8FE-10E1-4C37-8C88-D255A9E6B6BE}">
+<ds:datastoreItem xmlns:ds="http://schemas.openxmlformats.org/officeDocument/2006/customXml" ds:itemID="{B50D42DC-3FF5-43E9-AFFB-369101CF1449}">
   <ds:schemaRefs>
-    <ds:schemaRef ds:uri="http://schemas.openxmlformats.org/officeDocument/2006/bibliography"/>
+    <ds:schemaRef ds:uri="http://schemas.microsoft.com/sharepoint/v3/contenttype/forms"/>
   </ds:schemaRefs>
 </ds:datastoreItem>
 </file>
 
 <file path=customXml/itemProps2.xml><?xml version="1.0" encoding="utf-8"?>
-<ds:datastoreItem xmlns:ds="http://schemas.openxmlformats.org/officeDocument/2006/customXml" ds:itemID="{F5E4C308-6600-4A29-A41D-AC7B2D659123}">
-  <ds:schemaRefs>
-    <ds:schemaRef ds:uri="http://schemas.microsoft.com/office/2006/metadata/properties"/>
-    <ds:schemaRef ds:uri="http://schemas.microsoft.com/office/infopath/2007/PartnerControls"/>
-    <ds:schemaRef ds:uri="558044cc-f176-4c91-a0e4-bc704674ebff"/>
-  </ds:schemaRefs>
-</ds:datastoreItem>
-</file>
-
-<file path=customXml/itemProps3.xml><?xml version="1.0" encoding="utf-8"?>
 <ds:datastoreItem xmlns:ds="http://schemas.openxmlformats.org/officeDocument/2006/customXml" ds:itemID="{909B49AA-2EB3-4210-949E-07C67C398FAA}">
   <ds:schemaRefs>
     <ds:schemaRef ds:uri="http://schemas.microsoft.com/office/2006/metadata/contentType"/>
@@ -20635,10 +24154,20 @@
 </ds:datastoreItem>
 </file>
 
+<file path=customXml/itemProps3.xml><?xml version="1.0" encoding="utf-8"?>
+<ds:datastoreItem xmlns:ds="http://schemas.openxmlformats.org/officeDocument/2006/customXml" ds:itemID="{D05AC8FE-10E1-4C37-8C88-D255A9E6B6BE}">
+  <ds:schemaRefs>
+    <ds:schemaRef ds:uri="http://schemas.openxmlformats.org/officeDocument/2006/bibliography"/>
+  </ds:schemaRefs>
+</ds:datastoreItem>
+</file>
+
 <file path=customXml/itemProps4.xml><?xml version="1.0" encoding="utf-8"?>
-<ds:datastoreItem xmlns:ds="http://schemas.openxmlformats.org/officeDocument/2006/customXml" ds:itemID="{B50D42DC-3FF5-43E9-AFFB-369101CF1449}">
+<ds:datastoreItem xmlns:ds="http://schemas.openxmlformats.org/officeDocument/2006/customXml" ds:itemID="{F5E4C308-6600-4A29-A41D-AC7B2D659123}">
   <ds:schemaRefs>
-    <ds:schemaRef ds:uri="http://schemas.microsoft.com/sharepoint/v3/contenttype/forms"/>
+    <ds:schemaRef ds:uri="http://schemas.microsoft.com/office/2006/metadata/properties"/>
+    <ds:schemaRef ds:uri="http://schemas.microsoft.com/office/infopath/2007/PartnerControls"/>
+    <ds:schemaRef ds:uri="558044cc-f176-4c91-a0e4-bc704674ebff"/>
   </ds:schemaRefs>
 </ds:datastoreItem>
 </file>
--- a/docs/2026/04-iscecoSoftwareModellierung.docx
+++ b/docs/2026/04-iscecoSoftwareModellierung.docx
@@ -488,7 +488,7 @@
           <w:lang w:eastAsia="en-US"/>
         </w:rPr>
       </w:pPr>
-      <w:bookmarkStart w:id="0" w:name="_Toc227856267"/>
+      <w:bookmarkStart w:id="0" w:name="_Toc227908384"/>
       <w:r>
         <w:rPr>
           <w:rFonts w:cs="Arial"/>
@@ -761,7 +761,7 @@
           <w:lang w:eastAsia="en-US"/>
         </w:rPr>
       </w:pPr>
-      <w:bookmarkStart w:id="1" w:name="_Toc227856268"/>
+      <w:bookmarkStart w:id="1" w:name="_Toc227908385"/>
       <w:r>
         <w:rPr>
           <w:rFonts w:cs="Arial"/>
@@ -1295,7 +1295,7 @@
               <w:noProof/>
               <w:kern w:val="2"/>
               <w:sz w:val="24"/>
-              <w:lang w:eastAsia="de-CH"/>
+              <w:lang w:val="de-DE"/>
               <w14:ligatures w14:val="standardContextual"/>
             </w:rPr>
           </w:pPr>
@@ -1326,7 +1326,7 @@
             </w:rPr>
             <w:fldChar w:fldCharType="separate"/>
           </w:r>
-          <w:hyperlink w:anchor="_Toc227856267" w:history="1">
+          <w:hyperlink w:anchor="_Toc227908384" w:history="1">
             <w:r>
               <w:rPr>
                 <w:rStyle w:val="Hyperlink"/>
@@ -1355,7 +1355,7 @@
                 <w:noProof/>
                 <w:webHidden/>
               </w:rPr>
-              <w:instrText xml:space="preserve"> PAGEREF _Toc227856267 \h </w:instrText>
+              <w:instrText xml:space="preserve"> PAGEREF _Toc227908384 \h </w:instrText>
             </w:r>
             <w:r>
               <w:rPr>
@@ -1399,11 +1399,11 @@
               <w:noProof/>
               <w:kern w:val="2"/>
               <w:sz w:val="24"/>
-              <w:lang w:eastAsia="de-CH"/>
+              <w:lang w:val="de-DE"/>
               <w14:ligatures w14:val="standardContextual"/>
             </w:rPr>
           </w:pPr>
-          <w:hyperlink w:anchor="_Toc227856268" w:history="1">
+          <w:hyperlink w:anchor="_Toc227908385" w:history="1">
             <w:r>
               <w:rPr>
                 <w:rStyle w:val="Hyperlink"/>
@@ -1432,7 +1432,7 @@
                 <w:noProof/>
                 <w:webHidden/>
               </w:rPr>
-              <w:instrText xml:space="preserve"> PAGEREF _Toc227856268 \h </w:instrText>
+              <w:instrText xml:space="preserve"> PAGEREF _Toc227908385 \h </w:instrText>
             </w:r>
             <w:r>
               <w:rPr>
@@ -1477,11 +1477,11 @@
               <w:noProof/>
               <w:kern w:val="2"/>
               <w:sz w:val="24"/>
-              <w:lang w:eastAsia="de-CH"/>
+              <w:lang w:val="de-DE"/>
               <w14:ligatures w14:val="standardContextual"/>
             </w:rPr>
           </w:pPr>
-          <w:hyperlink w:anchor="_Toc227856269" w:history="1">
+          <w:hyperlink w:anchor="_Toc227908386" w:history="1">
             <w:r>
               <w:rPr>
                 <w:rStyle w:val="Hyperlink"/>
@@ -1498,7 +1498,7 @@
                 <w:noProof/>
                 <w:kern w:val="2"/>
                 <w:sz w:val="24"/>
-                <w:lang w:eastAsia="de-CH"/>
+                <w:lang w:val="de-DE"/>
                 <w14:ligatures w14:val="standardContextual"/>
               </w:rPr>
               <w:tab/>
@@ -1530,7 +1530,7 @@
                 <w:noProof/>
                 <w:webHidden/>
               </w:rPr>
-              <w:instrText xml:space="preserve"> PAGEREF _Toc227856269 \h </w:instrText>
+              <w:instrText xml:space="preserve"> PAGEREF _Toc227908386 \h </w:instrText>
             </w:r>
             <w:r>
               <w:rPr>
@@ -1550,7 +1550,7 @@
                 <w:noProof/>
                 <w:webHidden/>
               </w:rPr>
-              <w:t>4</w:t>
+              <w:t>5</w:t>
             </w:r>
             <w:r>
               <w:rPr>
@@ -1575,11 +1575,11 @@
               <w:noProof/>
               <w:kern w:val="2"/>
               <w:sz w:val="24"/>
-              <w:lang w:eastAsia="de-CH"/>
+              <w:lang w:val="de-DE"/>
               <w14:ligatures w14:val="standardContextual"/>
             </w:rPr>
           </w:pPr>
-          <w:hyperlink w:anchor="_Toc227856270" w:history="1">
+          <w:hyperlink w:anchor="_Toc227908387" w:history="1">
             <w:r>
               <w:rPr>
                 <w:rStyle w:val="Hyperlink"/>
@@ -1595,7 +1595,7 @@
                 <w:noProof/>
                 <w:kern w:val="2"/>
                 <w:sz w:val="24"/>
-                <w:lang w:eastAsia="de-CH"/>
+                <w:lang w:val="de-DE"/>
                 <w14:ligatures w14:val="standardContextual"/>
               </w:rPr>
               <w:tab/>
@@ -1626,7 +1626,7 @@
                 <w:noProof/>
                 <w:webHidden/>
               </w:rPr>
-              <w:instrText xml:space="preserve"> PAGEREF _Toc227856270 \h </w:instrText>
+              <w:instrText xml:space="preserve"> PAGEREF _Toc227908387 \h </w:instrText>
             </w:r>
             <w:r>
               <w:rPr>
@@ -1646,7 +1646,7 @@
                 <w:noProof/>
                 <w:webHidden/>
               </w:rPr>
-              <w:t>5</w:t>
+              <w:t>6</w:t>
             </w:r>
             <w:r>
               <w:rPr>
@@ -1670,11 +1670,11 @@
               <w:noProof/>
               <w:kern w:val="2"/>
               <w:sz w:val="24"/>
-              <w:lang w:eastAsia="de-CH"/>
+              <w:lang w:val="de-DE"/>
               <w14:ligatures w14:val="standardContextual"/>
             </w:rPr>
           </w:pPr>
-          <w:hyperlink w:anchor="_Toc227856271" w:history="1">
+          <w:hyperlink w:anchor="_Toc227908388" w:history="1">
             <w:r>
               <w:rPr>
                 <w:rStyle w:val="Hyperlink"/>
@@ -1689,7 +1689,7 @@
                 <w:noProof/>
                 <w:kern w:val="2"/>
                 <w:sz w:val="24"/>
-                <w:lang w:eastAsia="de-CH"/>
+                <w:lang w:val="de-DE"/>
                 <w14:ligatures w14:val="standardContextual"/>
               </w:rPr>
               <w:tab/>
@@ -1720,7 +1720,7 @@
                 <w:noProof/>
                 <w:webHidden/>
               </w:rPr>
-              <w:instrText xml:space="preserve"> PAGEREF _Toc227856271 \h </w:instrText>
+              <w:instrText xml:space="preserve"> PAGEREF _Toc227908388 \h </w:instrText>
             </w:r>
             <w:r>
               <w:rPr>
@@ -1740,7 +1740,7 @@
                 <w:noProof/>
                 <w:webHidden/>
               </w:rPr>
-              <w:t>5</w:t>
+              <w:t>6</w:t>
             </w:r>
             <w:r>
               <w:rPr>
@@ -1764,11 +1764,11 @@
               <w:noProof/>
               <w:kern w:val="2"/>
               <w:sz w:val="24"/>
-              <w:lang w:eastAsia="de-CH"/>
+              <w:lang w:val="de-DE"/>
               <w14:ligatures w14:val="standardContextual"/>
             </w:rPr>
           </w:pPr>
-          <w:hyperlink w:anchor="_Toc227856272" w:history="1">
+          <w:hyperlink w:anchor="_Toc227908389" w:history="1">
             <w:r>
               <w:rPr>
                 <w:rStyle w:val="Hyperlink"/>
@@ -1783,7 +1783,7 @@
                 <w:noProof/>
                 <w:kern w:val="2"/>
                 <w:sz w:val="24"/>
-                <w:lang w:eastAsia="de-CH"/>
+                <w:lang w:val="de-DE"/>
                 <w14:ligatures w14:val="standardContextual"/>
               </w:rPr>
               <w:tab/>
@@ -1814,7 +1814,7 @@
                 <w:noProof/>
                 <w:webHidden/>
               </w:rPr>
-              <w:instrText xml:space="preserve"> PAGEREF _Toc227856272 \h </w:instrText>
+              <w:instrText xml:space="preserve"> PAGEREF _Toc227908389 \h </w:instrText>
             </w:r>
             <w:r>
               <w:rPr>
@@ -1834,7 +1834,7 @@
                 <w:noProof/>
                 <w:webHidden/>
               </w:rPr>
-              <w:t>6</w:t>
+              <w:t>7</w:t>
             </w:r>
             <w:r>
               <w:rPr>
@@ -1859,11 +1859,11 @@
               <w:noProof/>
               <w:kern w:val="2"/>
               <w:sz w:val="24"/>
-              <w:lang w:eastAsia="de-CH"/>
+              <w:lang w:val="de-DE"/>
               <w14:ligatures w14:val="standardContextual"/>
             </w:rPr>
           </w:pPr>
-          <w:hyperlink w:anchor="_Toc227856273" w:history="1">
+          <w:hyperlink w:anchor="_Toc227908390" w:history="1">
             <w:r>
               <w:rPr>
                 <w:rStyle w:val="Hyperlink"/>
@@ -1879,7 +1879,7 @@
                 <w:noProof/>
                 <w:kern w:val="2"/>
                 <w:sz w:val="24"/>
-                <w:lang w:eastAsia="de-CH"/>
+                <w:lang w:val="de-DE"/>
                 <w14:ligatures w14:val="standardContextual"/>
               </w:rPr>
               <w:tab/>
@@ -1910,7 +1910,7 @@
                 <w:noProof/>
                 <w:webHidden/>
               </w:rPr>
-              <w:instrText xml:space="preserve"> PAGEREF _Toc227856273 \h </w:instrText>
+              <w:instrText xml:space="preserve"> PAGEREF _Toc227908390 \h </w:instrText>
             </w:r>
             <w:r>
               <w:rPr>
@@ -1930,7 +1930,7 @@
                 <w:noProof/>
                 <w:webHidden/>
               </w:rPr>
-              <w:t>8</w:t>
+              <w:t>9</w:t>
             </w:r>
             <w:r>
               <w:rPr>
@@ -1954,11 +1954,11 @@
               <w:noProof/>
               <w:kern w:val="2"/>
               <w:sz w:val="24"/>
-              <w:lang w:eastAsia="de-CH"/>
+              <w:lang w:val="de-DE"/>
               <w14:ligatures w14:val="standardContextual"/>
             </w:rPr>
           </w:pPr>
-          <w:hyperlink w:anchor="_Toc227856274" w:history="1">
+          <w:hyperlink w:anchor="_Toc227908391" w:history="1">
             <w:r>
               <w:rPr>
                 <w:rStyle w:val="Hyperlink"/>
@@ -1974,7 +1974,7 @@
                 <w:noProof/>
                 <w:kern w:val="2"/>
                 <w:sz w:val="24"/>
-                <w:lang w:eastAsia="de-CH"/>
+                <w:lang w:val="de-DE"/>
                 <w14:ligatures w14:val="standardContextual"/>
               </w:rPr>
               <w:tab/>
@@ -2006,7 +2006,7 @@
                 <w:noProof/>
                 <w:webHidden/>
               </w:rPr>
-              <w:instrText xml:space="preserve"> PAGEREF _Toc227856274 \h </w:instrText>
+              <w:instrText xml:space="preserve"> PAGEREF _Toc227908391 \h </w:instrText>
             </w:r>
             <w:r>
               <w:rPr>
@@ -2050,11 +2050,11 @@
               <w:noProof/>
               <w:kern w:val="2"/>
               <w:sz w:val="24"/>
-              <w:lang w:eastAsia="de-CH"/>
+              <w:lang w:val="de-DE"/>
               <w14:ligatures w14:val="standardContextual"/>
             </w:rPr>
           </w:pPr>
-          <w:hyperlink w:anchor="_Toc227856275" w:history="1">
+          <w:hyperlink w:anchor="_Toc227908392" w:history="1">
             <w:r>
               <w:rPr>
                 <w:rStyle w:val="Hyperlink"/>
@@ -2069,7 +2069,7 @@
                 <w:noProof/>
                 <w:kern w:val="2"/>
                 <w:sz w:val="24"/>
-                <w:lang w:eastAsia="de-CH"/>
+                <w:lang w:val="de-DE"/>
                 <w14:ligatures w14:val="standardContextual"/>
               </w:rPr>
               <w:tab/>
@@ -2100,7 +2100,7 @@
                 <w:noProof/>
                 <w:webHidden/>
               </w:rPr>
-              <w:instrText xml:space="preserve"> PAGEREF _Toc227856275 \h </w:instrText>
+              <w:instrText xml:space="preserve"> PAGEREF _Toc227908392 \h </w:instrText>
             </w:r>
             <w:r>
               <w:rPr>
@@ -2120,7 +2120,7 @@
                 <w:noProof/>
                 <w:webHidden/>
               </w:rPr>
-              <w:t>13</w:t>
+              <w:t>12</w:t>
             </w:r>
             <w:r>
               <w:rPr>
@@ -2145,11 +2145,11 @@
               <w:noProof/>
               <w:kern w:val="2"/>
               <w:sz w:val="24"/>
-              <w:lang w:eastAsia="de-CH"/>
+              <w:lang w:val="de-DE"/>
               <w14:ligatures w14:val="standardContextual"/>
             </w:rPr>
           </w:pPr>
-          <w:hyperlink w:anchor="_Toc227856276" w:history="1">
+          <w:hyperlink w:anchor="_Toc227908393" w:history="1">
             <w:r>
               <w:rPr>
                 <w:rStyle w:val="Hyperlink"/>
@@ -2165,7 +2165,7 @@
                 <w:noProof/>
                 <w:kern w:val="2"/>
                 <w:sz w:val="24"/>
-                <w:lang w:eastAsia="de-CH"/>
+                <w:lang w:val="de-DE"/>
                 <w14:ligatures w14:val="standardContextual"/>
               </w:rPr>
               <w:tab/>
@@ -2196,7 +2196,7 @@
                 <w:noProof/>
                 <w:webHidden/>
               </w:rPr>
-              <w:instrText xml:space="preserve"> PAGEREF _Toc227856276 \h </w:instrText>
+              <w:instrText xml:space="preserve"> PAGEREF _Toc227908393 \h </w:instrText>
             </w:r>
             <w:r>
               <w:rPr>
@@ -2240,11 +2240,11 @@
               <w:noProof/>
               <w:kern w:val="2"/>
               <w:sz w:val="24"/>
-              <w:lang w:eastAsia="de-CH"/>
+              <w:lang w:val="de-DE"/>
               <w14:ligatures w14:val="standardContextual"/>
             </w:rPr>
           </w:pPr>
-          <w:hyperlink w:anchor="_Toc227856277" w:history="1">
+          <w:hyperlink w:anchor="_Toc227908394" w:history="1">
             <w:r>
               <w:rPr>
                 <w:rStyle w:val="Hyperlink"/>
@@ -2259,7 +2259,7 @@
                 <w:noProof/>
                 <w:kern w:val="2"/>
                 <w:sz w:val="24"/>
-                <w:lang w:eastAsia="de-CH"/>
+                <w:lang w:val="de-DE"/>
                 <w14:ligatures w14:val="standardContextual"/>
               </w:rPr>
               <w:tab/>
@@ -2290,7 +2290,7 @@
                 <w:noProof/>
                 <w:webHidden/>
               </w:rPr>
-              <w:instrText xml:space="preserve"> PAGEREF _Toc227856277 \h </w:instrText>
+              <w:instrText xml:space="preserve"> PAGEREF _Toc227908394 \h </w:instrText>
             </w:r>
             <w:r>
               <w:rPr>
@@ -2333,11 +2333,11 @@
               <w:noProof/>
               <w:kern w:val="2"/>
               <w:sz w:val="24"/>
-              <w:lang w:eastAsia="de-CH"/>
+              <w:lang w:val="de-DE"/>
               <w14:ligatures w14:val="standardContextual"/>
             </w:rPr>
           </w:pPr>
-          <w:hyperlink w:anchor="_Toc227856278" w:history="1">
+          <w:hyperlink w:anchor="_Toc227908395" w:history="1">
             <w:r>
               <w:rPr>
                 <w:rStyle w:val="Hyperlink"/>
@@ -2351,7 +2351,7 @@
                 <w:noProof/>
                 <w:kern w:val="2"/>
                 <w:sz w:val="24"/>
-                <w:lang w:eastAsia="de-CH"/>
+                <w:lang w:val="de-DE"/>
                 <w14:ligatures w14:val="standardContextual"/>
               </w:rPr>
               <w:tab/>
@@ -2382,7 +2382,7 @@
                 <w:noProof/>
                 <w:webHidden/>
               </w:rPr>
-              <w:instrText xml:space="preserve"> PAGEREF _Toc227856278 \h </w:instrText>
+              <w:instrText xml:space="preserve"> PAGEREF _Toc227908395 \h </w:instrText>
             </w:r>
             <w:r>
               <w:rPr>
@@ -2402,7 +2402,7 @@
                 <w:noProof/>
                 <w:webHidden/>
               </w:rPr>
-              <w:t>18</w:t>
+              <w:t>17</w:t>
             </w:r>
             <w:r>
               <w:rPr>
@@ -2425,11 +2425,11 @@
               <w:noProof/>
               <w:kern w:val="2"/>
               <w:sz w:val="24"/>
-              <w:lang w:eastAsia="de-CH"/>
+              <w:lang w:val="de-DE"/>
               <w14:ligatures w14:val="standardContextual"/>
             </w:rPr>
           </w:pPr>
-          <w:hyperlink w:anchor="_Toc227856279" w:history="1">
+          <w:hyperlink w:anchor="_Toc227908396" w:history="1">
             <w:r>
               <w:rPr>
                 <w:rStyle w:val="Hyperlink"/>
@@ -2443,7 +2443,7 @@
                 <w:noProof/>
                 <w:kern w:val="2"/>
                 <w:sz w:val="24"/>
-                <w:lang w:eastAsia="de-CH"/>
+                <w:lang w:val="de-DE"/>
                 <w14:ligatures w14:val="standardContextual"/>
               </w:rPr>
               <w:tab/>
@@ -2474,7 +2474,7 @@
                 <w:noProof/>
                 <w:webHidden/>
               </w:rPr>
-              <w:instrText xml:space="preserve"> PAGEREF _Toc227856279 \h </w:instrText>
+              <w:instrText xml:space="preserve"> PAGEREF _Toc227908396 \h </w:instrText>
             </w:r>
             <w:r>
               <w:rPr>
@@ -2494,7 +2494,7 @@
                 <w:noProof/>
                 <w:webHidden/>
               </w:rPr>
-              <w:t>19</w:t>
+              <w:t>18</w:t>
             </w:r>
             <w:r>
               <w:rPr>
@@ -2517,11 +2517,11 @@
               <w:noProof/>
               <w:kern w:val="2"/>
               <w:sz w:val="24"/>
-              <w:lang w:eastAsia="de-CH"/>
+              <w:lang w:val="de-DE"/>
               <w14:ligatures w14:val="standardContextual"/>
             </w:rPr>
           </w:pPr>
-          <w:hyperlink w:anchor="_Toc227856280" w:history="1">
+          <w:hyperlink w:anchor="_Toc227908397" w:history="1">
             <w:r>
               <w:rPr>
                 <w:rStyle w:val="Hyperlink"/>
@@ -2535,7 +2535,7 @@
                 <w:noProof/>
                 <w:kern w:val="2"/>
                 <w:sz w:val="24"/>
-                <w:lang w:eastAsia="de-CH"/>
+                <w:lang w:val="de-DE"/>
                 <w14:ligatures w14:val="standardContextual"/>
               </w:rPr>
               <w:tab/>
@@ -2566,7 +2566,7 @@
                 <w:noProof/>
                 <w:webHidden/>
               </w:rPr>
-              <w:instrText xml:space="preserve"> PAGEREF _Toc227856280 \h </w:instrText>
+              <w:instrText xml:space="preserve"> PAGEREF _Toc227908397 \h </w:instrText>
             </w:r>
             <w:r>
               <w:rPr>
@@ -2586,7 +2586,7 @@
                 <w:noProof/>
                 <w:webHidden/>
               </w:rPr>
-              <w:t>20</w:t>
+              <w:t>19</w:t>
             </w:r>
             <w:r>
               <w:rPr>
@@ -2610,11 +2610,11 @@
               <w:noProof/>
               <w:kern w:val="2"/>
               <w:sz w:val="24"/>
-              <w:lang w:eastAsia="de-CH"/>
+              <w:lang w:val="de-DE"/>
               <w14:ligatures w14:val="standardContextual"/>
             </w:rPr>
           </w:pPr>
-          <w:hyperlink w:anchor="_Toc227856281" w:history="1">
+          <w:hyperlink w:anchor="_Toc227908398" w:history="1">
             <w:r>
               <w:rPr>
                 <w:rStyle w:val="Hyperlink"/>
@@ -2629,7 +2629,7 @@
                 <w:noProof/>
                 <w:kern w:val="2"/>
                 <w:sz w:val="24"/>
-                <w:lang w:eastAsia="de-CH"/>
+                <w:lang w:val="de-DE"/>
                 <w14:ligatures w14:val="standardContextual"/>
               </w:rPr>
               <w:tab/>
@@ -2660,7 +2660,7 @@
                 <w:noProof/>
                 <w:webHidden/>
               </w:rPr>
-              <w:instrText xml:space="preserve"> PAGEREF _Toc227856281 \h </w:instrText>
+              <w:instrText xml:space="preserve"> PAGEREF _Toc227908398 \h </w:instrText>
             </w:r>
             <w:r>
               <w:rPr>
@@ -2680,7 +2680,7 @@
                 <w:noProof/>
                 <w:webHidden/>
               </w:rPr>
-              <w:t>21</w:t>
+              <w:t>20</w:t>
             </w:r>
             <w:r>
               <w:rPr>
@@ -2703,11 +2703,11 @@
               <w:noProof/>
               <w:kern w:val="2"/>
               <w:sz w:val="24"/>
-              <w:lang w:eastAsia="de-CH"/>
+              <w:lang w:val="de-DE"/>
               <w14:ligatures w14:val="standardContextual"/>
             </w:rPr>
           </w:pPr>
-          <w:hyperlink w:anchor="_Toc227856282" w:history="1">
+          <w:hyperlink w:anchor="_Toc227908399" w:history="1">
             <w:r>
               <w:rPr>
                 <w:rStyle w:val="Hyperlink"/>
@@ -2721,7 +2721,7 @@
                 <w:noProof/>
                 <w:kern w:val="2"/>
                 <w:sz w:val="24"/>
-                <w:lang w:eastAsia="de-CH"/>
+                <w:lang w:val="de-DE"/>
                 <w14:ligatures w14:val="standardContextual"/>
               </w:rPr>
               <w:tab/>
@@ -2752,7 +2752,7 @@
                 <w:noProof/>
                 <w:webHidden/>
               </w:rPr>
-              <w:instrText xml:space="preserve"> PAGEREF _Toc227856282 \h </w:instrText>
+              <w:instrText xml:space="preserve"> PAGEREF _Toc227908399 \h </w:instrText>
             </w:r>
             <w:r>
               <w:rPr>
@@ -2772,7 +2772,7 @@
                 <w:noProof/>
                 <w:webHidden/>
               </w:rPr>
-              <w:t>22</w:t>
+              <w:t>21</w:t>
             </w:r>
             <w:r>
               <w:rPr>
@@ -2795,11 +2795,11 @@
               <w:noProof/>
               <w:kern w:val="2"/>
               <w:sz w:val="24"/>
-              <w:lang w:eastAsia="de-CH"/>
+              <w:lang w:val="de-DE"/>
               <w14:ligatures w14:val="standardContextual"/>
             </w:rPr>
           </w:pPr>
-          <w:hyperlink w:anchor="_Toc227856283" w:history="1">
+          <w:hyperlink w:anchor="_Toc227908400" w:history="1">
             <w:r>
               <w:rPr>
                 <w:rStyle w:val="Hyperlink"/>
@@ -2813,7 +2813,7 @@
                 <w:noProof/>
                 <w:kern w:val="2"/>
                 <w:sz w:val="24"/>
-                <w:lang w:eastAsia="de-CH"/>
+                <w:lang w:val="de-DE"/>
                 <w14:ligatures w14:val="standardContextual"/>
               </w:rPr>
               <w:tab/>
@@ -2844,7 +2844,7 @@
                 <w:noProof/>
                 <w:webHidden/>
               </w:rPr>
-              <w:instrText xml:space="preserve"> PAGEREF _Toc227856283 \h </w:instrText>
+              <w:instrText xml:space="preserve"> PAGEREF _Toc227908400 \h </w:instrText>
             </w:r>
             <w:r>
               <w:rPr>
@@ -2864,7 +2864,7 @@
                 <w:noProof/>
                 <w:webHidden/>
               </w:rPr>
-              <w:t>23</w:t>
+              <w:t>22</w:t>
             </w:r>
             <w:r>
               <w:rPr>
@@ -2887,11 +2887,11 @@
               <w:noProof/>
               <w:kern w:val="2"/>
               <w:sz w:val="24"/>
-              <w:lang w:eastAsia="de-CH"/>
+              <w:lang w:val="de-DE"/>
               <w14:ligatures w14:val="standardContextual"/>
             </w:rPr>
           </w:pPr>
-          <w:hyperlink w:anchor="_Toc227856284" w:history="1">
+          <w:hyperlink w:anchor="_Toc227908401" w:history="1">
             <w:r>
               <w:rPr>
                 <w:rStyle w:val="Hyperlink"/>
@@ -2905,7 +2905,7 @@
                 <w:noProof/>
                 <w:kern w:val="2"/>
                 <w:sz w:val="24"/>
-                <w:lang w:eastAsia="de-CH"/>
+                <w:lang w:val="de-DE"/>
                 <w14:ligatures w14:val="standardContextual"/>
               </w:rPr>
               <w:tab/>
@@ -2936,7 +2936,7 @@
                 <w:noProof/>
                 <w:webHidden/>
               </w:rPr>
-              <w:instrText xml:space="preserve"> PAGEREF _Toc227856284 \h </w:instrText>
+              <w:instrText xml:space="preserve"> PAGEREF _Toc227908401 \h </w:instrText>
             </w:r>
             <w:r>
               <w:rPr>
@@ -2956,7 +2956,7 @@
                 <w:noProof/>
                 <w:webHidden/>
               </w:rPr>
-              <w:t>24</w:t>
+              <w:t>23</w:t>
             </w:r>
             <w:r>
               <w:rPr>
@@ -2980,11 +2980,11 @@
               <w:noProof/>
               <w:kern w:val="2"/>
               <w:sz w:val="24"/>
-              <w:lang w:eastAsia="de-CH"/>
+              <w:lang w:val="de-DE"/>
               <w14:ligatures w14:val="standardContextual"/>
             </w:rPr>
           </w:pPr>
-          <w:hyperlink w:anchor="_Toc227856285" w:history="1">
+          <w:hyperlink w:anchor="_Toc227908402" w:history="1">
             <w:r>
               <w:rPr>
                 <w:rStyle w:val="Hyperlink"/>
@@ -2999,7 +2999,7 @@
                 <w:noProof/>
                 <w:kern w:val="2"/>
                 <w:sz w:val="24"/>
-                <w:lang w:eastAsia="de-CH"/>
+                <w:lang w:val="de-DE"/>
                 <w14:ligatures w14:val="standardContextual"/>
               </w:rPr>
               <w:tab/>
@@ -3030,7 +3030,7 @@
                 <w:noProof/>
                 <w:webHidden/>
               </w:rPr>
-              <w:instrText xml:space="preserve"> PAGEREF _Toc227856285 \h </w:instrText>
+              <w:instrText xml:space="preserve"> PAGEREF _Toc227908402 \h </w:instrText>
             </w:r>
             <w:r>
               <w:rPr>
@@ -3050,7 +3050,7 @@
                 <w:noProof/>
                 <w:webHidden/>
               </w:rPr>
-              <w:t>25</w:t>
+              <w:t>24</w:t>
             </w:r>
             <w:r>
               <w:rPr>
@@ -3073,11 +3073,11 @@
               <w:noProof/>
               <w:kern w:val="2"/>
               <w:sz w:val="24"/>
-              <w:lang w:eastAsia="de-CH"/>
+              <w:lang w:val="de-DE"/>
               <w14:ligatures w14:val="standardContextual"/>
             </w:rPr>
           </w:pPr>
-          <w:hyperlink w:anchor="_Toc227856286" w:history="1">
+          <w:hyperlink w:anchor="_Toc227908403" w:history="1">
             <w:r>
               <w:rPr>
                 <w:rStyle w:val="Hyperlink"/>
@@ -3091,7 +3091,7 @@
                 <w:noProof/>
                 <w:kern w:val="2"/>
                 <w:sz w:val="24"/>
-                <w:lang w:eastAsia="de-CH"/>
+                <w:lang w:val="de-DE"/>
                 <w14:ligatures w14:val="standardContextual"/>
               </w:rPr>
               <w:tab/>
@@ -3122,7 +3122,7 @@
                 <w:noProof/>
                 <w:webHidden/>
               </w:rPr>
-              <w:instrText xml:space="preserve"> PAGEREF _Toc227856286 \h </w:instrText>
+              <w:instrText xml:space="preserve"> PAGEREF _Toc227908403 \h </w:instrText>
             </w:r>
             <w:r>
               <w:rPr>
@@ -3142,7 +3142,7 @@
                 <w:noProof/>
                 <w:webHidden/>
               </w:rPr>
-              <w:t>26</w:t>
+              <w:t>25</w:t>
             </w:r>
             <w:r>
               <w:rPr>
@@ -3165,11 +3165,11 @@
               <w:noProof/>
               <w:kern w:val="2"/>
               <w:sz w:val="24"/>
-              <w:lang w:eastAsia="de-CH"/>
+              <w:lang w:val="de-DE"/>
               <w14:ligatures w14:val="standardContextual"/>
             </w:rPr>
           </w:pPr>
-          <w:hyperlink w:anchor="_Toc227856287" w:history="1">
+          <w:hyperlink w:anchor="_Toc227908404" w:history="1">
             <w:r>
               <w:rPr>
                 <w:rStyle w:val="Hyperlink"/>
@@ -3183,7 +3183,7 @@
                 <w:noProof/>
                 <w:kern w:val="2"/>
                 <w:sz w:val="24"/>
-                <w:lang w:eastAsia="de-CH"/>
+                <w:lang w:val="de-DE"/>
                 <w14:ligatures w14:val="standardContextual"/>
               </w:rPr>
               <w:tab/>
@@ -3214,7 +3214,7 @@
                 <w:noProof/>
                 <w:webHidden/>
               </w:rPr>
-              <w:instrText xml:space="preserve"> PAGEREF _Toc227856287 \h </w:instrText>
+              <w:instrText xml:space="preserve"> PAGEREF _Toc227908404 \h </w:instrText>
             </w:r>
             <w:r>
               <w:rPr>
@@ -3234,7 +3234,7 @@
                 <w:noProof/>
                 <w:webHidden/>
               </w:rPr>
-              <w:t>27</w:t>
+              <w:t>26</w:t>
             </w:r>
             <w:r>
               <w:rPr>
@@ -3257,11 +3257,11 @@
               <w:noProof/>
               <w:kern w:val="2"/>
               <w:sz w:val="24"/>
-              <w:lang w:eastAsia="de-CH"/>
+              <w:lang w:val="de-DE"/>
               <w14:ligatures w14:val="standardContextual"/>
             </w:rPr>
           </w:pPr>
-          <w:hyperlink w:anchor="_Toc227856288" w:history="1">
+          <w:hyperlink w:anchor="_Toc227908405" w:history="1">
             <w:r>
               <w:rPr>
                 <w:rStyle w:val="Hyperlink"/>
@@ -3275,7 +3275,7 @@
                 <w:noProof/>
                 <w:kern w:val="2"/>
                 <w:sz w:val="24"/>
-                <w:lang w:eastAsia="de-CH"/>
+                <w:lang w:val="de-DE"/>
                 <w14:ligatures w14:val="standardContextual"/>
               </w:rPr>
               <w:tab/>
@@ -3306,7 +3306,7 @@
                 <w:noProof/>
                 <w:webHidden/>
               </w:rPr>
-              <w:instrText xml:space="preserve"> PAGEREF _Toc227856288 \h </w:instrText>
+              <w:instrText xml:space="preserve"> PAGEREF _Toc227908405 \h </w:instrText>
             </w:r>
             <w:r>
               <w:rPr>
@@ -3326,7 +3326,375 @@
                 <w:noProof/>
                 <w:webHidden/>
               </w:rPr>
+              <w:t>27</w:t>
+            </w:r>
+            <w:r>
+              <w:rPr>
+                <w:noProof/>
+                <w:webHidden/>
+              </w:rPr>
+              <w:fldChar w:fldCharType="end"/>
+            </w:r>
+          </w:hyperlink>
+        </w:p>
+        <w:p>
+          <w:pPr>
+            <w:pStyle w:val="Verzeichnis3"/>
+            <w:tabs>
+              <w:tab w:val="left" w:pos="1320"/>
+              <w:tab w:val="right" w:leader="dot" w:pos="9016"/>
+            </w:tabs>
+            <w:rPr>
+              <w:rFonts w:asciiTheme="minorHAnsi" w:eastAsiaTheme="minorEastAsia" w:hAnsiTheme="minorHAnsi" w:cstheme="minorBidi"/>
+              <w:noProof/>
+              <w:kern w:val="2"/>
+              <w:sz w:val="24"/>
+              <w:lang w:val="de-DE"/>
+              <w14:ligatures w14:val="standardContextual"/>
+            </w:rPr>
+          </w:pPr>
+          <w:hyperlink w:anchor="_Toc227908406" w:history="1">
+            <w:r>
+              <w:rPr>
+                <w:rStyle w:val="Hyperlink"/>
+                <w:noProof/>
+              </w:rPr>
+              <w:t>4.3.4</w:t>
+            </w:r>
+            <w:r>
+              <w:rPr>
+                <w:rFonts w:asciiTheme="minorHAnsi" w:eastAsiaTheme="minorEastAsia" w:hAnsiTheme="minorHAnsi" w:cstheme="minorBidi"/>
+                <w:noProof/>
+                <w:kern w:val="2"/>
+                <w:sz w:val="24"/>
+                <w:lang w:val="de-DE"/>
+                <w14:ligatures w14:val="standardContextual"/>
+              </w:rPr>
+              <w:tab/>
+            </w:r>
+            <w:r>
+              <w:rPr>
+                <w:rStyle w:val="Hyperlink"/>
+                <w:noProof/>
+              </w:rPr>
+              <w:t>Quiz-Frage (Bonus)</w:t>
+            </w:r>
+            <w:r>
+              <w:rPr>
+                <w:noProof/>
+                <w:webHidden/>
+              </w:rPr>
+              <w:tab/>
+            </w:r>
+            <w:r>
+              <w:rPr>
+                <w:noProof/>
+                <w:webHidden/>
+              </w:rPr>
+              <w:fldChar w:fldCharType="begin"/>
+            </w:r>
+            <w:r>
+              <w:rPr>
+                <w:noProof/>
+                <w:webHidden/>
+              </w:rPr>
+              <w:instrText xml:space="preserve"> PAGEREF _Toc227908406 \h </w:instrText>
+            </w:r>
+            <w:r>
+              <w:rPr>
+                <w:noProof/>
+                <w:webHidden/>
+              </w:rPr>
+            </w:r>
+            <w:r>
+              <w:rPr>
+                <w:noProof/>
+                <w:webHidden/>
+              </w:rPr>
+              <w:fldChar w:fldCharType="separate"/>
+            </w:r>
+            <w:r>
+              <w:rPr>
+                <w:noProof/>
+                <w:webHidden/>
+              </w:rPr>
               <w:t>28</w:t>
+            </w:r>
+            <w:r>
+              <w:rPr>
+                <w:noProof/>
+                <w:webHidden/>
+              </w:rPr>
+              <w:fldChar w:fldCharType="end"/>
+            </w:r>
+          </w:hyperlink>
+        </w:p>
+        <w:p>
+          <w:pPr>
+            <w:pStyle w:val="Verzeichnis3"/>
+            <w:tabs>
+              <w:tab w:val="left" w:pos="1320"/>
+              <w:tab w:val="right" w:leader="dot" w:pos="9016"/>
+            </w:tabs>
+            <w:rPr>
+              <w:rFonts w:asciiTheme="minorHAnsi" w:eastAsiaTheme="minorEastAsia" w:hAnsiTheme="minorHAnsi" w:cstheme="minorBidi"/>
+              <w:noProof/>
+              <w:kern w:val="2"/>
+              <w:sz w:val="24"/>
+              <w:lang w:val="de-DE"/>
+              <w14:ligatures w14:val="standardContextual"/>
+            </w:rPr>
+          </w:pPr>
+          <w:hyperlink w:anchor="_Toc227908407" w:history="1">
+            <w:r>
+              <w:rPr>
+                <w:rStyle w:val="Hyperlink"/>
+                <w:noProof/>
+              </w:rPr>
+              <w:t>4.3.5</w:t>
+            </w:r>
+            <w:r>
+              <w:rPr>
+                <w:rFonts w:asciiTheme="minorHAnsi" w:eastAsiaTheme="minorEastAsia" w:hAnsiTheme="minorHAnsi" w:cstheme="minorBidi"/>
+                <w:noProof/>
+                <w:kern w:val="2"/>
+                <w:sz w:val="24"/>
+                <w:lang w:val="de-DE"/>
+                <w14:ligatures w14:val="standardContextual"/>
+              </w:rPr>
+              <w:tab/>
+            </w:r>
+            <w:r>
+              <w:rPr>
+                <w:rStyle w:val="Hyperlink"/>
+                <w:noProof/>
+              </w:rPr>
+              <w:t>Gedanken, Ideen, Bemerkungen</w:t>
+            </w:r>
+            <w:r>
+              <w:rPr>
+                <w:noProof/>
+                <w:webHidden/>
+              </w:rPr>
+              <w:tab/>
+            </w:r>
+            <w:r>
+              <w:rPr>
+                <w:noProof/>
+                <w:webHidden/>
+              </w:rPr>
+              <w:fldChar w:fldCharType="begin"/>
+            </w:r>
+            <w:r>
+              <w:rPr>
+                <w:noProof/>
+                <w:webHidden/>
+              </w:rPr>
+              <w:instrText xml:space="preserve"> PAGEREF _Toc227908407 \h </w:instrText>
+            </w:r>
+            <w:r>
+              <w:rPr>
+                <w:noProof/>
+                <w:webHidden/>
+              </w:rPr>
+            </w:r>
+            <w:r>
+              <w:rPr>
+                <w:noProof/>
+                <w:webHidden/>
+              </w:rPr>
+              <w:fldChar w:fldCharType="separate"/>
+            </w:r>
+            <w:r>
+              <w:rPr>
+                <w:noProof/>
+                <w:webHidden/>
+              </w:rPr>
+              <w:t>29</w:t>
+            </w:r>
+            <w:r>
+              <w:rPr>
+                <w:noProof/>
+                <w:webHidden/>
+              </w:rPr>
+              <w:fldChar w:fldCharType="end"/>
+            </w:r>
+          </w:hyperlink>
+        </w:p>
+        <w:p>
+          <w:pPr>
+            <w:pStyle w:val="Verzeichnis3"/>
+            <w:tabs>
+              <w:tab w:val="left" w:pos="1320"/>
+              <w:tab w:val="right" w:leader="dot" w:pos="9016"/>
+            </w:tabs>
+            <w:rPr>
+              <w:rFonts w:asciiTheme="minorHAnsi" w:eastAsiaTheme="minorEastAsia" w:hAnsiTheme="minorHAnsi" w:cstheme="minorBidi"/>
+              <w:noProof/>
+              <w:kern w:val="2"/>
+              <w:sz w:val="24"/>
+              <w:lang w:val="de-DE"/>
+              <w14:ligatures w14:val="standardContextual"/>
+            </w:rPr>
+          </w:pPr>
+          <w:hyperlink w:anchor="_Toc227908408" w:history="1">
+            <w:r>
+              <w:rPr>
+                <w:rStyle w:val="Hyperlink"/>
+                <w:noProof/>
+              </w:rPr>
+              <w:t>4.3.6</w:t>
+            </w:r>
+            <w:r>
+              <w:rPr>
+                <w:rFonts w:asciiTheme="minorHAnsi" w:eastAsiaTheme="minorEastAsia" w:hAnsiTheme="minorHAnsi" w:cstheme="minorBidi"/>
+                <w:noProof/>
+                <w:kern w:val="2"/>
+                <w:sz w:val="24"/>
+                <w:lang w:val="de-DE"/>
+                <w14:ligatures w14:val="standardContextual"/>
+              </w:rPr>
+              <w:tab/>
+            </w:r>
+            <w:r>
+              <w:rPr>
+                <w:rStyle w:val="Hyperlink"/>
+                <w:noProof/>
+              </w:rPr>
+              <w:t>Flussdiagramm</w:t>
+            </w:r>
+            <w:r>
+              <w:rPr>
+                <w:noProof/>
+                <w:webHidden/>
+              </w:rPr>
+              <w:tab/>
+            </w:r>
+            <w:r>
+              <w:rPr>
+                <w:noProof/>
+                <w:webHidden/>
+              </w:rPr>
+              <w:fldChar w:fldCharType="begin"/>
+            </w:r>
+            <w:r>
+              <w:rPr>
+                <w:noProof/>
+                <w:webHidden/>
+              </w:rPr>
+              <w:instrText xml:space="preserve"> PAGEREF _Toc227908408 \h </w:instrText>
+            </w:r>
+            <w:r>
+              <w:rPr>
+                <w:noProof/>
+                <w:webHidden/>
+              </w:rPr>
+            </w:r>
+            <w:r>
+              <w:rPr>
+                <w:noProof/>
+                <w:webHidden/>
+              </w:rPr>
+              <w:fldChar w:fldCharType="separate"/>
+            </w:r>
+            <w:r>
+              <w:rPr>
+                <w:noProof/>
+                <w:webHidden/>
+              </w:rPr>
+              <w:t>30</w:t>
+            </w:r>
+            <w:r>
+              <w:rPr>
+                <w:noProof/>
+                <w:webHidden/>
+              </w:rPr>
+              <w:fldChar w:fldCharType="end"/>
+            </w:r>
+          </w:hyperlink>
+        </w:p>
+        <w:p>
+          <w:pPr>
+            <w:pStyle w:val="Verzeichnis3"/>
+            <w:tabs>
+              <w:tab w:val="left" w:pos="1320"/>
+              <w:tab w:val="right" w:leader="dot" w:pos="9016"/>
+            </w:tabs>
+            <w:rPr>
+              <w:rFonts w:asciiTheme="minorHAnsi" w:eastAsiaTheme="minorEastAsia" w:hAnsiTheme="minorHAnsi" w:cstheme="minorBidi"/>
+              <w:noProof/>
+              <w:kern w:val="2"/>
+              <w:sz w:val="24"/>
+              <w:lang w:val="de-DE"/>
+              <w14:ligatures w14:val="standardContextual"/>
+            </w:rPr>
+          </w:pPr>
+          <w:hyperlink w:anchor="_Toc227908409" w:history="1">
+            <w:r>
+              <w:rPr>
+                <w:rStyle w:val="Hyperlink"/>
+                <w:noProof/>
+              </w:rPr>
+              <w:t>4.3.7</w:t>
+            </w:r>
+            <w:r>
+              <w:rPr>
+                <w:rFonts w:asciiTheme="minorHAnsi" w:eastAsiaTheme="minorEastAsia" w:hAnsiTheme="minorHAnsi" w:cstheme="minorBidi"/>
+                <w:noProof/>
+                <w:kern w:val="2"/>
+                <w:sz w:val="24"/>
+                <w:lang w:val="de-DE"/>
+                <w14:ligatures w14:val="standardContextual"/>
+              </w:rPr>
+              <w:tab/>
+            </w:r>
+            <w:r>
+              <w:rPr>
+                <w:rStyle w:val="Hyperlink"/>
+                <w:noProof/>
+              </w:rPr>
+              <w:t>Struktogramm</w:t>
+            </w:r>
+            <w:r>
+              <w:rPr>
+                <w:noProof/>
+                <w:webHidden/>
+              </w:rPr>
+              <w:tab/>
+            </w:r>
+            <w:r>
+              <w:rPr>
+                <w:noProof/>
+                <w:webHidden/>
+              </w:rPr>
+              <w:fldChar w:fldCharType="begin"/>
+            </w:r>
+            <w:r>
+              <w:rPr>
+                <w:noProof/>
+                <w:webHidden/>
+              </w:rPr>
+              <w:instrText xml:space="preserve"> PAGEREF _Toc227908409 \h </w:instrText>
+            </w:r>
+            <w:r>
+              <w:rPr>
+                <w:noProof/>
+                <w:webHidden/>
+              </w:rPr>
+            </w:r>
+            <w:r>
+              <w:rPr>
+                <w:noProof/>
+                <w:webHidden/>
+              </w:rPr>
+              <w:fldChar w:fldCharType="separate"/>
+            </w:r>
+            <w:r>
+              <w:rPr>
+                <w:noProof/>
+                <w:webHidden/>
+              </w:rPr>
+              <w:t>31</w:t>
             </w:r>
             <w:r>
               <w:rPr>
@@ -3351,11 +3719,11 @@
               <w:noProof/>
               <w:kern w:val="2"/>
               <w:sz w:val="24"/>
-              <w:lang w:eastAsia="de-CH"/>
+              <w:lang w:val="de-DE"/>
               <w14:ligatures w14:val="standardContextual"/>
             </w:rPr>
           </w:pPr>
-          <w:hyperlink w:anchor="_Toc227856289" w:history="1">
+          <w:hyperlink w:anchor="_Toc227908410" w:history="1">
             <w:r>
               <w:rPr>
                 <w:rStyle w:val="Hyperlink"/>
@@ -3371,7 +3739,7 @@
                 <w:noProof/>
                 <w:kern w:val="2"/>
                 <w:sz w:val="24"/>
-                <w:lang w:eastAsia="de-CH"/>
+                <w:lang w:val="de-DE"/>
                 <w14:ligatures w14:val="standardContextual"/>
               </w:rPr>
               <w:tab/>
@@ -3402,7 +3770,7 @@
                 <w:noProof/>
                 <w:webHidden/>
               </w:rPr>
-              <w:instrText xml:space="preserve"> PAGEREF _Toc227856289 \h </w:instrText>
+              <w:instrText xml:space="preserve"> PAGEREF _Toc227908410 \h </w:instrText>
             </w:r>
             <w:r>
               <w:rPr>
@@ -3422,7 +3790,7 @@
                 <w:noProof/>
                 <w:webHidden/>
               </w:rPr>
-              <w:t>29</w:t>
+              <w:t>32</w:t>
             </w:r>
             <w:r>
               <w:rPr>
@@ -3446,11 +3814,11 @@
               <w:noProof/>
               <w:kern w:val="2"/>
               <w:sz w:val="24"/>
-              <w:lang w:eastAsia="de-CH"/>
+              <w:lang w:val="de-DE"/>
               <w14:ligatures w14:val="standardContextual"/>
             </w:rPr>
           </w:pPr>
-          <w:hyperlink w:anchor="_Toc227856290" w:history="1">
+          <w:hyperlink w:anchor="_Toc227908411" w:history="1">
             <w:r>
               <w:rPr>
                 <w:rStyle w:val="Hyperlink"/>
@@ -3465,7 +3833,7 @@
                 <w:noProof/>
                 <w:kern w:val="2"/>
                 <w:sz w:val="24"/>
-                <w:lang w:eastAsia="de-CH"/>
+                <w:lang w:val="de-DE"/>
                 <w14:ligatures w14:val="standardContextual"/>
               </w:rPr>
               <w:tab/>
@@ -3496,7 +3864,7 @@
                 <w:noProof/>
                 <w:webHidden/>
               </w:rPr>
-              <w:instrText xml:space="preserve"> PAGEREF _Toc227856290 \h </w:instrText>
+              <w:instrText xml:space="preserve"> PAGEREF _Toc227908411 \h </w:instrText>
             </w:r>
             <w:r>
               <w:rPr>
@@ -3516,7 +3884,7 @@
                 <w:noProof/>
                 <w:webHidden/>
               </w:rPr>
-              <w:t>29</w:t>
+              <w:t>32</w:t>
             </w:r>
             <w:r>
               <w:rPr>
@@ -3540,11 +3908,11 @@
               <w:noProof/>
               <w:kern w:val="2"/>
               <w:sz w:val="24"/>
-              <w:lang w:eastAsia="de-CH"/>
+              <w:lang w:val="de-DE"/>
               <w14:ligatures w14:val="standardContextual"/>
             </w:rPr>
           </w:pPr>
-          <w:hyperlink w:anchor="_Toc227856291" w:history="1">
+          <w:hyperlink w:anchor="_Toc227908412" w:history="1">
             <w:r>
               <w:rPr>
                 <w:rStyle w:val="Hyperlink"/>
@@ -3559,7 +3927,7 @@
                 <w:noProof/>
                 <w:kern w:val="2"/>
                 <w:sz w:val="24"/>
-                <w:lang w:eastAsia="de-CH"/>
+                <w:lang w:val="de-DE"/>
                 <w14:ligatures w14:val="standardContextual"/>
               </w:rPr>
               <w:tab/>
@@ -3590,7 +3958,7 @@
                 <w:noProof/>
                 <w:webHidden/>
               </w:rPr>
-              <w:instrText xml:space="preserve"> PAGEREF _Toc227856291 \h </w:instrText>
+              <w:instrText xml:space="preserve"> PAGEREF _Toc227908412 \h </w:instrText>
             </w:r>
             <w:r>
               <w:rPr>
@@ -3610,7 +3978,7 @@
                 <w:noProof/>
                 <w:webHidden/>
               </w:rPr>
-              <w:t>29</w:t>
+              <w:t>32</w:t>
             </w:r>
             <w:r>
               <w:rPr>
@@ -3633,11 +4001,11 @@
               <w:noProof/>
               <w:kern w:val="2"/>
               <w:sz w:val="24"/>
-              <w:lang w:eastAsia="de-CH"/>
+              <w:lang w:val="de-DE"/>
               <w14:ligatures w14:val="standardContextual"/>
             </w:rPr>
           </w:pPr>
-          <w:hyperlink w:anchor="_Toc227856292" w:history="1">
+          <w:hyperlink w:anchor="_Toc227908413" w:history="1">
             <w:r>
               <w:rPr>
                 <w:rStyle w:val="Hyperlink"/>
@@ -3651,7 +4019,7 @@
                 <w:noProof/>
                 <w:kern w:val="2"/>
                 <w:sz w:val="24"/>
-                <w:lang w:eastAsia="de-CH"/>
+                <w:lang w:val="de-DE"/>
                 <w14:ligatures w14:val="standardContextual"/>
               </w:rPr>
               <w:tab/>
@@ -3682,7 +4050,7 @@
                 <w:noProof/>
                 <w:webHidden/>
               </w:rPr>
-              <w:instrText xml:space="preserve"> PAGEREF _Toc227856292 \h </w:instrText>
+              <w:instrText xml:space="preserve"> PAGEREF _Toc227908413 \h </w:instrText>
             </w:r>
             <w:r>
               <w:rPr>
@@ -3702,7 +4070,7 @@
                 <w:noProof/>
                 <w:webHidden/>
               </w:rPr>
-              <w:t>29</w:t>
+              <w:t>32</w:t>
             </w:r>
             <w:r>
               <w:rPr>
@@ -3725,11 +4093,11 @@
               <w:noProof/>
               <w:kern w:val="2"/>
               <w:sz w:val="24"/>
-              <w:lang w:eastAsia="de-CH"/>
+              <w:lang w:val="de-DE"/>
               <w14:ligatures w14:val="standardContextual"/>
             </w:rPr>
           </w:pPr>
-          <w:hyperlink w:anchor="_Toc227856293" w:history="1">
+          <w:hyperlink w:anchor="_Toc227908414" w:history="1">
             <w:r>
               <w:rPr>
                 <w:rStyle w:val="Hyperlink"/>
@@ -3743,7 +4111,7 @@
                 <w:noProof/>
                 <w:kern w:val="2"/>
                 <w:sz w:val="24"/>
-                <w:lang w:eastAsia="de-CH"/>
+                <w:lang w:val="de-DE"/>
                 <w14:ligatures w14:val="standardContextual"/>
               </w:rPr>
               <w:tab/>
@@ -3774,7 +4142,7 @@
                 <w:noProof/>
                 <w:webHidden/>
               </w:rPr>
-              <w:instrText xml:space="preserve"> PAGEREF _Toc227856293 \h </w:instrText>
+              <w:instrText xml:space="preserve"> PAGEREF _Toc227908414 \h </w:instrText>
             </w:r>
             <w:r>
               <w:rPr>
@@ -3794,7 +4162,7 @@
                 <w:noProof/>
                 <w:webHidden/>
               </w:rPr>
-              <w:t>30</w:t>
+              <w:t>33</w:t>
             </w:r>
             <w:r>
               <w:rPr>
@@ -3817,11 +4185,11 @@
               <w:noProof/>
               <w:kern w:val="2"/>
               <w:sz w:val="24"/>
-              <w:lang w:eastAsia="de-CH"/>
+              <w:lang w:val="de-DE"/>
               <w14:ligatures w14:val="standardContextual"/>
             </w:rPr>
           </w:pPr>
-          <w:hyperlink w:anchor="_Toc227856294" w:history="1">
+          <w:hyperlink w:anchor="_Toc227908415" w:history="1">
             <w:r>
               <w:rPr>
                 <w:rStyle w:val="Hyperlink"/>
@@ -3835,7 +4203,7 @@
                 <w:noProof/>
                 <w:kern w:val="2"/>
                 <w:sz w:val="24"/>
-                <w:lang w:eastAsia="de-CH"/>
+                <w:lang w:val="de-DE"/>
                 <w14:ligatures w14:val="standardContextual"/>
               </w:rPr>
               <w:tab/>
@@ -3866,7 +4234,7 @@
                 <w:noProof/>
                 <w:webHidden/>
               </w:rPr>
-              <w:instrText xml:space="preserve"> PAGEREF _Toc227856294 \h </w:instrText>
+              <w:instrText xml:space="preserve"> PAGEREF _Toc227908415 \h </w:instrText>
             </w:r>
             <w:r>
               <w:rPr>
@@ -3886,7 +4254,7 @@
                 <w:noProof/>
                 <w:webHidden/>
               </w:rPr>
-              <w:t>31</w:t>
+              <w:t>34</w:t>
             </w:r>
             <w:r>
               <w:rPr>
@@ -3909,11 +4277,11 @@
               <w:noProof/>
               <w:kern w:val="2"/>
               <w:sz w:val="24"/>
-              <w:lang w:eastAsia="de-CH"/>
+              <w:lang w:val="de-DE"/>
               <w14:ligatures w14:val="standardContextual"/>
             </w:rPr>
           </w:pPr>
-          <w:hyperlink w:anchor="_Toc227856295" w:history="1">
+          <w:hyperlink w:anchor="_Toc227908416" w:history="1">
             <w:r>
               <w:rPr>
                 <w:rStyle w:val="Hyperlink"/>
@@ -3927,7 +4295,7 @@
                 <w:noProof/>
                 <w:kern w:val="2"/>
                 <w:sz w:val="24"/>
-                <w:lang w:eastAsia="de-CH"/>
+                <w:lang w:val="de-DE"/>
                 <w14:ligatures w14:val="standardContextual"/>
               </w:rPr>
               <w:tab/>
@@ -3958,7 +4326,7 @@
                 <w:noProof/>
                 <w:webHidden/>
               </w:rPr>
-              <w:instrText xml:space="preserve"> PAGEREF _Toc227856295 \h </w:instrText>
+              <w:instrText xml:space="preserve"> PAGEREF _Toc227908416 \h </w:instrText>
             </w:r>
             <w:r>
               <w:rPr>
@@ -3978,7 +4346,7 @@
                 <w:noProof/>
                 <w:webHidden/>
               </w:rPr>
-              <w:t>33</w:t>
+              <w:t>35</w:t>
             </w:r>
             <w:r>
               <w:rPr>
@@ -4001,11 +4369,11 @@
               <w:noProof/>
               <w:kern w:val="2"/>
               <w:sz w:val="24"/>
-              <w:lang w:eastAsia="de-CH"/>
+              <w:lang w:val="de-DE"/>
               <w14:ligatures w14:val="standardContextual"/>
             </w:rPr>
           </w:pPr>
-          <w:hyperlink w:anchor="_Toc227856296" w:history="1">
+          <w:hyperlink w:anchor="_Toc227908417" w:history="1">
             <w:r>
               <w:rPr>
                 <w:rStyle w:val="Hyperlink"/>
@@ -4019,7 +4387,7 @@
                 <w:noProof/>
                 <w:kern w:val="2"/>
                 <w:sz w:val="24"/>
-                <w:lang w:eastAsia="de-CH"/>
+                <w:lang w:val="de-DE"/>
                 <w14:ligatures w14:val="standardContextual"/>
               </w:rPr>
               <w:tab/>
@@ -4050,7 +4418,7 @@
                 <w:noProof/>
                 <w:webHidden/>
               </w:rPr>
-              <w:instrText xml:space="preserve"> PAGEREF _Toc227856296 \h </w:instrText>
+              <w:instrText xml:space="preserve"> PAGEREF _Toc227908417 \h </w:instrText>
             </w:r>
             <w:r>
               <w:rPr>
@@ -4070,7 +4438,7 @@
                 <w:noProof/>
                 <w:webHidden/>
               </w:rPr>
-              <w:t>34</w:t>
+              <w:t>36</w:t>
             </w:r>
             <w:r>
               <w:rPr>
@@ -4095,11 +4463,11 @@
               <w:noProof/>
               <w:kern w:val="2"/>
               <w:sz w:val="24"/>
-              <w:lang w:eastAsia="de-CH"/>
+              <w:lang w:val="de-DE"/>
               <w14:ligatures w14:val="standardContextual"/>
             </w:rPr>
           </w:pPr>
-          <w:hyperlink w:anchor="_Toc227856297" w:history="1">
+          <w:hyperlink w:anchor="_Toc227908418" w:history="1">
             <w:r>
               <w:rPr>
                 <w:rStyle w:val="Hyperlink"/>
@@ -4115,7 +4483,7 @@
                 <w:noProof/>
                 <w:kern w:val="2"/>
                 <w:sz w:val="24"/>
-                <w:lang w:eastAsia="de-CH"/>
+                <w:lang w:val="de-DE"/>
                 <w14:ligatures w14:val="standardContextual"/>
               </w:rPr>
               <w:tab/>
@@ -4146,7 +4514,7 @@
                 <w:noProof/>
                 <w:webHidden/>
               </w:rPr>
-              <w:instrText xml:space="preserve"> PAGEREF _Toc227856297 \h </w:instrText>
+              <w:instrText xml:space="preserve"> PAGEREF _Toc227908418 \h </w:instrText>
             </w:r>
             <w:r>
               <w:rPr>
@@ -4166,7 +4534,7 @@
                 <w:noProof/>
                 <w:webHidden/>
               </w:rPr>
-              <w:t>35</w:t>
+              <w:t>37</w:t>
             </w:r>
             <w:r>
               <w:rPr>
@@ -4190,11 +4558,11 @@
               <w:noProof/>
               <w:kern w:val="2"/>
               <w:sz w:val="24"/>
-              <w:lang w:eastAsia="de-CH"/>
+              <w:lang w:val="de-DE"/>
               <w14:ligatures w14:val="standardContextual"/>
             </w:rPr>
           </w:pPr>
-          <w:hyperlink w:anchor="_Toc227856298" w:history="1">
+          <w:hyperlink w:anchor="_Toc227908419" w:history="1">
             <w:r>
               <w:rPr>
                 <w:rStyle w:val="Hyperlink"/>
@@ -4209,7 +4577,7 @@
                 <w:noProof/>
                 <w:kern w:val="2"/>
                 <w:sz w:val="24"/>
-                <w:lang w:eastAsia="de-CH"/>
+                <w:lang w:val="de-DE"/>
                 <w14:ligatures w14:val="standardContextual"/>
               </w:rPr>
               <w:tab/>
@@ -4240,7 +4608,7 @@
                 <w:noProof/>
                 <w:webHidden/>
               </w:rPr>
-              <w:instrText xml:space="preserve"> PAGEREF _Toc227856298 \h </w:instrText>
+              <w:instrText xml:space="preserve"> PAGEREF _Toc227908419 \h </w:instrText>
             </w:r>
             <w:r>
               <w:rPr>
@@ -4260,7 +4628,7 @@
                 <w:noProof/>
                 <w:webHidden/>
               </w:rPr>
-              <w:t>35</w:t>
+              <w:t>37</w:t>
             </w:r>
             <w:r>
               <w:rPr>
@@ -4284,11 +4652,11 @@
               <w:noProof/>
               <w:kern w:val="2"/>
               <w:sz w:val="24"/>
-              <w:lang w:eastAsia="de-CH"/>
+              <w:lang w:val="de-DE"/>
               <w14:ligatures w14:val="standardContextual"/>
             </w:rPr>
           </w:pPr>
-          <w:hyperlink w:anchor="_Toc227856299" w:history="1">
+          <w:hyperlink w:anchor="_Toc227908420" w:history="1">
             <w:r>
               <w:rPr>
                 <w:rStyle w:val="Hyperlink"/>
@@ -4303,7 +4671,7 @@
                 <w:noProof/>
                 <w:kern w:val="2"/>
                 <w:sz w:val="24"/>
-                <w:lang w:eastAsia="de-CH"/>
+                <w:lang w:val="de-DE"/>
                 <w14:ligatures w14:val="standardContextual"/>
               </w:rPr>
               <w:tab/>
@@ -4334,7 +4702,7 @@
                 <w:noProof/>
                 <w:webHidden/>
               </w:rPr>
-              <w:instrText xml:space="preserve"> PAGEREF _Toc227856299 \h </w:instrText>
+              <w:instrText xml:space="preserve"> PAGEREF _Toc227908420 \h </w:instrText>
             </w:r>
             <w:r>
               <w:rPr>
@@ -4354,7 +4722,7 @@
                 <w:noProof/>
                 <w:webHidden/>
               </w:rPr>
-              <w:t>35</w:t>
+              <w:t>37</w:t>
             </w:r>
             <w:r>
               <w:rPr>
@@ -4378,11 +4746,11 @@
               <w:noProof/>
               <w:kern w:val="2"/>
               <w:sz w:val="24"/>
-              <w:lang w:eastAsia="de-CH"/>
+              <w:lang w:val="de-DE"/>
               <w14:ligatures w14:val="standardContextual"/>
             </w:rPr>
           </w:pPr>
-          <w:hyperlink w:anchor="_Toc227856300" w:history="1">
+          <w:hyperlink w:anchor="_Toc227908421" w:history="1">
             <w:r>
               <w:rPr>
                 <w:rStyle w:val="Hyperlink"/>
@@ -4397,7 +4765,7 @@
                 <w:noProof/>
                 <w:kern w:val="2"/>
                 <w:sz w:val="24"/>
-                <w:lang w:eastAsia="de-CH"/>
+                <w:lang w:val="de-DE"/>
                 <w14:ligatures w14:val="standardContextual"/>
               </w:rPr>
               <w:tab/>
@@ -4428,7 +4796,7 @@
                 <w:noProof/>
                 <w:webHidden/>
               </w:rPr>
-              <w:instrText xml:space="preserve"> PAGEREF _Toc227856300 \h </w:instrText>
+              <w:instrText xml:space="preserve"> PAGEREF _Toc227908421 \h </w:instrText>
             </w:r>
             <w:r>
               <w:rPr>
@@ -4448,7 +4816,7 @@
                 <w:noProof/>
                 <w:webHidden/>
               </w:rPr>
-              <w:t>36</w:t>
+              <w:t>38</w:t>
             </w:r>
             <w:r>
               <w:rPr>
@@ -4472,11 +4840,11 @@
               <w:noProof/>
               <w:kern w:val="2"/>
               <w:sz w:val="24"/>
-              <w:lang w:eastAsia="de-CH"/>
+              <w:lang w:val="de-DE"/>
               <w14:ligatures w14:val="standardContextual"/>
             </w:rPr>
           </w:pPr>
-          <w:hyperlink w:anchor="_Toc227856301" w:history="1">
+          <w:hyperlink w:anchor="_Toc227908422" w:history="1">
             <w:r>
               <w:rPr>
                 <w:rStyle w:val="Hyperlink"/>
@@ -4491,7 +4859,7 @@
                 <w:noProof/>
                 <w:kern w:val="2"/>
                 <w:sz w:val="24"/>
-                <w:lang w:eastAsia="de-CH"/>
+                <w:lang w:val="de-DE"/>
                 <w14:ligatures w14:val="standardContextual"/>
               </w:rPr>
               <w:tab/>
@@ -4522,7 +4890,7 @@
                 <w:noProof/>
                 <w:webHidden/>
               </w:rPr>
-              <w:instrText xml:space="preserve"> PAGEREF _Toc227856301 \h </w:instrText>
+              <w:instrText xml:space="preserve"> PAGEREF _Toc227908422 \h </w:instrText>
             </w:r>
             <w:r>
               <w:rPr>
@@ -4542,7 +4910,7 @@
                 <w:noProof/>
                 <w:webHidden/>
               </w:rPr>
-              <w:t>37</w:t>
+              <w:t>39</w:t>
             </w:r>
             <w:r>
               <w:rPr>
@@ -4587,7 +4955,7 @@
       <w:bookmarkStart w:id="2" w:name="_Hlk179438198"/>
       <w:bookmarkStart w:id="3" w:name="_Toc365292059"/>
       <w:bookmarkStart w:id="4" w:name="_Toc511835619"/>
-      <w:bookmarkStart w:id="5" w:name="_Toc227856269"/>
+      <w:bookmarkStart w:id="5" w:name="_Toc227908386"/>
       <w:r>
         <w:rPr>
           <w:rFonts w:cs="Arial"/>
@@ -4683,7 +5051,7 @@
       <w:pPr>
         <w:pStyle w:val="berschrift1"/>
       </w:pPr>
-      <w:bookmarkStart w:id="6" w:name="_Toc227856270"/>
+      <w:bookmarkStart w:id="6" w:name="_Toc227908387"/>
       <w:r>
         <w:lastRenderedPageBreak/>
         <w:t>Bewertung</w:t>
@@ -4694,18 +5062,11 @@
       <w:pPr>
         <w:pStyle w:val="berschrift2"/>
       </w:pPr>
-      <w:bookmarkStart w:id="7" w:name="_Toc227856271"/>
+      <w:bookmarkStart w:id="7" w:name="_Toc227908388"/>
       <w:r>
         <w:t>Tabelle</w:t>
       </w:r>
       <w:bookmarkEnd w:id="7"/>
-    </w:p>
-    <w:p>
-      <w:pPr>
-        <w:rPr>
-          <w:lang w:eastAsia="en-US"/>
-        </w:rPr>
-      </w:pPr>
     </w:p>
     <w:tbl>
       <w:tblPr>
@@ -4727,7 +5088,7 @@
         </w:trPr>
         <w:tc>
           <w:tcPr>
-            <w:tcW w:w="1923" w:type="pct"/>
+            <w:tcW w:w="1928" w:type="pct"/>
             <w:gridSpan w:val="2"/>
             <w:shd w:val="clear" w:color="auto" w:fill="EE0000"/>
             <w:vAlign w:val="center"/>
@@ -4748,7 +5109,7 @@
         </w:tc>
         <w:tc>
           <w:tcPr>
-            <w:tcW w:w="769" w:type="pct"/>
+            <w:tcW w:w="768" w:type="pct"/>
             <w:shd w:val="clear" w:color="auto" w:fill="EE0000"/>
             <w:vAlign w:val="center"/>
           </w:tcPr>
@@ -4779,7 +5140,7 @@
         </w:tc>
         <w:tc>
           <w:tcPr>
-            <w:tcW w:w="769" w:type="pct"/>
+            <w:tcW w:w="768" w:type="pct"/>
             <w:shd w:val="clear" w:color="auto" w:fill="EE0000"/>
             <w:vAlign w:val="center"/>
           </w:tcPr>
@@ -4810,7 +5171,7 @@
         </w:tc>
         <w:tc>
           <w:tcPr>
-            <w:tcW w:w="769" w:type="pct"/>
+            <w:tcW w:w="768" w:type="pct"/>
             <w:shd w:val="clear" w:color="auto" w:fill="EE0000"/>
             <w:vAlign w:val="center"/>
           </w:tcPr>
@@ -4841,7 +5202,7 @@
         </w:tc>
         <w:tc>
           <w:tcPr>
-            <w:tcW w:w="769" w:type="pct"/>
+            <w:tcW w:w="768" w:type="pct"/>
             <w:shd w:val="clear" w:color="auto" w:fill="EE0000"/>
             <w:vAlign w:val="center"/>
           </w:tcPr>
@@ -4877,7 +5238,7 @@
         </w:trPr>
         <w:tc>
           <w:tcPr>
-            <w:tcW w:w="328" w:type="pct"/>
+            <w:tcW w:w="334" w:type="pct"/>
             <w:vMerge w:val="restart"/>
             <w:textDirection w:val="btLr"/>
             <w:vAlign w:val="center"/>
@@ -4912,7 +5273,7 @@
         </w:tc>
         <w:tc>
           <w:tcPr>
-            <w:tcW w:w="1595" w:type="pct"/>
+            <w:tcW w:w="1594" w:type="pct"/>
             <w:tcBorders>
               <w:bottom w:val="single" w:sz="4" w:space="0" w:color="000000"/>
             </w:tcBorders>
@@ -4933,7 +5294,7 @@
         </w:tc>
         <w:tc>
           <w:tcPr>
-            <w:tcW w:w="769" w:type="pct"/>
+            <w:tcW w:w="768" w:type="pct"/>
             <w:tcBorders>
               <w:bottom w:val="single" w:sz="4" w:space="0" w:color="000000"/>
             </w:tcBorders>
@@ -4951,7 +5312,7 @@
         </w:tc>
         <w:tc>
           <w:tcPr>
-            <w:tcW w:w="769" w:type="pct"/>
+            <w:tcW w:w="768" w:type="pct"/>
             <w:tcBorders>
               <w:bottom w:val="single" w:sz="4" w:space="0" w:color="000000"/>
             </w:tcBorders>
@@ -4969,7 +5330,7 @@
         </w:tc>
         <w:tc>
           <w:tcPr>
-            <w:tcW w:w="769" w:type="pct"/>
+            <w:tcW w:w="768" w:type="pct"/>
             <w:tcBorders>
               <w:bottom w:val="single" w:sz="4" w:space="0" w:color="000000"/>
             </w:tcBorders>
@@ -4987,7 +5348,7 @@
         </w:tc>
         <w:tc>
           <w:tcPr>
-            <w:tcW w:w="769" w:type="pct"/>
+            <w:tcW w:w="768" w:type="pct"/>
             <w:tcBorders>
               <w:bottom w:val="single" w:sz="4" w:space="0" w:color="000000"/>
             </w:tcBorders>
@@ -5010,7 +5371,7 @@
         </w:trPr>
         <w:tc>
           <w:tcPr>
-            <w:tcW w:w="328" w:type="pct"/>
+            <w:tcW w:w="334" w:type="pct"/>
             <w:vMerge/>
             <w:vAlign w:val="center"/>
           </w:tcPr>
@@ -5027,7 +5388,7 @@
         </w:tc>
         <w:tc>
           <w:tcPr>
-            <w:tcW w:w="1595" w:type="pct"/>
+            <w:tcW w:w="1594" w:type="pct"/>
             <w:tcBorders>
               <w:bottom w:val="single" w:sz="12" w:space="0" w:color="000000"/>
             </w:tcBorders>
@@ -5048,7 +5409,7 @@
         </w:tc>
         <w:tc>
           <w:tcPr>
-            <w:tcW w:w="769" w:type="pct"/>
+            <w:tcW w:w="768" w:type="pct"/>
             <w:tcBorders>
               <w:bottom w:val="single" w:sz="12" w:space="0" w:color="000000"/>
             </w:tcBorders>
@@ -5066,7 +5427,7 @@
         </w:tc>
         <w:tc>
           <w:tcPr>
-            <w:tcW w:w="769" w:type="pct"/>
+            <w:tcW w:w="768" w:type="pct"/>
             <w:tcBorders>
               <w:bottom w:val="single" w:sz="12" w:space="0" w:color="000000"/>
             </w:tcBorders>
@@ -5084,7 +5445,7 @@
         </w:tc>
         <w:tc>
           <w:tcPr>
-            <w:tcW w:w="769" w:type="pct"/>
+            <w:tcW w:w="768" w:type="pct"/>
             <w:tcBorders>
               <w:bottom w:val="single" w:sz="12" w:space="0" w:color="000000"/>
             </w:tcBorders>
@@ -5102,7 +5463,7 @@
         </w:tc>
         <w:tc>
           <w:tcPr>
-            <w:tcW w:w="769" w:type="pct"/>
+            <w:tcW w:w="768" w:type="pct"/>
             <w:tcBorders>
               <w:bottom w:val="single" w:sz="12" w:space="0" w:color="000000"/>
             </w:tcBorders>
@@ -5125,7 +5486,7 @@
         </w:trPr>
         <w:tc>
           <w:tcPr>
-            <w:tcW w:w="328" w:type="pct"/>
+            <w:tcW w:w="334" w:type="pct"/>
             <w:vMerge/>
             <w:tcBorders>
               <w:right w:val="single" w:sz="8" w:space="0" w:color="000000"/>
@@ -5145,7 +5506,7 @@
         </w:tc>
         <w:tc>
           <w:tcPr>
-            <w:tcW w:w="1595" w:type="pct"/>
+            <w:tcW w:w="1594" w:type="pct"/>
             <w:tcBorders>
               <w:top w:val="single" w:sz="12" w:space="0" w:color="000000"/>
               <w:left w:val="single" w:sz="8" w:space="0" w:color="000000"/>
@@ -5172,7 +5533,7 @@
         </w:tc>
         <w:tc>
           <w:tcPr>
-            <w:tcW w:w="769" w:type="pct"/>
+            <w:tcW w:w="768" w:type="pct"/>
             <w:tcBorders>
               <w:top w:val="single" w:sz="12" w:space="0" w:color="000000"/>
               <w:left w:val="single" w:sz="8" w:space="0" w:color="000000"/>
@@ -5193,7 +5554,7 @@
         </w:tc>
         <w:tc>
           <w:tcPr>
-            <w:tcW w:w="769" w:type="pct"/>
+            <w:tcW w:w="768" w:type="pct"/>
             <w:tcBorders>
               <w:top w:val="single" w:sz="12" w:space="0" w:color="000000"/>
               <w:left w:val="single" w:sz="8" w:space="0" w:color="000000"/>
@@ -5214,7 +5575,7 @@
         </w:tc>
         <w:tc>
           <w:tcPr>
-            <w:tcW w:w="769" w:type="pct"/>
+            <w:tcW w:w="768" w:type="pct"/>
             <w:tcBorders>
               <w:top w:val="single" w:sz="12" w:space="0" w:color="000000"/>
               <w:left w:val="single" w:sz="8" w:space="0" w:color="000000"/>
@@ -5235,7 +5596,7 @@
         </w:tc>
         <w:tc>
           <w:tcPr>
-            <w:tcW w:w="769" w:type="pct"/>
+            <w:tcW w:w="768" w:type="pct"/>
             <w:tcBorders>
               <w:top w:val="single" w:sz="12" w:space="0" w:color="000000"/>
               <w:left w:val="single" w:sz="8" w:space="0" w:color="000000"/>
@@ -5261,7 +5622,7 @@
         </w:trPr>
         <w:tc>
           <w:tcPr>
-            <w:tcW w:w="328" w:type="pct"/>
+            <w:tcW w:w="334" w:type="pct"/>
             <w:vMerge w:val="restart"/>
             <w:textDirection w:val="btLr"/>
             <w:vAlign w:val="center"/>
@@ -5295,7 +5656,7 @@
         </w:tc>
         <w:tc>
           <w:tcPr>
-            <w:tcW w:w="1595" w:type="pct"/>
+            <w:tcW w:w="1594" w:type="pct"/>
             <w:tcBorders>
               <w:top w:val="single" w:sz="8" w:space="0" w:color="000000"/>
               <w:bottom w:val="single" w:sz="4" w:space="0" w:color="000000"/>
@@ -5317,7 +5678,7 @@
         </w:tc>
         <w:tc>
           <w:tcPr>
-            <w:tcW w:w="769" w:type="pct"/>
+            <w:tcW w:w="768" w:type="pct"/>
             <w:tcBorders>
               <w:top w:val="single" w:sz="8" w:space="0" w:color="000000"/>
               <w:bottom w:val="single" w:sz="4" w:space="0" w:color="000000"/>
@@ -5336,7 +5697,7 @@
         </w:tc>
         <w:tc>
           <w:tcPr>
-            <w:tcW w:w="769" w:type="pct"/>
+            <w:tcW w:w="768" w:type="pct"/>
             <w:tcBorders>
               <w:top w:val="single" w:sz="8" w:space="0" w:color="000000"/>
               <w:bottom w:val="single" w:sz="4" w:space="0" w:color="000000"/>
@@ -5355,7 +5716,7 @@
         </w:tc>
         <w:tc>
           <w:tcPr>
-            <w:tcW w:w="769" w:type="pct"/>
+            <w:tcW w:w="768" w:type="pct"/>
             <w:tcBorders>
               <w:top w:val="single" w:sz="8" w:space="0" w:color="000000"/>
               <w:bottom w:val="single" w:sz="4" w:space="0" w:color="000000"/>
@@ -5374,7 +5735,7 @@
         </w:tc>
         <w:tc>
           <w:tcPr>
-            <w:tcW w:w="769" w:type="pct"/>
+            <w:tcW w:w="768" w:type="pct"/>
             <w:tcBorders>
               <w:top w:val="single" w:sz="8" w:space="0" w:color="000000"/>
               <w:bottom w:val="single" w:sz="4" w:space="0" w:color="000000"/>
@@ -5398,7 +5759,7 @@
         </w:trPr>
         <w:tc>
           <w:tcPr>
-            <w:tcW w:w="328" w:type="pct"/>
+            <w:tcW w:w="334" w:type="pct"/>
             <w:vMerge/>
             <w:vAlign w:val="center"/>
           </w:tcPr>
@@ -5415,7 +5776,7 @@
         </w:tc>
         <w:tc>
           <w:tcPr>
-            <w:tcW w:w="1595" w:type="pct"/>
+            <w:tcW w:w="1594" w:type="pct"/>
             <w:tcBorders>
               <w:bottom w:val="single" w:sz="12" w:space="0" w:color="000000"/>
             </w:tcBorders>
@@ -5436,7 +5797,7 @@
         </w:tc>
         <w:tc>
           <w:tcPr>
-            <w:tcW w:w="769" w:type="pct"/>
+            <w:tcW w:w="768" w:type="pct"/>
             <w:tcBorders>
               <w:bottom w:val="single" w:sz="12" w:space="0" w:color="000000"/>
             </w:tcBorders>
@@ -5454,7 +5815,7 @@
         </w:tc>
         <w:tc>
           <w:tcPr>
-            <w:tcW w:w="769" w:type="pct"/>
+            <w:tcW w:w="768" w:type="pct"/>
             <w:tcBorders>
               <w:bottom w:val="single" w:sz="12" w:space="0" w:color="000000"/>
             </w:tcBorders>
@@ -5472,7 +5833,7 @@
         </w:tc>
         <w:tc>
           <w:tcPr>
-            <w:tcW w:w="769" w:type="pct"/>
+            <w:tcW w:w="768" w:type="pct"/>
             <w:tcBorders>
               <w:bottom w:val="single" w:sz="12" w:space="0" w:color="000000"/>
             </w:tcBorders>
@@ -5490,7 +5851,7 @@
         </w:tc>
         <w:tc>
           <w:tcPr>
-            <w:tcW w:w="769" w:type="pct"/>
+            <w:tcW w:w="768" w:type="pct"/>
             <w:tcBorders>
               <w:bottom w:val="single" w:sz="12" w:space="0" w:color="000000"/>
             </w:tcBorders>
@@ -5513,7 +5874,7 @@
         </w:trPr>
         <w:tc>
           <w:tcPr>
-            <w:tcW w:w="328" w:type="pct"/>
+            <w:tcW w:w="334" w:type="pct"/>
             <w:vMerge/>
             <w:vAlign w:val="center"/>
           </w:tcPr>
@@ -5530,7 +5891,7 @@
         </w:tc>
         <w:tc>
           <w:tcPr>
-            <w:tcW w:w="1595" w:type="pct"/>
+            <w:tcW w:w="1594" w:type="pct"/>
             <w:tcBorders>
               <w:top w:val="single" w:sz="12" w:space="0" w:color="000000"/>
               <w:bottom w:val="single" w:sz="4" w:space="0" w:color="000000"/>
@@ -5555,7 +5916,7 @@
         </w:tc>
         <w:tc>
           <w:tcPr>
-            <w:tcW w:w="769" w:type="pct"/>
+            <w:tcW w:w="768" w:type="pct"/>
             <w:tcBorders>
               <w:top w:val="single" w:sz="12" w:space="0" w:color="000000"/>
               <w:bottom w:val="single" w:sz="4" w:space="0" w:color="000000"/>
@@ -5574,7 +5935,7 @@
         </w:tc>
         <w:tc>
           <w:tcPr>
-            <w:tcW w:w="769" w:type="pct"/>
+            <w:tcW w:w="768" w:type="pct"/>
             <w:tcBorders>
               <w:top w:val="single" w:sz="12" w:space="0" w:color="000000"/>
               <w:bottom w:val="single" w:sz="4" w:space="0" w:color="000000"/>
@@ -5593,7 +5954,7 @@
         </w:tc>
         <w:tc>
           <w:tcPr>
-            <w:tcW w:w="769" w:type="pct"/>
+            <w:tcW w:w="768" w:type="pct"/>
             <w:tcBorders>
               <w:top w:val="single" w:sz="12" w:space="0" w:color="000000"/>
               <w:bottom w:val="single" w:sz="4" w:space="0" w:color="000000"/>
@@ -5612,7 +5973,7 @@
         </w:tc>
         <w:tc>
           <w:tcPr>
-            <w:tcW w:w="769" w:type="pct"/>
+            <w:tcW w:w="768" w:type="pct"/>
             <w:tcBorders>
               <w:top w:val="single" w:sz="12" w:space="0" w:color="000000"/>
               <w:bottom w:val="single" w:sz="4" w:space="0" w:color="000000"/>
@@ -5636,7 +5997,7 @@
         </w:trPr>
         <w:tc>
           <w:tcPr>
-            <w:tcW w:w="328" w:type="pct"/>
+            <w:tcW w:w="334" w:type="pct"/>
             <w:vMerge w:val="restart"/>
             <w:textDirection w:val="btLr"/>
             <w:vAlign w:val="center"/>
@@ -5670,7 +6031,7 @@
         </w:tc>
         <w:tc>
           <w:tcPr>
-            <w:tcW w:w="1595" w:type="pct"/>
+            <w:tcW w:w="1594" w:type="pct"/>
             <w:tcBorders>
               <w:bottom w:val="single" w:sz="4" w:space="0" w:color="000000"/>
             </w:tcBorders>
@@ -5691,7 +6052,7 @@
         </w:tc>
         <w:tc>
           <w:tcPr>
-            <w:tcW w:w="769" w:type="pct"/>
+            <w:tcW w:w="768" w:type="pct"/>
             <w:tcBorders>
               <w:bottom w:val="single" w:sz="4" w:space="0" w:color="000000"/>
             </w:tcBorders>
@@ -5709,7 +6070,7 @@
         </w:tc>
         <w:tc>
           <w:tcPr>
-            <w:tcW w:w="769" w:type="pct"/>
+            <w:tcW w:w="768" w:type="pct"/>
             <w:tcBorders>
               <w:bottom w:val="single" w:sz="4" w:space="0" w:color="000000"/>
             </w:tcBorders>
@@ -5727,7 +6088,7 @@
         </w:tc>
         <w:tc>
           <w:tcPr>
-            <w:tcW w:w="769" w:type="pct"/>
+            <w:tcW w:w="768" w:type="pct"/>
             <w:tcBorders>
               <w:bottom w:val="single" w:sz="4" w:space="0" w:color="000000"/>
             </w:tcBorders>
@@ -5745,7 +6106,7 @@
         </w:tc>
         <w:tc>
           <w:tcPr>
-            <w:tcW w:w="769" w:type="pct"/>
+            <w:tcW w:w="768" w:type="pct"/>
             <w:tcBorders>
               <w:bottom w:val="single" w:sz="4" w:space="0" w:color="000000"/>
             </w:tcBorders>
@@ -5768,7 +6129,7 @@
         </w:trPr>
         <w:tc>
           <w:tcPr>
-            <w:tcW w:w="328" w:type="pct"/>
+            <w:tcW w:w="334" w:type="pct"/>
             <w:vMerge/>
             <w:vAlign w:val="center"/>
           </w:tcPr>
@@ -5785,7 +6146,7 @@
         </w:tc>
         <w:tc>
           <w:tcPr>
-            <w:tcW w:w="1595" w:type="pct"/>
+            <w:tcW w:w="1594" w:type="pct"/>
             <w:tcBorders>
               <w:bottom w:val="single" w:sz="12" w:space="0" w:color="000000"/>
             </w:tcBorders>
@@ -5806,7 +6167,7 @@
         </w:tc>
         <w:tc>
           <w:tcPr>
-            <w:tcW w:w="769" w:type="pct"/>
+            <w:tcW w:w="768" w:type="pct"/>
             <w:tcBorders>
               <w:bottom w:val="single" w:sz="12" w:space="0" w:color="000000"/>
             </w:tcBorders>
@@ -5824,7 +6185,7 @@
         </w:tc>
         <w:tc>
           <w:tcPr>
-            <w:tcW w:w="769" w:type="pct"/>
+            <w:tcW w:w="768" w:type="pct"/>
             <w:tcBorders>
               <w:bottom w:val="single" w:sz="12" w:space="0" w:color="000000"/>
             </w:tcBorders>
@@ -5842,7 +6203,7 @@
         </w:tc>
         <w:tc>
           <w:tcPr>
-            <w:tcW w:w="769" w:type="pct"/>
+            <w:tcW w:w="768" w:type="pct"/>
             <w:tcBorders>
               <w:bottom w:val="single" w:sz="12" w:space="0" w:color="000000"/>
             </w:tcBorders>
@@ -5860,7 +6221,7 @@
         </w:tc>
         <w:tc>
           <w:tcPr>
-            <w:tcW w:w="769" w:type="pct"/>
+            <w:tcW w:w="768" w:type="pct"/>
             <w:tcBorders>
               <w:bottom w:val="single" w:sz="12" w:space="0" w:color="000000"/>
             </w:tcBorders>
@@ -5883,7 +6244,7 @@
         </w:trPr>
         <w:tc>
           <w:tcPr>
-            <w:tcW w:w="328" w:type="pct"/>
+            <w:tcW w:w="334" w:type="pct"/>
             <w:vMerge/>
             <w:tcBorders>
               <w:bottom w:val="single" w:sz="18" w:space="0" w:color="000000"/>
@@ -5903,7 +6264,7 @@
         </w:tc>
         <w:tc>
           <w:tcPr>
-            <w:tcW w:w="1595" w:type="pct"/>
+            <w:tcW w:w="1594" w:type="pct"/>
             <w:tcBorders>
               <w:top w:val="single" w:sz="12" w:space="0" w:color="000000"/>
               <w:bottom w:val="single" w:sz="18" w:space="0" w:color="000000"/>
@@ -5928,7 +6289,7 @@
         </w:tc>
         <w:tc>
           <w:tcPr>
-            <w:tcW w:w="769" w:type="pct"/>
+            <w:tcW w:w="768" w:type="pct"/>
             <w:tcBorders>
               <w:top w:val="single" w:sz="12" w:space="0" w:color="000000"/>
               <w:bottom w:val="single" w:sz="18" w:space="0" w:color="000000"/>
@@ -5947,7 +6308,7 @@
         </w:tc>
         <w:tc>
           <w:tcPr>
-            <w:tcW w:w="769" w:type="pct"/>
+            <w:tcW w:w="768" w:type="pct"/>
             <w:tcBorders>
               <w:top w:val="single" w:sz="12" w:space="0" w:color="000000"/>
               <w:bottom w:val="single" w:sz="18" w:space="0" w:color="000000"/>
@@ -5966,7 +6327,7 @@
         </w:tc>
         <w:tc>
           <w:tcPr>
-            <w:tcW w:w="769" w:type="pct"/>
+            <w:tcW w:w="768" w:type="pct"/>
             <w:tcBorders>
               <w:top w:val="single" w:sz="12" w:space="0" w:color="000000"/>
               <w:bottom w:val="single" w:sz="18" w:space="0" w:color="000000"/>
@@ -5985,7 +6346,7 @@
         </w:tc>
         <w:tc>
           <w:tcPr>
-            <w:tcW w:w="769" w:type="pct"/>
+            <w:tcW w:w="768" w:type="pct"/>
             <w:tcBorders>
               <w:top w:val="single" w:sz="12" w:space="0" w:color="000000"/>
               <w:bottom w:val="single" w:sz="18" w:space="0" w:color="000000"/>
@@ -6009,7 +6370,7 @@
         </w:trPr>
         <w:tc>
           <w:tcPr>
-            <w:tcW w:w="1923" w:type="pct"/>
+            <w:tcW w:w="1928" w:type="pct"/>
             <w:gridSpan w:val="2"/>
             <w:tcBorders>
               <w:top w:val="single" w:sz="18" w:space="0" w:color="000000"/>
@@ -6038,7 +6399,7 @@
         </w:tc>
         <w:tc>
           <w:tcPr>
-            <w:tcW w:w="769" w:type="pct"/>
+            <w:tcW w:w="768" w:type="pct"/>
             <w:tcBorders>
               <w:top w:val="single" w:sz="18" w:space="0" w:color="000000"/>
               <w:left w:val="single" w:sz="4" w:space="0" w:color="000000"/>
@@ -6059,7 +6420,7 @@
         </w:tc>
         <w:tc>
           <w:tcPr>
-            <w:tcW w:w="769" w:type="pct"/>
+            <w:tcW w:w="768" w:type="pct"/>
             <w:tcBorders>
               <w:top w:val="single" w:sz="18" w:space="0" w:color="000000"/>
               <w:left w:val="single" w:sz="4" w:space="0" w:color="000000"/>
@@ -6080,7 +6441,7 @@
         </w:tc>
         <w:tc>
           <w:tcPr>
-            <w:tcW w:w="769" w:type="pct"/>
+            <w:tcW w:w="768" w:type="pct"/>
             <w:tcBorders>
               <w:top w:val="single" w:sz="18" w:space="0" w:color="000000"/>
               <w:left w:val="single" w:sz="4" w:space="0" w:color="000000"/>
@@ -6101,7 +6462,7 @@
         </w:tc>
         <w:tc>
           <w:tcPr>
-            <w:tcW w:w="769" w:type="pct"/>
+            <w:tcW w:w="768" w:type="pct"/>
             <w:tcBorders>
               <w:top w:val="single" w:sz="18" w:space="0" w:color="000000"/>
               <w:left w:val="single" w:sz="4" w:space="0" w:color="000000"/>
@@ -6127,15 +6488,6 @@
         <w:suppressAutoHyphens/>
         <w:spacing w:after="0"/>
         <w:rPr>
-          <w:lang w:eastAsia="en-US"/>
-        </w:rPr>
-      </w:pPr>
-    </w:p>
-    <w:p>
-      <w:pPr>
-        <w:suppressAutoHyphens/>
-        <w:spacing w:after="0"/>
-        <w:rPr>
           <w:b/>
           <w:sz w:val="24"/>
           <w:szCs w:val="20"/>
@@ -6150,7 +6502,7 @@
       <w:pPr>
         <w:pStyle w:val="berschrift2"/>
       </w:pPr>
-      <w:bookmarkStart w:id="8" w:name="_Toc227856272"/>
+      <w:bookmarkStart w:id="8" w:name="_Toc227908389"/>
       <w:r>
         <w:lastRenderedPageBreak/>
         <w:t>Bewertungskriterien</w:t>
@@ -6169,13 +6521,6 @@
         </w:rPr>
         <w:t>Die Bearbeitung der Aufgaben wird anhand der folgenden Kriterien beurteilt. Bewertet werden nicht nur die fertigen Diagramme, sondern auch dein Vorgehen, deine Selbstständigkeit und die Vollständigkeit deiner Lösungen.</w:t>
       </w:r>
-    </w:p>
-    <w:p>
-      <w:pPr>
-        <w:rPr>
-          <w:lang w:eastAsia="en-US"/>
-        </w:rPr>
-      </w:pPr>
     </w:p>
     <w:tbl>
       <w:tblPr>
@@ -7272,7 +7617,7 @@
       <w:pPr>
         <w:pStyle w:val="berschrift1"/>
       </w:pPr>
-      <w:bookmarkStart w:id="9" w:name="_Toc227856273"/>
+      <w:bookmarkStart w:id="9" w:name="_Toc227908390"/>
       <w:r>
         <w:lastRenderedPageBreak/>
         <w:t>Modellierung</w:t>
@@ -7457,7 +7802,21 @@
         <w:rPr>
           <w:lang w:val="de-DE" w:eastAsia="en-US"/>
         </w:rPr>
-        <w:t xml:space="preserve"> Requirement Analysis)</w:t>
+        <w:t xml:space="preserve"> </w:t>
+      </w:r>
+      <w:proofErr w:type="spellStart"/>
+      <w:r>
+        <w:rPr>
+          <w:lang w:val="de-DE" w:eastAsia="en-US"/>
+        </w:rPr>
+        <w:t>Requirement</w:t>
+      </w:r>
+      <w:proofErr w:type="spellEnd"/>
+      <w:r>
+        <w:rPr>
+          <w:lang w:val="de-DE" w:eastAsia="en-US"/>
+        </w:rPr>
+        <w:t xml:space="preserve"> Analysis)</w:t>
       </w:r>
     </w:p>
     <w:p>
@@ -7588,7 +7947,21 @@
         <w:rPr>
           <w:lang w:val="de-DE" w:eastAsia="en-US"/>
         </w:rPr>
-        <w:t xml:space="preserve"> Testing)</w:t>
+        <w:t xml:space="preserve"> </w:t>
+      </w:r>
+      <w:proofErr w:type="spellStart"/>
+      <w:r>
+        <w:rPr>
+          <w:lang w:val="de-DE" w:eastAsia="en-US"/>
+        </w:rPr>
+        <w:t>Testing</w:t>
+      </w:r>
+      <w:proofErr w:type="spellEnd"/>
+      <w:r>
+        <w:rPr>
+          <w:lang w:val="de-DE" w:eastAsia="en-US"/>
+        </w:rPr>
+        <w:t>)</w:t>
       </w:r>
     </w:p>
     <w:p>
@@ -7646,7 +8019,7 @@
           <w:noProof/>
         </w:rPr>
         <w:drawing>
-          <wp:anchor distT="0" distB="0" distL="114300" distR="114300" simplePos="0" relativeHeight="251658240" behindDoc="0" locked="0" layoutInCell="1" allowOverlap="1" wp14:anchorId="573BD4E3" wp14:editId="34149DD7">
+          <wp:anchor distT="0" distB="0" distL="114300" distR="114300" simplePos="0" relativeHeight="251657216" behindDoc="0" locked="0" layoutInCell="1" allowOverlap="1" wp14:anchorId="573BD4E3" wp14:editId="750E19E7">
             <wp:simplePos x="0" y="0"/>
             <wp:positionH relativeFrom="margin">
               <wp:align>center</wp:align>
@@ -7721,27 +8094,14 @@
       <w:r>
         <w:t xml:space="preserve">Abbildung </w:t>
       </w:r>
-      <w:r>
-        <w:fldChar w:fldCharType="begin"/>
-      </w:r>
-      <w:r>
-        <w:instrText xml:space="preserve"> SEQ Abbildung \* ARABIC </w:instrText>
-      </w:r>
-      <w:r>
-        <w:fldChar w:fldCharType="separate"/>
-      </w:r>
-      <w:r>
-        <w:rPr>
-          <w:noProof/>
-        </w:rPr>
-        <w:t>1</w:t>
-      </w:r>
-      <w:r>
-        <w:rPr>
-          <w:noProof/>
-        </w:rPr>
-        <w:fldChar w:fldCharType="end"/>
-      </w:r>
+      <w:fldSimple w:instr=" SEQ Abbildung \* ARABIC ">
+        <w:r>
+          <w:rPr>
+            <w:noProof/>
+          </w:rPr>
+          <w:t>1</w:t>
+        </w:r>
+      </w:fldSimple>
       <w:r>
         <w:rPr>
           <w:lang w:val="de-DE"/>
@@ -7854,7 +8214,7 @@
           <w:lang w:val="de-DE"/>
         </w:rPr>
       </w:pPr>
-      <w:bookmarkStart w:id="10" w:name="_Toc227856274"/>
+      <w:bookmarkStart w:id="10" w:name="_Toc227908391"/>
       <w:r>
         <w:rPr>
           <w:lang w:val="de-DE"/>
@@ -8067,7 +8427,21 @@
         <w:rPr>
           <w:lang w:eastAsia="en-US"/>
         </w:rPr>
-        <w:t xml:space="preserve">Jede Aktion und jede Entscheidung soll </w:t>
+        <w:t xml:space="preserve">Jede Aktion und jede Entscheidung </w:t>
+      </w:r>
+      <w:proofErr w:type="gramStart"/>
+      <w:r>
+        <w:rPr>
+          <w:lang w:eastAsia="en-US"/>
+        </w:rPr>
+        <w:t>soll</w:t>
+      </w:r>
+      <w:proofErr w:type="gramEnd"/>
+      <w:r>
+        <w:rPr>
+          <w:lang w:eastAsia="en-US"/>
+        </w:rPr>
+        <w:t xml:space="preserve"> </w:t>
       </w:r>
       <w:r>
         <w:rPr>
@@ -8169,14 +8543,16 @@
       </w:r>
     </w:p>
     <w:p>
-      <w:pPr>
-        <w:rPr>
-          <w:lang w:eastAsia="en-US"/>
-        </w:rPr>
-      </w:pPr>
       <w:r>
         <w:t>Das Flussdiagramm besteht im Einzelnen aus den folgenden Symbolen:</w:t>
       </w:r>
+    </w:p>
+    <w:p>
+      <w:pPr>
+        <w:rPr>
+          <w:lang w:eastAsia="en-US"/>
+        </w:rPr>
+      </w:pPr>
     </w:p>
     <w:tbl>
       <w:tblPr>
@@ -9006,7 +9382,7 @@
         <mc:AlternateContent>
           <mc:Choice Requires="wps">
             <w:drawing>
-              <wp:anchor distT="0" distB="0" distL="114300" distR="114300" simplePos="0" relativeHeight="251666432" behindDoc="0" locked="0" layoutInCell="1" allowOverlap="1" wp14:anchorId="444701BA" wp14:editId="3E88A0D0">
+              <wp:anchor distT="0" distB="0" distL="114300" distR="114300" simplePos="0" relativeHeight="251665408" behindDoc="0" locked="0" layoutInCell="1" allowOverlap="1" wp14:anchorId="444701BA" wp14:editId="5B97A6DF">
                 <wp:simplePos x="0" y="0"/>
                 <wp:positionH relativeFrom="column">
                   <wp:posOffset>808355</wp:posOffset>
@@ -9052,24 +9428,14 @@
                             <w:r>
                               <w:t xml:space="preserve">Abbildung </w:t>
                             </w:r>
-                            <w:r>
-                              <w:fldChar w:fldCharType="begin"/>
-                            </w:r>
-                            <w:r>
-                              <w:instrText xml:space="preserve"> SEQ Abbildung \* ARABIC </w:instrText>
-                            </w:r>
-                            <w:r>
-                              <w:fldChar w:fldCharType="separate"/>
-                            </w:r>
-                            <w:r>
-                              <w:rPr>
-                                <w:noProof/>
-                              </w:rPr>
-                              <w:t>2</w:t>
-                            </w:r>
-                            <w:r>
-                              <w:fldChar w:fldCharType="end"/>
-                            </w:r>
+                            <w:fldSimple w:instr=" SEQ Abbildung \* ARABIC ">
+                              <w:r>
+                                <w:rPr>
+                                  <w:noProof/>
+                                </w:rPr>
+                                <w:t>2</w:t>
+                              </w:r>
+                            </w:fldSimple>
                             <w:r>
                               <w:t xml:space="preserve">: </w:t>
                             </w:r>
@@ -9097,7 +9463,7 @@
                 <v:stroke joinstyle="miter"/>
                 <v:path gradientshapeok="t" o:connecttype="rect"/>
               </v:shapetype>
-              <v:shape id="Textfeld 1" o:spid="_x0000_s1026" type="#_x0000_t202" style="position:absolute;margin-left:63.65pt;margin-top:260.15pt;width:323.5pt;height:.05pt;z-index:251666432;visibility:visible;mso-wrap-style:square;mso-wrap-distance-left:9pt;mso-wrap-distance-top:0;mso-wrap-distance-right:9pt;mso-wrap-distance-bottom:0;mso-position-horizontal:absolute;mso-position-horizontal-relative:text;mso-position-vertical:absolute;mso-position-vertical-relative:text;v-text-anchor:top" o:gfxdata="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" stroked="f">
+              <v:shape id="Textfeld 1" o:spid="_x0000_s1026" type="#_x0000_t202" style="position:absolute;margin-left:63.65pt;margin-top:260.15pt;width:323.5pt;height:.05pt;z-index:251665408;visibility:visible;mso-wrap-style:square;mso-wrap-distance-left:9pt;mso-wrap-distance-top:0;mso-wrap-distance-right:9pt;mso-wrap-distance-bottom:0;mso-position-horizontal:absolute;mso-position-horizontal-relative:text;mso-position-vertical:absolute;mso-position-vertical-relative:text;v-text-anchor:top" o:gfxdata="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" stroked="f">
                 <v:textbox style="mso-fit-shape-to-text:t" inset="0,0,0,0">
                   <w:txbxContent>
                     <w:p>
@@ -9112,24 +9478,14 @@
                       <w:r>
                         <w:t xml:space="preserve">Abbildung </w:t>
                       </w:r>
-                      <w:r>
-                        <w:fldChar w:fldCharType="begin"/>
-                      </w:r>
-                      <w:r>
-                        <w:instrText xml:space="preserve"> SEQ Abbildung \* ARABIC </w:instrText>
-                      </w:r>
-                      <w:r>
-                        <w:fldChar w:fldCharType="separate"/>
-                      </w:r>
-                      <w:r>
-                        <w:rPr>
-                          <w:noProof/>
-                        </w:rPr>
-                        <w:t>2</w:t>
-                      </w:r>
-                      <w:r>
-                        <w:fldChar w:fldCharType="end"/>
-                      </w:r>
+                      <w:fldSimple w:instr=" SEQ Abbildung \* ARABIC ">
+                        <w:r>
+                          <w:rPr>
+                            <w:noProof/>
+                          </w:rPr>
+                          <w:t>2</w:t>
+                        </w:r>
+                      </w:fldSimple>
                       <w:r>
                         <w:t xml:space="preserve">: </w:t>
                       </w:r>
@@ -9151,7 +9507,7 @@
           <w:lang w:eastAsia="en-US"/>
         </w:rPr>
         <w:drawing>
-          <wp:anchor distT="0" distB="0" distL="114300" distR="114300" simplePos="0" relativeHeight="251657215" behindDoc="0" locked="0" layoutInCell="1" allowOverlap="1" wp14:anchorId="73B082A8" wp14:editId="45889551">
+          <wp:anchor distT="0" distB="0" distL="114300" distR="114300" simplePos="0" relativeHeight="251656191" behindDoc="0" locked="0" layoutInCell="1" allowOverlap="1" wp14:anchorId="73B082A8" wp14:editId="00F2936B">
             <wp:simplePos x="0" y="0"/>
             <wp:positionH relativeFrom="margin">
               <wp:align>center</wp:align>
@@ -9413,7 +9769,7 @@
       <w:pPr>
         <w:pStyle w:val="berschrift2"/>
       </w:pPr>
-      <w:bookmarkStart w:id="11" w:name="_Toc227856275"/>
+      <w:bookmarkStart w:id="11" w:name="_Toc227908392"/>
       <w:r>
         <w:t>Struktogramm</w:t>
       </w:r>
@@ -9430,7 +9786,15 @@
     </w:p>
     <w:p>
       <w:r>
-        <w:t>Im Informatik-Fachjargon wird das Struktogramm auch Nassi-Shneiderman-Diagramm genannt. Der Name geht auf die beiden Informatiker Isaac Nassi und Ben Shneiderman zurück, die diese Darstellungsform im Zusammenhang mit der strukturierten Programmierung entwickelt haben. Ziel war es, Abläufe klarer, übersichtlicher und einfacher verständlich darzustellen.</w:t>
+        <w:t>Im Informatik-Fachjargon wird das Struktogramm auch Nassi-</w:t>
+      </w:r>
+      <w:proofErr w:type="spellStart"/>
+      <w:r>
+        <w:t>Shneiderman</w:t>
+      </w:r>
+      <w:proofErr w:type="spellEnd"/>
+      <w:r>
+        <w:t>-Diagramm genannt. Der Name geht auf die beiden Informatiker Isaac Nassi und Ben Shneiderman zurück, die diese Darstellungsform im Zusammenhang mit der strukturierten Programmierung entwickelt haben. Ziel war es, Abläufe klarer, übersichtlicher und einfacher verständlich darzustellen.</w:t>
       </w:r>
     </w:p>
     <w:p>
@@ -9472,8 +9836,8 @@
         <w:tblLook w:val="04A0" w:firstRow="1" w:lastRow="0" w:firstColumn="1" w:lastColumn="0" w:noHBand="0" w:noVBand="1"/>
       </w:tblPr>
       <w:tblGrid>
-        <w:gridCol w:w="3728"/>
-        <w:gridCol w:w="5288"/>
+        <w:gridCol w:w="3730"/>
+        <w:gridCol w:w="5286"/>
       </w:tblGrid>
       <w:tr>
         <w:tc>
@@ -9688,7 +10052,7 @@
                 <w:color w:val="15709B"/>
                 <w:szCs w:val="22"/>
               </w:rPr>
-              <w:instrText xml:space="preserve"> </w:instrText>
+              <w:instrText xml:space="preserve"> INCLUDEPICTURE  "https://blog.assets.studyflix.de/wp-content/uploads/2022/11/Anweisung-1024x240.png" \* MERGEFORMATINET </w:instrText>
             </w:r>
             <w:r>
               <w:rPr>
@@ -9696,7 +10060,7 @@
                 <w:color w:val="15709B"/>
                 <w:szCs w:val="22"/>
               </w:rPr>
-              <w:instrText>INCLUDEPICTURE  "https://blog.assets.studyflix.de/wp-content/uploads/2022/11/Anweisung-1024x240.png" \* MERGEFORMATINET</w:instrText>
+              <w:fldChar w:fldCharType="separate"/>
             </w:r>
             <w:r>
               <w:rPr>
@@ -9704,7 +10068,15 @@
                 <w:color w:val="15709B"/>
                 <w:szCs w:val="22"/>
               </w:rPr>
-              <w:instrText xml:space="preserve"> </w:instrText>
+              <w:fldChar w:fldCharType="begin"/>
+            </w:r>
+            <w:r>
+              <w:rPr>
+                <w:rFonts w:cs="Arial"/>
+                <w:color w:val="15709B"/>
+                <w:szCs w:val="22"/>
+              </w:rPr>
+              <w:instrText xml:space="preserve"> INCLUDEPICTURE  "https://blog.assets.studyflix.de/wp-content/uploads/2022/11/Anweisung-1024x240.png" \* MERGEFORMATINET </w:instrText>
             </w:r>
             <w:r>
               <w:rPr>
@@ -9740,10 +10112,18 @@
                   <v:path o:extrusionok="f" gradientshapeok="t" o:connecttype="rect"/>
                   <o:lock v:ext="edit" aspectratio="t"/>
                 </v:shapetype>
-                <v:shape id="_x0000_i1253" type="#_x0000_t75" alt="" href="https://studyflix.de/informatik/struktogramm-5715" style="width:253.45pt;height:59.05pt;mso-position-horizontal:absolute;mso-position-horizontal-relative:text;mso-position-vertical:absolute;mso-position-vertical-relative:text" o:button="t">
+                <v:shape id="_x0000_i1095" type="#_x0000_t75" alt="" href="https://studyflix.de/informatik/struktogramm-5715" style="width:253.55pt;height:58.85pt;mso-position-horizontal:absolute;mso-position-horizontal-relative:text;mso-position-vertical:absolute;mso-position-vertical-relative:text" o:button="t">
                   <v:imagedata r:id="rId19" r:href="rId20"/>
                 </v:shape>
               </w:pict>
+            </w:r>
+            <w:r>
+              <w:rPr>
+                <w:rFonts w:cs="Arial"/>
+                <w:color w:val="15709B"/>
+                <w:szCs w:val="22"/>
+              </w:rPr>
+              <w:fldChar w:fldCharType="end"/>
             </w:r>
             <w:r>
               <w:rPr>
@@ -9961,7 +10341,7 @@
                 <w:color w:val="15709B"/>
                 <w:szCs w:val="22"/>
               </w:rPr>
-              <w:instrText xml:space="preserve"> </w:instrText>
+              <w:instrText xml:space="preserve"> INCLUDEPICTURE  "https://blog.assets.studyflix.de/wp-content/uploads/2022/11/Sequenz-1024x333.png" \* MERGEFORMATINET </w:instrText>
             </w:r>
             <w:r>
               <w:rPr>
@@ -9969,7 +10349,7 @@
                 <w:color w:val="15709B"/>
                 <w:szCs w:val="22"/>
               </w:rPr>
-              <w:instrText>INCLUDEPICTURE  "https://blog.assets.studyflix.de/wp-content/uploads/2022/11/Sequenz-1024x333.png" \* MERGEFORMATINET</w:instrText>
+              <w:fldChar w:fldCharType="separate"/>
             </w:r>
             <w:r>
               <w:rPr>
@@ -9977,7 +10357,7 @@
                 <w:color w:val="15709B"/>
                 <w:szCs w:val="22"/>
               </w:rPr>
-              <w:instrText xml:space="preserve"> </w:instrText>
+              <w:fldChar w:fldCharType="begin"/>
             </w:r>
             <w:r>
               <w:rPr>
@@ -9985,7 +10365,7 @@
                 <w:color w:val="15709B"/>
                 <w:szCs w:val="22"/>
               </w:rPr>
-              <w:fldChar w:fldCharType="separate"/>
+              <w:instrText xml:space="preserve"> INCLUDEPICTURE  "https://blog.assets.studyflix.de/wp-content/uploads/2022/11/Sequenz-1024x333.png" \* MERGEFORMATINET </w:instrText>
             </w:r>
             <w:r>
               <w:rPr>
@@ -9993,11 +10373,27 @@
                 <w:color w:val="15709B"/>
                 <w:szCs w:val="22"/>
               </w:rPr>
+              <w:fldChar w:fldCharType="separate"/>
+            </w:r>
+            <w:r>
+              <w:rPr>
+                <w:rFonts w:cs="Arial"/>
+                <w:color w:val="15709B"/>
+                <w:szCs w:val="22"/>
+              </w:rPr>
               <w:pict w14:anchorId="344A2E22">
-                <v:shape id="_x0000_i1254" type="#_x0000_t75" alt="" href="https://studyflix.de/informatik/struktogramm-5715" style="width:253.45pt;height:82.4pt;mso-position-horizontal:absolute;mso-position-horizontal-relative:text;mso-position-vertical:absolute;mso-position-vertical-relative:text" o:button="t">
+                <v:shape id="_x0000_i1096" type="#_x0000_t75" alt="" href="https://studyflix.de/informatik/struktogramm-5715" style="width:253.55pt;height:82.65pt;mso-position-horizontal:absolute;mso-position-horizontal-relative:text;mso-position-vertical:absolute;mso-position-vertical-relative:text" o:button="t">
                   <v:imagedata r:id="rId21" r:href="rId22"/>
                 </v:shape>
               </w:pict>
+            </w:r>
+            <w:r>
+              <w:rPr>
+                <w:rFonts w:cs="Arial"/>
+                <w:color w:val="15709B"/>
+                <w:szCs w:val="22"/>
+              </w:rPr>
+              <w:fldChar w:fldCharType="end"/>
             </w:r>
             <w:r>
               <w:rPr>
@@ -10215,7 +10611,7 @@
                 <w:color w:val="15709B"/>
                 <w:szCs w:val="22"/>
               </w:rPr>
-              <w:instrText xml:space="preserve"> </w:instrText>
+              <w:instrText xml:space="preserve"> INCLUDEPICTURE  "https://blog.assets.studyflix.de/wp-content/uploads/2022/11/Wiederholung_1-1024x333.png" \* MERGEFORMATINET </w:instrText>
             </w:r>
             <w:r>
               <w:rPr>
@@ -10223,7 +10619,7 @@
                 <w:color w:val="15709B"/>
                 <w:szCs w:val="22"/>
               </w:rPr>
-              <w:instrText>INCLUDEPICTURE  "https://blog.assets.studyflix.de/wp-content/uploads/2022/11/Wiederholung_1-1024x333.png" \* MERGEFORMATINET</w:instrText>
+              <w:fldChar w:fldCharType="separate"/>
             </w:r>
             <w:r>
               <w:rPr>
@@ -10231,7 +10627,7 @@
                 <w:color w:val="15709B"/>
                 <w:szCs w:val="22"/>
               </w:rPr>
-              <w:instrText xml:space="preserve"> </w:instrText>
+              <w:fldChar w:fldCharType="begin"/>
             </w:r>
             <w:r>
               <w:rPr>
@@ -10239,7 +10635,7 @@
                 <w:color w:val="15709B"/>
                 <w:szCs w:val="22"/>
               </w:rPr>
-              <w:fldChar w:fldCharType="separate"/>
+              <w:instrText xml:space="preserve"> INCLUDEPICTURE  "https://blog.assets.studyflix.de/wp-content/uploads/2022/11/Wiederholung_1-1024x333.png" \* MERGEFORMATINET </w:instrText>
             </w:r>
             <w:r>
               <w:rPr>
@@ -10247,11 +10643,27 @@
                 <w:color w:val="15709B"/>
                 <w:szCs w:val="22"/>
               </w:rPr>
+              <w:fldChar w:fldCharType="separate"/>
+            </w:r>
+            <w:r>
+              <w:rPr>
+                <w:rFonts w:cs="Arial"/>
+                <w:color w:val="15709B"/>
+                <w:szCs w:val="22"/>
+              </w:rPr>
               <w:pict w14:anchorId="736A50E1">
-                <v:shape id="_x0000_i1255" type="#_x0000_t75" alt="" href="https://studyflix.de/informatik/struktogramm-5715" style="width:253.45pt;height:82.4pt;mso-position-horizontal:absolute;mso-position-horizontal-relative:text;mso-position-vertical:absolute;mso-position-vertical-relative:text" o:button="t">
+                <v:shape id="_x0000_i1097" type="#_x0000_t75" alt="" href="https://studyflix.de/informatik/struktogramm-5715" style="width:253.55pt;height:82.65pt;mso-position-horizontal:absolute;mso-position-horizontal-relative:text;mso-position-vertical:absolute;mso-position-vertical-relative:text" o:button="t">
                   <v:imagedata r:id="rId23" r:href="rId24"/>
                 </v:shape>
               </w:pict>
+            </w:r>
+            <w:r>
+              <w:rPr>
+                <w:rFonts w:cs="Arial"/>
+                <w:color w:val="15709B"/>
+                <w:szCs w:val="22"/>
+              </w:rPr>
+              <w:fldChar w:fldCharType="end"/>
             </w:r>
             <w:r>
               <w:rPr>
@@ -10469,7 +10881,7 @@
                 <w:color w:val="15709B"/>
                 <w:szCs w:val="22"/>
               </w:rPr>
-              <w:instrText xml:space="preserve"> </w:instrText>
+              <w:instrText xml:space="preserve"> INCLUDEPICTURE  "https://blog.assets.studyflix.de/wp-content/uploads/2022/11/Wiederholung_2-1024x333.png" \* MERGEFORMATINET </w:instrText>
             </w:r>
             <w:r>
               <w:rPr>
@@ -10477,7 +10889,7 @@
                 <w:color w:val="15709B"/>
                 <w:szCs w:val="22"/>
               </w:rPr>
-              <w:instrText>INCLUDEPICTURE  "https://blog.assets.studyflix.de/wp-content/uploads/2022/11/Wiederholung_2-1024x333.png" \* MERGEFORMATINET</w:instrText>
+              <w:fldChar w:fldCharType="separate"/>
             </w:r>
             <w:r>
               <w:rPr>
@@ -10485,7 +10897,7 @@
                 <w:color w:val="15709B"/>
                 <w:szCs w:val="22"/>
               </w:rPr>
-              <w:instrText xml:space="preserve"> </w:instrText>
+              <w:fldChar w:fldCharType="begin"/>
             </w:r>
             <w:r>
               <w:rPr>
@@ -10493,7 +10905,7 @@
                 <w:color w:val="15709B"/>
                 <w:szCs w:val="22"/>
               </w:rPr>
-              <w:fldChar w:fldCharType="separate"/>
+              <w:instrText xml:space="preserve"> INCLUDEPICTURE  "https://blog.assets.studyflix.de/wp-content/uploads/2022/11/Wiederholung_2-1024x333.png" \* MERGEFORMATINET </w:instrText>
             </w:r>
             <w:r>
               <w:rPr>
@@ -10501,11 +10913,27 @@
                 <w:color w:val="15709B"/>
                 <w:szCs w:val="22"/>
               </w:rPr>
+              <w:fldChar w:fldCharType="separate"/>
+            </w:r>
+            <w:r>
+              <w:rPr>
+                <w:rFonts w:cs="Arial"/>
+                <w:color w:val="15709B"/>
+                <w:szCs w:val="22"/>
+              </w:rPr>
               <w:pict w14:anchorId="541228A8">
-                <v:shape id="_x0000_i1256" type="#_x0000_t75" alt="" href="https://studyflix.de/informatik/struktogramm-5715" style="width:253.45pt;height:82.4pt;mso-position-horizontal:absolute;mso-position-horizontal-relative:text;mso-position-vertical:absolute;mso-position-vertical-relative:text" o:button="t">
+                <v:shape id="_x0000_i1098" type="#_x0000_t75" alt="" href="https://studyflix.de/informatik/struktogramm-5715" style="width:253.55pt;height:82.65pt;mso-position-horizontal:absolute;mso-position-horizontal-relative:text;mso-position-vertical:absolute;mso-position-vertical-relative:text" o:button="t">
                   <v:imagedata r:id="rId25" r:href="rId26"/>
                 </v:shape>
               </w:pict>
+            </w:r>
+            <w:r>
+              <w:rPr>
+                <w:rFonts w:cs="Arial"/>
+                <w:color w:val="15709B"/>
+                <w:szCs w:val="22"/>
+              </w:rPr>
+              <w:fldChar w:fldCharType="end"/>
             </w:r>
             <w:r>
               <w:rPr>
@@ -10723,7 +11151,7 @@
                 <w:color w:val="15709B"/>
                 <w:szCs w:val="22"/>
               </w:rPr>
-              <w:instrText xml:space="preserve"> </w:instrText>
+              <w:instrText xml:space="preserve"> INCLUDEPICTURE  "https://blog.assets.studyflix.de/wp-content/uploads/2022/11/Wiederholung_3-1024x333.png" \* MERGEFORMATINET </w:instrText>
             </w:r>
             <w:r>
               <w:rPr>
@@ -10731,7 +11159,7 @@
                 <w:color w:val="15709B"/>
                 <w:szCs w:val="22"/>
               </w:rPr>
-              <w:instrText>INCLUDEPICTURE  "https://blog.assets.studyflix.de/wp-content/uploads/2022/11/Wiederholung_3-1024x333.png" \* MERGEFORMATINET</w:instrText>
+              <w:fldChar w:fldCharType="separate"/>
             </w:r>
             <w:r>
               <w:rPr>
@@ -10739,7 +11167,7 @@
                 <w:color w:val="15709B"/>
                 <w:szCs w:val="22"/>
               </w:rPr>
-              <w:instrText xml:space="preserve"> </w:instrText>
+              <w:fldChar w:fldCharType="begin"/>
             </w:r>
             <w:r>
               <w:rPr>
@@ -10747,7 +11175,7 @@
                 <w:color w:val="15709B"/>
                 <w:szCs w:val="22"/>
               </w:rPr>
-              <w:fldChar w:fldCharType="separate"/>
+              <w:instrText xml:space="preserve"> INCLUDEPICTURE  "https://blog.assets.studyflix.de/wp-content/uploads/2022/11/Wiederholung_3-1024x333.png" \* MERGEFORMATINET </w:instrText>
             </w:r>
             <w:r>
               <w:rPr>
@@ -10755,11 +11183,27 @@
                 <w:color w:val="15709B"/>
                 <w:szCs w:val="22"/>
               </w:rPr>
+              <w:fldChar w:fldCharType="separate"/>
+            </w:r>
+            <w:r>
+              <w:rPr>
+                <w:rFonts w:cs="Arial"/>
+                <w:color w:val="15709B"/>
+                <w:szCs w:val="22"/>
+              </w:rPr>
               <w:pict w14:anchorId="12DBED80">
-                <v:shape id="_x0000_i1257" type="#_x0000_t75" alt="" href="https://studyflix.de/informatik/struktogramm-5715" style="width:253.45pt;height:82.4pt;mso-position-horizontal:absolute;mso-position-horizontal-relative:text;mso-position-vertical:absolute;mso-position-vertical-relative:text" o:button="t">
+                <v:shape id="_x0000_i1099" type="#_x0000_t75" alt="" href="https://studyflix.de/informatik/struktogramm-5715" style="width:253.55pt;height:82.65pt;mso-position-horizontal:absolute;mso-position-horizontal-relative:text;mso-position-vertical:absolute;mso-position-vertical-relative:text" o:button="t">
                   <v:imagedata r:id="rId27" r:href="rId28"/>
                 </v:shape>
               </w:pict>
+            </w:r>
+            <w:r>
+              <w:rPr>
+                <w:rFonts w:cs="Arial"/>
+                <w:color w:val="15709B"/>
+                <w:szCs w:val="22"/>
+              </w:rPr>
+              <w:fldChar w:fldCharType="end"/>
             </w:r>
             <w:r>
               <w:rPr>
@@ -10959,11 +11403,43 @@
                 <w:color w:val="15709B"/>
                 <w:szCs w:val="22"/>
               </w:rPr>
+              <w:fldChar w:fldCharType="begin"/>
+            </w:r>
+            <w:r>
+              <w:rPr>
+                <w:rFonts w:cs="Arial"/>
+                <w:color w:val="15709B"/>
+                <w:szCs w:val="22"/>
+              </w:rPr>
+              <w:instrText xml:space="preserve"> INCLUDEPICTURE  "https://blog.assets.studyflix.de/wp-content/uploads/2022/11/Verzweigung-mit-Alternative-1024x327.png" \* MERGEFORMATINET </w:instrText>
+            </w:r>
+            <w:r>
+              <w:rPr>
+                <w:rFonts w:cs="Arial"/>
+                <w:color w:val="15709B"/>
+                <w:szCs w:val="22"/>
+              </w:rPr>
+              <w:fldChar w:fldCharType="separate"/>
+            </w:r>
+            <w:r>
+              <w:rPr>
+                <w:rFonts w:cs="Arial"/>
+                <w:color w:val="15709B"/>
+                <w:szCs w:val="22"/>
+              </w:rPr>
               <w:pict w14:anchorId="1F4DE4F6">
-                <v:shape id="_x0000_i1258" type="#_x0000_t75" alt="" href="https://studyflix.de/informatik/struktogramm-5715" style="width:253.6pt;height:80.8pt;mso-position-horizontal:absolute;mso-position-horizontal-relative:text;mso-position-vertical:absolute;mso-position-vertical-relative:text" o:button="t">
+                <v:shape id="_x0000_i1100" type="#_x0000_t75" alt="" href="https://studyflix.de/informatik/struktogramm-5715" style="width:253.55pt;height:80.75pt;mso-position-horizontal:absolute;mso-position-horizontal-relative:text;mso-position-vertical:absolute;mso-position-vertical-relative:text" o:button="t">
                   <v:imagedata r:id="rId29" r:href="rId30"/>
                 </v:shape>
               </w:pict>
+            </w:r>
+            <w:r>
+              <w:rPr>
+                <w:rFonts w:cs="Arial"/>
+                <w:color w:val="15709B"/>
+                <w:szCs w:val="22"/>
+              </w:rPr>
+              <w:fldChar w:fldCharType="end"/>
             </w:r>
             <w:r>
               <w:rPr>
@@ -11157,7 +11633,7 @@
                 <w:color w:val="115A7C"/>
                 <w:szCs w:val="22"/>
               </w:rPr>
-              <w:instrText xml:space="preserve"> </w:instrText>
+              <w:instrText xml:space="preserve"> INCLUDEPICTURE  "https://blog.assets.studyflix.de/wp-content/uploads/2022/11/Verzweigung-ohne-Alternative-1024x327.png" \* MERGEFORMATINET </w:instrText>
             </w:r>
             <w:r>
               <w:rPr>
@@ -11165,7 +11641,7 @@
                 <w:color w:val="115A7C"/>
                 <w:szCs w:val="22"/>
               </w:rPr>
-              <w:instrText>INCLUDEPICTURE  "https://blog.assets.studyflix.de/wp-content/uploads/2022/11/Verzweigung-ohne-Alternative-1024x327.png" \* MERGEFORMATINET</w:instrText>
+              <w:fldChar w:fldCharType="separate"/>
             </w:r>
             <w:r>
               <w:rPr>
@@ -11173,7 +11649,7 @@
                 <w:color w:val="115A7C"/>
                 <w:szCs w:val="22"/>
               </w:rPr>
-              <w:instrText xml:space="preserve"> </w:instrText>
+              <w:fldChar w:fldCharType="begin"/>
             </w:r>
             <w:r>
               <w:rPr>
@@ -11181,7 +11657,7 @@
                 <w:color w:val="115A7C"/>
                 <w:szCs w:val="22"/>
               </w:rPr>
-              <w:fldChar w:fldCharType="separate"/>
+              <w:instrText xml:space="preserve"> INCLUDEPICTURE  "https://blog.assets.studyflix.de/wp-content/uploads/2022/11/Verzweigung-ohne-Alternative-1024x327.png" \* MERGEFORMATINET </w:instrText>
             </w:r>
             <w:r>
               <w:rPr>
@@ -11189,11 +11665,27 @@
                 <w:color w:val="115A7C"/>
                 <w:szCs w:val="22"/>
               </w:rPr>
+              <w:fldChar w:fldCharType="separate"/>
+            </w:r>
+            <w:r>
+              <w:rPr>
+                <w:rFonts w:cs="Arial"/>
+                <w:color w:val="115A7C"/>
+                <w:szCs w:val="22"/>
+              </w:rPr>
               <w:pict w14:anchorId="27887FD8">
-                <v:shape id="_x0000_i1259" type="#_x0000_t75" alt="" href="https://studyflix.de/informatik/struktogramm-5715" style="width:253.45pt;height:80.45pt;mso-position-horizontal:absolute;mso-position-horizontal-relative:text;mso-position-vertical:absolute;mso-position-vertical-relative:text" o:button="t">
+                <v:shape id="_x0000_i1101" type="#_x0000_t75" alt="" href="https://studyflix.de/informatik/struktogramm-5715" style="width:253.55pt;height:80.15pt;mso-position-horizontal:absolute;mso-position-horizontal-relative:text;mso-position-vertical:absolute;mso-position-vertical-relative:text" o:button="t">
                   <v:imagedata r:id="rId31" r:href="rId32"/>
                 </v:shape>
               </w:pict>
+            </w:r>
+            <w:r>
+              <w:rPr>
+                <w:rFonts w:cs="Arial"/>
+                <w:color w:val="115A7C"/>
+                <w:szCs w:val="22"/>
+              </w:rPr>
+              <w:fldChar w:fldCharType="end"/>
             </w:r>
             <w:r>
               <w:rPr>
@@ -11375,7 +11867,7 @@
       <w:pPr>
         <w:pStyle w:val="berschrift1"/>
       </w:pPr>
-      <w:bookmarkStart w:id="12" w:name="_Toc227856276"/>
+      <w:bookmarkStart w:id="12" w:name="_Toc227908393"/>
       <w:r>
         <w:lastRenderedPageBreak/>
         <w:t>Aufgaben</w:t>
@@ -11584,7 +12076,7 @@
       <w:pPr>
         <w:pStyle w:val="berschrift2"/>
       </w:pPr>
-      <w:bookmarkStart w:id="13" w:name="_Toc227856277"/>
+      <w:bookmarkStart w:id="13" w:name="_Toc227908394"/>
       <w:r>
         <w:lastRenderedPageBreak/>
         <w:t>Aufgabe</w:t>
@@ -11720,7 +12212,15 @@
         </w:rPr>
       </w:pPr>
       <w:r>
-        <w:t>Sind die Nudeln al dente?</w:t>
+        <w:t xml:space="preserve">Sind die Nudeln al </w:t>
+      </w:r>
+      <w:proofErr w:type="spellStart"/>
+      <w:r>
+        <w:t>dente</w:t>
+      </w:r>
+      <w:proofErr w:type="spellEnd"/>
+      <w:r>
+        <w:t>?</w:t>
       </w:r>
     </w:p>
     <w:p>
@@ -11743,22 +12243,6 @@
         <w:suppressAutoHyphens/>
         <w:spacing w:after="0"/>
         <w:rPr>
-          <w:sz w:val="20"/>
-          <w:szCs w:val="20"/>
-          <w:lang w:eastAsia="en-US"/>
-        </w:rPr>
-      </w:pPr>
-      <w:r>
-        <w:br w:type="page"/>
-      </w:r>
-    </w:p>
-    <w:p>
-      <w:pPr>
-        <w:suppressAutoHyphens/>
-        <w:spacing w:after="0"/>
-        <w:rPr>
-          <w:sz w:val="20"/>
-          <w:szCs w:val="20"/>
           <w:lang w:eastAsia="en-US"/>
         </w:rPr>
       </w:pPr>
@@ -11766,11 +12250,262 @@
         <w:rPr>
           <w:noProof/>
         </w:rPr>
-        <w:lastRenderedPageBreak/>
         <mc:AlternateContent>
           <mc:Choice Requires="wps">
             <w:drawing>
-              <wp:anchor distT="0" distB="0" distL="114300" distR="114300" simplePos="0" relativeHeight="251664384" behindDoc="0" locked="0" layoutInCell="1" allowOverlap="1" wp14:anchorId="54B19781" wp14:editId="041A2153">
+              <wp:anchor distT="0" distB="0" distL="114300" distR="114300" simplePos="0" relativeHeight="251670528" behindDoc="0" locked="0" layoutInCell="1" allowOverlap="1" wp14:anchorId="7693A1DA" wp14:editId="060E9DC0">
+                <wp:simplePos x="0" y="0"/>
+                <wp:positionH relativeFrom="column">
+                  <wp:posOffset>793750</wp:posOffset>
+                </wp:positionH>
+                <wp:positionV relativeFrom="paragraph">
+                  <wp:posOffset>5594350</wp:posOffset>
+                </wp:positionV>
+                <wp:extent cx="3963035" cy="635"/>
+                <wp:effectExtent l="0" t="0" r="0" b="0"/>
+                <wp:wrapSquare wrapText="bothSides"/>
+                <wp:docPr id="211402145" name="Textfeld 1"/>
+                <wp:cNvGraphicFramePr/>
+                <a:graphic xmlns:a="http://schemas.openxmlformats.org/drawingml/2006/main">
+                  <a:graphicData uri="http://schemas.microsoft.com/office/word/2010/wordprocessingShape">
+                    <wps:wsp>
+                      <wps:cNvSpPr txBox="1"/>
+                      <wps:spPr>
+                        <a:xfrm>
+                          <a:off x="0" y="0"/>
+                          <a:ext cx="3963035" cy="635"/>
+                        </a:xfrm>
+                        <a:prstGeom prst="rect">
+                          <a:avLst/>
+                        </a:prstGeom>
+                        <a:solidFill>
+                          <a:prstClr val="white"/>
+                        </a:solidFill>
+                        <a:ln>
+                          <a:noFill/>
+                        </a:ln>
+                      </wps:spPr>
+                      <wps:txbx>
+                        <w:txbxContent>
+                          <w:p>
+                            <w:pPr>
+                              <w:pStyle w:val="Beschriftung"/>
+                              <w:rPr>
+                                <w:noProof/>
+                                <w:sz w:val="22"/>
+                                <w:lang w:eastAsia="en-US"/>
+                              </w:rPr>
+                            </w:pPr>
+                            <w:r>
+                              <w:t xml:space="preserve">Abbildung </w:t>
+                            </w:r>
+                            <w:fldSimple w:instr=" SEQ Abbildung \* ARABIC ">
+                              <w:r>
+                                <w:rPr>
+                                  <w:noProof/>
+                                </w:rPr>
+                                <w:t>3</w:t>
+                              </w:r>
+                            </w:fldSimple>
+                            <w:r>
+                              <w:rPr>
+                                <w:lang w:val="de-DE"/>
+                              </w:rPr>
+                              <w:t xml:space="preserve">: </w:t>
+                            </w:r>
+                            <w:r>
+                              <w:rPr>
+                                <w:lang w:val="de-DE"/>
+                              </w:rPr>
+                              <w:t>Spaghetti Bolognese</w:t>
+                            </w:r>
+                          </w:p>
+                        </w:txbxContent>
+                      </wps:txbx>
+                      <wps:bodyPr rot="0" spcFirstLastPara="0" vertOverflow="overflow" horzOverflow="overflow" vert="horz" wrap="square" lIns="0" tIns="0" rIns="0" bIns="0" numCol="1" spcCol="0" rtlCol="0" fromWordArt="0" anchor="t" anchorCtr="0" forceAA="0" compatLnSpc="1">
+                        <a:prstTxWarp prst="textNoShape">
+                          <a:avLst/>
+                        </a:prstTxWarp>
+                        <a:spAutoFit/>
+                      </wps:bodyPr>
+                    </wps:wsp>
+                  </a:graphicData>
+                </a:graphic>
+              </wp:anchor>
+            </w:drawing>
+          </mc:Choice>
+          <mc:Fallback>
+            <w:pict>
+              <v:shape w14:anchorId="7693A1DA" id="_x0000_s1027" type="#_x0000_t202" style="position:absolute;margin-left:62.5pt;margin-top:440.5pt;width:312.05pt;height:.05pt;z-index:251670528;visibility:visible;mso-wrap-style:square;mso-wrap-distance-left:9pt;mso-wrap-distance-top:0;mso-wrap-distance-right:9pt;mso-wrap-distance-bottom:0;mso-position-horizontal:absolute;mso-position-horizontal-relative:text;mso-position-vertical:absolute;mso-position-vertical-relative:text;v-text-anchor:top" o:gfxdata="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" stroked="f">
+                <v:textbox style="mso-fit-shape-to-text:t" inset="0,0,0,0">
+                  <w:txbxContent>
+                    <w:p>
+                      <w:pPr>
+                        <w:pStyle w:val="Beschriftung"/>
+                        <w:rPr>
+                          <w:noProof/>
+                          <w:sz w:val="22"/>
+                          <w:lang w:eastAsia="en-US"/>
+                        </w:rPr>
+                      </w:pPr>
+                      <w:r>
+                        <w:t xml:space="preserve">Abbildung </w:t>
+                      </w:r>
+                      <w:fldSimple w:instr=" SEQ Abbildung \* ARABIC ">
+                        <w:r>
+                          <w:rPr>
+                            <w:noProof/>
+                          </w:rPr>
+                          <w:t>3</w:t>
+                        </w:r>
+                      </w:fldSimple>
+                      <w:r>
+                        <w:rPr>
+                          <w:lang w:val="de-DE"/>
+                        </w:rPr>
+                        <w:t xml:space="preserve">: </w:t>
+                      </w:r>
+                      <w:r>
+                        <w:rPr>
+                          <w:lang w:val="de-DE"/>
+                        </w:rPr>
+                        <w:t>Spaghetti Bolognese</w:t>
+                      </w:r>
+                    </w:p>
+                  </w:txbxContent>
+                </v:textbox>
+                <w10:wrap type="square"/>
+              </v:shape>
+            </w:pict>
+          </mc:Fallback>
+        </mc:AlternateContent>
+      </w:r>
+      <w:r>
+        <w:rPr>
+          <w:noProof/>
+          <w:lang w:eastAsia="en-US"/>
+        </w:rPr>
+        <mc:AlternateContent>
+          <mc:Choice Requires="wpg">
+            <w:drawing>
+              <wp:anchor distT="0" distB="0" distL="114300" distR="114300" simplePos="0" relativeHeight="251668480" behindDoc="0" locked="0" layoutInCell="1" allowOverlap="1" wp14:anchorId="7E42BAF4" wp14:editId="5A4EADFC">
+                <wp:simplePos x="0" y="0"/>
+                <wp:positionH relativeFrom="column">
+                  <wp:posOffset>793750</wp:posOffset>
+                </wp:positionH>
+                <wp:positionV relativeFrom="paragraph">
+                  <wp:posOffset>25400</wp:posOffset>
+                </wp:positionV>
+                <wp:extent cx="3963035" cy="5511800"/>
+                <wp:effectExtent l="0" t="0" r="0" b="0"/>
+                <wp:wrapSquare wrapText="bothSides"/>
+                <wp:docPr id="684613317" name="Gruppieren 3"/>
+                <wp:cNvGraphicFramePr/>
+                <a:graphic xmlns:a="http://schemas.openxmlformats.org/drawingml/2006/main">
+                  <a:graphicData uri="http://schemas.microsoft.com/office/word/2010/wordprocessingGroup">
+                    <wpg:wgp>
+                      <wpg:cNvGrpSpPr/>
+                      <wpg:grpSpPr>
+                        <a:xfrm>
+                          <a:off x="0" y="0"/>
+                          <a:ext cx="3963035" cy="5511800"/>
+                          <a:chOff x="0" y="0"/>
+                          <a:chExt cx="3963035" cy="5511800"/>
+                        </a:xfrm>
+                      </wpg:grpSpPr>
+                      <pic:pic xmlns:pic="http://schemas.openxmlformats.org/drawingml/2006/picture">
+                        <pic:nvPicPr>
+                          <pic:cNvPr id="237805731" name="Grafik 1"/>
+                          <pic:cNvPicPr>
+                            <a:picLocks noChangeAspect="1"/>
+                          </pic:cNvPicPr>
+                        </pic:nvPicPr>
+                        <pic:blipFill>
+                          <a:blip r:embed="rId34">
+                            <a:extLst>
+                              <a:ext uri="{28A0092B-C50C-407E-A947-70E740481C1C}">
+                                <a14:useLocalDpi xmlns:a14="http://schemas.microsoft.com/office/drawing/2010/main" val="0"/>
+                              </a:ext>
+                            </a:extLst>
+                          </a:blip>
+                          <a:stretch>
+                            <a:fillRect/>
+                          </a:stretch>
+                        </pic:blipFill>
+                        <pic:spPr>
+                          <a:xfrm>
+                            <a:off x="0" y="0"/>
+                            <a:ext cx="3963035" cy="5151120"/>
+                          </a:xfrm>
+                          <a:prstGeom prst="rect">
+                            <a:avLst/>
+                          </a:prstGeom>
+                        </pic:spPr>
+                      </pic:pic>
+                      <pic:pic xmlns:pic="http://schemas.openxmlformats.org/drawingml/2006/picture">
+                        <pic:nvPicPr>
+                          <pic:cNvPr id="1685872546" name="Grafik 1"/>
+                          <pic:cNvPicPr>
+                            <a:picLocks noChangeAspect="1"/>
+                          </pic:cNvPicPr>
+                        </pic:nvPicPr>
+                        <pic:blipFill>
+                          <a:blip r:embed="rId35">
+                            <a:extLst>
+                              <a:ext uri="{28A0092B-C50C-407E-A947-70E740481C1C}">
+                                <a14:useLocalDpi xmlns:a14="http://schemas.microsoft.com/office/drawing/2010/main" val="0"/>
+                              </a:ext>
+                            </a:extLst>
+                          </a:blip>
+                          <a:stretch>
+                            <a:fillRect/>
+                          </a:stretch>
+                        </pic:blipFill>
+                        <pic:spPr>
+                          <a:xfrm>
+                            <a:off x="0" y="5149850"/>
+                            <a:ext cx="3963035" cy="361950"/>
+                          </a:xfrm>
+                          <a:prstGeom prst="rect">
+                            <a:avLst/>
+                          </a:prstGeom>
+                        </pic:spPr>
+                      </pic:pic>
+                    </wpg:wgp>
+                  </a:graphicData>
+                </a:graphic>
+              </wp:anchor>
+            </w:drawing>
+          </mc:Choice>
+          <mc:Fallback>
+            <w:pict>
+              <v:group w14:anchorId="2F569671" id="Gruppieren 3" o:spid="_x0000_s1026" style="position:absolute;margin-left:62.5pt;margin-top:2pt;width:312.05pt;height:434pt;z-index:251668480" coordsize="39630,55118" o:gfxdata="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">
+                <v:shape id="Grafik 1" o:spid="_x0000_s1027" type="#_x0000_t75" style="position:absolute;width:39630;height:51511;visibility:visible;mso-wrap-style:square" o:gfxdata="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">
+                  <v:imagedata r:id="rId36" o:title=""/>
+                </v:shape>
+                <v:shape id="Grafik 1" o:spid="_x0000_s1028" type="#_x0000_t75" style="position:absolute;top:51498;width:39630;height:3620;visibility:visible;mso-wrap-style:square" o:gfxdata="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">
+                  <v:imagedata r:id="rId37" o:title=""/>
+                </v:shape>
+                <w10:wrap type="square"/>
+              </v:group>
+            </w:pict>
+          </mc:Fallback>
+        </mc:AlternateContent>
+      </w:r>
+      <w:r>
+        <w:rPr>
+          <w:lang w:eastAsia="en-US"/>
+        </w:rPr>
+        <w:br w:type="page"/>
+      </w:r>
+      <w:r>
+        <w:rPr>
+          <w:noProof/>
+        </w:rPr>
+        <mc:AlternateContent>
+          <mc:Choice Requires="wps">
+            <w:drawing>
+              <wp:anchor distT="0" distB="0" distL="114300" distR="114300" simplePos="0" relativeHeight="251663360" behindDoc="0" locked="0" layoutInCell="1" allowOverlap="1" wp14:anchorId="54B19781" wp14:editId="03C5F012">
                 <wp:simplePos x="0" y="0"/>
                 <wp:positionH relativeFrom="column">
                   <wp:posOffset>17780</wp:posOffset>
@@ -11815,27 +12550,14 @@
                             <w:r>
                               <w:t xml:space="preserve">Abbildung </w:t>
                             </w:r>
-                            <w:r>
-                              <w:fldChar w:fldCharType="begin"/>
-                            </w:r>
-                            <w:r>
-                              <w:instrText xml:space="preserve"> SEQ Abbildung \* ARABIC </w:instrText>
-                            </w:r>
-                            <w:r>
-                              <w:fldChar w:fldCharType="separate"/>
-                            </w:r>
-                            <w:r>
-                              <w:rPr>
-                                <w:noProof/>
-                              </w:rPr>
-                              <w:t>3</w:t>
-                            </w:r>
-                            <w:r>
-                              <w:rPr>
-                                <w:noProof/>
-                              </w:rPr>
-                              <w:fldChar w:fldCharType="end"/>
-                            </w:r>
+                            <w:fldSimple w:instr=" SEQ Abbildung \* ARABIC ">
+                              <w:r>
+                                <w:rPr>
+                                  <w:noProof/>
+                                </w:rPr>
+                                <w:t>4</w:t>
+                              </w:r>
+                            </w:fldSimple>
                             <w:r>
                               <w:rPr>
                                 <w:lang w:val="de-DE"/>
@@ -11859,7 +12581,7 @@
           </mc:Choice>
           <mc:Fallback>
             <w:pict>
-              <v:shape w14:anchorId="54B19781" id="_x0000_s1027" type="#_x0000_t202" style="position:absolute;margin-left:1.4pt;margin-top:636.95pt;width:447.85pt;height:.05pt;z-index:251664384;visibility:visible;mso-wrap-style:square;mso-wrap-distance-left:9pt;mso-wrap-distance-top:0;mso-wrap-distance-right:9pt;mso-wrap-distance-bottom:0;mso-position-horizontal:absolute;mso-position-horizontal-relative:text;mso-position-vertical:absolute;mso-position-vertical-relative:text;v-text-anchor:top" o:gfxdata="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" stroked="f">
+              <v:shape w14:anchorId="54B19781" id="_x0000_s1028" type="#_x0000_t202" style="position:absolute;margin-left:1.4pt;margin-top:636.95pt;width:447.85pt;height:.05pt;z-index:251663360;visibility:visible;mso-wrap-style:square;mso-wrap-distance-left:9pt;mso-wrap-distance-top:0;mso-wrap-distance-right:9pt;mso-wrap-distance-bottom:0;mso-position-horizontal:absolute;mso-position-horizontal-relative:text;mso-position-vertical:absolute;mso-position-vertical-relative:text;v-text-anchor:top" o:gfxdata="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" stroked="f">
                 <v:textbox style="mso-fit-shape-to-text:t" inset="0,0,0,0">
                   <w:txbxContent>
                     <w:p>
@@ -11873,27 +12595,14 @@
                       <w:r>
                         <w:t xml:space="preserve">Abbildung </w:t>
                       </w:r>
-                      <w:r>
-                        <w:fldChar w:fldCharType="begin"/>
-                      </w:r>
-                      <w:r>
-                        <w:instrText xml:space="preserve"> SEQ Abbildung \* ARABIC </w:instrText>
-                      </w:r>
-                      <w:r>
-                        <w:fldChar w:fldCharType="separate"/>
-                      </w:r>
-                      <w:r>
-                        <w:rPr>
-                          <w:noProof/>
-                        </w:rPr>
-                        <w:t>3</w:t>
-                      </w:r>
-                      <w:r>
-                        <w:rPr>
-                          <w:noProof/>
-                        </w:rPr>
-                        <w:fldChar w:fldCharType="end"/>
-                      </w:r>
+                      <w:fldSimple w:instr=" SEQ Abbildung \* ARABIC ">
+                        <w:r>
+                          <w:rPr>
+                            <w:noProof/>
+                          </w:rPr>
+                          <w:t>4</w:t>
+                        </w:r>
+                      </w:fldSimple>
                       <w:r>
                         <w:rPr>
                           <w:lang w:val="de-DE"/>
@@ -11909,76 +12618,12 @@
           </mc:Fallback>
         </mc:AlternateContent>
       </w:r>
-      <w:r>
-        <w:rPr>
-          <w:noProof/>
-          <w:lang w:eastAsia="en-US"/>
-        </w:rPr>
-        <w:drawing>
-          <wp:anchor distT="0" distB="0" distL="114300" distR="114300" simplePos="0" relativeHeight="251662336" behindDoc="0" locked="0" layoutInCell="1" allowOverlap="1" wp14:anchorId="6446694E" wp14:editId="797F5BD1">
-            <wp:simplePos x="0" y="0"/>
-            <wp:positionH relativeFrom="margin">
-              <wp:align>center</wp:align>
-            </wp:positionH>
-            <wp:positionV relativeFrom="paragraph">
-              <wp:posOffset>0</wp:posOffset>
-            </wp:positionV>
-            <wp:extent cx="5688000" cy="8032268"/>
-            <wp:effectExtent l="0" t="0" r="8255" b="6985"/>
-            <wp:wrapSquare wrapText="bothSides"/>
-            <wp:docPr id="194411991" name="Grafik 1"/>
-            <wp:cNvGraphicFramePr>
-              <a:graphicFrameLocks xmlns:a="http://schemas.openxmlformats.org/drawingml/2006/main" noChangeAspect="1"/>
-            </wp:cNvGraphicFramePr>
-            <a:graphic xmlns:a="http://schemas.openxmlformats.org/drawingml/2006/main">
-              <a:graphicData uri="http://schemas.openxmlformats.org/drawingml/2006/picture">
-                <pic:pic xmlns:pic="http://schemas.openxmlformats.org/drawingml/2006/picture">
-                  <pic:nvPicPr>
-                    <pic:cNvPr id="194411991" name=""/>
-                    <pic:cNvPicPr/>
-                  </pic:nvPicPr>
-                  <pic:blipFill>
-                    <a:blip r:embed="rId34">
-                      <a:extLst>
-                        <a:ext uri="{28A0092B-C50C-407E-A947-70E740481C1C}">
-                          <a14:useLocalDpi xmlns:a14="http://schemas.microsoft.com/office/drawing/2010/main" val="0"/>
-                        </a:ext>
-                      </a:extLst>
-                    </a:blip>
-                    <a:stretch>
-                      <a:fillRect/>
-                    </a:stretch>
-                  </pic:blipFill>
-                  <pic:spPr>
-                    <a:xfrm>
-                      <a:off x="0" y="0"/>
-                      <a:ext cx="5688000" cy="8032268"/>
-                    </a:xfrm>
-                    <a:prstGeom prst="rect">
-                      <a:avLst/>
-                    </a:prstGeom>
-                  </pic:spPr>
-                </pic:pic>
-              </a:graphicData>
-            </a:graphic>
-            <wp14:sizeRelH relativeFrom="margin">
-              <wp14:pctWidth>0</wp14:pctWidth>
-            </wp14:sizeRelH>
-            <wp14:sizeRelV relativeFrom="margin">
-              <wp14:pctHeight>0</wp14:pctHeight>
-            </wp14:sizeRelV>
-          </wp:anchor>
-        </w:drawing>
-      </w:r>
-      <w:r>
-        <w:br w:type="page"/>
-      </w:r>
     </w:p>
     <w:p>
       <w:pPr>
         <w:pStyle w:val="berschrift3"/>
       </w:pPr>
-      <w:bookmarkStart w:id="14" w:name="_Toc227856278"/>
+      <w:bookmarkStart w:id="14" w:name="_Toc227908395"/>
       <w:r>
         <w:lastRenderedPageBreak/>
         <w:t>Gedanken, Ideen, Bemerkungen</w:t>
@@ -12003,7 +12648,7 @@
       <w:pPr>
         <w:pStyle w:val="berschrift3"/>
       </w:pPr>
-      <w:bookmarkStart w:id="15" w:name="_Toc227856279"/>
+      <w:bookmarkStart w:id="15" w:name="_Toc227908396"/>
       <w:r>
         <w:lastRenderedPageBreak/>
         <w:t>Flussdiagramm</w:t>
@@ -12020,7 +12665,7 @@
       <w:pPr>
         <w:pStyle w:val="berschrift3"/>
       </w:pPr>
-      <w:bookmarkStart w:id="16" w:name="_Toc227856280"/>
+      <w:bookmarkStart w:id="16" w:name="_Toc227908397"/>
       <w:r>
         <w:lastRenderedPageBreak/>
         <w:t>Struktogramm</w:t>
@@ -12046,7 +12691,7 @@
       <w:pPr>
         <w:pStyle w:val="berschrift2"/>
       </w:pPr>
-      <w:bookmarkStart w:id="17" w:name="_Toc227856281"/>
+      <w:bookmarkStart w:id="17" w:name="_Toc227908398"/>
       <w:r>
         <w:lastRenderedPageBreak/>
         <w:t>Aufgabe</w:t>
@@ -12193,7 +12838,7 @@
       <w:pPr>
         <w:pStyle w:val="berschrift3"/>
       </w:pPr>
-      <w:bookmarkStart w:id="18" w:name="_Toc227856282"/>
+      <w:bookmarkStart w:id="18" w:name="_Toc227908399"/>
       <w:r>
         <w:lastRenderedPageBreak/>
         <w:t>Gedanken, Ideen, Bemerkungen</w:t>
@@ -12218,7 +12863,7 @@
       <w:pPr>
         <w:pStyle w:val="berschrift3"/>
       </w:pPr>
-      <w:bookmarkStart w:id="19" w:name="_Toc227856283"/>
+      <w:bookmarkStart w:id="19" w:name="_Toc227908400"/>
       <w:r>
         <w:lastRenderedPageBreak/>
         <w:t>Flussdiagramm</w:t>
@@ -12232,7 +12877,7 @@
       <w:pPr>
         <w:pStyle w:val="berschrift3"/>
       </w:pPr>
-      <w:bookmarkStart w:id="20" w:name="_Toc227856284"/>
+      <w:bookmarkStart w:id="20" w:name="_Toc227908401"/>
       <w:r>
         <w:lastRenderedPageBreak/>
         <w:t>Struktogramm</w:t>
@@ -12258,7 +12903,7 @@
       <w:pPr>
         <w:pStyle w:val="berschrift2"/>
       </w:pPr>
-      <w:bookmarkStart w:id="21" w:name="_Toc227856285"/>
+      <w:bookmarkStart w:id="21" w:name="_Toc227908402"/>
       <w:r>
         <w:lastRenderedPageBreak/>
         <w:t>Aufgabe</w:t>
@@ -12353,7 +12998,7 @@
       <w:pPr>
         <w:pStyle w:val="berschrift3"/>
       </w:pPr>
-      <w:bookmarkStart w:id="22" w:name="_Toc227856286"/>
+      <w:bookmarkStart w:id="22" w:name="_Toc227908403"/>
       <w:r>
         <w:lastRenderedPageBreak/>
         <w:t>Gedanken, Ideen, Bemerkungen</w:t>
@@ -12378,7 +13023,7 @@
       <w:pPr>
         <w:pStyle w:val="berschrift3"/>
       </w:pPr>
-      <w:bookmarkStart w:id="23" w:name="_Toc227856287"/>
+      <w:bookmarkStart w:id="23" w:name="_Toc227908404"/>
       <w:r>
         <w:lastRenderedPageBreak/>
         <w:t>Flussdiagramm</w:t>
@@ -12392,7 +13037,7 @@
       <w:pPr>
         <w:pStyle w:val="berschrift3"/>
       </w:pPr>
-      <w:bookmarkStart w:id="24" w:name="_Toc227856288"/>
+      <w:bookmarkStart w:id="24" w:name="_Toc227908405"/>
       <w:r>
         <w:lastRenderedPageBreak/>
         <w:t>Struktogramm</w:t>
@@ -12404,6 +13049,239 @@
         <w:suppressAutoHyphens/>
         <w:spacing w:after="0"/>
         <w:rPr>
+          <w:sz w:val="20"/>
+          <w:szCs w:val="20"/>
+          <w:lang w:eastAsia="en-US"/>
+        </w:rPr>
+      </w:pPr>
+      <w:r>
+        <w:br w:type="page"/>
+      </w:r>
+    </w:p>
+    <w:p>
+      <w:pPr>
+        <w:pStyle w:val="berschrift3"/>
+      </w:pPr>
+      <w:bookmarkStart w:id="25" w:name="_Toc227908406"/>
+      <w:r>
+        <w:lastRenderedPageBreak/>
+        <w:t>Quiz-Frage</w:t>
+      </w:r>
+      <w:r>
+        <w:t xml:space="preserve"> (Bonus)</w:t>
+      </w:r>
+      <w:bookmarkEnd w:id="25"/>
+    </w:p>
+    <w:p>
+      <w:pPr>
+        <w:pStyle w:val="Textkrper"/>
+        <w:ind w:left="0"/>
+        <w:rPr>
+          <w:sz w:val="22"/>
+          <w:szCs w:val="22"/>
+          <w:lang w:val="de-CH"/>
+        </w:rPr>
+      </w:pPr>
+      <w:r>
+        <w:rPr>
+          <w:lang w:val="de-DE"/>
+        </w:rPr>
+        <w:t>Maximale Zeit: 5 Minuten</w:t>
+      </w:r>
+    </w:p>
+    <w:p>
+      <w:pPr>
+        <w:pStyle w:val="Textkrper"/>
+        <w:ind w:left="0"/>
+        <w:rPr>
+          <w:sz w:val="22"/>
+          <w:szCs w:val="22"/>
+          <w:lang w:val="de-CH"/>
+        </w:rPr>
+      </w:pPr>
+      <w:r>
+        <w:rPr>
+          <w:sz w:val="22"/>
+          <w:szCs w:val="22"/>
+          <w:lang w:val="de-CH"/>
+        </w:rPr>
+        <w:t>Es ist dir überlassen, die Lösung textuell</w:t>
+      </w:r>
+      <w:r>
+        <w:rPr>
+          <w:sz w:val="22"/>
+          <w:szCs w:val="22"/>
+          <w:lang w:val="de-CH"/>
+        </w:rPr>
+        <w:t>, in einem Flussdiagramm oder einem Struktogramm</w:t>
+      </w:r>
+      <w:r>
+        <w:rPr>
+          <w:sz w:val="22"/>
+          <w:szCs w:val="22"/>
+          <w:lang w:val="de-CH"/>
+        </w:rPr>
+        <w:t xml:space="preserve"> zu beschreiben</w:t>
+      </w:r>
+      <w:r>
+        <w:rPr>
+          <w:sz w:val="22"/>
+          <w:szCs w:val="22"/>
+          <w:lang w:val="de-CH"/>
+        </w:rPr>
+        <w:t>.</w:t>
+      </w:r>
+      <w:r>
+        <w:rPr>
+          <w:sz w:val="22"/>
+          <w:szCs w:val="22"/>
+          <w:lang w:val="de-CH"/>
+        </w:rPr>
+        <w:t xml:space="preserve"> </w:t>
+      </w:r>
+      <w:r>
+        <w:rPr>
+          <w:sz w:val="22"/>
+          <w:szCs w:val="22"/>
+          <w:lang w:val="de-CH"/>
+        </w:rPr>
+        <w:t xml:space="preserve">Du darfst gerne auch die </w:t>
+      </w:r>
+      <w:r>
+        <w:rPr>
+          <w:sz w:val="22"/>
+          <w:szCs w:val="22"/>
+          <w:lang w:val="de-CH"/>
+        </w:rPr>
+        <w:t>vollständige L</w:t>
+      </w:r>
+      <w:r>
+        <w:rPr>
+          <w:sz w:val="22"/>
+          <w:szCs w:val="22"/>
+          <w:lang w:val="de-CH"/>
+        </w:rPr>
+        <w:t>ösung liefern</w:t>
+      </w:r>
+      <w:r>
+        <w:rPr>
+          <w:sz w:val="22"/>
+          <w:szCs w:val="22"/>
+          <w:lang w:val="de-CH"/>
+        </w:rPr>
+        <w:t xml:space="preserve"> </w:t>
+      </w:r>
+      <w:r>
+        <w:rPr>
+          <mc:AlternateContent>
+            <mc:Choice Requires="w16se"/>
+            <mc:Fallback>
+              <w:rFonts w:ascii="Segoe UI Emoji" w:eastAsia="Segoe UI Emoji" w:hAnsi="Segoe UI Emoji" w:cs="Segoe UI Emoji"/>
+            </mc:Fallback>
+          </mc:AlternateContent>
+          <w:sz w:val="22"/>
+          <w:szCs w:val="22"/>
+          <w:lang w:val="de-CH"/>
+        </w:rPr>
+        <mc:AlternateContent>
+          <mc:Choice Requires="w16se">
+            <w16se:symEx w16se:font="Segoe UI Emoji" w16se:char="1F60A"/>
+          </mc:Choice>
+          <mc:Fallback>
+            <w:t>😊</w:t>
+          </mc:Fallback>
+        </mc:AlternateContent>
+      </w:r>
+    </w:p>
+    <w:p/>
+    <w:p>
+      <w:pPr>
+        <w:rPr>
+          <w:lang w:eastAsia="en-US"/>
+        </w:rPr>
+      </w:pPr>
+      <w:r>
+        <w:t>Diese Aufgabe besteht darin, alle Zahlen zwischen 0 und 100 auszugeben,</w:t>
+      </w:r>
+      <w:r>
+        <w:br/>
+        <w:t>welche die folgenden Bedingungen erfüllen:</w:t>
+      </w:r>
+    </w:p>
+    <w:p>
+      <w:pPr>
+        <w:pStyle w:val="Listenabsatz"/>
+        <w:numPr>
+          <w:ilvl w:val="0"/>
+          <w:numId w:val="56"/>
+        </w:numPr>
+        <w:rPr>
+          <w:lang w:eastAsia="en-US"/>
+        </w:rPr>
+      </w:pPr>
+      <w:r>
+        <w:t>Die Zahl ist zweistellig.</w:t>
+      </w:r>
+    </w:p>
+    <w:p>
+      <w:pPr>
+        <w:pStyle w:val="Listenabsatz"/>
+        <w:numPr>
+          <w:ilvl w:val="0"/>
+          <w:numId w:val="56"/>
+        </w:numPr>
+        <w:rPr>
+          <w:lang w:eastAsia="en-US"/>
+        </w:rPr>
+      </w:pPr>
+      <w:r>
+        <w:t>Die Ziffern müssen unterschiedlich sein.</w:t>
+      </w:r>
+    </w:p>
+    <w:p>
+      <w:pPr>
+        <w:pStyle w:val="Listenabsatz"/>
+        <w:numPr>
+          <w:ilvl w:val="0"/>
+          <w:numId w:val="56"/>
+        </w:numPr>
+        <w:rPr>
+          <w:lang w:eastAsia="en-US"/>
+        </w:rPr>
+      </w:pPr>
+      <w:r>
+        <w:t>Die Zahl ist weder durch 3 noch durch 4 teilbar.</w:t>
+      </w:r>
+    </w:p>
+    <w:p>
+      <w:pPr>
+        <w:pStyle w:val="Listenabsatz"/>
+        <w:numPr>
+          <w:ilvl w:val="0"/>
+          <w:numId w:val="56"/>
+        </w:numPr>
+        <w:rPr>
+          <w:lang w:eastAsia="en-US"/>
+        </w:rPr>
+      </w:pPr>
+      <w:r>
+        <w:rPr>
+          <w:lang w:eastAsia="en-US"/>
+        </w:rPr>
+        <w:t>Die Zahl ist nicht durch 11 oder durch 1 teilbar</w:t>
+      </w:r>
+      <w:r>
+        <w:rPr>
+          <w:lang w:eastAsia="en-US"/>
+        </w:rPr>
+        <w:t>.</w:t>
+      </w:r>
+    </w:p>
+    <w:p>
+      <w:pPr>
+        <w:suppressAutoHyphens/>
+        <w:spacing w:after="0"/>
+        <w:rPr>
           <w:b/>
           <w:szCs w:val="20"/>
           <w:lang w:eastAsia="en-US"/>
@@ -12415,24 +13293,88 @@
     </w:p>
     <w:p>
       <w:pPr>
+        <w:pStyle w:val="berschrift3"/>
+      </w:pPr>
+      <w:bookmarkStart w:id="26" w:name="_Toc227908407"/>
+      <w:r>
+        <w:lastRenderedPageBreak/>
+        <w:t>Gedanken, Ideen, Bemerkungen</w:t>
+      </w:r>
+      <w:bookmarkEnd w:id="26"/>
+    </w:p>
+    <w:p>
+      <w:pPr>
+        <w:suppressAutoHyphens/>
+        <w:spacing w:after="0"/>
+        <w:rPr>
+          <w:b/>
+          <w:szCs w:val="20"/>
+          <w:lang w:eastAsia="en-US"/>
+        </w:rPr>
+      </w:pPr>
+      <w:r>
+        <w:br w:type="page"/>
+      </w:r>
+    </w:p>
+    <w:p>
+      <w:pPr>
+        <w:pStyle w:val="berschrift3"/>
+      </w:pPr>
+      <w:bookmarkStart w:id="27" w:name="_Toc227908408"/>
+      <w:r>
+        <w:lastRenderedPageBreak/>
+        <w:t>Flussdiagramm</w:t>
+      </w:r>
+      <w:bookmarkEnd w:id="27"/>
+      <w:r>
+        <w:br w:type="page"/>
+      </w:r>
+    </w:p>
+    <w:p>
+      <w:pPr>
+        <w:pStyle w:val="berschrift3"/>
+      </w:pPr>
+      <w:bookmarkStart w:id="28" w:name="_Toc227908409"/>
+      <w:r>
+        <w:lastRenderedPageBreak/>
+        <w:t>Struktogramm</w:t>
+      </w:r>
+      <w:bookmarkEnd w:id="28"/>
+    </w:p>
+    <w:p>
+      <w:pPr>
+        <w:suppressAutoHyphens/>
+        <w:spacing w:after="0"/>
+        <w:rPr>
+          <w:sz w:val="20"/>
+          <w:szCs w:val="20"/>
+          <w:lang w:eastAsia="en-US"/>
+        </w:rPr>
+      </w:pPr>
+      <w:r>
+        <w:br w:type="page"/>
+      </w:r>
+    </w:p>
+    <w:p>
+      <w:pPr>
         <w:pStyle w:val="berschrift1"/>
       </w:pPr>
-      <w:bookmarkStart w:id="25" w:name="_Toc227856289"/>
+      <w:bookmarkStart w:id="29" w:name="_Toc227908410"/>
       <w:r>
         <w:lastRenderedPageBreak/>
         <w:t>Selbstreflexion</w:t>
       </w:r>
-      <w:bookmarkEnd w:id="25"/>
+      <w:bookmarkEnd w:id="29"/>
     </w:p>
     <w:p>
       <w:pPr>
         <w:pStyle w:val="berschrift2"/>
       </w:pPr>
-      <w:bookmarkStart w:id="26" w:name="_Toc227856290"/>
+      <w:bookmarkStart w:id="30" w:name="_Toc227908411"/>
       <w:r>
         <w:t>Einführung zur Selbstreflexion</w:t>
       </w:r>
-      <w:bookmarkEnd w:id="26"/>
+      <w:bookmarkEnd w:id="30"/>
     </w:p>
     <w:p>
       <w:pPr>
@@ -12557,11 +13499,11 @@
       <w:pPr>
         <w:pStyle w:val="berschrift2"/>
       </w:pPr>
-      <w:bookmarkStart w:id="27" w:name="_Toc227856291"/>
+      <w:bookmarkStart w:id="31" w:name="_Toc227908412"/>
       <w:r>
         <w:t>Fragebogen</w:t>
       </w:r>
-      <w:bookmarkEnd w:id="27"/>
+      <w:bookmarkEnd w:id="31"/>
     </w:p>
     <w:p>
       <w:pPr>
@@ -12604,11 +13546,11 @@
       <w:pPr>
         <w:pStyle w:val="berschrift3"/>
       </w:pPr>
-      <w:bookmarkStart w:id="28" w:name="_Toc227856292"/>
+      <w:bookmarkStart w:id="32" w:name="_Toc227908413"/>
       <w:r>
         <w:t>Einschätzung deiner Arbeit</w:t>
       </w:r>
-      <w:bookmarkEnd w:id="28"/>
+      <w:bookmarkEnd w:id="32"/>
     </w:p>
     <w:p>
       <w:pPr>
@@ -12644,7 +13586,7 @@
     <w:tbl>
       <w:tblPr>
         <w:tblStyle w:val="Tabellenraster"/>
-        <w:tblW w:w="5000" w:type="pct"/>
+        <w:tblW w:w="0" w:type="auto"/>
         <w:tblLook w:val="04A0" w:firstRow="1" w:lastRow="0" w:firstColumn="1" w:lastColumn="0" w:noHBand="0" w:noVBand="1"/>
       </w:tblPr>
       <w:tblGrid>
@@ -12661,7 +13603,7 @@
         </w:trPr>
         <w:tc>
           <w:tcPr>
-            <w:tcW w:w="3665" w:type="pct"/>
+            <w:tcW w:w="0" w:type="auto"/>
             <w:shd w:val="clear" w:color="auto" w:fill="EE0000"/>
           </w:tcPr>
           <w:p>
@@ -12686,7 +13628,7 @@
         </w:tc>
         <w:tc>
           <w:tcPr>
-            <w:tcW w:w="334" w:type="pct"/>
+            <w:tcW w:w="0" w:type="auto"/>
             <w:shd w:val="clear" w:color="auto" w:fill="EE0000"/>
             <w:textDirection w:val="btLr"/>
           </w:tcPr>
@@ -12713,7 +13655,7 @@
         </w:tc>
         <w:tc>
           <w:tcPr>
-            <w:tcW w:w="334" w:type="pct"/>
+            <w:tcW w:w="0" w:type="auto"/>
             <w:shd w:val="clear" w:color="auto" w:fill="EE0000"/>
             <w:textDirection w:val="btLr"/>
           </w:tcPr>
@@ -12740,7 +13682,7 @@
         </w:tc>
         <w:tc>
           <w:tcPr>
-            <w:tcW w:w="334" w:type="pct"/>
+            <w:tcW w:w="0" w:type="auto"/>
             <w:shd w:val="clear" w:color="auto" w:fill="EE0000"/>
             <w:textDirection w:val="btLr"/>
           </w:tcPr>
@@ -12767,7 +13709,7 @@
         </w:tc>
         <w:tc>
           <w:tcPr>
-            <w:tcW w:w="334" w:type="pct"/>
+            <w:tcW w:w="0" w:type="auto"/>
             <w:shd w:val="clear" w:color="auto" w:fill="EE0000"/>
             <w:textDirection w:val="btLr"/>
           </w:tcPr>
@@ -12796,7 +13738,7 @@
       <w:tr>
         <w:tc>
           <w:tcPr>
-            <w:tcW w:w="3665" w:type="pct"/>
+            <w:tcW w:w="0" w:type="auto"/>
           </w:tcPr>
           <w:p>
             <w:pPr>
@@ -12814,7 +13756,7 @@
         </w:tc>
         <w:tc>
           <w:tcPr>
-            <w:tcW w:w="334" w:type="pct"/>
+            <w:tcW w:w="0" w:type="auto"/>
           </w:tcPr>
           <w:p>
             <w:pPr>
@@ -12832,7 +13774,7 @@
         </w:tc>
         <w:tc>
           <w:tcPr>
-            <w:tcW w:w="334" w:type="pct"/>
+            <w:tcW w:w="0" w:type="auto"/>
           </w:tcPr>
           <w:p>
             <w:pPr>
@@ -12850,7 +13792,7 @@
         </w:tc>
         <w:tc>
           <w:tcPr>
-            <w:tcW w:w="334" w:type="pct"/>
+            <w:tcW w:w="0" w:type="auto"/>
           </w:tcPr>
           <w:p>
             <w:pPr>
@@ -12868,7 +13810,7 @@
         </w:tc>
         <w:tc>
           <w:tcPr>
-            <w:tcW w:w="334" w:type="pct"/>
+            <w:tcW w:w="0" w:type="auto"/>
           </w:tcPr>
           <w:p>
             <w:pPr>
@@ -12888,7 +13830,7 @@
       <w:tr>
         <w:tc>
           <w:tcPr>
-            <w:tcW w:w="3665" w:type="pct"/>
+            <w:tcW w:w="0" w:type="auto"/>
           </w:tcPr>
           <w:p>
             <w:pPr>
@@ -12906,7 +13848,7 @@
         </w:tc>
         <w:tc>
           <w:tcPr>
-            <w:tcW w:w="334" w:type="pct"/>
+            <w:tcW w:w="0" w:type="auto"/>
           </w:tcPr>
           <w:p>
             <w:pPr>
@@ -12924,7 +13866,7 @@
         </w:tc>
         <w:tc>
           <w:tcPr>
-            <w:tcW w:w="334" w:type="pct"/>
+            <w:tcW w:w="0" w:type="auto"/>
           </w:tcPr>
           <w:p>
             <w:pPr>
@@ -12942,7 +13884,7 @@
         </w:tc>
         <w:tc>
           <w:tcPr>
-            <w:tcW w:w="334" w:type="pct"/>
+            <w:tcW w:w="0" w:type="auto"/>
           </w:tcPr>
           <w:p>
             <w:pPr>
@@ -12960,7 +13902,7 @@
         </w:tc>
         <w:tc>
           <w:tcPr>
-            <w:tcW w:w="334" w:type="pct"/>
+            <w:tcW w:w="0" w:type="auto"/>
           </w:tcPr>
           <w:p>
             <w:pPr>
@@ -12980,7 +13922,7 @@
       <w:tr>
         <w:tc>
           <w:tcPr>
-            <w:tcW w:w="3665" w:type="pct"/>
+            <w:tcW w:w="0" w:type="auto"/>
           </w:tcPr>
           <w:p>
             <w:pPr>
@@ -12998,7 +13940,7 @@
         </w:tc>
         <w:tc>
           <w:tcPr>
-            <w:tcW w:w="334" w:type="pct"/>
+            <w:tcW w:w="0" w:type="auto"/>
           </w:tcPr>
           <w:p>
             <w:pPr>
@@ -13016,7 +13958,7 @@
         </w:tc>
         <w:tc>
           <w:tcPr>
-            <w:tcW w:w="334" w:type="pct"/>
+            <w:tcW w:w="0" w:type="auto"/>
           </w:tcPr>
           <w:p>
             <w:pPr>
@@ -13034,7 +13976,7 @@
         </w:tc>
         <w:tc>
           <w:tcPr>
-            <w:tcW w:w="334" w:type="pct"/>
+            <w:tcW w:w="0" w:type="auto"/>
           </w:tcPr>
           <w:p>
             <w:pPr>
@@ -13052,7 +13994,7 @@
         </w:tc>
         <w:tc>
           <w:tcPr>
-            <w:tcW w:w="334" w:type="pct"/>
+            <w:tcW w:w="0" w:type="auto"/>
           </w:tcPr>
           <w:p>
             <w:pPr>
@@ -13072,7 +14014,7 @@
       <w:tr>
         <w:tc>
           <w:tcPr>
-            <w:tcW w:w="3665" w:type="pct"/>
+            <w:tcW w:w="0" w:type="auto"/>
           </w:tcPr>
           <w:p>
             <w:pPr>
@@ -13090,7 +14032,7 @@
         </w:tc>
         <w:tc>
           <w:tcPr>
-            <w:tcW w:w="334" w:type="pct"/>
+            <w:tcW w:w="0" w:type="auto"/>
           </w:tcPr>
           <w:p>
             <w:pPr>
@@ -13108,7 +14050,7 @@
         </w:tc>
         <w:tc>
           <w:tcPr>
-            <w:tcW w:w="334" w:type="pct"/>
+            <w:tcW w:w="0" w:type="auto"/>
           </w:tcPr>
           <w:p>
             <w:pPr>
@@ -13126,7 +14068,7 @@
         </w:tc>
         <w:tc>
           <w:tcPr>
-            <w:tcW w:w="334" w:type="pct"/>
+            <w:tcW w:w="0" w:type="auto"/>
           </w:tcPr>
           <w:p>
             <w:pPr>
@@ -13144,7 +14086,7 @@
         </w:tc>
         <w:tc>
           <w:tcPr>
-            <w:tcW w:w="334" w:type="pct"/>
+            <w:tcW w:w="0" w:type="auto"/>
           </w:tcPr>
           <w:p>
             <w:pPr>
@@ -13164,7 +14106,7 @@
       <w:tr>
         <w:tc>
           <w:tcPr>
-            <w:tcW w:w="3665" w:type="pct"/>
+            <w:tcW w:w="0" w:type="auto"/>
           </w:tcPr>
           <w:p>
             <w:pPr>
@@ -13182,7 +14124,7 @@
         </w:tc>
         <w:tc>
           <w:tcPr>
-            <w:tcW w:w="334" w:type="pct"/>
+            <w:tcW w:w="0" w:type="auto"/>
           </w:tcPr>
           <w:p>
             <w:pPr>
@@ -13200,7 +14142,7 @@
         </w:tc>
         <w:tc>
           <w:tcPr>
-            <w:tcW w:w="334" w:type="pct"/>
+            <w:tcW w:w="0" w:type="auto"/>
           </w:tcPr>
           <w:p>
             <w:pPr>
@@ -13218,7 +14160,7 @@
         </w:tc>
         <w:tc>
           <w:tcPr>
-            <w:tcW w:w="334" w:type="pct"/>
+            <w:tcW w:w="0" w:type="auto"/>
           </w:tcPr>
           <w:p>
             <w:pPr>
@@ -13236,7 +14178,7 @@
         </w:tc>
         <w:tc>
           <w:tcPr>
-            <w:tcW w:w="334" w:type="pct"/>
+            <w:tcW w:w="0" w:type="auto"/>
           </w:tcPr>
           <w:p>
             <w:pPr>
@@ -13256,7 +14198,7 @@
       <w:tr>
         <w:tc>
           <w:tcPr>
-            <w:tcW w:w="3665" w:type="pct"/>
+            <w:tcW w:w="0" w:type="auto"/>
           </w:tcPr>
           <w:p>
             <w:pPr>
@@ -13274,7 +14216,7 @@
         </w:tc>
         <w:tc>
           <w:tcPr>
-            <w:tcW w:w="334" w:type="pct"/>
+            <w:tcW w:w="0" w:type="auto"/>
           </w:tcPr>
           <w:p>
             <w:pPr>
@@ -13292,7 +14234,7 @@
         </w:tc>
         <w:tc>
           <w:tcPr>
-            <w:tcW w:w="334" w:type="pct"/>
+            <w:tcW w:w="0" w:type="auto"/>
           </w:tcPr>
           <w:p>
             <w:pPr>
@@ -13310,7 +14252,7 @@
         </w:tc>
         <w:tc>
           <w:tcPr>
-            <w:tcW w:w="334" w:type="pct"/>
+            <w:tcW w:w="0" w:type="auto"/>
           </w:tcPr>
           <w:p>
             <w:pPr>
@@ -13328,7 +14270,7 @@
         </w:tc>
         <w:tc>
           <w:tcPr>
-            <w:tcW w:w="334" w:type="pct"/>
+            <w:tcW w:w="0" w:type="auto"/>
           </w:tcPr>
           <w:p>
             <w:pPr>
@@ -13348,7 +14290,7 @@
       <w:tr>
         <w:tc>
           <w:tcPr>
-            <w:tcW w:w="3665" w:type="pct"/>
+            <w:tcW w:w="0" w:type="auto"/>
           </w:tcPr>
           <w:p>
             <w:pPr>
@@ -13373,7 +14315,7 @@
         </w:tc>
         <w:tc>
           <w:tcPr>
-            <w:tcW w:w="334" w:type="pct"/>
+            <w:tcW w:w="0" w:type="auto"/>
           </w:tcPr>
           <w:p>
             <w:pPr>
@@ -13391,7 +14333,7 @@
         </w:tc>
         <w:tc>
           <w:tcPr>
-            <w:tcW w:w="334" w:type="pct"/>
+            <w:tcW w:w="0" w:type="auto"/>
           </w:tcPr>
           <w:p>
             <w:pPr>
@@ -13409,7 +14351,7 @@
         </w:tc>
         <w:tc>
           <w:tcPr>
-            <w:tcW w:w="334" w:type="pct"/>
+            <w:tcW w:w="0" w:type="auto"/>
           </w:tcPr>
           <w:p>
             <w:pPr>
@@ -13427,7 +14369,7 @@
         </w:tc>
         <w:tc>
           <w:tcPr>
-            <w:tcW w:w="334" w:type="pct"/>
+            <w:tcW w:w="0" w:type="auto"/>
           </w:tcPr>
           <w:p>
             <w:pPr>
@@ -13447,7 +14389,7 @@
       <w:tr>
         <w:tc>
           <w:tcPr>
-            <w:tcW w:w="3665" w:type="pct"/>
+            <w:tcW w:w="0" w:type="auto"/>
           </w:tcPr>
           <w:p>
             <w:pPr>
@@ -13465,7 +14407,7 @@
         </w:tc>
         <w:tc>
           <w:tcPr>
-            <w:tcW w:w="334" w:type="pct"/>
+            <w:tcW w:w="0" w:type="auto"/>
           </w:tcPr>
           <w:p>
             <w:pPr>
@@ -13483,7 +14425,7 @@
         </w:tc>
         <w:tc>
           <w:tcPr>
-            <w:tcW w:w="334" w:type="pct"/>
+            <w:tcW w:w="0" w:type="auto"/>
           </w:tcPr>
           <w:p>
             <w:pPr>
@@ -13501,7 +14443,7 @@
         </w:tc>
         <w:tc>
           <w:tcPr>
-            <w:tcW w:w="334" w:type="pct"/>
+            <w:tcW w:w="0" w:type="auto"/>
           </w:tcPr>
           <w:p>
             <w:pPr>
@@ -13519,7 +14461,7 @@
         </w:tc>
         <w:tc>
           <w:tcPr>
-            <w:tcW w:w="334" w:type="pct"/>
+            <w:tcW w:w="0" w:type="auto"/>
           </w:tcPr>
           <w:p>
             <w:pPr>
@@ -13539,7 +14481,7 @@
       <w:tr>
         <w:tc>
           <w:tcPr>
-            <w:tcW w:w="3665" w:type="pct"/>
+            <w:tcW w:w="0" w:type="auto"/>
           </w:tcPr>
           <w:p>
             <w:pPr>
@@ -13557,7 +14499,7 @@
         </w:tc>
         <w:tc>
           <w:tcPr>
-            <w:tcW w:w="334" w:type="pct"/>
+            <w:tcW w:w="0" w:type="auto"/>
           </w:tcPr>
           <w:p>
             <w:pPr>
@@ -13575,7 +14517,7 @@
         </w:tc>
         <w:tc>
           <w:tcPr>
-            <w:tcW w:w="334" w:type="pct"/>
+            <w:tcW w:w="0" w:type="auto"/>
           </w:tcPr>
           <w:p>
             <w:pPr>
@@ -13593,7 +14535,7 @@
         </w:tc>
         <w:tc>
           <w:tcPr>
-            <w:tcW w:w="334" w:type="pct"/>
+            <w:tcW w:w="0" w:type="auto"/>
           </w:tcPr>
           <w:p>
             <w:pPr>
@@ -13611,7 +14553,7 @@
         </w:tc>
         <w:tc>
           <w:tcPr>
-            <w:tcW w:w="334" w:type="pct"/>
+            <w:tcW w:w="0" w:type="auto"/>
           </w:tcPr>
           <w:p>
             <w:pPr>
@@ -13631,7 +14573,7 @@
       <w:tr>
         <w:tc>
           <w:tcPr>
-            <w:tcW w:w="3665" w:type="pct"/>
+            <w:tcW w:w="0" w:type="auto"/>
           </w:tcPr>
           <w:p>
             <w:pPr>
@@ -13649,7 +14591,7 @@
         </w:tc>
         <w:tc>
           <w:tcPr>
-            <w:tcW w:w="334" w:type="pct"/>
+            <w:tcW w:w="0" w:type="auto"/>
           </w:tcPr>
           <w:p>
             <w:pPr>
@@ -13667,7 +14609,7 @@
         </w:tc>
         <w:tc>
           <w:tcPr>
-            <w:tcW w:w="334" w:type="pct"/>
+            <w:tcW w:w="0" w:type="auto"/>
           </w:tcPr>
           <w:p>
             <w:pPr>
@@ -13685,7 +14627,7 @@
         </w:tc>
         <w:tc>
           <w:tcPr>
-            <w:tcW w:w="334" w:type="pct"/>
+            <w:tcW w:w="0" w:type="auto"/>
           </w:tcPr>
           <w:p>
             <w:pPr>
@@ -13703,7 +14645,7 @@
         </w:tc>
         <w:tc>
           <w:tcPr>
-            <w:tcW w:w="334" w:type="pct"/>
+            <w:tcW w:w="0" w:type="auto"/>
           </w:tcPr>
           <w:p>
             <w:pPr>
@@ -13725,12 +14667,12 @@
       <w:pPr>
         <w:pStyle w:val="berschrift3"/>
       </w:pPr>
-      <w:bookmarkStart w:id="29" w:name="_Toc227856293"/>
+      <w:bookmarkStart w:id="33" w:name="_Toc227908414"/>
       <w:r>
         <w:lastRenderedPageBreak/>
         <w:t>Rückblick auf dein Vorgehen</w:t>
       </w:r>
-      <w:bookmarkEnd w:id="29"/>
+      <w:bookmarkEnd w:id="33"/>
     </w:p>
     <w:p>
       <w:pPr>
@@ -14282,11 +15224,11 @@
       <w:pPr>
         <w:pStyle w:val="berschrift3"/>
       </w:pPr>
-      <w:bookmarkStart w:id="30" w:name="_Toc227856294"/>
+      <w:bookmarkStart w:id="34" w:name="_Toc227908415"/>
       <w:r>
         <w:t>Fachliche Selbstbeurteilung</w:t>
       </w:r>
-      <w:bookmarkEnd w:id="30"/>
+      <w:bookmarkEnd w:id="34"/>
     </w:p>
     <w:p>
       <w:pPr>
@@ -14522,14 +15464,30 @@
     </w:p>
     <w:p>
       <w:pPr>
-        <w:rPr>
-          <w:lang w:eastAsia="en-US"/>
-        </w:rPr>
-      </w:pPr>
-      <w:r>
-        <w:rPr>
-          <w:lang w:eastAsia="en-US"/>
-        </w:rPr>
+        <w:suppressAutoHyphens/>
+        <w:spacing w:after="0"/>
+        <w:rPr>
+          <w:lang w:eastAsia="en-US"/>
+        </w:rPr>
+      </w:pPr>
+      <w:r>
+        <w:rPr>
+          <w:lang w:eastAsia="en-US"/>
+        </w:rPr>
+        <w:br w:type="page"/>
+      </w:r>
+    </w:p>
+    <w:p>
+      <w:pPr>
+        <w:rPr>
+          <w:lang w:eastAsia="en-US"/>
+        </w:rPr>
+      </w:pPr>
+      <w:r>
+        <w:rPr>
+          <w:lang w:eastAsia="en-US"/>
+        </w:rPr>
+        <w:lastRenderedPageBreak/>
         <w:t>Begründe deine Einschätzung kurz.</w:t>
       </w:r>
     </w:p>
@@ -14654,29 +15612,13 @@
     </w:p>
     <w:p>
       <w:pPr>
-        <w:suppressAutoHyphens/>
-        <w:spacing w:after="0"/>
-        <w:rPr>
-          <w:lang w:eastAsia="en-US"/>
-        </w:rPr>
-      </w:pPr>
-      <w:r>
-        <w:rPr>
-          <w:lang w:eastAsia="en-US"/>
-        </w:rPr>
-        <w:br w:type="page"/>
-      </w:r>
-    </w:p>
-    <w:p>
-      <w:pPr>
         <w:pStyle w:val="berschrift3"/>
       </w:pPr>
-      <w:bookmarkStart w:id="31" w:name="_Toc227856295"/>
-      <w:r>
-        <w:lastRenderedPageBreak/>
+      <w:bookmarkStart w:id="35" w:name="_Toc227908416"/>
+      <w:r>
         <w:t>Persönliche Einschätzung</w:t>
       </w:r>
-      <w:bookmarkEnd w:id="31"/>
+      <w:bookmarkEnd w:id="35"/>
     </w:p>
     <w:p>
       <w:pPr>
@@ -14977,28 +15919,14 @@
     </w:p>
     <w:p>
       <w:pPr>
-        <w:suppressAutoHyphens/>
-        <w:spacing w:after="0"/>
-        <w:rPr>
-          <w:b/>
-          <w:szCs w:val="20"/>
-          <w:lang w:eastAsia="en-US"/>
-        </w:rPr>
-      </w:pPr>
-      <w:r>
-        <w:br w:type="page"/>
-      </w:r>
-    </w:p>
-    <w:p>
-      <w:pPr>
         <w:pStyle w:val="berschrift3"/>
       </w:pPr>
-      <w:bookmarkStart w:id="32" w:name="_Toc227856296"/>
+      <w:bookmarkStart w:id="36" w:name="_Toc227908417"/>
       <w:r>
         <w:lastRenderedPageBreak/>
         <w:t>Schlussfrage</w:t>
       </w:r>
-      <w:bookmarkEnd w:id="32"/>
+      <w:bookmarkEnd w:id="36"/>
     </w:p>
     <w:p>
       <w:pPr>
@@ -15143,22 +16071,22 @@
       <w:pPr>
         <w:pStyle w:val="berschrift1"/>
       </w:pPr>
-      <w:bookmarkStart w:id="33" w:name="_Toc227856297"/>
+      <w:bookmarkStart w:id="37" w:name="_Toc227908418"/>
       <w:r>
         <w:lastRenderedPageBreak/>
         <w:t>Anhang</w:t>
       </w:r>
-      <w:bookmarkEnd w:id="33"/>
+      <w:bookmarkEnd w:id="37"/>
     </w:p>
     <w:p>
       <w:pPr>
         <w:pStyle w:val="berschrift2"/>
       </w:pPr>
-      <w:bookmarkStart w:id="34" w:name="_Toc227856298"/>
+      <w:bookmarkStart w:id="38" w:name="_Toc227908419"/>
       <w:r>
         <w:t>Assessment-Repo</w:t>
       </w:r>
-      <w:bookmarkEnd w:id="34"/>
+      <w:bookmarkEnd w:id="38"/>
     </w:p>
     <w:p>
       <w:pPr>
@@ -15171,11 +16099,11 @@
       <w:pPr>
         <w:pStyle w:val="berschrift2"/>
       </w:pPr>
-      <w:bookmarkStart w:id="35" w:name="_Toc227856299"/>
+      <w:bookmarkStart w:id="39" w:name="_Toc227908420"/>
       <w:r>
         <w:t>Beschreibung der Phasen im Software Engineering Lifecycle</w:t>
       </w:r>
-      <w:bookmarkEnd w:id="35"/>
+      <w:bookmarkEnd w:id="39"/>
     </w:p>
     <w:p>
       <w:pPr>
@@ -15430,11 +16358,18 @@
       <w:pPr>
         <w:pStyle w:val="berschrift2"/>
       </w:pPr>
-      <w:bookmarkStart w:id="36" w:name="_Toc227856300"/>
+      <w:bookmarkStart w:id="40" w:name="_Toc227908421"/>
       <w:r>
         <w:t>Begriffserklärung</w:t>
       </w:r>
-      <w:bookmarkEnd w:id="36"/>
+      <w:bookmarkEnd w:id="40"/>
+    </w:p>
+    <w:p>
+      <w:pPr>
+        <w:rPr>
+          <w:lang w:eastAsia="en-US"/>
+        </w:rPr>
+      </w:pPr>
     </w:p>
     <w:tbl>
       <w:tblPr>
@@ -15584,7 +16519,7 @@
                 <w:lang w:eastAsia="en-US"/>
               </w:rPr>
             </w:pPr>
-            <w:hyperlink r:id="rId35" w:history="1">
+            <w:hyperlink r:id="rId38" w:history="1">
               <w:r>
                 <w:rPr>
                   <w:rStyle w:val="Hyperlink"/>
@@ -15639,7 +16574,7 @@
                 <w:lang w:eastAsia="en-US"/>
               </w:rPr>
             </w:pPr>
-            <w:hyperlink r:id="rId36" w:history="1">
+            <w:hyperlink r:id="rId39" w:history="1">
               <w:r>
                 <w:rPr>
                   <w:rStyle w:val="Hyperlink"/>
@@ -15679,7 +16614,15 @@
           </w:tcPr>
           <w:p>
             <w:r>
-              <w:t>Eine künstliche Sprache zur Verständigung zwischen Mensch und Computer. Mit einer Programmiersprache lassen sich Verfahren und Algorithmen so beschreiben, dass sie von einem Computer verarbeitet werden können.</w:t>
+              <w:t xml:space="preserve">Eine künstliche Sprache zur Verständigung </w:t>
+            </w:r>
+            <w:proofErr w:type="gramStart"/>
+            <w:r>
+              <w:t>zwischen Mensch</w:t>
+            </w:r>
+            <w:proofErr w:type="gramEnd"/>
+            <w:r>
+              <w:t xml:space="preserve"> und Computer. Mit einer Programmiersprache lassen sich Verfahren und Algorithmen so beschreiben, dass sie von einem Computer verarbeitet werden können.</w:t>
             </w:r>
           </w:p>
         </w:tc>
@@ -15694,15 +16637,25 @@
                 <w:lang w:eastAsia="en-US"/>
               </w:rPr>
             </w:pPr>
-            <w:hyperlink r:id="rId37" w:history="1">
+            <w:hyperlink r:id="rId40" w:history="1">
               <w:r>
                 <w:rPr>
                   <w:rStyle w:val="Hyperlink"/>
                   <w:rFonts w:cs="Arial"/>
                   <w:lang w:eastAsia="en-US"/>
                 </w:rPr>
-                <w:t>Programmiersprache: Definition, Bedeutung und Anwendung | fecher</w:t>
+                <w:t xml:space="preserve">Programmiersprache: Definition, Bedeutung und Anwendung | </w:t>
               </w:r>
+              <w:proofErr w:type="spellStart"/>
+              <w:r>
+                <w:rPr>
+                  <w:rStyle w:val="Hyperlink"/>
+                  <w:rFonts w:cs="Arial"/>
+                  <w:lang w:eastAsia="en-US"/>
+                </w:rPr>
+                <w:t>fecher</w:t>
+              </w:r>
+              <w:proofErr w:type="spellEnd"/>
             </w:hyperlink>
           </w:p>
         </w:tc>
@@ -15727,12 +16680,19 @@
       <w:pPr>
         <w:pStyle w:val="berschrift2"/>
       </w:pPr>
-      <w:bookmarkStart w:id="37" w:name="_Toc227856301"/>
+      <w:bookmarkStart w:id="41" w:name="_Toc227908422"/>
       <w:r>
         <w:lastRenderedPageBreak/>
         <w:t>Referenzen</w:t>
       </w:r>
-      <w:bookmarkEnd w:id="37"/>
+      <w:bookmarkEnd w:id="41"/>
+    </w:p>
+    <w:p>
+      <w:pPr>
+        <w:rPr>
+          <w:lang w:eastAsia="en-US"/>
+        </w:rPr>
+      </w:pPr>
     </w:p>
     <w:tbl>
       <w:tblPr>
@@ -15828,7 +16788,7 @@
                 <w:lang w:eastAsia="en-US"/>
               </w:rPr>
             </w:pPr>
-            <w:hyperlink r:id="rId38" w:history="1">
+            <w:hyperlink r:id="rId41" w:history="1">
               <w:r>
                 <w:rPr>
                   <w:rStyle w:val="Hyperlink"/>
@@ -15864,7 +16824,7 @@
                 <w:lang w:eastAsia="en-US"/>
               </w:rPr>
             </w:pPr>
-            <w:hyperlink r:id="rId39" w:history="1">
+            <w:hyperlink r:id="rId42" w:history="1">
               <w:r>
                 <w:rPr>
                   <w:rStyle w:val="Hyperlink"/>
@@ -15906,7 +16866,7 @@
                 <w:lang w:eastAsia="en-US"/>
               </w:rPr>
             </w:pPr>
-            <w:hyperlink r:id="rId40" w:history="1">
+            <w:hyperlink r:id="rId43" w:history="1">
               <w:r>
                 <w:rPr>
                   <w:rStyle w:val="Hyperlink"/>
@@ -15942,7 +16902,7 @@
                 <w:lang w:eastAsia="en-US"/>
               </w:rPr>
             </w:pPr>
-            <w:hyperlink r:id="rId41" w:history="1">
+            <w:hyperlink r:id="rId44" w:history="1">
               <w:r>
                 <w:rPr>
                   <w:rStyle w:val="Hyperlink"/>
@@ -15978,7 +16938,7 @@
                 <w:lang w:eastAsia="en-US"/>
               </w:rPr>
             </w:pPr>
-            <w:hyperlink r:id="rId42" w:history="1">
+            <w:hyperlink r:id="rId45" w:history="1">
               <w:r>
                 <w:rPr>
                   <w:rStyle w:val="Hyperlink"/>
@@ -16014,7 +16974,7 @@
                 <w:lang w:eastAsia="en-US"/>
               </w:rPr>
             </w:pPr>
-            <w:hyperlink r:id="rId43" w:history="1">
+            <w:hyperlink r:id="rId46" w:history="1">
               <w:r>
                 <w:rPr>
                   <w:rStyle w:val="Hyperlink"/>
@@ -16050,7 +17010,7 @@
                 <w:lang w:eastAsia="en-US"/>
               </w:rPr>
             </w:pPr>
-            <w:hyperlink r:id="rId44" w:history="1">
+            <w:hyperlink r:id="rId47" w:history="1">
               <w:r>
                 <w:rPr>
                   <w:rStyle w:val="Hyperlink"/>
@@ -16086,13 +17046,29 @@
                 <w:lang w:eastAsia="en-US"/>
               </w:rPr>
             </w:pPr>
-            <w:hyperlink r:id="rId45" w:history="1">
+            <w:hyperlink r:id="rId48" w:history="1">
               <w:r>
                 <w:rPr>
                   <w:rStyle w:val="Hyperlink"/>
                   <w:lang w:eastAsia="en-US"/>
                 </w:rPr>
-                <w:t>Nassi-Shneiderman-Diagramm – Wikipedia</w:t>
+                <w:t>Nassi-</w:t>
+              </w:r>
+              <w:proofErr w:type="spellStart"/>
+              <w:r>
+                <w:rPr>
+                  <w:rStyle w:val="Hyperlink"/>
+                  <w:lang w:eastAsia="en-US"/>
+                </w:rPr>
+                <w:t>Shneiderman</w:t>
+              </w:r>
+              <w:proofErr w:type="spellEnd"/>
+              <w:r>
+                <w:rPr>
+                  <w:rStyle w:val="Hyperlink"/>
+                  <w:lang w:eastAsia="en-US"/>
+                </w:rPr>
+                <w:t>-Diagramm – Wikipedia</w:t>
               </w:r>
             </w:hyperlink>
           </w:p>
@@ -16122,7 +17098,7 @@
                 <w:lang w:eastAsia="en-US"/>
               </w:rPr>
             </w:pPr>
-            <w:hyperlink r:id="rId46" w:history="1">
+            <w:hyperlink r:id="rId49" w:history="1">
               <w:r>
                 <w:rPr>
                   <w:rStyle w:val="Hyperlink"/>
@@ -16145,8 +17121,8 @@
       </w:pPr>
     </w:p>
     <w:sectPr>
-      <w:headerReference w:type="default" r:id="rId47"/>
-      <w:footerReference w:type="default" r:id="rId48"/>
+      <w:headerReference w:type="default" r:id="rId50"/>
+      <w:footerReference w:type="default" r:id="rId51"/>
       <w:pgSz w:w="11906" w:h="16838" w:code="9"/>
       <w:pgMar w:top="1440" w:right="1440" w:bottom="1440" w:left="1440" w:header="624" w:footer="510" w:gutter="0"/>
       <w:cols w:space="720"/>
@@ -16463,8 +17439,33 @@
             <w:rStyle w:val="Hyperlink"/>
             <w:lang w:val="it-CH"/>
           </w:rPr>
-          <w:t>Spaghetti bolognese - Rezept | Swissmilk</w:t>
+          <w:t xml:space="preserve">Spaghetti bolognese - </w:t>
         </w:r>
+        <w:proofErr w:type="spellStart"/>
+        <w:r>
+          <w:rPr>
+            <w:rStyle w:val="Hyperlink"/>
+            <w:lang w:val="it-CH"/>
+          </w:rPr>
+          <w:t>Rezept</w:t>
+        </w:r>
+        <w:proofErr w:type="spellEnd"/>
+        <w:r>
+          <w:rPr>
+            <w:rStyle w:val="Hyperlink"/>
+            <w:lang w:val="it-CH"/>
+          </w:rPr>
+          <w:t xml:space="preserve"> | </w:t>
+        </w:r>
+        <w:proofErr w:type="spellStart"/>
+        <w:r>
+          <w:rPr>
+            <w:rStyle w:val="Hyperlink"/>
+            <w:lang w:val="it-CH"/>
+          </w:rPr>
+          <w:t>Swissmilk</w:t>
+        </w:r>
+        <w:proofErr w:type="spellEnd"/>
       </w:hyperlink>
     </w:p>
   </w:footnote>
@@ -16555,11 +17556,19 @@
               <w:lang w:val="de-CH"/>
             </w:rPr>
           </w:pPr>
+          <w:proofErr w:type="spellStart"/>
           <w:r>
             <w:rPr>
               <w:lang w:val="de-CH"/>
             </w:rPr>
-            <w:t>ISCeco, Information Service Center WBF</w:t>
+            <w:t>ISCeco</w:t>
+          </w:r>
+          <w:proofErr w:type="spellEnd"/>
+          <w:r>
+            <w:rPr>
+              <w:lang w:val="de-CH"/>
+            </w:rPr>
+            <w:t>, Information Service Center WBF</w:t>
           </w:r>
         </w:p>
       </w:tc>
@@ -21758,6 +22767,92 @@
     </w:lvl>
   </w:abstractNum>
   <w:abstractNum w:abstractNumId="49" w15:restartNumberingAfterBreak="0">
+    <w:nsid w:val="6D2456C3"/>
+    <w:multiLevelType w:val="hybridMultilevel"/>
+    <w:tmpl w:val="67E65DFE"/>
+    <w:lvl w:ilvl="0" w:tplc="FFFFFFFF">
+      <w:start w:val="1"/>
+      <w:numFmt w:val="decimal"/>
+      <w:lvlText w:val="%1."/>
+      <w:lvlJc w:val="left"/>
+      <w:pPr>
+        <w:ind w:left="720" w:hanging="360"/>
+      </w:pPr>
+    </w:lvl>
+    <w:lvl w:ilvl="1" w:tplc="FFFFFFFF" w:tentative="1">
+      <w:start w:val="1"/>
+      <w:numFmt w:val="lowerLetter"/>
+      <w:lvlText w:val="%2."/>
+      <w:lvlJc w:val="left"/>
+      <w:pPr>
+        <w:ind w:left="1440" w:hanging="360"/>
+      </w:pPr>
+    </w:lvl>
+    <w:lvl w:ilvl="2" w:tplc="FFFFFFFF" w:tentative="1">
+      <w:start w:val="1"/>
+      <w:numFmt w:val="lowerRoman"/>
+      <w:lvlText w:val="%3."/>
+      <w:lvlJc w:val="right"/>
+      <w:pPr>
+        <w:ind w:left="2160" w:hanging="180"/>
+      </w:pPr>
+    </w:lvl>
+    <w:lvl w:ilvl="3" w:tplc="FFFFFFFF" w:tentative="1">
+      <w:start w:val="1"/>
+      <w:numFmt w:val="decimal"/>
+      <w:lvlText w:val="%4."/>
+      <w:lvlJc w:val="left"/>
+      <w:pPr>
+        <w:ind w:left="2880" w:hanging="360"/>
+      </w:pPr>
+    </w:lvl>
+    <w:lvl w:ilvl="4" w:tplc="FFFFFFFF" w:tentative="1">
+      <w:start w:val="1"/>
+      <w:numFmt w:val="lowerLetter"/>
+      <w:lvlText w:val="%5."/>
+      <w:lvlJc w:val="left"/>
+      <w:pPr>
+        <w:ind w:left="3600" w:hanging="360"/>
+      </w:pPr>
+    </w:lvl>
+    <w:lvl w:ilvl="5" w:tplc="FFFFFFFF" w:tentative="1">
+      <w:start w:val="1"/>
+      <w:numFmt w:val="lowerRoman"/>
+      <w:lvlText w:val="%6."/>
+      <w:lvlJc w:val="right"/>
+      <w:pPr>
+        <w:ind w:left="4320" w:hanging="180"/>
+      </w:pPr>
+    </w:lvl>
+    <w:lvl w:ilvl="6" w:tplc="FFFFFFFF" w:tentative="1">
+      <w:start w:val="1"/>
+      <w:numFmt w:val="decimal"/>
+      <w:lvlText w:val="%7."/>
+      <w:lvlJc w:val="left"/>
+      <w:pPr>
+        <w:ind w:left="5040" w:hanging="360"/>
+      </w:pPr>
+    </w:lvl>
+    <w:lvl w:ilvl="7" w:tplc="FFFFFFFF" w:tentative="1">
+      <w:start w:val="1"/>
+      <w:numFmt w:val="lowerLetter"/>
+      <w:lvlText w:val="%8."/>
+      <w:lvlJc w:val="left"/>
+      <w:pPr>
+        <w:ind w:left="5760" w:hanging="360"/>
+      </w:pPr>
+    </w:lvl>
+    <w:lvl w:ilvl="8" w:tplc="FFFFFFFF" w:tentative="1">
+      <w:start w:val="1"/>
+      <w:numFmt w:val="lowerRoman"/>
+      <w:lvlText w:val="%9."/>
+      <w:lvlJc w:val="right"/>
+      <w:pPr>
+        <w:ind w:left="6480" w:hanging="180"/>
+      </w:pPr>
+    </w:lvl>
+  </w:abstractNum>
+  <w:abstractNum w:abstractNumId="50" w15:restartNumberingAfterBreak="0">
     <w:nsid w:val="74633C8F"/>
     <w:multiLevelType w:val="hybridMultilevel"/>
     <w:tmpl w:val="F0103836"/>
@@ -21964,7 +23059,7 @@
     <w:abstractNumId w:val="24"/>
   </w:num>
   <w:num w:numId="41" w16cid:durableId="834153103">
-    <w:abstractNumId w:val="49"/>
+    <w:abstractNumId w:val="50"/>
   </w:num>
   <w:num w:numId="42" w16cid:durableId="926771932">
     <w:abstractNumId w:val="27"/>
@@ -22007,6 +23102,9 @@
   </w:num>
   <w:num w:numId="55" w16cid:durableId="167138611">
     <w:abstractNumId w:val="36"/>
+  </w:num>
+  <w:num w:numId="56" w16cid:durableId="1211574159">
+    <w:abstractNumId w:val="49"/>
   </w:num>
   <w:numIdMacAtCleanup w:val="5"/>
 </w:numbering>
@@ -22408,7 +23506,7 @@
   <w:style w:type="paragraph" w:default="1" w:styleId="Standard">
     <w:name w:val="Normal"/>
     <w:qFormat/>
-    <w:rsid w:val="00C6074A"/>
+    <w:rsid w:val="00756839"/>
     <w:pPr>
       <w:suppressAutoHyphens w:val="0"/>
       <w:spacing w:after="120"/>
@@ -24304,10 +25402,6 @@
 </file>
 
 <file path=customXml/item1.xml><?xml version="1.0" encoding="utf-8"?>
-<b:Sources xmlns:b="http://schemas.openxmlformats.org/officeDocument/2006/bibliography" xmlns="http://schemas.openxmlformats.org/officeDocument/2006/bibliography" SelectedStyle="\APASixthEditionOfficeOnline.xsl" StyleName="APA" Version="6"/>
-</file>
-
-<file path=customXml/item2.xml><?xml version="1.0" encoding="utf-8"?>
 <ct:contentTypeSchema xmlns:ct="http://schemas.microsoft.com/office/2006/metadata/contentType" xmlns:ma="http://schemas.microsoft.com/office/2006/metadata/properties/metaAttributes" ct:_="" ma:_="" ma:contentTypeName="Arbeitsdokumente" ma:contentTypeID="0x0101002F9FFC2F4692C040A9D99914B314900F007BFC8B622E1B5A4FAF4BEDD42511EDBF" ma:contentTypeVersion="" ma:contentTypeDescription="" ma:contentTypeScope="" ma:versionID="aadef5d2b0cdbc06db7f52dfc7035c5a">
   <xsd:schema xmlns:xsd="http://www.w3.org/2001/XMLSchema" xmlns:xs="http://www.w3.org/2001/XMLSchema" xmlns:p="http://schemas.microsoft.com/office/2006/metadata/properties" xmlns:ns2="558044cc-f176-4c91-a0e4-bc704674ebff" targetNamespace="http://schemas.microsoft.com/office/2006/metadata/properties" ma:root="true" ma:fieldsID="6bb5a7a37250ca7a50f16cda12dd59aa" ns2:_="">
     <xsd:import namespace="558044cc-f176-4c91-a0e4-bc704674ebff"/>
@@ -24454,6 +25548,16 @@
 </ct:contentTypeSchema>
 </file>
 
+<file path=customXml/item2.xml><?xml version="1.0" encoding="utf-8"?>
+<p:properties xmlns:p="http://schemas.microsoft.com/office/2006/metadata/properties" xmlns:xsi="http://www.w3.org/2001/XMLSchema-instance" xmlns:pc="http://schemas.microsoft.com/office/infopath/2007/PartnerControls">
+  <documentManagement>
+    <Versionsdatum xmlns="558044cc-f176-4c91-a0e4-bc704674ebff">16.12.2015</Versionsdatum>
+    <Dokument_x0020_Status xmlns="558044cc-f176-4c91-a0e4-bc704674ebff">In Arbeit</Dokument_x0020_Status>
+    <Dokument_x0020_Version xmlns="558044cc-f176-4c91-a0e4-bc704674ebff">4.10</Dokument_x0020_Version>
+  </documentManagement>
+</p:properties>
+</file>
+
 <file path=customXml/item3.xml><?xml version="1.0" encoding="utf-8"?>
 <?mso-contentType ?>
 <FormTemplates xmlns="http://schemas.microsoft.com/sharepoint/v3/contenttype/forms">
@@ -24464,24 +25568,10 @@
 </file>
 
 <file path=customXml/item4.xml><?xml version="1.0" encoding="utf-8"?>
-<p:properties xmlns:p="http://schemas.microsoft.com/office/2006/metadata/properties" xmlns:xsi="http://www.w3.org/2001/XMLSchema-instance" xmlns:pc="http://schemas.microsoft.com/office/infopath/2007/PartnerControls">
-  <documentManagement>
-    <Versionsdatum xmlns="558044cc-f176-4c91-a0e4-bc704674ebff">16.12.2015</Versionsdatum>
-    <Dokument_x0020_Status xmlns="558044cc-f176-4c91-a0e4-bc704674ebff">In Arbeit</Dokument_x0020_Status>
-    <Dokument_x0020_Version xmlns="558044cc-f176-4c91-a0e4-bc704674ebff">4.10</Dokument_x0020_Version>
-  </documentManagement>
-</p:properties>
+<b:Sources xmlns:b="http://schemas.openxmlformats.org/officeDocument/2006/bibliography" xmlns="http://schemas.openxmlformats.org/officeDocument/2006/bibliography" SelectedStyle="\APASixthEditionOfficeOnline.xsl" StyleName="APA" Version="6"/>
 </file>
 
 <file path=customXml/itemProps1.xml><?xml version="1.0" encoding="utf-8"?>
-<ds:datastoreItem xmlns:ds="http://schemas.openxmlformats.org/officeDocument/2006/customXml" ds:itemID="{D05AC8FE-10E1-4C37-8C88-D255A9E6B6BE}">
-  <ds:schemaRefs>
-    <ds:schemaRef ds:uri="http://schemas.openxmlformats.org/officeDocument/2006/bibliography"/>
-  </ds:schemaRefs>
-</ds:datastoreItem>
-</file>
-
-<file path=customXml/itemProps2.xml><?xml version="1.0" encoding="utf-8"?>
 <ds:datastoreItem xmlns:ds="http://schemas.openxmlformats.org/officeDocument/2006/customXml" ds:itemID="{909B49AA-2EB3-4210-949E-07C67C398FAA}">
   <ds:schemaRefs>
     <ds:schemaRef ds:uri="http://schemas.microsoft.com/office/2006/metadata/contentType"/>
@@ -24499,6 +25589,16 @@
 </ds:datastoreItem>
 </file>
 
+<file path=customXml/itemProps2.xml><?xml version="1.0" encoding="utf-8"?>
+<ds:datastoreItem xmlns:ds="http://schemas.openxmlformats.org/officeDocument/2006/customXml" ds:itemID="{F5E4C308-6600-4A29-A41D-AC7B2D659123}">
+  <ds:schemaRefs>
+    <ds:schemaRef ds:uri="http://schemas.microsoft.com/office/2006/metadata/properties"/>
+    <ds:schemaRef ds:uri="http://schemas.microsoft.com/office/infopath/2007/PartnerControls"/>
+    <ds:schemaRef ds:uri="558044cc-f176-4c91-a0e4-bc704674ebff"/>
+  </ds:schemaRefs>
+</ds:datastoreItem>
+</file>
+
 <file path=customXml/itemProps3.xml><?xml version="1.0" encoding="utf-8"?>
 <ds:datastoreItem xmlns:ds="http://schemas.openxmlformats.org/officeDocument/2006/customXml" ds:itemID="{B50D42DC-3FF5-43E9-AFFB-369101CF1449}">
   <ds:schemaRefs>
@@ -24508,11 +25608,9 @@
 </file>
 
 <file path=customXml/itemProps4.xml><?xml version="1.0" encoding="utf-8"?>
-<ds:datastoreItem xmlns:ds="http://schemas.openxmlformats.org/officeDocument/2006/customXml" ds:itemID="{F5E4C308-6600-4A29-A41D-AC7B2D659123}">
+<ds:datastoreItem xmlns:ds="http://schemas.openxmlformats.org/officeDocument/2006/customXml" ds:itemID="{D05AC8FE-10E1-4C37-8C88-D255A9E6B6BE}">
   <ds:schemaRefs>
-    <ds:schemaRef ds:uri="http://schemas.microsoft.com/office/2006/metadata/properties"/>
-    <ds:schemaRef ds:uri="http://schemas.microsoft.com/office/infopath/2007/PartnerControls"/>
-    <ds:schemaRef ds:uri="558044cc-f176-4c91-a0e4-bc704674ebff"/>
+    <ds:schemaRef ds:uri="http://schemas.openxmlformats.org/officeDocument/2006/bibliography"/>
   </ds:schemaRefs>
 </ds:datastoreItem>
 </file>
--- a/docs/2026/04-iscecoSoftwareModellierung.docx
+++ b/docs/2026/04-iscecoSoftwareModellierung.docx
@@ -4952,10 +4952,10 @@
           <w:rFonts w:cs="Arial"/>
         </w:rPr>
       </w:pPr>
-      <w:bookmarkStart w:id="2" w:name="_Hlk179438198"/>
-      <w:bookmarkStart w:id="3" w:name="_Toc365292059"/>
-      <w:bookmarkStart w:id="4" w:name="_Toc511835619"/>
-      <w:bookmarkStart w:id="5" w:name="_Toc227908386"/>
+      <w:bookmarkStart w:id="2" w:name="_Toc227908386"/>
+      <w:bookmarkStart w:id="3" w:name="_Hlk179438198"/>
+      <w:bookmarkStart w:id="4" w:name="_Toc365292059"/>
+      <w:bookmarkStart w:id="5" w:name="_Toc511835619"/>
       <w:r>
         <w:rPr>
           <w:rFonts w:cs="Arial"/>
@@ -4963,7 +4963,7 @@
         <w:lastRenderedPageBreak/>
         <w:t>Einleitung</w:t>
       </w:r>
-      <w:bookmarkEnd w:id="5"/>
+      <w:bookmarkEnd w:id="2"/>
     </w:p>
     <w:p>
       <w:pPr>
@@ -8223,9 +8223,9 @@
       </w:r>
       <w:bookmarkEnd w:id="10"/>
     </w:p>
-    <w:bookmarkEnd w:id="2"/>
     <w:bookmarkEnd w:id="3"/>
     <w:bookmarkEnd w:id="4"/>
+    <w:bookmarkEnd w:id="5"/>
     <w:p>
       <w:pPr>
         <w:rPr>
@@ -10092,6 +10092,30 @@
                 <w:color w:val="15709B"/>
                 <w:szCs w:val="22"/>
               </w:rPr>
+              <w:fldChar w:fldCharType="begin"/>
+            </w:r>
+            <w:r>
+              <w:rPr>
+                <w:rFonts w:cs="Arial"/>
+                <w:color w:val="15709B"/>
+                <w:szCs w:val="22"/>
+              </w:rPr>
+              <w:instrText xml:space="preserve"> INCLUDEPICTURE  "https://blog.assets.studyflix.de/wp-content/uploads/2022/11/Anweisung-1024x240.png" \* MERGEFORMATINET </w:instrText>
+            </w:r>
+            <w:r>
+              <w:rPr>
+                <w:rFonts w:cs="Arial"/>
+                <w:color w:val="15709B"/>
+                <w:szCs w:val="22"/>
+              </w:rPr>
+              <w:fldChar w:fldCharType="separate"/>
+            </w:r>
+            <w:r>
+              <w:rPr>
+                <w:rFonts w:cs="Arial"/>
+                <w:color w:val="15709B"/>
+                <w:szCs w:val="22"/>
+              </w:rPr>
               <w:pict w14:anchorId="29DFC8CD">
                 <v:shapetype id="_x0000_t75" coordsize="21600,21600" o:spt="75" o:preferrelative="t" path="m@4@5l@4@11@9@11@9@5xe" filled="f" stroked="f">
                   <v:stroke joinstyle="miter"/>
@@ -10112,10 +10136,18 @@
                   <v:path o:extrusionok="f" gradientshapeok="t" o:connecttype="rect"/>
                   <o:lock v:ext="edit" aspectratio="t"/>
                 </v:shapetype>
-                <v:shape id="_x0000_i1095" type="#_x0000_t75" alt="" href="https://studyflix.de/informatik/struktogramm-5715" style="width:253.55pt;height:58.85pt;mso-position-horizontal:absolute;mso-position-horizontal-relative:text;mso-position-vertical:absolute;mso-position-vertical-relative:text" o:button="t">
+                <v:shape id="_x0000_i1025" type="#_x0000_t75" alt="" href="https://studyflix.de/informatik/struktogramm-5715" style="width:253.55pt;height:58.85pt;mso-position-horizontal:absolute;mso-position-horizontal-relative:text;mso-position-vertical:absolute;mso-position-vertical-relative:text" o:button="t">
                   <v:imagedata r:id="rId19" r:href="rId20"/>
                 </v:shape>
               </w:pict>
+            </w:r>
+            <w:r>
+              <w:rPr>
+                <w:rFonts w:cs="Arial"/>
+                <w:color w:val="15709B"/>
+                <w:szCs w:val="22"/>
+              </w:rPr>
+              <w:fldChar w:fldCharType="end"/>
             </w:r>
             <w:r>
               <w:rPr>
@@ -10381,11 +10413,43 @@
                 <w:color w:val="15709B"/>
                 <w:szCs w:val="22"/>
               </w:rPr>
+              <w:fldChar w:fldCharType="begin"/>
+            </w:r>
+            <w:r>
+              <w:rPr>
+                <w:rFonts w:cs="Arial"/>
+                <w:color w:val="15709B"/>
+                <w:szCs w:val="22"/>
+              </w:rPr>
+              <w:instrText xml:space="preserve"> INCLUDEPICTURE  "https://blog.assets.studyflix.de/wp-content/uploads/2022/11/Sequenz-1024x333.png" \* MERGEFORMATINET </w:instrText>
+            </w:r>
+            <w:r>
+              <w:rPr>
+                <w:rFonts w:cs="Arial"/>
+                <w:color w:val="15709B"/>
+                <w:szCs w:val="22"/>
+              </w:rPr>
+              <w:fldChar w:fldCharType="separate"/>
+            </w:r>
+            <w:r>
+              <w:rPr>
+                <w:rFonts w:cs="Arial"/>
+                <w:color w:val="15709B"/>
+                <w:szCs w:val="22"/>
+              </w:rPr>
               <w:pict w14:anchorId="344A2E22">
-                <v:shape id="_x0000_i1096" type="#_x0000_t75" alt="" href="https://studyflix.de/informatik/struktogramm-5715" style="width:253.55pt;height:82.65pt;mso-position-horizontal:absolute;mso-position-horizontal-relative:text;mso-position-vertical:absolute;mso-position-vertical-relative:text" o:button="t">
+                <v:shape id="_x0000_i1026" type="#_x0000_t75" alt="" href="https://studyflix.de/informatik/struktogramm-5715" style="width:253.55pt;height:82.65pt;mso-position-horizontal:absolute;mso-position-horizontal-relative:text;mso-position-vertical:absolute;mso-position-vertical-relative:text" o:button="t">
                   <v:imagedata r:id="rId21" r:href="rId22"/>
                 </v:shape>
               </w:pict>
+            </w:r>
+            <w:r>
+              <w:rPr>
+                <w:rFonts w:cs="Arial"/>
+                <w:color w:val="15709B"/>
+                <w:szCs w:val="22"/>
+              </w:rPr>
+              <w:fldChar w:fldCharType="end"/>
             </w:r>
             <w:r>
               <w:rPr>
@@ -10651,11 +10715,43 @@
                 <w:color w:val="15709B"/>
                 <w:szCs w:val="22"/>
               </w:rPr>
+              <w:fldChar w:fldCharType="begin"/>
+            </w:r>
+            <w:r>
+              <w:rPr>
+                <w:rFonts w:cs="Arial"/>
+                <w:color w:val="15709B"/>
+                <w:szCs w:val="22"/>
+              </w:rPr>
+              <w:instrText xml:space="preserve"> INCLUDEPICTURE  "https://blog.assets.studyflix.de/wp-content/uploads/2022/11/Wiederholung_1-1024x333.png" \* MERGEFORMATINET </w:instrText>
+            </w:r>
+            <w:r>
+              <w:rPr>
+                <w:rFonts w:cs="Arial"/>
+                <w:color w:val="15709B"/>
+                <w:szCs w:val="22"/>
+              </w:rPr>
+              <w:fldChar w:fldCharType="separate"/>
+            </w:r>
+            <w:r>
+              <w:rPr>
+                <w:rFonts w:cs="Arial"/>
+                <w:color w:val="15709B"/>
+                <w:szCs w:val="22"/>
+              </w:rPr>
               <w:pict w14:anchorId="736A50E1">
-                <v:shape id="_x0000_i1097" type="#_x0000_t75" alt="" href="https://studyflix.de/informatik/struktogramm-5715" style="width:253.55pt;height:82.65pt;mso-position-horizontal:absolute;mso-position-horizontal-relative:text;mso-position-vertical:absolute;mso-position-vertical-relative:text" o:button="t">
+                <v:shape id="_x0000_i1027" type="#_x0000_t75" alt="" href="https://studyflix.de/informatik/struktogramm-5715" style="width:253.55pt;height:82.65pt;mso-position-horizontal:absolute;mso-position-horizontal-relative:text;mso-position-vertical:absolute;mso-position-vertical-relative:text" o:button="t">
                   <v:imagedata r:id="rId23" r:href="rId24"/>
                 </v:shape>
               </w:pict>
+            </w:r>
+            <w:r>
+              <w:rPr>
+                <w:rFonts w:cs="Arial"/>
+                <w:color w:val="15709B"/>
+                <w:szCs w:val="22"/>
+              </w:rPr>
+              <w:fldChar w:fldCharType="end"/>
             </w:r>
             <w:r>
               <w:rPr>
@@ -10921,11 +11017,43 @@
                 <w:color w:val="15709B"/>
                 <w:szCs w:val="22"/>
               </w:rPr>
+              <w:fldChar w:fldCharType="begin"/>
+            </w:r>
+            <w:r>
+              <w:rPr>
+                <w:rFonts w:cs="Arial"/>
+                <w:color w:val="15709B"/>
+                <w:szCs w:val="22"/>
+              </w:rPr>
+              <w:instrText xml:space="preserve"> INCLUDEPICTURE  "https://blog.assets.studyflix.de/wp-content/uploads/2022/11/Wiederholung_2-1024x333.png" \* MERGEFORMATINET </w:instrText>
+            </w:r>
+            <w:r>
+              <w:rPr>
+                <w:rFonts w:cs="Arial"/>
+                <w:color w:val="15709B"/>
+                <w:szCs w:val="22"/>
+              </w:rPr>
+              <w:fldChar w:fldCharType="separate"/>
+            </w:r>
+            <w:r>
+              <w:rPr>
+                <w:rFonts w:cs="Arial"/>
+                <w:color w:val="15709B"/>
+                <w:szCs w:val="22"/>
+              </w:rPr>
               <w:pict w14:anchorId="541228A8">
-                <v:shape id="_x0000_i1098" type="#_x0000_t75" alt="" href="https://studyflix.de/informatik/struktogramm-5715" style="width:253.55pt;height:82.65pt;mso-position-horizontal:absolute;mso-position-horizontal-relative:text;mso-position-vertical:absolute;mso-position-vertical-relative:text" o:button="t">
+                <v:shape id="_x0000_i1028" type="#_x0000_t75" alt="" href="https://studyflix.de/informatik/struktogramm-5715" style="width:253.55pt;height:82.65pt;mso-position-horizontal:absolute;mso-position-horizontal-relative:text;mso-position-vertical:absolute;mso-position-vertical-relative:text" o:button="t">
                   <v:imagedata r:id="rId25" r:href="rId26"/>
                 </v:shape>
               </w:pict>
+            </w:r>
+            <w:r>
+              <w:rPr>
+                <w:rFonts w:cs="Arial"/>
+                <w:color w:val="15709B"/>
+                <w:szCs w:val="22"/>
+              </w:rPr>
+              <w:fldChar w:fldCharType="end"/>
             </w:r>
             <w:r>
               <w:rPr>
@@ -11191,11 +11319,43 @@
                 <w:color w:val="15709B"/>
                 <w:szCs w:val="22"/>
               </w:rPr>
+              <w:fldChar w:fldCharType="begin"/>
+            </w:r>
+            <w:r>
+              <w:rPr>
+                <w:rFonts w:cs="Arial"/>
+                <w:color w:val="15709B"/>
+                <w:szCs w:val="22"/>
+              </w:rPr>
+              <w:instrText xml:space="preserve"> INCLUDEPICTURE  "https://blog.assets.studyflix.de/wp-content/uploads/2022/11/Wiederholung_3-1024x333.png" \* MERGEFORMATINET </w:instrText>
+            </w:r>
+            <w:r>
+              <w:rPr>
+                <w:rFonts w:cs="Arial"/>
+                <w:color w:val="15709B"/>
+                <w:szCs w:val="22"/>
+              </w:rPr>
+              <w:fldChar w:fldCharType="separate"/>
+            </w:r>
+            <w:r>
+              <w:rPr>
+                <w:rFonts w:cs="Arial"/>
+                <w:color w:val="15709B"/>
+                <w:szCs w:val="22"/>
+              </w:rPr>
               <w:pict w14:anchorId="12DBED80">
-                <v:shape id="_x0000_i1099" type="#_x0000_t75" alt="" href="https://studyflix.de/informatik/struktogramm-5715" style="width:253.55pt;height:82.65pt;mso-position-horizontal:absolute;mso-position-horizontal-relative:text;mso-position-vertical:absolute;mso-position-vertical-relative:text" o:button="t">
+                <v:shape id="_x0000_i1029" type="#_x0000_t75" alt="" href="https://studyflix.de/informatik/struktogramm-5715" style="width:253.55pt;height:82.65pt;mso-position-horizontal:absolute;mso-position-horizontal-relative:text;mso-position-vertical:absolute;mso-position-vertical-relative:text" o:button="t">
                   <v:imagedata r:id="rId27" r:href="rId28"/>
                 </v:shape>
               </w:pict>
+            </w:r>
+            <w:r>
+              <w:rPr>
+                <w:rFonts w:cs="Arial"/>
+                <w:color w:val="15709B"/>
+                <w:szCs w:val="22"/>
+              </w:rPr>
+              <w:fldChar w:fldCharType="end"/>
             </w:r>
             <w:r>
               <w:rPr>
@@ -11427,11 +11587,43 @@
                 <w:color w:val="15709B"/>
                 <w:szCs w:val="22"/>
               </w:rPr>
+              <w:fldChar w:fldCharType="begin"/>
+            </w:r>
+            <w:r>
+              <w:rPr>
+                <w:rFonts w:cs="Arial"/>
+                <w:color w:val="15709B"/>
+                <w:szCs w:val="22"/>
+              </w:rPr>
+              <w:instrText xml:space="preserve"> INCLUDEPICTURE  "https://blog.assets.studyflix.de/wp-content/uploads/2022/11/Verzweigung-mit-Alternative-1024x327.png" \* MERGEFORMATINET </w:instrText>
+            </w:r>
+            <w:r>
+              <w:rPr>
+                <w:rFonts w:cs="Arial"/>
+                <w:color w:val="15709B"/>
+                <w:szCs w:val="22"/>
+              </w:rPr>
+              <w:fldChar w:fldCharType="separate"/>
+            </w:r>
+            <w:r>
+              <w:rPr>
+                <w:rFonts w:cs="Arial"/>
+                <w:color w:val="15709B"/>
+                <w:szCs w:val="22"/>
+              </w:rPr>
               <w:pict w14:anchorId="1F4DE4F6">
-                <v:shape id="_x0000_i1100" type="#_x0000_t75" alt="" href="https://studyflix.de/informatik/struktogramm-5715" style="width:253.55pt;height:80.75pt;mso-position-horizontal:absolute;mso-position-horizontal-relative:text;mso-position-vertical:absolute;mso-position-vertical-relative:text" o:button="t">
+                <v:shape id="_x0000_i1030" type="#_x0000_t75" alt="" href="https://studyflix.de/informatik/struktogramm-5715" style="width:253.55pt;height:80.75pt;mso-position-horizontal:absolute;mso-position-horizontal-relative:text;mso-position-vertical:absolute;mso-position-vertical-relative:text" o:button="t">
                   <v:imagedata r:id="rId29" r:href="rId30"/>
                 </v:shape>
               </w:pict>
+            </w:r>
+            <w:r>
+              <w:rPr>
+                <w:rFonts w:cs="Arial"/>
+                <w:color w:val="15709B"/>
+                <w:szCs w:val="22"/>
+              </w:rPr>
+              <w:fldChar w:fldCharType="end"/>
             </w:r>
             <w:r>
               <w:rPr>
@@ -11673,11 +11865,43 @@
                 <w:color w:val="115A7C"/>
                 <w:szCs w:val="22"/>
               </w:rPr>
+              <w:fldChar w:fldCharType="begin"/>
+            </w:r>
+            <w:r>
+              <w:rPr>
+                <w:rFonts w:cs="Arial"/>
+                <w:color w:val="115A7C"/>
+                <w:szCs w:val="22"/>
+              </w:rPr>
+              <w:instrText xml:space="preserve"> INCLUDEPICTURE  "https://blog.assets.studyflix.de/wp-content/uploads/2022/11/Verzweigung-ohne-Alternative-1024x327.png" \* MERGEFORMATINET </w:instrText>
+            </w:r>
+            <w:r>
+              <w:rPr>
+                <w:rFonts w:cs="Arial"/>
+                <w:color w:val="115A7C"/>
+                <w:szCs w:val="22"/>
+              </w:rPr>
+              <w:fldChar w:fldCharType="separate"/>
+            </w:r>
+            <w:r>
+              <w:rPr>
+                <w:rFonts w:cs="Arial"/>
+                <w:color w:val="115A7C"/>
+                <w:szCs w:val="22"/>
+              </w:rPr>
               <w:pict w14:anchorId="27887FD8">
-                <v:shape id="_x0000_i1101" type="#_x0000_t75" alt="" href="https://studyflix.de/informatik/struktogramm-5715" style="width:253.55pt;height:80.15pt;mso-position-horizontal:absolute;mso-position-horizontal-relative:text;mso-position-vertical:absolute;mso-position-vertical-relative:text" o:button="t">
+                <v:shape id="_x0000_i1031" type="#_x0000_t75" alt="" href="https://studyflix.de/informatik/struktogramm-5715" style="width:253.55pt;height:80.15pt;mso-position-horizontal:absolute;mso-position-horizontal-relative:text;mso-position-vertical:absolute;mso-position-vertical-relative:text" o:button="t">
                   <v:imagedata r:id="rId31" r:href="rId32"/>
                 </v:shape>
               </w:pict>
+            </w:r>
+            <w:r>
+              <w:rPr>
+                <w:rFonts w:cs="Arial"/>
+                <w:color w:val="115A7C"/>
+                <w:szCs w:val="22"/>
+              </w:rPr>
+              <w:fldChar w:fldCharType="end"/>
             </w:r>
             <w:r>
               <w:rPr>
@@ -16094,6 +16318,12 @@
           <w:lang w:eastAsia="en-US"/>
         </w:rPr>
       </w:pPr>
+      <w:r>
+        <w:rPr>
+          <w:lang w:eastAsia="en-US"/>
+        </w:rPr>
+        <w:t>https://github.com/iscecoEdu/assessments.git</w:t>
+      </w:r>
     </w:p>
     <w:p>
       <w:pPr>
@@ -17441,31 +17671,13 @@
           </w:rPr>
           <w:t xml:space="preserve">Spaghetti bolognese - </w:t>
         </w:r>
-        <w:proofErr w:type="spellStart"/>
         <w:r>
           <w:rPr>
             <w:rStyle w:val="Hyperlink"/>
             <w:lang w:val="it-CH"/>
           </w:rPr>
-          <w:t>Rezept</w:t>
+          <w:t>Rezept | Swissmilk</w:t>
         </w:r>
-        <w:proofErr w:type="spellEnd"/>
-        <w:r>
-          <w:rPr>
-            <w:rStyle w:val="Hyperlink"/>
-            <w:lang w:val="it-CH"/>
-          </w:rPr>
-          <w:t xml:space="preserve"> | </w:t>
-        </w:r>
-        <w:proofErr w:type="spellStart"/>
-        <w:r>
-          <w:rPr>
-            <w:rStyle w:val="Hyperlink"/>
-            <w:lang w:val="it-CH"/>
-          </w:rPr>
-          <w:t>Swissmilk</w:t>
-        </w:r>
-        <w:proofErr w:type="spellEnd"/>
       </w:hyperlink>
     </w:p>
   </w:footnote>
@@ -25402,6 +25614,29 @@
 </file>
 
 <file path=customXml/item1.xml><?xml version="1.0" encoding="utf-8"?>
+<p:properties xmlns:p="http://schemas.microsoft.com/office/2006/metadata/properties" xmlns:xsi="http://www.w3.org/2001/XMLSchema-instance" xmlns:pc="http://schemas.microsoft.com/office/infopath/2007/PartnerControls">
+  <documentManagement>
+    <Versionsdatum xmlns="558044cc-f176-4c91-a0e4-bc704674ebff">16.12.2015</Versionsdatum>
+    <Dokument_x0020_Status xmlns="558044cc-f176-4c91-a0e4-bc704674ebff">In Arbeit</Dokument_x0020_Status>
+    <Dokument_x0020_Version xmlns="558044cc-f176-4c91-a0e4-bc704674ebff">4.10</Dokument_x0020_Version>
+  </documentManagement>
+</p:properties>
+</file>
+
+<file path=customXml/item2.xml><?xml version="1.0" encoding="utf-8"?>
+<b:Sources xmlns:b="http://schemas.openxmlformats.org/officeDocument/2006/bibliography" xmlns="http://schemas.openxmlformats.org/officeDocument/2006/bibliography" SelectedStyle="\APASixthEditionOfficeOnline.xsl" StyleName="APA" Version="6"/>
+</file>
+
+<file path=customXml/item3.xml><?xml version="1.0" encoding="utf-8"?>
+<?mso-contentType ?>
+<FormTemplates xmlns="http://schemas.microsoft.com/sharepoint/v3/contenttype/forms">
+  <Display>DocumentLibraryForm</Display>
+  <Edit>DocumentLibraryForm</Edit>
+  <New>DocumentLibraryForm</New>
+</FormTemplates>
+</file>
+
+<file path=customXml/item4.xml><?xml version="1.0" encoding="utf-8"?>
 <ct:contentTypeSchema xmlns:ct="http://schemas.microsoft.com/office/2006/metadata/contentType" xmlns:ma="http://schemas.microsoft.com/office/2006/metadata/properties/metaAttributes" ct:_="" ma:_="" ma:contentTypeName="Arbeitsdokumente" ma:contentTypeID="0x0101002F9FFC2F4692C040A9D99914B314900F007BFC8B622E1B5A4FAF4BEDD42511EDBF" ma:contentTypeVersion="" ma:contentTypeDescription="" ma:contentTypeScope="" ma:versionID="aadef5d2b0cdbc06db7f52dfc7035c5a">
   <xsd:schema xmlns:xsd="http://www.w3.org/2001/XMLSchema" xmlns:xs="http://www.w3.org/2001/XMLSchema" xmlns:p="http://schemas.microsoft.com/office/2006/metadata/properties" xmlns:ns2="558044cc-f176-4c91-a0e4-bc704674ebff" targetNamespace="http://schemas.microsoft.com/office/2006/metadata/properties" ma:root="true" ma:fieldsID="6bb5a7a37250ca7a50f16cda12dd59aa" ns2:_="">
     <xsd:import namespace="558044cc-f176-4c91-a0e4-bc704674ebff"/>
@@ -25548,30 +25783,33 @@
 </ct:contentTypeSchema>
 </file>
 
-<file path=customXml/item2.xml><?xml version="1.0" encoding="utf-8"?>
-<p:properties xmlns:p="http://schemas.microsoft.com/office/2006/metadata/properties" xmlns:xsi="http://www.w3.org/2001/XMLSchema-instance" xmlns:pc="http://schemas.microsoft.com/office/infopath/2007/PartnerControls">
-  <documentManagement>
-    <Versionsdatum xmlns="558044cc-f176-4c91-a0e4-bc704674ebff">16.12.2015</Versionsdatum>
-    <Dokument_x0020_Status xmlns="558044cc-f176-4c91-a0e4-bc704674ebff">In Arbeit</Dokument_x0020_Status>
-    <Dokument_x0020_Version xmlns="558044cc-f176-4c91-a0e4-bc704674ebff">4.10</Dokument_x0020_Version>
-  </documentManagement>
-</p:properties>
+<file path=customXml/itemProps1.xml><?xml version="1.0" encoding="utf-8"?>
+<ds:datastoreItem xmlns:ds="http://schemas.openxmlformats.org/officeDocument/2006/customXml" ds:itemID="{F5E4C308-6600-4A29-A41D-AC7B2D659123}">
+  <ds:schemaRefs>
+    <ds:schemaRef ds:uri="http://schemas.microsoft.com/office/2006/metadata/properties"/>
+    <ds:schemaRef ds:uri="http://schemas.microsoft.com/office/infopath/2007/PartnerControls"/>
+    <ds:schemaRef ds:uri="558044cc-f176-4c91-a0e4-bc704674ebff"/>
+  </ds:schemaRefs>
+</ds:datastoreItem>
 </file>
 
-<file path=customXml/item3.xml><?xml version="1.0" encoding="utf-8"?>
-<?mso-contentType ?>
-<FormTemplates xmlns="http://schemas.microsoft.com/sharepoint/v3/contenttype/forms">
-  <Display>DocumentLibraryForm</Display>
-  <Edit>DocumentLibraryForm</Edit>
-  <New>DocumentLibraryForm</New>
-</FormTemplates>
+<file path=customXml/itemProps2.xml><?xml version="1.0" encoding="utf-8"?>
+<ds:datastoreItem xmlns:ds="http://schemas.openxmlformats.org/officeDocument/2006/customXml" ds:itemID="{D05AC8FE-10E1-4C37-8C88-D255A9E6B6BE}">
+  <ds:schemaRefs>
+    <ds:schemaRef ds:uri="http://schemas.openxmlformats.org/officeDocument/2006/bibliography"/>
+  </ds:schemaRefs>
+</ds:datastoreItem>
 </file>
 
-<file path=customXml/item4.xml><?xml version="1.0" encoding="utf-8"?>
-<b:Sources xmlns:b="http://schemas.openxmlformats.org/officeDocument/2006/bibliography" xmlns="http://schemas.openxmlformats.org/officeDocument/2006/bibliography" SelectedStyle="\APASixthEditionOfficeOnline.xsl" StyleName="APA" Version="6"/>
+<file path=customXml/itemProps3.xml><?xml version="1.0" encoding="utf-8"?>
+<ds:datastoreItem xmlns:ds="http://schemas.openxmlformats.org/officeDocument/2006/customXml" ds:itemID="{B50D42DC-3FF5-43E9-AFFB-369101CF1449}">
+  <ds:schemaRefs>
+    <ds:schemaRef ds:uri="http://schemas.microsoft.com/sharepoint/v3/contenttype/forms"/>
+  </ds:schemaRefs>
+</ds:datastoreItem>
 </file>
 
-<file path=customXml/itemProps1.xml><?xml version="1.0" encoding="utf-8"?>
+<file path=customXml/itemProps4.xml><?xml version="1.0" encoding="utf-8"?>
 <ds:datastoreItem xmlns:ds="http://schemas.openxmlformats.org/officeDocument/2006/customXml" ds:itemID="{909B49AA-2EB3-4210-949E-07C67C398FAA}">
   <ds:schemaRefs>
     <ds:schemaRef ds:uri="http://schemas.microsoft.com/office/2006/metadata/contentType"/>
@@ -25587,30 +25825,4 @@
     <ds:schemaRef ds:uri="http://schemas.microsoft.com/internal/obd"/>
   </ds:schemaRefs>
 </ds:datastoreItem>
-</file>
-
-<file path=customXml/itemProps2.xml><?xml version="1.0" encoding="utf-8"?>
-<ds:datastoreItem xmlns:ds="http://schemas.openxmlformats.org/officeDocument/2006/customXml" ds:itemID="{F5E4C308-6600-4A29-A41D-AC7B2D659123}">
-  <ds:schemaRefs>
-    <ds:schemaRef ds:uri="http://schemas.microsoft.com/office/2006/metadata/properties"/>
-    <ds:schemaRef ds:uri="http://schemas.microsoft.com/office/infopath/2007/PartnerControls"/>
-    <ds:schemaRef ds:uri="558044cc-f176-4c91-a0e4-bc704674ebff"/>
-  </ds:schemaRefs>
-</ds:datastoreItem>
-</file>
-
-<file path=customXml/itemProps3.xml><?xml version="1.0" encoding="utf-8"?>
-<ds:datastoreItem xmlns:ds="http://schemas.openxmlformats.org/officeDocument/2006/customXml" ds:itemID="{B50D42DC-3FF5-43E9-AFFB-369101CF1449}">
-  <ds:schemaRefs>
-    <ds:schemaRef ds:uri="http://schemas.microsoft.com/sharepoint/v3/contenttype/forms"/>
-  </ds:schemaRefs>
-</ds:datastoreItem>
-</file>
-
-<file path=customXml/itemProps4.xml><?xml version="1.0" encoding="utf-8"?>
-<ds:datastoreItem xmlns:ds="http://schemas.openxmlformats.org/officeDocument/2006/customXml" ds:itemID="{D05AC8FE-10E1-4C37-8C88-D255A9E6B6BE}">
-  <ds:schemaRefs>
-    <ds:schemaRef ds:uri="http://schemas.openxmlformats.org/officeDocument/2006/bibliography"/>
-  </ds:schemaRefs>
-</ds:datastoreItem>
 </file>